--- a/src/Layers/W1/BaseApp/CRM/Reports/ContactCoverSheetBody.docx
+++ b/src/Layers/W1/BaseApp/CRM/Reports/ContactCoverSheetBody.docx
@@ -4,22 +4,23 @@
   <w:body>
     <w:tbl>
       <w:tblPr>
-        <w:tblStyle w:val="TableGrid"/>
-        <w:tblW w:w="10498" w:type="dxa"/>
+        <w:tblStyle w:val="BCTotalsTable"/>
+        <w:tblW w:w="5000" w:type="pct"/>
         <w:tblBorders>
-          <w:top w:val="none" w:color="auto" w:sz="0" w:space="0"/>
-          <w:left w:val="none" w:color="auto" w:sz="0" w:space="0"/>
-          <w:bottom w:val="none" w:color="auto" w:sz="0" w:space="0"/>
-          <w:right w:val="none" w:color="auto" w:sz="0" w:space="0"/>
-          <w:insideH w:val="none" w:color="auto" w:sz="0" w:space="0"/>
-          <w:insideV w:val="none" w:color="auto" w:sz="0" w:space="0"/>
+          <w:top w:val="none" w:sz="0" w:space="0" w:color="auto"/>
+          <w:left w:val="none" w:sz="0" w:space="0" w:color="auto"/>
+          <w:bottom w:val="none" w:sz="0" w:space="0" w:color="auto"/>
+          <w:right w:val="none" w:sz="0" w:space="0" w:color="auto"/>
+          <w:insideH w:val="none" w:sz="0" w:space="0" w:color="auto"/>
+          <w:insideV w:val="none" w:sz="0" w:space="0" w:color="auto"/>
         </w:tblBorders>
         <w:tblCellMar>
           <w:left w:w="0" w:type="dxa"/>
           <w:right w:w="0" w:type="dxa"/>
         </w:tblCellMar>
-        <w:tblLook w:val="04A0" w:firstRow="1" w:lastRow="0" w:firstColumn="1" w:lastColumn="0" w:noHBand="0" w:noVBand="1"/>
+        <w:tblLook w:val="0640" w:firstRow="0" w:lastRow="1" w:firstColumn="0" w:lastColumn="0" w:noHBand="1" w:noVBand="1"/>
         <w:tblCaption w:val="Address Block"/>
+        <w:tblDescription w:val="Document totals."/>
       </w:tblPr>
       <w:tblGrid>
         <w:gridCol w:w="5755"/>
@@ -28,15 +29,12 @@
       <w:tr>
         <w:trPr>
           <w:cnfStyle w:val="100000000000" w:firstRow="1" w:lastRow="0" w:firstColumn="0" w:lastColumn="0" w:oddVBand="0" w:evenVBand="0" w:oddHBand="0" w:evenHBand="0" w:firstRowFirstColumn="0" w:firstRowLastColumn="0" w:lastRowFirstColumn="0" w:lastRowLastColumn="0"/>
-          <w:trHeight w:val="302" w:hRule="exact"/>
+          <w:cantSplit/>
+          <w:trHeight w:hRule="atLeast" w:val="302"/>
         </w:trPr>
         <w:sdt>
           <w:sdtPr>
-            <w:rPr>
-              <w:rFonts w:ascii="Segoe UI Semibold" w:hAnsi="Segoe UI Semibold" w:cs="Segoe UI Semibold"/>
-              <w:sz w:val="22"/>
-              <w:szCs w:val="22"/>
-            </w:rPr>
+            <w:rPr/>
             <w:alias w:val="ContactAddress1"/>
             <w:tag w:val="#BC:InsertDataItem,DataItems/TempSegmentLine/ContactAddress1"/>
             <w:id w:val="-575054956"/>
@@ -45,7 +43,6 @@
             </w:placeholder>
             <w15:color w:val="808080"/>
             <w:text/>
-            <w:dataBinding w:prefixMappings="xmlns:ns0='urn:microsoft-dynamics-nav/reports/Contact_Cover_Sheet/5085/'" w:xpath="/ns0:NavWordReportXmlPart[1]/ns0:TempSegmentLine[1]/ns0:ContactAddress1[1]"/>
           </w:sdtPr>
           <w:sdtContent>
             <w:tc>
@@ -54,22 +51,10 @@
               </w:tcPr>
               <w:p>
                 <w:pPr>
-                  <w:spacing w:line="240" w:lineRule="exact"/>
-                  <w:rPr>
-                    <w:rFonts w:ascii="Aptos Display" w:hAnsi="Aptos Display" w:eastAsia="Aptos" w:cs="Segoe UI Semibold"/>
-                    <w:b/>
-                    <w:bCs/>
-                    <w:color w:val="242424"/>
-                    <w:sz w:val="22"/>
-                    <w:szCs w:val="22"/>
-                  </w:rPr>
+                  <w:pStyle w:val="NoSpacing"/>
+                  <w:spacing w:line="240" w:lineRule="auto"/>
                 </w:pPr>
                 <w:r>
-                  <w:rPr>
-                    <w:rFonts w:ascii="Segoe UI Semibold" w:hAnsi="Segoe UI Semibold" w:cs="Segoe UI Semibold"/>
-                    <w:sz w:val="22"/>
-                    <w:szCs w:val="22"/>
-                  </w:rPr>
                   <w:t>ContactAddress1</w:t>
                 </w:r>
               </w:p>
@@ -78,11 +63,7 @@
         </w:sdt>
         <w:sdt>
           <w:sdtPr>
-            <w:rPr>
-              <w:rFonts w:ascii="Segoe UI Semibold" w:hAnsi="Segoe UI Semibold" w:cs="Segoe UI Semibold"/>
-              <w:sz w:val="22"/>
-              <w:szCs w:val="22"/>
-            </w:rPr>
+            <w:rPr/>
             <w:alias w:val="CompanyAddress1"/>
             <w:tag w:val="#BC:InsertDataItem,DataItems/TempSegmentLine/CompanyAddress1"/>
             <w:id w:val="1939640230"/>
@@ -91,7 +72,6 @@
             </w:placeholder>
             <w15:color w:val="808080"/>
             <w:text/>
-            <w:dataBinding w:prefixMappings="xmlns:ns0='urn:microsoft-dynamics-nav/reports/Contact_Cover_Sheet/5085/'" w:xpath="/ns0:NavWordReportXmlPart[1]/ns0:TempSegmentLine[1]/ns0:CompanyAddress1[1]"/>
           </w:sdtPr>
           <w:sdtContent>
             <w:tc>
@@ -100,23 +80,11 @@
               </w:tcPr>
               <w:p>
                 <w:pPr>
-                  <w:spacing w:line="240" w:lineRule="exact"/>
+                  <w:pStyle w:val="BCNumber"/>
+                  <w:spacing w:line="240" w:lineRule="auto"/>
                   <w:jc w:val="right"/>
-                  <w:rPr>
-                    <w:rFonts w:ascii="Aptos Display" w:hAnsi="Aptos Display" w:eastAsia="Aptos" w:cs="Segoe UI Semibold"/>
-                    <w:b/>
-                    <w:bCs/>
-                    <w:color w:val="242424"/>
-                    <w:sz w:val="22"/>
-                    <w:szCs w:val="22"/>
-                  </w:rPr>
                 </w:pPr>
                 <w:r>
-                  <w:rPr>
-                    <w:rFonts w:ascii="Segoe UI Semibold" w:hAnsi="Segoe UI Semibold" w:cs="Segoe UI Semibold"/>
-                    <w:sz w:val="22"/>
-                    <w:szCs w:val="22"/>
-                  </w:rPr>
                   <w:t>CompanyAddress1</w:t>
                 </w:r>
               </w:p>
@@ -126,15 +94,12 @@
       </w:tr>
       <w:tr>
         <w:trPr>
-          <w:trHeight w:val="302" w:hRule="exact"/>
+          <w:cantSplit/>
+          <w:trHeight w:hRule="atLeast" w:val="302"/>
         </w:trPr>
         <w:sdt>
           <w:sdtPr>
-            <w:rPr>
-              <w:rFonts w:asciiTheme="minorHAnsi" w:hAnsiTheme="minorHAnsi"/>
-              <w:sz w:val="22"/>
-              <w:szCs w:val="22"/>
-            </w:rPr>
+            <w:rPr/>
             <w:alias w:val="ContactAddress2"/>
             <w:tag w:val="#BC:InsertDataItem,DataItems/TempSegmentLine/ContactAddress2"/>
             <w:id w:val="-825738205"/>
@@ -143,7 +108,6 @@
             </w:placeholder>
             <w15:color w:val="808080"/>
             <w:text/>
-            <w:dataBinding w:prefixMappings="xmlns:ns0='urn:microsoft-dynamics-nav/reports/Contact_Cover_Sheet/5085/'" w:xpath="/ns0:NavWordReportXmlPart[1]/ns0:TempSegmentLine[1]/ns0:ContactAddress2[1]"/>
           </w:sdtPr>
           <w:sdtContent>
             <w:tc>
@@ -152,20 +116,10 @@
               </w:tcPr>
               <w:p>
                 <w:pPr>
-                  <w:spacing w:line="240" w:lineRule="exact"/>
-                  <w:rPr>
-                    <w:rFonts w:ascii="Aptos" w:hAnsi="Aptos" w:eastAsia="Aptos" w:cs="Segoe UI"/>
-                    <w:color w:val="242424"/>
-                    <w:sz w:val="22"/>
-                    <w:szCs w:val="22"/>
-                  </w:rPr>
+                  <w:pStyle w:val="NoSpacing"/>
+                  <w:spacing w:line="240" w:lineRule="auto"/>
                 </w:pPr>
                 <w:r>
-                  <w:rPr>
-                    <w:rFonts w:asciiTheme="minorHAnsi" w:hAnsiTheme="minorHAnsi"/>
-                    <w:sz w:val="22"/>
-                    <w:szCs w:val="22"/>
-                  </w:rPr>
                   <w:t>ContactAddress2</w:t>
                 </w:r>
               </w:p>
@@ -174,11 +128,7 @@
         </w:sdt>
         <w:sdt>
           <w:sdtPr>
-            <w:rPr>
-              <w:rFonts w:asciiTheme="minorHAnsi" w:hAnsiTheme="minorHAnsi"/>
-              <w:sz w:val="22"/>
-              <w:szCs w:val="22"/>
-            </w:rPr>
+            <w:rPr/>
             <w:alias w:val="CompanyAddress2"/>
             <w:tag w:val="#BC:InsertDataItem,DataItems/TempSegmentLine/CompanyAddress2"/>
             <w:id w:val="-910615557"/>
@@ -187,7 +137,6 @@
             </w:placeholder>
             <w15:color w:val="808080"/>
             <w:text/>
-            <w:dataBinding w:prefixMappings="xmlns:ns0='urn:microsoft-dynamics-nav/reports/Contact_Cover_Sheet/5085/'" w:xpath="/ns0:NavWordReportXmlPart[1]/ns0:TempSegmentLine[1]/ns0:CompanyAddress2[1]"/>
           </w:sdtPr>
           <w:sdtContent>
             <w:tc>
@@ -196,21 +145,11 @@
               </w:tcPr>
               <w:p>
                 <w:pPr>
-                  <w:spacing w:line="240" w:lineRule="exact"/>
+                  <w:pStyle w:val="BCNumber"/>
+                  <w:spacing w:line="240" w:lineRule="auto"/>
                   <w:jc w:val="right"/>
-                  <w:rPr>
-                    <w:rFonts w:ascii="Aptos" w:hAnsi="Aptos" w:eastAsia="Aptos" w:cs="Segoe UI"/>
-                    <w:color w:val="242424"/>
-                    <w:sz w:val="22"/>
-                    <w:szCs w:val="22"/>
-                  </w:rPr>
                 </w:pPr>
                 <w:r>
-                  <w:rPr>
-                    <w:rFonts w:asciiTheme="minorHAnsi" w:hAnsiTheme="minorHAnsi"/>
-                    <w:sz w:val="22"/>
-                    <w:szCs w:val="22"/>
-                  </w:rPr>
                   <w:t>CompanyAddress2</w:t>
                 </w:r>
               </w:p>
@@ -220,15 +159,12 @@
       </w:tr>
       <w:tr>
         <w:trPr>
-          <w:trHeight w:val="302" w:hRule="exact"/>
+          <w:cantSplit/>
+          <w:trHeight w:hRule="atLeast" w:val="302"/>
         </w:trPr>
         <w:sdt>
           <w:sdtPr>
-            <w:rPr>
-              <w:rFonts w:asciiTheme="minorHAnsi" w:hAnsiTheme="minorHAnsi"/>
-              <w:sz w:val="22"/>
-              <w:szCs w:val="22"/>
-            </w:rPr>
+            <w:rPr/>
             <w:alias w:val="ContactAddress3"/>
             <w:tag w:val="#BC:InsertDataItem,DataItems/TempSegmentLine/ContactAddress3"/>
             <w:id w:val="1165361553"/>
@@ -237,7 +173,6 @@
             </w:placeholder>
             <w15:color w:val="808080"/>
             <w:text/>
-            <w:dataBinding w:prefixMappings="xmlns:ns0='urn:microsoft-dynamics-nav/reports/Contact_Cover_Sheet/5085/'" w:xpath="/ns0:NavWordReportXmlPart[1]/ns0:TempSegmentLine[1]/ns0:ContactAddress3[1]"/>
           </w:sdtPr>
           <w:sdtContent>
             <w:tc>
@@ -246,20 +181,10 @@
               </w:tcPr>
               <w:p>
                 <w:pPr>
-                  <w:spacing w:line="240" w:lineRule="exact"/>
-                  <w:rPr>
-                    <w:rFonts w:ascii="Aptos" w:hAnsi="Aptos" w:eastAsia="Aptos" w:cs="Segoe UI"/>
-                    <w:color w:val="242424"/>
-                    <w:sz w:val="22"/>
-                    <w:szCs w:val="22"/>
-                  </w:rPr>
+                  <w:pStyle w:val="NoSpacing"/>
+                  <w:spacing w:line="240" w:lineRule="auto"/>
                 </w:pPr>
                 <w:r>
-                  <w:rPr>
-                    <w:rFonts w:asciiTheme="minorHAnsi" w:hAnsiTheme="minorHAnsi"/>
-                    <w:sz w:val="22"/>
-                    <w:szCs w:val="22"/>
-                  </w:rPr>
                   <w:t>ContactAddress3</w:t>
                 </w:r>
               </w:p>
@@ -268,11 +193,7 @@
         </w:sdt>
         <w:sdt>
           <w:sdtPr>
-            <w:rPr>
-              <w:rFonts w:asciiTheme="minorHAnsi" w:hAnsiTheme="minorHAnsi"/>
-              <w:sz w:val="22"/>
-              <w:szCs w:val="22"/>
-            </w:rPr>
+            <w:rPr/>
             <w:alias w:val="CompanyAddress3"/>
             <w:tag w:val="#BC:InsertDataItem,DataItems/TempSegmentLine/CompanyAddress3"/>
             <w:id w:val="-531891836"/>
@@ -281,7 +202,6 @@
             </w:placeholder>
             <w15:color w:val="808080"/>
             <w:text/>
-            <w:dataBinding w:prefixMappings="xmlns:ns0='urn:microsoft-dynamics-nav/reports/Contact_Cover_Sheet/5085/'" w:xpath="/ns0:NavWordReportXmlPart[1]/ns0:TempSegmentLine[1]/ns0:CompanyAddress3[1]"/>
           </w:sdtPr>
           <w:sdtContent>
             <w:tc>
@@ -290,21 +210,11 @@
               </w:tcPr>
               <w:p>
                 <w:pPr>
-                  <w:spacing w:line="240" w:lineRule="exact"/>
+                  <w:pStyle w:val="BCNumber"/>
+                  <w:spacing w:line="240" w:lineRule="auto"/>
                   <w:jc w:val="right"/>
-                  <w:rPr>
-                    <w:rFonts w:ascii="Aptos" w:hAnsi="Aptos" w:eastAsia="Aptos" w:cs="Segoe UI"/>
-                    <w:color w:val="242424"/>
-                    <w:sz w:val="22"/>
-                    <w:szCs w:val="22"/>
-                  </w:rPr>
                 </w:pPr>
                 <w:r>
-                  <w:rPr>
-                    <w:rFonts w:asciiTheme="minorHAnsi" w:hAnsiTheme="minorHAnsi"/>
-                    <w:sz w:val="22"/>
-                    <w:szCs w:val="22"/>
-                  </w:rPr>
                   <w:t>CompanyAddress3</w:t>
                 </w:r>
               </w:p>
@@ -314,15 +224,12 @@
       </w:tr>
       <w:tr>
         <w:trPr>
-          <w:trHeight w:val="302" w:hRule="exact"/>
+          <w:cantSplit/>
+          <w:trHeight w:hRule="atLeast" w:val="302"/>
         </w:trPr>
         <w:sdt>
           <w:sdtPr>
-            <w:rPr>
-              <w:rFonts w:asciiTheme="minorHAnsi" w:hAnsiTheme="minorHAnsi"/>
-              <w:sz w:val="22"/>
-              <w:szCs w:val="22"/>
-            </w:rPr>
+            <w:rPr/>
             <w:alias w:val="ContactAddress4"/>
             <w:tag w:val="#BC:InsertDataItem,DataItems/TempSegmentLine/ContactAddress4"/>
             <w:id w:val="-1774397086"/>
@@ -331,7 +238,6 @@
             </w:placeholder>
             <w15:color w:val="808080"/>
             <w:text/>
-            <w:dataBinding w:prefixMappings="xmlns:ns0='urn:microsoft-dynamics-nav/reports/Contact_Cover_Sheet/5085/'" w:xpath="/ns0:NavWordReportXmlPart[1]/ns0:TempSegmentLine[1]/ns0:ContactAddress4[1]"/>
           </w:sdtPr>
           <w:sdtContent>
             <w:tc>
@@ -340,20 +246,10 @@
               </w:tcPr>
               <w:p>
                 <w:pPr>
-                  <w:spacing w:line="240" w:lineRule="exact"/>
-                  <w:rPr>
-                    <w:rFonts w:ascii="Aptos" w:hAnsi="Aptos" w:eastAsia="Aptos" w:cs="Segoe UI"/>
-                    <w:color w:val="242424"/>
-                    <w:sz w:val="22"/>
-                    <w:szCs w:val="22"/>
-                  </w:rPr>
+                  <w:pStyle w:val="NoSpacing"/>
+                  <w:spacing w:line="240" w:lineRule="auto"/>
                 </w:pPr>
                 <w:r>
-                  <w:rPr>
-                    <w:rFonts w:asciiTheme="minorHAnsi" w:hAnsiTheme="minorHAnsi"/>
-                    <w:sz w:val="22"/>
-                    <w:szCs w:val="22"/>
-                  </w:rPr>
                   <w:t>ContactAddress4</w:t>
                 </w:r>
               </w:p>
@@ -362,11 +258,7 @@
         </w:sdt>
         <w:sdt>
           <w:sdtPr>
-            <w:rPr>
-              <w:rFonts w:asciiTheme="minorHAnsi" w:hAnsiTheme="minorHAnsi"/>
-              <w:sz w:val="22"/>
-              <w:szCs w:val="22"/>
-            </w:rPr>
+            <w:rPr/>
             <w:alias w:val="CompanyAddress4"/>
             <w:tag w:val="#BC:InsertDataItem,DataItems/TempSegmentLine/CompanyAddress4"/>
             <w:id w:val="2010480356"/>
@@ -375,7 +267,6 @@
             </w:placeholder>
             <w15:color w:val="808080"/>
             <w:text/>
-            <w:dataBinding w:prefixMappings="xmlns:ns0='urn:microsoft-dynamics-nav/reports/Contact_Cover_Sheet/5085/'" w:xpath="/ns0:NavWordReportXmlPart[1]/ns0:TempSegmentLine[1]/ns0:CompanyAddress4[1]"/>
           </w:sdtPr>
           <w:sdtContent>
             <w:tc>
@@ -384,21 +275,11 @@
               </w:tcPr>
               <w:p>
                 <w:pPr>
-                  <w:spacing w:line="240" w:lineRule="exact"/>
+                  <w:pStyle w:val="BCNumber"/>
+                  <w:spacing w:line="240" w:lineRule="auto"/>
                   <w:jc w:val="right"/>
-                  <w:rPr>
-                    <w:rFonts w:ascii="Aptos" w:hAnsi="Aptos" w:eastAsia="Aptos" w:cs="Segoe UI"/>
-                    <w:color w:val="242424"/>
-                    <w:sz w:val="22"/>
-                    <w:szCs w:val="22"/>
-                  </w:rPr>
                 </w:pPr>
                 <w:r>
-                  <w:rPr>
-                    <w:rFonts w:asciiTheme="minorHAnsi" w:hAnsiTheme="minorHAnsi"/>
-                    <w:sz w:val="22"/>
-                    <w:szCs w:val="22"/>
-                  </w:rPr>
                   <w:t>CompanyAddress4</w:t>
                 </w:r>
               </w:p>
@@ -408,15 +289,12 @@
       </w:tr>
       <w:tr>
         <w:trPr>
-          <w:trHeight w:val="302" w:hRule="exact"/>
+          <w:cantSplit/>
+          <w:trHeight w:hRule="atLeast" w:val="302"/>
         </w:trPr>
         <w:sdt>
           <w:sdtPr>
-            <w:rPr>
-              <w:rFonts w:asciiTheme="minorHAnsi" w:hAnsiTheme="minorHAnsi"/>
-              <w:sz w:val="22"/>
-              <w:szCs w:val="22"/>
-            </w:rPr>
+            <w:rPr/>
             <w:alias w:val="ContactAddress5"/>
             <w:tag w:val="#BC:InsertDataItem,DataItems/TempSegmentLine/ContactAddress5"/>
             <w:id w:val="2038930883"/>
@@ -425,7 +303,6 @@
             </w:placeholder>
             <w15:color w:val="808080"/>
             <w:text/>
-            <w:dataBinding w:prefixMappings="xmlns:ns0='urn:microsoft-dynamics-nav/reports/Contact_Cover_Sheet/5085/'" w:xpath="/ns0:NavWordReportXmlPart[1]/ns0:TempSegmentLine[1]/ns0:ContactAddress5[1]"/>
           </w:sdtPr>
           <w:sdtContent>
             <w:tc>
@@ -434,20 +311,10 @@
               </w:tcPr>
               <w:p>
                 <w:pPr>
-                  <w:spacing w:line="240" w:lineRule="exact"/>
-                  <w:rPr>
-                    <w:rFonts w:ascii="Aptos" w:hAnsi="Aptos" w:eastAsia="Aptos" w:cs="Segoe UI"/>
-                    <w:color w:val="242424"/>
-                    <w:sz w:val="22"/>
-                    <w:szCs w:val="22"/>
-                  </w:rPr>
+                  <w:pStyle w:val="NoSpacing"/>
+                  <w:spacing w:line="240" w:lineRule="auto"/>
                 </w:pPr>
                 <w:r>
-                  <w:rPr>
-                    <w:rFonts w:asciiTheme="minorHAnsi" w:hAnsiTheme="minorHAnsi"/>
-                    <w:sz w:val="22"/>
-                    <w:szCs w:val="22"/>
-                  </w:rPr>
                   <w:t>ContactAddress5</w:t>
                 </w:r>
               </w:p>
@@ -456,11 +323,7 @@
         </w:sdt>
         <w:sdt>
           <w:sdtPr>
-            <w:rPr>
-              <w:rFonts w:asciiTheme="minorHAnsi" w:hAnsiTheme="minorHAnsi"/>
-              <w:sz w:val="22"/>
-              <w:szCs w:val="22"/>
-            </w:rPr>
+            <w:rPr/>
             <w:alias w:val="CompanyAddress5"/>
             <w:tag w:val="#BC:InsertDataItem,DataItems/TempSegmentLine/CompanyAddress5"/>
             <w:id w:val="-649751174"/>
@@ -469,7 +332,6 @@
             </w:placeholder>
             <w15:color w:val="808080"/>
             <w:text/>
-            <w:dataBinding w:prefixMappings="xmlns:ns0='urn:microsoft-dynamics-nav/reports/Contact_Cover_Sheet/5085/'" w:xpath="/ns0:NavWordReportXmlPart[1]/ns0:TempSegmentLine[1]/ns0:CompanyAddress5[1]"/>
           </w:sdtPr>
           <w:sdtContent>
             <w:tc>
@@ -478,21 +340,11 @@
               </w:tcPr>
               <w:p>
                 <w:pPr>
-                  <w:spacing w:line="240" w:lineRule="exact"/>
+                  <w:pStyle w:val="BCNumber"/>
+                  <w:spacing w:line="240" w:lineRule="auto"/>
                   <w:jc w:val="right"/>
-                  <w:rPr>
-                    <w:rFonts w:ascii="Aptos" w:hAnsi="Aptos" w:eastAsia="Aptos" w:cs="Segoe UI"/>
-                    <w:color w:val="242424"/>
-                    <w:sz w:val="22"/>
-                    <w:szCs w:val="22"/>
-                  </w:rPr>
                 </w:pPr>
                 <w:r>
-                  <w:rPr>
-                    <w:rFonts w:asciiTheme="minorHAnsi" w:hAnsiTheme="minorHAnsi"/>
-                    <w:sz w:val="22"/>
-                    <w:szCs w:val="22"/>
-                  </w:rPr>
                   <w:t>CompanyAddress5</w:t>
                 </w:r>
               </w:p>
@@ -502,15 +354,12 @@
       </w:tr>
       <w:tr>
         <w:trPr>
-          <w:trHeight w:val="302" w:hRule="exact"/>
+          <w:cantSplit/>
+          <w:trHeight w:hRule="atLeast" w:val="302"/>
         </w:trPr>
         <w:sdt>
           <w:sdtPr>
-            <w:rPr>
-              <w:rFonts w:asciiTheme="minorHAnsi" w:hAnsiTheme="minorHAnsi"/>
-              <w:sz w:val="22"/>
-              <w:szCs w:val="22"/>
-            </w:rPr>
+            <w:rPr/>
             <w:alias w:val="ContactAddress6"/>
             <w:tag w:val="#BC:InsertDataItem,DataItems/TempSegmentLine/ContactAddress6"/>
             <w:id w:val="2058659818"/>
@@ -519,7 +368,6 @@
             </w:placeholder>
             <w15:color w:val="808080"/>
             <w:text/>
-            <w:dataBinding w:prefixMappings="xmlns:ns0='urn:microsoft-dynamics-nav/reports/Contact_Cover_Sheet/5085/'" w:xpath="/ns0:NavWordReportXmlPart[1]/ns0:TempSegmentLine[1]/ns0:ContactAddress6[1]"/>
           </w:sdtPr>
           <w:sdtContent>
             <w:tc>
@@ -528,20 +376,10 @@
               </w:tcPr>
               <w:p>
                 <w:pPr>
-                  <w:spacing w:line="240" w:lineRule="exact"/>
-                  <w:rPr>
-                    <w:rFonts w:ascii="Aptos" w:hAnsi="Aptos" w:eastAsia="Aptos" w:cs="Segoe UI"/>
-                    <w:color w:val="242424"/>
-                    <w:sz w:val="22"/>
-                    <w:szCs w:val="22"/>
-                  </w:rPr>
+                  <w:pStyle w:val="NoSpacing"/>
+                  <w:spacing w:line="240" w:lineRule="auto"/>
                 </w:pPr>
                 <w:r>
-                  <w:rPr>
-                    <w:rFonts w:asciiTheme="minorHAnsi" w:hAnsiTheme="minorHAnsi"/>
-                    <w:sz w:val="22"/>
-                    <w:szCs w:val="22"/>
-                  </w:rPr>
                   <w:t>ContactAddress6</w:t>
                 </w:r>
               </w:p>
@@ -550,11 +388,7 @@
         </w:sdt>
         <w:sdt>
           <w:sdtPr>
-            <w:rPr>
-              <w:rFonts w:asciiTheme="minorHAnsi" w:hAnsiTheme="minorHAnsi"/>
-              <w:sz w:val="22"/>
-              <w:szCs w:val="22"/>
-            </w:rPr>
+            <w:rPr/>
             <w:alias w:val="CompanyAddress6"/>
             <w:tag w:val="#BC:InsertDataItem,DataItems/TempSegmentLine/CompanyAddress6"/>
             <w:id w:val="-1993939225"/>
@@ -563,7 +397,6 @@
             </w:placeholder>
             <w15:color w:val="808080"/>
             <w:text/>
-            <w:dataBinding w:prefixMappings="xmlns:ns0='urn:microsoft-dynamics-nav/reports/Contact_Cover_Sheet/5085/'" w:xpath="/ns0:NavWordReportXmlPart[1]/ns0:TempSegmentLine[1]/ns0:CompanyAddress6[1]"/>
           </w:sdtPr>
           <w:sdtContent>
             <w:tc>
@@ -572,21 +405,11 @@
               </w:tcPr>
               <w:p>
                 <w:pPr>
-                  <w:spacing w:line="240" w:lineRule="exact"/>
+                  <w:pStyle w:val="BCNumber"/>
+                  <w:spacing w:line="240" w:lineRule="auto"/>
                   <w:jc w:val="right"/>
-                  <w:rPr>
-                    <w:rFonts w:ascii="Aptos" w:hAnsi="Aptos" w:eastAsia="Aptos" w:cs="Segoe UI"/>
-                    <w:color w:val="242424"/>
-                    <w:sz w:val="22"/>
-                    <w:szCs w:val="22"/>
-                  </w:rPr>
                 </w:pPr>
                 <w:r>
-                  <w:rPr>
-                    <w:rFonts w:asciiTheme="minorHAnsi" w:hAnsiTheme="minorHAnsi"/>
-                    <w:sz w:val="22"/>
-                    <w:szCs w:val="22"/>
-                  </w:rPr>
                   <w:t>CompanyAddress6</w:t>
                 </w:r>
               </w:p>
@@ -596,15 +419,12 @@
       </w:tr>
       <w:tr>
         <w:trPr>
-          <w:trHeight w:val="302" w:hRule="exact"/>
+          <w:cantSplit/>
+          <w:trHeight w:hRule="atLeast" w:val="302"/>
         </w:trPr>
         <w:sdt>
           <w:sdtPr>
-            <w:rPr>
-              <w:rFonts w:asciiTheme="minorHAnsi" w:hAnsiTheme="minorHAnsi"/>
-              <w:sz w:val="22"/>
-              <w:szCs w:val="22"/>
-            </w:rPr>
+            <w:rPr/>
             <w:alias w:val="ContactAddress7"/>
             <w:tag w:val="#BC:InsertDataItem,DataItems/TempSegmentLine/ContactAddress7"/>
             <w:id w:val="1872262947"/>
@@ -613,7 +433,6 @@
             </w:placeholder>
             <w15:color w:val="808080"/>
             <w:text/>
-            <w:dataBinding w:prefixMappings="xmlns:ns0='urn:microsoft-dynamics-nav/reports/Contact_Cover_Sheet/5085/'" w:xpath="/ns0:NavWordReportXmlPart[1]/ns0:TempSegmentLine[1]/ns0:ContactAddress7[1]"/>
           </w:sdtPr>
           <w:sdtContent>
             <w:tc>
@@ -622,20 +441,10 @@
               </w:tcPr>
               <w:p>
                 <w:pPr>
-                  <w:spacing w:line="240" w:lineRule="exact"/>
-                  <w:rPr>
-                    <w:rFonts w:ascii="Aptos" w:hAnsi="Aptos" w:eastAsia="Aptos" w:cs="Segoe UI"/>
-                    <w:color w:val="242424"/>
-                    <w:sz w:val="22"/>
-                    <w:szCs w:val="22"/>
-                  </w:rPr>
+                  <w:pStyle w:val="NoSpacing"/>
+                  <w:spacing w:line="240" w:lineRule="auto"/>
                 </w:pPr>
                 <w:r>
-                  <w:rPr>
-                    <w:rFonts w:asciiTheme="minorHAnsi" w:hAnsiTheme="minorHAnsi"/>
-                    <w:sz w:val="22"/>
-                    <w:szCs w:val="22"/>
-                  </w:rPr>
                   <w:t>ContactAddress7</w:t>
                 </w:r>
               </w:p>
@@ -644,11 +453,7 @@
         </w:sdt>
         <w:sdt>
           <w:sdtPr>
-            <w:rPr>
-              <w:rFonts w:asciiTheme="minorHAnsi" w:hAnsiTheme="minorHAnsi"/>
-              <w:sz w:val="22"/>
-              <w:szCs w:val="22"/>
-            </w:rPr>
+            <w:rPr/>
             <w:alias w:val="CompanyAddress7"/>
             <w:tag w:val="#BC:InsertDataItem,DataItems/TempSegmentLine/CompanyAddress7"/>
             <w:id w:val="-789976562"/>
@@ -657,7 +462,6 @@
             </w:placeholder>
             <w15:color w:val="808080"/>
             <w:text/>
-            <w:dataBinding w:prefixMappings="xmlns:ns0='urn:microsoft-dynamics-nav/reports/Contact_Cover_Sheet/5085/'" w:xpath="/ns0:NavWordReportXmlPart[1]/ns0:TempSegmentLine[1]/ns0:CompanyAddress7[1]"/>
           </w:sdtPr>
           <w:sdtContent>
             <w:tc>
@@ -666,21 +470,11 @@
               </w:tcPr>
               <w:p>
                 <w:pPr>
-                  <w:spacing w:line="240" w:lineRule="exact"/>
+                  <w:pStyle w:val="BCNumber"/>
+                  <w:spacing w:line="240" w:lineRule="auto"/>
                   <w:jc w:val="right"/>
-                  <w:rPr>
-                    <w:rFonts w:ascii="Aptos" w:hAnsi="Aptos" w:eastAsia="Aptos" w:cs="Segoe UI"/>
-                    <w:color w:val="242424"/>
-                    <w:sz w:val="22"/>
-                    <w:szCs w:val="22"/>
-                  </w:rPr>
                 </w:pPr>
                 <w:r>
-                  <w:rPr>
-                    <w:rFonts w:asciiTheme="minorHAnsi" w:hAnsiTheme="minorHAnsi"/>
-                    <w:sz w:val="22"/>
-                    <w:szCs w:val="22"/>
-                  </w:rPr>
                   <w:t>CompanyAddress7</w:t>
                 </w:r>
               </w:p>
@@ -690,15 +484,12 @@
       </w:tr>
       <w:tr>
         <w:trPr>
-          <w:trHeight w:val="302" w:hRule="exact"/>
+          <w:cantSplit/>
+          <w:trHeight w:hRule="atLeast" w:val="302"/>
         </w:trPr>
         <w:sdt>
           <w:sdtPr>
-            <w:rPr>
-              <w:rFonts w:asciiTheme="minorHAnsi" w:hAnsiTheme="minorHAnsi"/>
-              <w:sz w:val="22"/>
-              <w:szCs w:val="22"/>
-            </w:rPr>
+            <w:rPr/>
             <w:alias w:val="ContactAddress8"/>
             <w:tag w:val="#BC:InsertDataItem,DataItems/TempSegmentLine/ContactAddress8"/>
             <w:id w:val="45810648"/>
@@ -707,7 +498,6 @@
             </w:placeholder>
             <w15:color w:val="808080"/>
             <w:text/>
-            <w:dataBinding w:prefixMappings="xmlns:ns0='urn:microsoft-dynamics-nav/reports/Contact_Cover_Sheet/5085/'" w:xpath="/ns0:NavWordReportXmlPart[1]/ns0:TempSegmentLine[1]/ns0:ContactAddress8[1]"/>
           </w:sdtPr>
           <w:sdtContent>
             <w:tc>
@@ -716,20 +506,10 @@
               </w:tcPr>
               <w:p>
                 <w:pPr>
-                  <w:spacing w:line="240" w:lineRule="exact"/>
-                  <w:rPr>
-                    <w:rFonts w:ascii="Aptos" w:hAnsi="Aptos" w:eastAsia="Aptos" w:cs="Segoe UI"/>
-                    <w:color w:val="242424"/>
-                    <w:sz w:val="22"/>
-                    <w:szCs w:val="22"/>
-                  </w:rPr>
+                  <w:pStyle w:val="BCLabel"/>
+                  <w:spacing w:line="240" w:lineRule="auto"/>
                 </w:pPr>
                 <w:r>
-                  <w:rPr>
-                    <w:rFonts w:asciiTheme="minorHAnsi" w:hAnsiTheme="minorHAnsi"/>
-                    <w:sz w:val="22"/>
-                    <w:szCs w:val="22"/>
-                  </w:rPr>
                   <w:t>ContactAddress8</w:t>
                 </w:r>
               </w:p>
@@ -738,11 +518,7 @@
         </w:sdt>
         <w:sdt>
           <w:sdtPr>
-            <w:rPr>
-              <w:rFonts w:asciiTheme="minorHAnsi" w:hAnsiTheme="minorHAnsi"/>
-              <w:sz w:val="22"/>
-              <w:szCs w:val="22"/>
-            </w:rPr>
+            <w:rPr/>
             <w:alias w:val="CompanyAddress8"/>
             <w:tag w:val="#BC:InsertDataItem,DataItems/TempSegmentLine/CompanyAddress8"/>
             <w:id w:val="-337152210"/>
@@ -751,7 +527,6 @@
             </w:placeholder>
             <w15:color w:val="808080"/>
             <w:text/>
-            <w:dataBinding w:prefixMappings="xmlns:ns0='urn:microsoft-dynamics-nav/reports/Contact_Cover_Sheet/5085/'" w:xpath="/ns0:NavWordReportXmlPart[1]/ns0:TempSegmentLine[1]/ns0:CompanyAddress8[1]"/>
           </w:sdtPr>
           <w:sdtContent>
             <w:tc>
@@ -760,21 +535,11 @@
               </w:tcPr>
               <w:p>
                 <w:pPr>
-                  <w:spacing w:line="240" w:lineRule="exact"/>
+                  <w:pStyle w:val="BCLabelNumber"/>
+                  <w:spacing w:line="240" w:lineRule="auto"/>
                   <w:jc w:val="right"/>
-                  <w:rPr>
-                    <w:rFonts w:ascii="Aptos" w:hAnsi="Aptos" w:eastAsia="Aptos" w:cs="Segoe UI"/>
-                    <w:color w:val="242424"/>
-                    <w:sz w:val="22"/>
-                    <w:szCs w:val="22"/>
-                  </w:rPr>
                 </w:pPr>
                 <w:r>
-                  <w:rPr>
-                    <w:rFonts w:asciiTheme="minorHAnsi" w:hAnsiTheme="minorHAnsi"/>
-                    <w:sz w:val="22"/>
-                    <w:szCs w:val="22"/>
-                  </w:rPr>
                   <w:t>CompanyAddress8</w:t>
                 </w:r>
               </w:p>
@@ -786,57 +551,49 @@
     <w:p/>
     <w:tbl>
       <w:tblPr>
-        <w:tblStyle w:val="TableGrid"/>
-        <w:tblW w:w="10498" w:type="dxa"/>
+        <w:tblStyle w:val="BCBlockTable"/>
+        <w:tblW w:w="5000" w:type="pct"/>
         <w:tblBorders>
-          <w:top w:val="none" w:color="auto" w:sz="0" w:space="0"/>
-          <w:left w:val="none" w:color="auto" w:sz="0" w:space="0"/>
-          <w:bottom w:val="none" w:color="auto" w:sz="0" w:space="0"/>
-          <w:right w:val="none" w:color="auto" w:sz="0" w:space="0"/>
-          <w:insideH w:val="none" w:color="auto" w:sz="0" w:space="0"/>
-          <w:insideV w:val="none" w:color="auto" w:sz="0" w:space="0"/>
+          <w:top w:val="none" w:sz="0" w:space="0" w:color="auto"/>
+          <w:left w:val="none" w:sz="0" w:space="0" w:color="auto"/>
+          <w:bottom w:val="none" w:sz="0" w:space="0" w:color="auto"/>
+          <w:right w:val="none" w:sz="0" w:space="0" w:color="auto"/>
+          <w:insideH w:val="none" w:sz="0" w:space="0" w:color="auto"/>
+          <w:insideV w:val="none" w:sz="0" w:space="0" w:color="auto"/>
         </w:tblBorders>
-        <w:tblLayout w:type="fixed"/>
         <w:tblCellMar>
           <w:left w:w="0" w:type="dxa"/>
           <w:right w:w="0" w:type="dxa"/>
         </w:tblCellMar>
-        <w:tblLook w:val="04A0" w:firstRow="1" w:lastRow="0" w:firstColumn="1" w:lastColumn="0" w:noHBand="0" w:noVBand="1"/>
+        <w:tblLook w:val="0620" w:firstRow="1" w:lastRow="0" w:firstColumn="0" w:lastColumn="0" w:noHBand="1" w:noVBand="1"/>
+        <w:tblCaption w:val="Table 2"/>
+        <w:tblDescription w:val="Layout table. Used for positioning, not for tabular data."/>
       </w:tblPr>
       <w:tblGrid>
         <w:gridCol w:w="2624"/>
-        <w:gridCol w:w="2625"/>
         <w:gridCol w:w="2624"/>
-        <w:gridCol w:w="2625"/>
+        <w:gridCol w:w="2624"/>
+        <w:gridCol w:w="2624"/>
       </w:tblGrid>
       <w:tr>
         <w:trPr>
           <w:cnfStyle w:val="100000000000" w:firstRow="1" w:lastRow="0" w:firstColumn="0" w:lastColumn="0" w:oddVBand="0" w:evenVBand="0" w:oddHBand="0" w:evenHBand="0" w:firstRowFirstColumn="0" w:firstRowLastColumn="0" w:lastRowFirstColumn="0" w:lastRowLastColumn="0"/>
+          <w:cantSplit/>
           <w:trHeight w:val="254"/>
         </w:trPr>
         <w:tc>
           <w:tcPr>
-            <w:tcW w:w="3364" w:type="dxa"/>
+            <w:tcW w:w="1250" w:type="pct"/>
           </w:tcPr>
           <w:p>
             <w:pPr>
-              <w:pStyle w:val="Heading2"/>
+              <w:pStyle w:val="BCLabel"/>
               <w:spacing w:before="0" w:after="0" w:line="278" w:lineRule="auto"/>
-              <w:rPr>
-                <w:rFonts w:ascii="Segoe UI Semibold" w:hAnsi="Segoe UI Semibold" w:cs="Segoe UI Semibold"/>
-                <w:color w:val="auto"/>
-                <w:sz w:val="22"/>
-                <w:szCs w:val="22"/>
-              </w:rPr>
             </w:pPr>
             <w:sdt>
               <w:sdtPr>
                 <w:rPr>
                   <w:rStyle w:val="Heading2Char"/>
-                  <w:rFonts w:ascii="Segoe UI Semibold" w:hAnsi="Segoe UI Semibold" w:cs="Segoe UI Semibold"/>
-                  <w:color w:val="auto"/>
-                  <w:sz w:val="22"/>
-                  <w:szCs w:val="22"/>
                 </w:rPr>
                 <w:alias w:val="VATRegNoTxt"/>
                 <w:tag w:val="#BC:InsertDataItem,DataItems/TempSegmentLine/VATRegNoTxt"/>
@@ -846,17 +603,12 @@
                 </w:placeholder>
                 <w15:color w:val="808080"/>
                 <w:text/>
-                <w:dataBinding w:prefixMappings="xmlns:ns0='urn:microsoft-dynamics-nav/reports/Contact_Cover_Sheet/5085/'" w:xpath="/ns0:NavWordReportXmlPart[1]/ns0:TempSegmentLine[1]/ns0:VATRegNoTxt[1]"/>
               </w:sdtPr>
               <w:sdtContent>
                 <w:proofErr w:type="spellStart"/>
                 <w:r>
                   <w:rPr>
                     <w:rStyle w:val="Heading2Char"/>
-                    <w:rFonts w:ascii="Segoe UI Semibold" w:hAnsi="Segoe UI Semibold" w:cs="Segoe UI Semibold"/>
-                    <w:color w:val="auto"/>
-                    <w:sz w:val="22"/>
-                    <w:szCs w:val="22"/>
                   </w:rPr>
                   <w:t>VATRegNoTxt</w:t>
                 </w:r>
@@ -867,27 +619,17 @@
         </w:tc>
         <w:tc>
           <w:tcPr>
-            <w:tcW w:w="3365" w:type="dxa"/>
+            <w:tcW w:w="1250" w:type="pct"/>
           </w:tcPr>
           <w:p>
             <w:pPr>
-              <w:pStyle w:val="Heading2"/>
+              <w:pStyle w:val="BCLabel"/>
               <w:spacing w:before="0" w:after="0" w:line="278" w:lineRule="auto"/>
-              <w:rPr>
-                <w:rFonts w:ascii="Segoe UI Semibold" w:hAnsi="Segoe UI Semibold" w:cs="Segoe UI Semibold"/>
-                <w:color w:val="auto"/>
-                <w:sz w:val="22"/>
-                <w:szCs w:val="22"/>
-              </w:rPr>
             </w:pPr>
             <w:sdt>
               <w:sdtPr>
                 <w:rPr>
                   <w:rStyle w:val="Heading2Char"/>
-                  <w:rFonts w:ascii="Segoe UI Semibold" w:hAnsi="Segoe UI Semibold" w:cs="Segoe UI Semibold"/>
-                  <w:color w:val="auto"/>
-                  <w:sz w:val="22"/>
-                  <w:szCs w:val="22"/>
                 </w:rPr>
                 <w:alias w:val="GiroNoTxt"/>
                 <w:tag w:val="#BC:InsertDataItem,DataItems/TempSegmentLine/GiroNoTxt"/>
@@ -897,17 +639,12 @@
                 </w:placeholder>
                 <w15:color w:val="808080"/>
                 <w:text/>
-                <w:dataBinding w:prefixMappings="xmlns:ns0='urn:microsoft-dynamics-nav/reports/Contact_Cover_Sheet/5085/'" w:xpath="/ns0:NavWordReportXmlPart[1]/ns0:TempSegmentLine[1]/ns0:GiroNoTxt[1]"/>
               </w:sdtPr>
               <w:sdtContent>
                 <w:proofErr w:type="spellStart"/>
                 <w:r>
                   <w:rPr>
                     <w:rStyle w:val="Heading2Char"/>
-                    <w:rFonts w:ascii="Segoe UI Semibold" w:hAnsi="Segoe UI Semibold" w:cs="Segoe UI Semibold"/>
-                    <w:color w:val="auto"/>
-                    <w:sz w:val="22"/>
-                    <w:szCs w:val="22"/>
                   </w:rPr>
                   <w:t>GiroNoTxt</w:t>
                 </w:r>
@@ -918,27 +655,17 @@
         </w:tc>
         <w:tc>
           <w:tcPr>
-            <w:tcW w:w="3364" w:type="dxa"/>
+            <w:tcW w:w="1250" w:type="pct"/>
           </w:tcPr>
           <w:p>
             <w:pPr>
-              <w:pStyle w:val="Heading2"/>
+              <w:pStyle w:val="BCLabel"/>
               <w:spacing w:before="0" w:after="0" w:line="278" w:lineRule="auto"/>
-              <w:rPr>
-                <w:rFonts w:ascii="Segoe UI Semibold" w:hAnsi="Segoe UI Semibold" w:cs="Segoe UI Semibold"/>
-                <w:color w:val="auto"/>
-                <w:sz w:val="22"/>
-                <w:szCs w:val="22"/>
-              </w:rPr>
             </w:pPr>
             <w:sdt>
               <w:sdtPr>
                 <w:rPr>
                   <w:rStyle w:val="Heading2Char"/>
-                  <w:rFonts w:ascii="Segoe UI Semibold" w:hAnsi="Segoe UI Semibold" w:cs="Segoe UI Semibold"/>
-                  <w:color w:val="auto"/>
-                  <w:sz w:val="22"/>
-                  <w:szCs w:val="22"/>
                 </w:rPr>
                 <w:alias w:val="BankTxt"/>
                 <w:tag w:val="#BC:InsertDataItem,DataItems/TempSegmentLine/BankTxt"/>
@@ -948,17 +675,12 @@
                 </w:placeholder>
                 <w15:color w:val="808080"/>
                 <w:text/>
-                <w:dataBinding w:prefixMappings="xmlns:ns0='urn:microsoft-dynamics-nav/reports/Contact_Cover_Sheet/5085/'" w:xpath="/ns0:NavWordReportXmlPart[1]/ns0:TempSegmentLine[1]/ns0:BankTxt[1]"/>
               </w:sdtPr>
               <w:sdtContent>
                 <w:proofErr w:type="spellStart"/>
                 <w:r>
                   <w:rPr>
                     <w:rStyle w:val="Heading2Char"/>
-                    <w:rFonts w:ascii="Segoe UI Semibold" w:hAnsi="Segoe UI Semibold" w:cs="Segoe UI Semibold"/>
-                    <w:color w:val="auto"/>
-                    <w:sz w:val="22"/>
-                    <w:szCs w:val="22"/>
                   </w:rPr>
                   <w:t>BankTxt</w:t>
                 </w:r>
@@ -969,27 +691,17 @@
         </w:tc>
         <w:tc>
           <w:tcPr>
-            <w:tcW w:w="3365" w:type="dxa"/>
+            <w:tcW w:w="1250" w:type="pct"/>
           </w:tcPr>
           <w:p>
             <w:pPr>
-              <w:pStyle w:val="Heading2"/>
+              <w:pStyle w:val="BCLabel"/>
               <w:spacing w:before="0" w:after="0" w:line="278" w:lineRule="auto"/>
-              <w:rPr>
-                <w:rFonts w:ascii="Segoe UI Semibold" w:hAnsi="Segoe UI Semibold" w:cs="Segoe UI Semibold"/>
-                <w:color w:val="auto"/>
-                <w:sz w:val="22"/>
-                <w:szCs w:val="22"/>
-              </w:rPr>
             </w:pPr>
             <w:sdt>
               <w:sdtPr>
                 <w:rPr>
                   <w:rStyle w:val="Heading2Char"/>
-                  <w:rFonts w:ascii="Segoe UI Semibold" w:hAnsi="Segoe UI Semibold" w:cs="Segoe UI Semibold"/>
-                  <w:color w:val="auto"/>
-                  <w:sz w:val="22"/>
-                  <w:szCs w:val="22"/>
                 </w:rPr>
                 <w:alias w:val="BankAccountTxt"/>
                 <w:tag w:val="#BC:InsertDataItem,DataItems/TempSegmentLine/BankAccountTxt"/>
@@ -999,17 +711,12 @@
                 </w:placeholder>
                 <w15:color w:val="808080"/>
                 <w:text/>
-                <w:dataBinding w:prefixMappings="xmlns:ns0='urn:microsoft-dynamics-nav/reports/Contact_Cover_Sheet/5085/'" w:xpath="/ns0:NavWordReportXmlPart[1]/ns0:TempSegmentLine[1]/ns0:BankAccountTxt[1]"/>
               </w:sdtPr>
               <w:sdtContent>
                 <w:proofErr w:type="spellStart"/>
                 <w:r>
                   <w:rPr>
                     <w:rStyle w:val="Heading2Char"/>
-                    <w:rFonts w:ascii="Segoe UI Semibold" w:hAnsi="Segoe UI Semibold" w:cs="Segoe UI Semibold"/>
-                    <w:color w:val="auto"/>
-                    <w:sz w:val="22"/>
-                    <w:szCs w:val="22"/>
                   </w:rPr>
                   <w:t>BankAccountTxt</w:t>
                 </w:r>
@@ -1021,25 +728,20 @@
       </w:tr>
       <w:tr>
         <w:trPr>
+          <w:cantSplit/>
           <w:trHeight w:val="242"/>
         </w:trPr>
         <w:tc>
           <w:tcPr>
-            <w:tcW w:w="3364" w:type="dxa"/>
+            <w:tcW w:w="1250" w:type="pct"/>
           </w:tcPr>
           <w:p>
             <w:pPr>
-              <w:rPr>
-                <w:rFonts w:ascii="Aptos" w:hAnsi="Aptos" w:eastAsia="Aptos" w:cs="Segoe UI"/>
-                <w:color w:val="242424"/>
-                <w:sz w:val="22"/>
-                <w:szCs w:val="22"/>
-              </w:rPr>
+              <w:pStyle w:val="NoSpacing"/>
             </w:pPr>
             <w:sdt>
               <w:sdtPr>
                 <w:rPr>
-                  <w:rFonts w:asciiTheme="minorHAnsi" w:hAnsiTheme="minorHAnsi"/>
                   <w:lang w:val="en-DK" w:eastAsia="en-DK"/>
                 </w:rPr>
                 <w:alias w:val="CompanyInformationVATRegNo"/>
@@ -1050,13 +752,11 @@
                 </w:placeholder>
                 <w15:color w:val="808080"/>
                 <w:text/>
-                <w:dataBinding w:prefixMappings="xmlns:ns0='urn:microsoft-dynamics-nav/reports/Contact_Cover_Sheet/5085/'" w:xpath="/ns0:NavWordReportXmlPart[1]/ns0:TempSegmentLine[1]/ns0:CompanyInformationVATRegNo[1]"/>
               </w:sdtPr>
               <w:sdtContent>
                 <w:proofErr w:type="spellStart"/>
                 <w:r>
                   <w:rPr>
-                    <w:rFonts w:asciiTheme="minorHAnsi" w:hAnsiTheme="minorHAnsi"/>
                     <w:lang w:val="en-DK" w:eastAsia="en-DK"/>
                   </w:rPr>
                   <w:t>CompanyInformationVATRegNo</w:t>
@@ -1068,21 +768,15 @@
         </w:tc>
         <w:tc>
           <w:tcPr>
-            <w:tcW w:w="3365" w:type="dxa"/>
+            <w:tcW w:w="1250" w:type="pct"/>
           </w:tcPr>
           <w:p>
             <w:pPr>
-              <w:rPr>
-                <w:rFonts w:ascii="Aptos" w:hAnsi="Aptos" w:eastAsia="Aptos" w:cs="Segoe UI"/>
-                <w:color w:val="242424"/>
-                <w:sz w:val="22"/>
-                <w:szCs w:val="22"/>
-              </w:rPr>
+              <w:pStyle w:val="NoSpacing"/>
             </w:pPr>
             <w:sdt>
               <w:sdtPr>
                 <w:rPr>
-                  <w:rFonts w:asciiTheme="minorHAnsi" w:hAnsiTheme="minorHAnsi"/>
                   <w:lang w:val="en-DK" w:eastAsia="en-DK"/>
                 </w:rPr>
                 <w:alias w:val="CompanyInformationGiroNo"/>
@@ -1093,13 +787,11 @@
                 </w:placeholder>
                 <w15:color w:val="808080"/>
                 <w:text/>
-                <w:dataBinding w:prefixMappings="xmlns:ns0='urn:microsoft-dynamics-nav/reports/Contact_Cover_Sheet/5085/'" w:xpath="/ns0:NavWordReportXmlPart[1]/ns0:TempSegmentLine[1]/ns0:CompanyInformationGiroNo[1]"/>
               </w:sdtPr>
               <w:sdtContent>
                 <w:proofErr w:type="spellStart"/>
                 <w:r>
                   <w:rPr>
-                    <w:rFonts w:asciiTheme="minorHAnsi" w:hAnsiTheme="minorHAnsi"/>
                     <w:lang w:val="en-DK" w:eastAsia="en-DK"/>
                   </w:rPr>
                   <w:t>CompanyInformationGiroNo</w:t>
@@ -1111,21 +803,15 @@
         </w:tc>
         <w:tc>
           <w:tcPr>
-            <w:tcW w:w="3364" w:type="dxa"/>
+            <w:tcW w:w="1250" w:type="pct"/>
           </w:tcPr>
           <w:p>
             <w:pPr>
-              <w:rPr>
-                <w:rFonts w:ascii="Aptos" w:hAnsi="Aptos" w:eastAsia="Aptos" w:cs="Segoe UI"/>
-                <w:color w:val="242424"/>
-                <w:sz w:val="22"/>
-                <w:szCs w:val="22"/>
-              </w:rPr>
+              <w:pStyle w:val="NoSpacing"/>
             </w:pPr>
             <w:sdt>
               <w:sdtPr>
                 <w:rPr>
-                  <w:rFonts w:asciiTheme="minorHAnsi" w:hAnsiTheme="minorHAnsi"/>
                   <w:lang w:val="en-DK" w:eastAsia="en-DK"/>
                 </w:rPr>
                 <w:alias w:val="CompanyInformationBankName"/>
@@ -1136,13 +822,11 @@
                 </w:placeholder>
                 <w15:color w:val="808080"/>
                 <w:text/>
-                <w:dataBinding w:prefixMappings="xmlns:ns0='urn:microsoft-dynamics-nav/reports/Contact_Cover_Sheet/5085/'" w:xpath="/ns0:NavWordReportXmlPart[1]/ns0:TempSegmentLine[1]/ns0:CompanyInformationBankName[1]"/>
               </w:sdtPr>
               <w:sdtContent>
                 <w:proofErr w:type="spellStart"/>
                 <w:r>
                   <w:rPr>
-                    <w:rFonts w:asciiTheme="minorHAnsi" w:hAnsiTheme="minorHAnsi"/>
                     <w:lang w:val="en-DK" w:eastAsia="en-DK"/>
                   </w:rPr>
                   <w:t>CompanyInformationBankName</w:t>
@@ -1154,21 +838,15 @@
         </w:tc>
         <w:tc>
           <w:tcPr>
-            <w:tcW w:w="3365" w:type="dxa"/>
+            <w:tcW w:w="1250" w:type="pct"/>
           </w:tcPr>
           <w:p>
             <w:pPr>
-              <w:rPr>
-                <w:rFonts w:ascii="Aptos" w:hAnsi="Aptos" w:eastAsia="Aptos" w:cs="Segoe UI"/>
-                <w:color w:val="242424"/>
-                <w:sz w:val="22"/>
-                <w:szCs w:val="22"/>
-              </w:rPr>
+              <w:pStyle w:val="NoSpacing"/>
             </w:pPr>
             <w:sdt>
               <w:sdtPr>
                 <w:rPr>
-                  <w:rFonts w:asciiTheme="minorHAnsi" w:hAnsiTheme="minorHAnsi"/>
                   <w:lang w:val="en-DK" w:eastAsia="en-DK"/>
                 </w:rPr>
                 <w:alias w:val="CompanyInformationBankAccountNo"/>
@@ -1179,13 +857,11 @@
                 </w:placeholder>
                 <w15:color w:val="808080"/>
                 <w:text/>
-                <w:dataBinding w:prefixMappings="xmlns:ns0='urn:microsoft-dynamics-nav/reports/Contact_Cover_Sheet/5085/'" w:xpath="/ns0:NavWordReportXmlPart[1]/ns0:TempSegmentLine[1]/ns0:CompanyInformationBankAccountNo[1]"/>
               </w:sdtPr>
               <w:sdtContent>
                 <w:proofErr w:type="spellStart"/>
                 <w:r>
                   <w:rPr>
-                    <w:rFonts w:asciiTheme="minorHAnsi" w:hAnsiTheme="minorHAnsi"/>
                     <w:lang w:val="en-DK" w:eastAsia="en-DK"/>
                   </w:rPr>
                   <w:t>CompanyInformationBankAccountNo</w:t>
@@ -1201,34 +877,36 @@
     <w:p/>
     <w:tbl>
       <w:tblPr>
-        <w:tblW w:w="10498" w:type="dxa"/>
+        <w:tblStyle w:val="BCBlockTable"/>
+        <w:tblW w:w="5000" w:type="pct"/>
         <w:tblCellMar>
           <w:left w:w="0" w:type="dxa"/>
           <w:right w:w="0" w:type="dxa"/>
         </w:tblCellMar>
-        <w:tblLook w:val="0000" w:firstRow="0" w:lastRow="0" w:firstColumn="0" w:lastColumn="0" w:noHBand="0" w:noVBand="0"/>
+        <w:tblLook w:val="0620" w:firstRow="1" w:lastRow="0" w:firstColumn="0" w:lastColumn="0" w:noHBand="1" w:noVBand="1"/>
+        <w:tblCaption w:val="Table 3"/>
+        <w:tblDescription w:val="Layout table. Used for positioning, not for tabular data."/>
       </w:tblPr>
       <w:tblGrid>
         <w:gridCol w:w="10498"/>
       </w:tblGrid>
       <w:tr>
+        <w:trPr>
+          <w:cantSplit/>
+        </w:trPr>
         <w:tc>
           <w:tcPr>
-            <w:tcW w:w="10498" w:type="dxa"/>
+            <w:tcW w:w="5000" w:type="pct"/>
           </w:tcPr>
           <w:p>
             <w:pPr>
+              <w:pStyle w:val="NoSpacing"/>
               <w:spacing w:after="0"/>
               <w:ind w:right="29"/>
-              <w:rPr>
-                <w:iCs/>
-              </w:rPr>
             </w:pPr>
             <w:sdt>
               <w:sdtPr>
-                <w:rPr>
-                  <w:iCs/>
-                </w:rPr>
+                <w:rPr/>
                 <w:alias w:val="BestRegardsTxt"/>
                 <w:tag w:val="#BC:InsertDataItem,DataItems/TempSegmentLine/BestRegardsTxt"/>
                 <w:id w:val="-1513603206"/>
@@ -1237,14 +915,10 @@
                 </w:placeholder>
                 <w15:color w:val="808080"/>
                 <w:text/>
-                <w:dataBinding w:prefixMappings="xmlns:ns0='urn:microsoft-dynamics-nav/reports/Contact_Cover_Sheet/5085/'" w:xpath="/ns0:NavWordReportXmlPart[1]/ns0:TempSegmentLine[1]/ns0:BestRegardsTxt[1]"/>
               </w:sdtPr>
               <w:sdtContent>
                 <w:proofErr w:type="spellStart"/>
                 <w:r>
-                  <w:rPr>
-                    <w:iCs/>
-                  </w:rPr>
                   <w:t>BestRegardsTxt</w:t>
                 </w:r>
                 <w:proofErr w:type="spellEnd"/>
@@ -1254,11 +928,13 @@
         </w:tc>
       </w:tr>
       <w:tr>
+        <w:trPr>
+          <w:cantSplit/>
+        </w:trPr>
         <w:sdt>
           <w:sdtPr>
             <w:rPr>
               <w:rStyle w:val="Emphasis"/>
-              <w:i w:val="0"/>
             </w:rPr>
             <w:alias w:val="CompanyName"/>
             <w:tag w:val="#BC:InsertDataItem,BCReportInformation/ReportRequest/CompanyName"/>
@@ -1268,26 +944,24 @@
             </w:placeholder>
             <w15:color w:val="808080"/>
             <w:text/>
-            <w:dataBinding w:prefixMappings="xmlns:ns0='urn:microsoft-dynamics-nav/reports/Contact_Cover_Sheet/5085/'" w:xpath="/ns0:NavWordReportXmlPart[1]/ns0:BCReportInformation[1]/ns0:ReportRequest[1]/ns0:CompanyName[1]"/>
           </w:sdtPr>
           <w:sdtContent>
             <w:tc>
               <w:tcPr>
-                <w:tcW w:w="10498" w:type="dxa"/>
+                <w:tcW w:w="5000" w:type="pct"/>
               </w:tcPr>
               <w:p>
                 <w:pPr>
+                  <w:pStyle w:val="NoSpacing"/>
                   <w:spacing w:after="0"/>
                   <w:ind w:right="29"/>
                   <w:rPr>
                     <w:rStyle w:val="Emphasis"/>
-                    <w:i w:val="0"/>
                   </w:rPr>
                 </w:pPr>
                 <w:r>
                   <w:rPr>
                     <w:rStyle w:val="Emphasis"/>
-                    <w:i w:val="0"/>
                   </w:rPr>
                   <w:t>Company Name</w:t>
                 </w:r>
@@ -1303,17 +977,17 @@
             <w:right w:w="108" w:type="dxa"/>
           </w:tblCellMar>
         </w:tblPrEx>
+        <w:trPr>
+          <w:cantSplit/>
+        </w:trPr>
         <w:tc>
           <w:tcPr>
-            <w:tcW w:w="10498" w:type="dxa"/>
+            <w:tcW w:w="5000" w:type="pct"/>
           </w:tcPr>
           <w:p>
             <w:pPr>
+              <w:pStyle w:val="NoSpacing"/>
               <w:ind w:right="29"/>
-              <w:rPr>
-                <w:i/>
-                <w:iCs/>
-              </w:rPr>
             </w:pPr>
           </w:p>
         </w:tc>
@@ -1325,17 +999,17 @@
             <w:right w:w="108" w:type="dxa"/>
           </w:tblCellMar>
         </w:tblPrEx>
+        <w:trPr>
+          <w:cantSplit/>
+        </w:trPr>
         <w:tc>
           <w:tcPr>
-            <w:tcW w:w="10498" w:type="dxa"/>
+            <w:tcW w:w="5000" w:type="pct"/>
           </w:tcPr>
           <w:p>
             <w:pPr>
+              <w:pStyle w:val="NoSpacing"/>
               <w:ind w:right="29"/>
-              <w:rPr>
-                <w:i/>
-                <w:iCs/>
-              </w:rPr>
             </w:pPr>
           </w:p>
         </w:tc>
@@ -1347,17 +1021,17 @@
             <w:right w:w="108" w:type="dxa"/>
           </w:tblCellMar>
         </w:tblPrEx>
+        <w:trPr>
+          <w:cantSplit/>
+        </w:trPr>
         <w:tc>
           <w:tcPr>
-            <w:tcW w:w="10498" w:type="dxa"/>
+            <w:tcW w:w="5000" w:type="pct"/>
           </w:tcPr>
           <w:p>
             <w:pPr>
+              <w:pStyle w:val="NoSpacing"/>
               <w:ind w:right="29"/>
-              <w:rPr>
-                <w:i/>
-                <w:iCs/>
-              </w:rPr>
             </w:pPr>
           </w:p>
         </w:tc>
@@ -1369,17 +1043,17 @@
             <w:right w:w="108" w:type="dxa"/>
           </w:tblCellMar>
         </w:tblPrEx>
+        <w:trPr>
+          <w:cantSplit/>
+        </w:trPr>
         <w:tc>
           <w:tcPr>
-            <w:tcW w:w="10498" w:type="dxa"/>
+            <w:tcW w:w="5000" w:type="pct"/>
           </w:tcPr>
           <w:p>
             <w:pPr>
+              <w:pStyle w:val="NoSpacing"/>
               <w:ind w:right="29"/>
-              <w:rPr>
-                <w:i/>
-                <w:iCs/>
-              </w:rPr>
             </w:pPr>
           </w:p>
         </w:tc>
@@ -1946,6 +1620,251 @@
       <w:rPr>
         <w:b/>
       </w:rPr>
+    </w:tblStylePr>
+  </w:style>
+  <w:style w:type="paragraph" w:styleId="NoSpacing">
+    <w:name w:val="No Spacing"/>
+    <w:uiPriority w:val="1"/>
+    <w:qFormat/>
+    <w:rsid w:val="00416FC2"/>
+    <w:pPr>
+      <w:spacing w:after="0" w:line="240" w:lineRule="auto"/>
+    </w:pPr>
+    <w:rPr>
+      <w:rFonts w:asciiTheme="minorHAnsi" w:hAnsiTheme="minorHAnsi" w:eastAsiaTheme="minorHAnsi" w:cstheme="minorBidi"/>
+      <w:color w:val="242424" w:themeColor="text1"/>
+    </w:rPr>
+  </w:style>
+  <w:style w:type="paragraph" w:customStyle="1" w:styleId="BCNumber">
+    <w:name w:val="BC Number"/>
+    <w:basedOn w:val="NoSpacing"/>
+    <w:next w:val="Normal"/>
+    <w:uiPriority w:val="2"/>
+    <w:qFormat/>
+    <w:pPr>
+      <w:spacing w:before="0" w:after="0" w:line="240" w:lineRule="auto"/>
+    </w:pPr>
+    <w:rPr>
+      <w:rFonts w:asciiTheme="minorHAnsi" w:hAnsiTheme="minorHAnsi" w:eastAsiaTheme="minorHAnsi" w:cstheme="minorBidi"/>
+      <w:color w:val="242424" w:themeColor="text1"/>
+      <w14:numForm w14:val="tabular"/>
+      <w14:numSpacing w14:val="tabular"/>
+    </w:rPr>
+  </w:style>
+  <w:style w:type="paragraph" w:customStyle="1" w:styleId="BCLabel">
+    <w:name w:val="BC Label"/>
+    <w:basedOn w:val="NoSpacing"/>
+    <w:next w:val="Normal"/>
+    <w:uiPriority w:val="2"/>
+    <w:qFormat/>
+    <w:pPr>
+      <w:keepNext/>
+      <w:spacing w:before="0" w:after="0" w:line="240" w:lineRule="auto"/>
+    </w:pPr>
+    <w:rPr>
+      <w:rFonts w:asciiTheme="majorHAnsi" w:hAnsiTheme="majorHAnsi" w:eastAsiaTheme="majorEastAsia" w:cstheme="majorBidi"/>
+      <w:color w:val="242424" w:themeColor="text1"/>
+    </w:rPr>
+  </w:style>
+  <w:style w:type="paragraph" w:customStyle="1" w:styleId="BCLabelNumber">
+    <w:name w:val="BC Label Number"/>
+    <w:basedOn w:val="BCLabel"/>
+    <w:next w:val="Normal"/>
+    <w:uiPriority w:val="2"/>
+    <w:qFormat/>
+    <w:pPr>
+      <w:spacing w:before="0" w:after="0" w:line="240" w:lineRule="auto"/>
+    </w:pPr>
+    <w:rPr>
+      <w:rFonts w:asciiTheme="majorHAnsi" w:hAnsiTheme="majorHAnsi" w:eastAsiaTheme="majorEastAsia" w:cstheme="majorBidi"/>
+      <w:color w:val="242424" w:themeColor="text1"/>
+      <w14:numForm w14:val="tabular"/>
+      <w14:numSpacing w14:val="tabular"/>
+    </w:rPr>
+  </w:style>
+  <w:style w:type="table" w:customStyle="1" w:styleId="BCBlockTable">
+    <w:name w:val="BC Block Table"/>
+    <w:basedOn w:val="TableNormal"/>
+    <w:uiPriority w:val="99"/>
+    <w:qFormat/>
+    <w:pPr>
+      <w:spacing w:before="0" w:after="0" w:line="240" w:lineRule="auto"/>
+    </w:pPr>
+    <w:tblPr>
+      <w:tblStyleRowBandSize w:val="1"/>
+      <w:tblStyleColBandSize w:val="1"/>
+      <w:tblCellMar>
+        <w:top w:w="0" w:type="dxa"/>
+        <w:left w:w="0" w:type="dxa"/>
+        <w:bottom w:w="0" w:type="dxa"/>
+        <w:right w:w="0" w:type="dxa"/>
+      </w:tblCellMar>
+    </w:tblPr>
+    <w:tcPr>
+      <w:vAlign w:val="top"/>
+    </w:tcPr>
+    <w:tblStylePr w:type="firstRow">
+      <w:rPr>
+        <w:rFonts w:asciiTheme="majorHAnsi" w:hAnsiTheme="majorHAnsi" w:cstheme="majorBidi"/>
+      </w:rPr>
+      <w:tcPr>
+        <w:vAlign w:val="top"/>
+      </w:tcPr>
+    </w:tblStylePr>
+  </w:style>
+  <w:style w:type="table" w:customStyle="1" w:styleId="BCDataTable">
+    <w:name w:val="BC Data Table"/>
+    <w:basedOn w:val="TableNormal"/>
+    <w:uiPriority w:val="99"/>
+    <w:qFormat/>
+    <w:pPr>
+      <w:spacing w:before="0" w:after="0" w:line="240" w:lineRule="auto"/>
+    </w:pPr>
+    <w:tblPr>
+      <w:tblStyleRowBandSize w:val="1"/>
+      <w:tblStyleColBandSize w:val="1"/>
+      <w:tblCellMar>
+        <w:top w:w="0" w:type="dxa"/>
+        <w:left w:w="115" w:type="dxa"/>
+        <w:bottom w:w="0" w:type="dxa"/>
+        <w:right w:w="115" w:type="dxa"/>
+      </w:tblCellMar>
+    </w:tblPr>
+    <w:tcPr>
+      <w:vAlign w:val="center"/>
+    </w:tcPr>
+    <w:tblStylePr w:type="firstRow">
+      <w:pPr>
+        <w:spacing w:before="160" w:after="80"/>
+      </w:pPr>
+      <w:rPr>
+        <w:rFonts w:asciiTheme="majorHAnsi" w:hAnsiTheme="majorHAnsi" w:cstheme="majorBidi"/>
+      </w:rPr>
+      <w:tcPr>
+        <w:tcBorders>
+          <w:bottom w:val="single" w:sz="4" w:space="0" w:color="242424" w:themeColor="text1"/>
+        </w:tcBorders>
+        <w:vAlign w:val="top"/>
+      </w:tcPr>
+    </w:tblStylePr>
+    <w:tblStylePr w:type="lastRow">
+      <w:tcPr>
+        <w:tcBorders>
+          <w:bottom w:val="single" w:sz="4" w:space="0" w:color="F5F7F8" w:themeColor="background2"/>
+        </w:tcBorders>
+      </w:tcPr>
+    </w:tblStylePr>
+    <w:tblStylePr w:type="band1Horz">
+      <w:tcPr>
+        <w:shd w:val="clear" w:color="auto" w:fill="auto"/>
+      </w:tcPr>
+    </w:tblStylePr>
+    <w:tblStylePr w:type="band2Horz">
+      <w:tcPr>
+        <w:shd w:val="clear" w:color="auto" w:fill="CCE6E9" w:themeFill="accent2" w:themeFillTint="33"/>
+      </w:tcPr>
+    </w:tblStylePr>
+  </w:style>
+  <w:style w:type="table" w:customStyle="1" w:styleId="BCTotalsTable">
+    <w:name w:val="BC Totals Table"/>
+    <w:basedOn w:val="TableNormal"/>
+    <w:uiPriority w:val="99"/>
+    <w:qFormat/>
+    <w:pPr>
+      <w:spacing w:before="0" w:after="0" w:line="240" w:lineRule="auto"/>
+    </w:pPr>
+    <w:tblPr>
+      <w:tblStyleRowBandSize w:val="1"/>
+      <w:tblStyleColBandSize w:val="1"/>
+      <w:tblCellMar>
+        <w:top w:w="0" w:type="dxa"/>
+        <w:left w:w="115" w:type="dxa"/>
+        <w:bottom w:w="0" w:type="dxa"/>
+        <w:right w:w="115" w:type="dxa"/>
+      </w:tblCellMar>
+    </w:tblPr>
+    <w:tcPr>
+      <w:vAlign w:val="center"/>
+    </w:tcPr>
+    <w:tblStylePr w:type="lastRow">
+      <w:rPr>
+        <w:rFonts w:asciiTheme="majorHAnsi" w:hAnsiTheme="majorHAnsi" w:cstheme="majorBidi"/>
+      </w:rPr>
+      <w:tcPr>
+        <w:tcBorders>
+          <w:top w:val="single" w:sz="4" w:space="0" w:color="242424" w:themeColor="text1"/>
+          <w:bottom w:val="single" w:sz="8" w:space="0" w:color="242424" w:themeColor="text1"/>
+        </w:tcBorders>
+      </w:tcPr>
+    </w:tblStylePr>
+  </w:style>
+  <w:style w:type="table" w:customStyle="1" w:styleId="BCCalculationTable">
+    <w:name w:val="BC Calculation Table"/>
+    <w:basedOn w:val="TableNormal"/>
+    <w:uiPriority w:val="99"/>
+    <w:qFormat/>
+    <w:pPr>
+      <w:spacing w:before="0" w:after="0" w:line="240" w:lineRule="auto"/>
+    </w:pPr>
+    <w:tblPr>
+      <w:tblStyleRowBandSize w:val="1"/>
+      <w:tblStyleColBandSize w:val="1"/>
+      <w:tblCellMar>
+        <w:top w:w="58" w:type="dxa"/>
+        <w:left w:w="0" w:type="dxa"/>
+        <w:bottom w:w="58" w:type="dxa"/>
+        <w:right w:w="0" w:type="dxa"/>
+      </w:tblCellMar>
+    </w:tblPr>
+    <w:tcPr>
+      <w:vAlign w:val="center"/>
+    </w:tcPr>
+    <w:tblStylePr w:type="firstRow">
+      <w:rPr>
+        <w:rFonts w:asciiTheme="majorHAnsi" w:hAnsiTheme="majorHAnsi" w:cstheme="majorBidi"/>
+      </w:rPr>
+      <w:tcPr>
+        <w:vAlign w:val="bottom"/>
+      </w:tcPr>
+    </w:tblStylePr>
+    <w:tblStylePr w:type="lastRow">
+      <w:rPr>
+        <w:rFonts w:asciiTheme="majorHAnsi" w:hAnsiTheme="majorHAnsi" w:cstheme="majorBidi"/>
+      </w:rPr>
+      <w:tcPr>
+        <w:tcBorders>
+          <w:top w:val="single" w:sz="4" w:space="0" w:color="242424" w:themeColor="text1"/>
+        </w:tcBorders>
+      </w:tcPr>
+    </w:tblStylePr>
+  </w:style>
+  <w:style w:type="table" w:customStyle="1" w:styleId="BCSignatureTable">
+    <w:name w:val="BC Signature Table"/>
+    <w:basedOn w:val="TableNormal"/>
+    <w:uiPriority w:val="99"/>
+    <w:qFormat/>
+    <w:pPr>
+      <w:spacing w:before="0" w:after="0" w:line="240" w:lineRule="auto"/>
+    </w:pPr>
+    <w:tblPr>
+      <w:tblStyleRowBandSize w:val="1"/>
+      <w:tblStyleColBandSize w:val="1"/>
+      <w:tblCellMar>
+        <w:top w:w="0" w:type="dxa"/>
+        <w:left w:w="0" w:type="dxa"/>
+        <w:bottom w:w="0" w:type="dxa"/>
+        <w:right w:w="0" w:type="dxa"/>
+      </w:tblCellMar>
+    </w:tblPr>
+    <w:tcPr>
+      <w:vAlign w:val="top"/>
+    </w:tcPr>
+    <w:tblStylePr w:type="lastRow">
+      <w:tcPr>
+        <w:tcBorders>
+          <w:bottom w:val="single" w:sz="4" w:space="0" w:color="242424" w:themeColor="text1"/>
+        </w:tcBorders>
+      </w:tcPr>
     </w:tblStylePr>
   </w:style>
 </w:styles>
@@ -4099,9 +4018,7 @@
 </we:webextension>
 </file>
 
-<file path=customXml/item1.xml>��< ? x m l   v e r s i o n = " 1 . 0 "   e n c o d i n g = " u t f - 1 6 " ? > - 
- < N a v W o r d R e p o r t X m l P a r t   x m l n s = " u r n : m i c r o s o f t - d y n a m i c s - b u s i n e s s c e n t r a l / i n t e r n a l / e x t e n d e d / r e p o r t s / C o n t a c t _ C o v e r _ S h e e t / 5 0 8 5 / " > +<file path=customXml/item1.xml>��< ? x m l   v e r s i o n = " 1 . 0 "   e n c o d i n g = " u t f - 1 6 " ? > < N a v W o r d R e p o r t X m l P a r t   x m l n s = " u r n : m i c r o s o f t - d y n a m i c s - b u s i n e s s c e n t r a l / i n t e r n a l / e x t e n d e d / r e p o r t s / C o n t a c t _ C o v e r _ S h e e t / 5 0 8 5 / " >   
      < B C R e p o r t I n f o r m a t i o n >   
@@ -4165,141 +4082,25 @@
  
          < / R e p o r t R e q u e s t >   
-         < C o m p a n y M e t a d a t a > - 
-             < C o m p a n y N a m e > C o m p a n y   N a m e < / C o m p a n y N a m e > - 
-             < C o m p a n y D i s p l a y N a m e > C o m p a n y   D i s p l a y   N a m e < / C o m p a n y D i s p l a y N a m e > - 
-             < C o m p a n y A d d r e s s L i n e s > - 
-                 < C o m p a n y A d d r e s s L i n e > C o m p a n y   A d d r e s s   L i n e   1 < / C o m p a n y A d d r e s s L i n e > - 
-                 < C o m p a n y A d d r e s s L i n e > C o m p a n y   A d d r e s s   L i n e   2 < / C o m p a n y A d d r e s s L i n e > - 
-                 < C o m p a n y A d d r e s s L i n e > C o m p a n y   A d d r e s s   L i n e   3 < / C o m p a n y A d d r e s s L i n e > - 
-                 < C o m p a n y A d d r e s s L i n e > C o m p a n y   A d d r e s s   L i n e   4 < / C o m p a n y A d d r e s s L i n e > - 
-                 < C o m p a n y A d d r e s s L i n e > C o m p a n y   A d d r e s s   L i n e   5 < / C o m p a n y A d d r e s s L i n e > - 
-                 < C o m p a n y A d d r e s s L i n e > C o m p a n y   A d d r e s s   L i n e   6 < / C o m p a n y A d d r e s s L i n e > - 
-                 < C o m p a n y A d d r e s s L i n e > C o m p a n y   A d d r e s s   L i n e   7 < / C o m p a n y A d d r e s s L i n e > - 
-                 < C o m p a n y A d d r e s s L i n e > C o m p a n y   A d d r e s s   L i n e   8 < / C o m p a n y A d d r e s s L i n e > - 
-             < / C o m p a n y A d d r e s s L i n e s > - 
-             < C o m p a n y P h o n e > C o m p a n y   P h o n e < / C o m p a n y P h o n e > - 
-             < C o m p a n y P h o n e C a p t i o n > C o m p a n y   P h o n e   C a p t i o n < / C o m p a n y P h o n e C a p t i o n > - 
-             < C o m p a n y F a x N o > C o m p a n y   F a x   N o . < / C o m p a n y F a x N o > - 
-             < C o m p a n y F a x N o C a p t i o n > C o m p a n y   F a x   N o .   C a p t i o n < / C o m p a n y F a x N o C a p t i o n > - 
-             < C o m p a n y E m a i l > C o m p a n y   E m a i l < / C o m p a n y E m a i l > - 
-             < C o m p a n y E m a i l C a p t i o n > C o m p a n y   E m a i l   C a p t i o n < / C o m p a n y E m a i l C a p t i o n > - 
-             < C o m p a n y H o m e P a g e > C o m p a n y   H o m e   P a g e < / C o m p a n y H o m e P a g e > - 
-             < C o m p a n y H o m e P a g e C a p t i o n > C o m p a n y   H o m e   P a g e   C a p t i o n < / C o m p a n y H o m e P a g e C a p t i o n > - 
-             < C o m p a n y L o g o > C o m p a n y   L o g o < / C o m p a n y L o g o > - 
-             < C o m p a n y V A T R e g i s t r a t i o n N o > C o m p a n y   V A T   R e g i s t r a t i o n   N o . < / C o m p a n y V A T R e g i s t r a t i o n N o > - 
-             < C o m p a n y V A T R e g i s t r a t i o n N o C a p t i o n > C o m p a n y   V A T   R e g i s t r a t i o n   N o .   C a p t i o n < / C o m p a n y V A T R e g i s t r a t i o n N o C a p t i o n > - 
-             < C o m p a n y R e g i s t r a t i o n N o > C o m p a n y   R e g i s t r a t i o n   N o . < / C o m p a n y R e g i s t r a t i o n N o > - 
-             < C o m p a n y R e g i s t r a t i o n N o C a p t i o n > C o m p a n y   R e g i s t r a t i o n   N o .   C a p t i o n < / C o m p a n y R e g i s t r a t i o n N o C a p t i o n > - 
-             < C o m p a n y B a n k N a m e > C o m p a n y   B a n k   N a m e < / C o m p a n y B a n k N a m e > - 
-             < C o m p a n y B a n k N a m e C a p t i o n > C o m p a n y   B a n k   N a m e   C a p t i o n < / C o m p a n y B a n k N a m e C a p t i o n > - 
-             < C o m p a n y B a n k A c c o u n t N o > C o m p a n y   B a n k   A c c o u n t   N o . < / C o m p a n y B a n k A c c o u n t N o > - 
-             < C o m p a n y B a n k A c c o u n t N o C a p t i o n > C o m p a n y   B a n k   A c c o u n t   N o .   C a p t i o n < / C o m p a n y B a n k A c c o u n t N o C a p t i o n > - 
-             < C o m p a n y B a n k B r a n c h N o > C o m p a n y   B a n k   B r a n c h   N o . < / C o m p a n y B a n k B r a n c h N o > - 
-             < C o m p a n y B a n k B r a n c h N o C a p t i o n > C o m p a n y   B a n k   B r a n c h   N o .   C a p t i o n < / C o m p a n y B a n k B r a n c h N o C a p t i o n > - 
-             < C o m p a n y I B A N > C o m p a n y   I B A N < / C o m p a n y I B A N > - 
-             < C o m p a n y I B A N C a p t i o n > C o m p a n y   I B A N   C a p t i o n < / C o m p a n y I B A N C a p t i o n > - 
-             < C o m p a n y B a n k S W I F T > C o m p a n y   B a n k   S W I F T < / C o m p a n y B a n k S W I F T > - 
-             < C o m p a n y B a n k S W I F T C a p t i o n > C o m p a n y   B a n k   S W I F T   C a p t i o n < / C o m p a n y B a n k S W I F T C a p t i o n > - 
-             < C o m p a n y G i r o N o > C o m p a n y   G i r o   N o . < / C o m p a n y G i r o N o > - 
-             < C o m p a n y G i r o N o C a p t i o n > C o m p a n y   G i r o   N o .   C a p t i o n < / C o m p a n y G i r o N o C a p t i o n > - 
-         < / C o m p a n y M e t a d a t a > - 
      < / B C R e p o r t I n f o r m a t i o n >   
-     < T o o l t i p s > - 
-         < T o o l t i p   c o l u m n = " C o m p a n y I n f o r m a t i o n P h o n e N o "   E l e m e n t I d = " 8 6 1 9 5 7 0 8 3 " > - 
-             < T o o l t i p T e x t   l a n g = " e n - U S " > S p e c i f i e s   t h e   c o m p a n y ' s   t e l e p h o n e   n u m b e r . < / T o o l t i p T e x t > - 
-         < / T o o l t i p > - 
-         < T o o l t i p   c o l u m n = " C o m p a n y I n f o r m a t i o n F a x N o "   E l e m e n t I d = " 1 1 5 1 1 5 3 2 5 6 " > - 
-             < T o o l t i p T e x t   l a n g = " e n - U S " > S p e c i f i e s   t h e   c o m p a n y ' s   f a x   n u m b e r . < / T o o l t i p T e x t > - 
-         < / T o o l t i p > - 
-         < T o o l t i p   c o l u m n = " C o m p a n y I n f o r m a t i o n G i r o N o "   E l e m e n t I d = " 1 1 5 1 4 5 5 7 6 4 " > - 
-             < T o o l t i p T e x t   l a n g = " e n - U S " > S p e c i f i e s   t h e   c o m p a n y ' s   g i r o   n u m b e r . < / T o o l t i p T e x t > - 
-         < / T o o l t i p > - 
-         < T o o l t i p   c o l u m n = " C o m p a n y I n f o r m a t i o n V A T R e g N o "   E l e m e n t I d = " 6 5 6 4 5 1 9 1 6 " > - 
-             < T o o l t i p T e x t   l a n g = " e n - U S " > S p e c i f i e s   t h e   c o m p a n y ' s   V A T   r e g i s t r a t i o n   n u m b e r . < / T o o l t i p T e x t > - 
-         < / T o o l t i p > - 
-         < T o o l t i p   c o l u m n = " C o m p a n y I n f o r m a t i o n B a n k N a m e "   E l e m e n t I d = " 1 8 5 7 1 0 1 2 9 " > - 
-             < T o o l t i p T e x t   l a n g = " e n - U S " > S p e c i f i e s   t h e   n a m e   o f   t h e   b a n k   t h e   c o m p a n y   u s e s . < / T o o l t i p T e x t > - 
-         < / T o o l t i p > - 
-         < T o o l t i p   c o l u m n = " C o m p a n y I n f o r m a t i o n B a n k A c c o u n t N o "   E l e m e n t I d = " 1 8 4 8 5 7 9 3 5 2 " > - 
-             < T o o l t i p T e x t   l a n g = " e n - U S " > S p e c i f i e s   t h e   c o m p a n y ' s   b a n k   a c c o u n t   n u m b e r . < / T o o l t i p T e x t > - 
-         < / T o o l t i p > - 
-     < / T o o l t i p s > - 
-     < S e g m e n t _ H e a d e r   E l e m e n t T y p e = " D a t a I t e m "   E l e m e n t I d = " 1 8 4 7 3 4 8 1 2 2 " > - 
-         < S e g m e n t _ L i n e   E l e m e n t T y p e = " D a t a I t e m "   E l e m e n t I d = " 1 6 3 0 7 9 0 7 3 "   / > +     < T o o l t i p s / > + 
+     < S e g m e n t _ H e a d e r   E l e m e n t T y p e = " D a t a I t e m "   E l e m e n t I d = " 6 7 5 7 4 6 5 7 7 " > + 
+         < S e g m e n t _ L i n e   E l e m e n t T y p e = " D a t a I t e m "   E l e m e n t I d = " 1 8 0 5 7 2 6 5 0 4 " / >   
      < / S e g m e n t _ H e a d e r >   
-     < C o n t a c t   E l e m e n t T y p e = " D a t a I t e m "   E l e m e n t I d = " 1 8 4 5 6 4 5 1 4 9 "   / > +     < C o n t a c t   E l e m e n t T y p e = " D a t a I t e m "   E l e m e n t I d = " 1 8 4 5 6 4 5 1 4 9 " / >   
      < T e m p S e g m e n t L i n e   E l e m e n t T y p e = " D a t a I t e m "   E l e m e n t I d = " 1 4 0 5 7 0 5 8 8 4 " >   
-         < B a n k A c c o u n t T x t   E l e m e n t T y p e = " C o l u m n "   E l e m e n t I d = " 1 5 5 7 8 0 5 4 6 2 "   D a t a T y p e = " L a b e l " > B a n k A c c o u n t T x t < / B a n k A c c o u n t T x t > - 
-         < B a n k T x t   E l e m e n t T y p e = " C o l u m n "   E l e m e n t I d = " 1 1 3 1 5 5 6 4 2 9 "   D a t a T y p e = " L a b e l " > B a n k T x t < / B a n k T x t > - 
-         < B e s t R e g a r d s T x t   E l e m e n t T y p e = " C o l u m n "   E l e m e n t I d = " 1 8 8 9 0 4 4 7 3 7 "   D a t a T y p e = " L a b e l " > B e s t R e g a r d s T x t < / B e s t R e g a r d s T x t > +         < B a n k A c c o u n t T x t   E l e m e n t T y p e = " C o l u m n "   E l e m e n t I d = " 1 5 5 7 8 0 5 4 6 2 "   D a t a T y p e = " T e x t C o n s t " > B a n k A c c o u n t T x t < / B a n k A c c o u n t T x t > + 
+         < B a n k T x t   E l e m e n t T y p e = " C o l u m n "   E l e m e n t I d = " 1 1 3 1 5 5 6 4 2 9 "   D a t a T y p e = " T e x t C o n s t " > B a n k T x t < / B a n k T x t > + 
+         < B e s t R e g a r d s T x t   E l e m e n t T y p e = " C o l u m n "   E l e m e n t I d = " 1 8 8 9 0 4 4 7 3 7 "   D a t a T y p e = " T e x t C o n s t " > B e s t R e g a r d s T x t < / B e s t R e g a r d s T x t >   
          < C o m p a n y A d d r e s s 1   E l e m e n t T y p e = " C o l u m n "   E l e m e n t I d = " 1 8 8 4 1 6 4 3 2 3 "   D a t a T y p e = " T e x t " > C o m p a n y A d d r e s s 1 < / C o m p a n y A d d r e s s 1 >   
@@ -4345,26 +4146,24 @@
  
          < C o n t a c t A d d r e s s 8   E l e m e n t T y p e = " C o l u m n "   E l e m e n t I d = " 1 7 0 8 5 0 2 0 6 9 "   D a t a T y p e = " T e x t " > C o n t a c t A d d r e s s 8 < / C o n t a c t A d d r e s s 8 >   
-         < C o v e r S h e e t T x t   E l e m e n t T y p e = " C o l u m n "   E l e m e n t I d = " 1 0 1 5 3 7 1 7 8 5 "   D a t a T y p e = " L a b e l " > C o v e r S h e e t T x t < / C o v e r S h e e t T x t > +         < C o v e r S h e e t T x t   E l e m e n t T y p e = " C o l u m n "   E l e m e n t I d = " 1 0 1 5 3 7 1 7 8 5 "   D a t a T y p e = " T e x t C o n s t " > C o v e r S h e e t T x t < / C o v e r S h e e t T x t >   
          < D o c u m e n t _ D a t e   E l e m e n t T y p e = " C o l u m n "   E l e m e n t I d = " 1 9 4 9 1 9 0 9 2 9 "   D a t a T y p e = " T e x t " > D o c u m e n t _ D a t e < / D o c u m e n t _ D a t e >   
-         < F a x N o T x t   E l e m e n t T y p e = " C o l u m n "   E l e m e n t I d = " 1 9 9 5 6 6 7 2 5 "   D a t a T y p e = " L a b e l " > F a x N o T x t < / F a x N o T x t > - 
-         < G i r o N o T x t   E l e m e n t T y p e = " C o l u m n "   E l e m e n t I d = " 9 7 5 9 5 9 8 5 7 "   D a t a T y p e = " L a b e l " > G i r o N o T x t < / G i r o N o T x t > - 
-         < P h o n e N o T x t   E l e m e n t T y p e = " C o l u m n "   E l e m e n t I d = " 1 2 9 6 7 8 9 4 0 8 "   D a t a T y p e = " L a b e l " > P h o n e N o T x t < / P h o n e N o T x t > - 
-         < V A T R e g N o T x t   E l e m e n t T y p e = " C o l u m n "   E l e m e n t I d = " 1 5 1 2 6 5 1 4 2 5 "   D a t a T y p e = " L a b e l " > V A T R e g N o T x t < / V A T R e g N o T x t > +         < F a x N o T x t   E l e m e n t T y p e = " C o l u m n "   E l e m e n t I d = " 1 9 9 5 6 6 7 2 5 "   D a t a T y p e = " T e x t C o n s t " > F a x N o T x t < / F a x N o T x t > + 
+         < G i r o N o T x t   E l e m e n t T y p e = " C o l u m n "   E l e m e n t I d = " 9 7 5 9 5 9 8 5 7 "   D a t a T y p e = " T e x t C o n s t " > G i r o N o T x t < / G i r o N o T x t > + 
+         < P h o n e N o T x t   E l e m e n t T y p e = " C o l u m n "   E l e m e n t I d = " 1 2 9 6 7 8 9 4 0 8 "   D a t a T y p e = " T e x t C o n s t " > P h o n e N o T x t < / P h o n e N o T x t > + 
+         < V A T R e g N o T x t   E l e m e n t T y p e = " C o l u m n "   E l e m e n t I d = " 1 5 1 2 6 5 1 4 2 5 "   D a t a T y p e = " T e x t C o n s t " > V A T R e g N o T x t < / V A T R e g N o T x t >   
      < / T e m p S e g m e n t L i n e >   
  < / N a v W o r d R e p o r t X m l P a r t > 
 </file>
 
-<file path=customXml/item2.xml>��< ? x m l   v e r s i o n = " 1 . 0 "   e n c o d i n g = " u t f - 1 6 " ? > - 
- < N a v W o r d R e p o r t X m l P a r t   x m l n s = " u r n : m i c r o s o f t - d y n a m i c s - n a v / r e p o r t s / C o n t a c t _ C o v e r _ S h e e t / 5 0 8 5 / " > +<file path=customXml/item2.xml>��< ? x m l   v e r s i o n = " 1 . 0 "   e n c o d i n g = " u t f - 1 6 " ? > < N a v W o r d R e p o r t X m l P a r t   x m l n s = " u r n : m i c r o s o f t - d y n a m i c s - n a v / r e p o r t s / C o n t a c t _ C o v e r _ S h e e t / 5 0 8 5 / " >   
      < B C R e p o r t I n f o r m a t i o n >   
@@ -4428,93 +4227,15 @@
  
          < / R e p o r t R e q u e s t >   
-         < C o m p a n y M e t a d a t a > - 
-             < C o m p a n y N a m e > C o m p a n y   N a m e < / C o m p a n y N a m e > - 
-             < C o m p a n y D i s p l a y N a m e > C o m p a n y   D i s p l a y   N a m e < / C o m p a n y D i s p l a y N a m e > - 
-             < C o m p a n y A d d r e s s L i n e s > - 
-                 < C o m p a n y A d d r e s s L i n e > C o m p a n y   A d d r e s s   L i n e   1 < / C o m p a n y A d d r e s s L i n e > - 
-                 < C o m p a n y A d d r e s s L i n e > C o m p a n y   A d d r e s s   L i n e   2 < / C o m p a n y A d d r e s s L i n e > - 
-                 < C o m p a n y A d d r e s s L i n e > C o m p a n y   A d d r e s s   L i n e   3 < / C o m p a n y A d d r e s s L i n e > - 
-                 < C o m p a n y A d d r e s s L i n e > C o m p a n y   A d d r e s s   L i n e   4 < / C o m p a n y A d d r e s s L i n e > - 
-                 < C o m p a n y A d d r e s s L i n e > C o m p a n y   A d d r e s s   L i n e   5 < / C o m p a n y A d d r e s s L i n e > - 
-                 < C o m p a n y A d d r e s s L i n e > C o m p a n y   A d d r e s s   L i n e   6 < / C o m p a n y A d d r e s s L i n e > - 
-                 < C o m p a n y A d d r e s s L i n e > C o m p a n y   A d d r e s s   L i n e   7 < / C o m p a n y A d d r e s s L i n e > - 
-                 < C o m p a n y A d d r e s s L i n e > C o m p a n y   A d d r e s s   L i n e   8 < / C o m p a n y A d d r e s s L i n e > - 
-             < / C o m p a n y A d d r e s s L i n e s > - 
-             < C o m p a n y P h o n e > C o m p a n y   P h o n e < / C o m p a n y P h o n e > - 
-             < C o m p a n y P h o n e C a p t i o n > C o m p a n y   P h o n e   C a p t i o n < / C o m p a n y P h o n e C a p t i o n > - 
-             < C o m p a n y F a x N o > C o m p a n y   F a x   N o . < / C o m p a n y F a x N o > - 
-             < C o m p a n y F a x N o C a p t i o n > C o m p a n y   F a x   N o .   C a p t i o n < / C o m p a n y F a x N o C a p t i o n > - 
-             < C o m p a n y E m a i l > C o m p a n y   E m a i l < / C o m p a n y E m a i l > - 
-             < C o m p a n y E m a i l C a p t i o n > C o m p a n y   E m a i l   C a p t i o n < / C o m p a n y E m a i l C a p t i o n > - 
-             < C o m p a n y H o m e P a g e > C o m p a n y   H o m e   P a g e < / C o m p a n y H o m e P a g e > - 
-             < C o m p a n y H o m e P a g e C a p t i o n > C o m p a n y   H o m e   P a g e   C a p t i o n < / C o m p a n y H o m e P a g e C a p t i o n > - 
-             < C o m p a n y L o g o > C o m p a n y   L o g o < / C o m p a n y L o g o > - 
-             < C o m p a n y V A T R e g i s t r a t i o n N o > C o m p a n y   V A T   R e g i s t r a t i o n   N o . < / C o m p a n y V A T R e g i s t r a t i o n N o > - 
-             < C o m p a n y V A T R e g i s t r a t i o n N o C a p t i o n > C o m p a n y   V A T   R e g i s t r a t i o n   N o .   C a p t i o n < / C o m p a n y V A T R e g i s t r a t i o n N o C a p t i o n > - 
-             < C o m p a n y R e g i s t r a t i o n N o > C o m p a n y   R e g i s t r a t i o n   N o . < / C o m p a n y R e g i s t r a t i o n N o > - 
-             < C o m p a n y R e g i s t r a t i o n N o C a p t i o n > C o m p a n y   R e g i s t r a t i o n   N o .   C a p t i o n < / C o m p a n y R e g i s t r a t i o n N o C a p t i o n > - 
-             < C o m p a n y B a n k N a m e > C o m p a n y   B a n k   N a m e < / C o m p a n y B a n k N a m e > - 
-             < C o m p a n y B a n k N a m e C a p t i o n > C o m p a n y   B a n k   N a m e   C a p t i o n < / C o m p a n y B a n k N a m e C a p t i o n > - 
-             < C o m p a n y B a n k A c c o u n t N o > C o m p a n y   B a n k   A c c o u n t   N o . < / C o m p a n y B a n k A c c o u n t N o > - 
-             < C o m p a n y B a n k A c c o u n t N o C a p t i o n > C o m p a n y   B a n k   A c c o u n t   N o .   C a p t i o n < / C o m p a n y B a n k A c c o u n t N o C a p t i o n > - 
-             < C o m p a n y B a n k B r a n c h N o > C o m p a n y   B a n k   B r a n c h   N o . < / C o m p a n y B a n k B r a n c h N o > - 
-             < C o m p a n y B a n k B r a n c h N o C a p t i o n > C o m p a n y   B a n k   B r a n c h   N o .   C a p t i o n < / C o m p a n y B a n k B r a n c h N o C a p t i o n > - 
-             < C o m p a n y I B A N > C o m p a n y   I B A N < / C o m p a n y I B A N > - 
-             < C o m p a n y I B A N C a p t i o n > C o m p a n y   I B A N   C a p t i o n < / C o m p a n y I B A N C a p t i o n > - 
-             < C o m p a n y B a n k S W I F T > C o m p a n y   B a n k   S W I F T < / C o m p a n y B a n k S W I F T > - 
-             < C o m p a n y B a n k S W I F T C a p t i o n > C o m p a n y   B a n k   S W I F T   C a p t i o n < / C o m p a n y B a n k S W I F T C a p t i o n > - 
-             < C o m p a n y G i r o N o > C o m p a n y   G i r o   N o . < / C o m p a n y G i r o N o > - 
-             < C o m p a n y G i r o N o C a p t i o n > C o m p a n y   G i r o   N o .   C a p t i o n < / C o m p a n y G i r o N o C a p t i o n > - 
-         < / C o m p a n y M e t a d a t a > - 
      < / B C R e p o r t I n f o r m a t i o n >   
      < S e g m e n t _ H e a d e r >   
-         < S e g m e n t _ L i n e   / > +         < S e g m e n t _ L i n e / >   
      < / S e g m e n t _ H e a d e r >   
-     < C o n t a c t   / > +     < C o n t a c t / >   
      < T e m p S e g m e n t L i n e >   

--- a/src/Layers/W1/BaseApp/CRM/Reports/ContactCoverSheetBody.docx
+++ b/src/Layers/W1/BaseApp/CRM/Reports/ContactCoverSheetBody.docx
@@ -1,40 +1,25 @@
 
 <file path=word/document.xml><?xml version="1.0" encoding="utf-8"?>
-<w:document xmlns:wpc="http://schemas.microsoft.com/office/word/2010/wordprocessingCanvas" xmlns:cx="http://schemas.microsoft.com/office/drawing/2014/chartex" xmlns:cx1="http://schemas.microsoft.com/office/drawing/2015/9/8/chartex" xmlns:cx2="http://schemas.microsoft.com/office/drawing/2015/10/21/chartex" xmlns:cx3="http://schemas.microsoft.com/office/drawing/2016/5/9/chartex" xmlns:cx4="http://schemas.microsoft.com/office/drawing/2016/5/10/chartex" xmlns:cx5="http://schemas.microsoft.com/office/drawing/2016/5/11/chartex" xmlns:cx6="http://schemas.microsoft.com/office/drawing/2016/5/12/chartex" xmlns:cx7="http://schemas.microsoft.com/office/drawing/2016/5/13/chartex" xmlns:cx8="http://schemas.microsoft.com/office/drawing/2016/5/14/chartex" xmlns:mc="http://schemas.openxmlformats.org/markup-compatibility/2006" xmlns:aink="http://schemas.microsoft.com/office/drawing/2016/ink" xmlns:am3d="http://schemas.microsoft.com/office/drawing/2017/model3d" xmlns:o="urn:schemas-microsoft-com:office:office" xmlns:oel="http://schemas.microsoft.com/office/2019/extlst" xmlns:r="http://schemas.openxmlformats.org/officeDocument/2006/relationships" xmlns:m="http://schemas.openxmlformats.org/officeDocument/2006/math" xmlns:v="urn:schemas-microsoft-com:vml" xmlns:wp14="http://schemas.microsoft.com/office/word/2010/wordprocessingDrawing" xmlns:wp="http://schemas.openxmlformats.org/drawingml/2006/wordprocessingDrawing" xmlns:w10="urn:schemas-microsoft-com:office:word" xmlns:w="http://schemas.openxmlformats.org/wordprocessingml/2006/main" xmlns:w14="http://schemas.microsoft.com/office/word/2010/wordml" xmlns:w15="http://schemas.microsoft.com/office/word/2012/wordml" xmlns:w16cex="http://schemas.microsoft.com/office/word/2018/wordml/cex" xmlns:w16cid="http://schemas.microsoft.com/office/word/2016/wordml/cid" xmlns:w16="http://schemas.microsoft.com/office/word/2018/wordml" xmlns:w16du="http://schemas.microsoft.com/office/word/2023/wordml/word16du" xmlns:w16sdtdh="http://schemas.microsoft.com/office/word/2020/wordml/sdtdatahash" xmlns:w16sdtfl="http://schemas.microsoft.com/office/word/2024/wordml/sdtformatlock" xmlns:w16se="http://schemas.microsoft.com/office/word/2015/wordml/symex" xmlns:wpg="http://schemas.microsoft.com/office/word/2010/wordprocessingGroup" xmlns:wpi="http://schemas.microsoft.com/office/word/2010/wordprocessingInk" xmlns:wne="http://schemas.microsoft.com/office/word/2006/wordml" xmlns:wps="http://schemas.microsoft.com/office/word/2010/wordprocessingShape" mc:Ignorable="w14 w15 w16se w16cid w16 w16cex w16sdtdh w16sdtfl w16du wp14">
+<w:document xmlns:wpc="http://schemas.microsoft.com/office/word/2010/wordprocessingCanvas" xmlns:cx="http://schemas.microsoft.com/office/drawing/2014/chartex" xmlns:cx1="http://schemas.microsoft.com/office/drawing/2015/9/8/chartex" xmlns:cx2="http://schemas.microsoft.com/office/drawing/2015/10/21/chartex" xmlns:cx3="http://schemas.microsoft.com/office/drawing/2016/5/9/chartex" xmlns:cx4="http://schemas.microsoft.com/office/drawing/2016/5/10/chartex" xmlns:cx5="http://schemas.microsoft.com/office/drawing/2016/5/11/chartex" xmlns:cx6="http://schemas.microsoft.com/office/drawing/2016/5/12/chartex" xmlns:cx7="http://schemas.microsoft.com/office/drawing/2016/5/13/chartex" xmlns:cx8="http://schemas.microsoft.com/office/drawing/2016/5/14/chartex" xmlns:mc="http://schemas.openxmlformats.org/markup-compatibility/2006" xmlns:aink="http://schemas.microsoft.com/office/drawing/2016/ink" xmlns:am3d="http://schemas.microsoft.com/office/drawing/2017/model3d" xmlns:o="urn:schemas-microsoft-com:office:office" xmlns:oel="http://schemas.microsoft.com/office/2019/extlst" xmlns:r="http://schemas.openxmlformats.org/officeDocument/2006/relationships" xmlns:m="http://schemas.openxmlformats.org/officeDocument/2006/math" xmlns:v="urn:schemas-microsoft-com:vml" xmlns:wp14="http://schemas.microsoft.com/office/word/2010/wordprocessingDrawing" xmlns:wp="http://schemas.openxmlformats.org/drawingml/2006/wordprocessingDrawing" xmlns:w10="urn:schemas-microsoft-com:office:word" xmlns:w="http://schemas.openxmlformats.org/wordprocessingml/2006/main" xmlns:w14="http://schemas.microsoft.com/office/word/2010/wordml" xmlns:w15="http://schemas.microsoft.com/office/word/2012/wordml" xmlns:w16cei="http://schemas.microsoft.com/office/word/2026/wordml/cei" xmlns:w16cex="http://schemas.microsoft.com/office/word/2018/wordml/cex" xmlns:w16cid="http://schemas.microsoft.com/office/word/2016/wordml/cid" xmlns:w16="http://schemas.microsoft.com/office/word/2018/wordml" xmlns:w16du="http://schemas.microsoft.com/office/word/2023/wordml/word16du" xmlns:w16sdtdh="http://schemas.microsoft.com/office/word/2020/wordml/sdtdatahash" xmlns:w16sdtfl="http://schemas.microsoft.com/office/word/2024/wordml/sdtformatlock" xmlns:w16se="http://schemas.microsoft.com/office/word/2015/wordml/symex" xmlns:wpg="http://schemas.microsoft.com/office/word/2010/wordprocessingGroup" xmlns:wpi="http://schemas.microsoft.com/office/word/2010/wordprocessingInk" xmlns:wne="http://schemas.microsoft.com/office/word/2006/wordml" xmlns:wps="http://schemas.microsoft.com/office/word/2010/wordprocessingShape" mc:Ignorable="w14 w15 w16se w16cid w16 w16cex w16sdtdh w16sdtfl w16du wp14">
   <w:body>
     <w:tbl>
       <w:tblPr>
-        <w:tblStyle w:val="BCTotalsTable"/>
+        <w:tblStyle w:val="Default2"/>
         <w:tblW w:w="5000" w:type="pct"/>
-        <w:tblBorders>
-          <w:top w:val="none" w:sz="0" w:space="0" w:color="auto"/>
-          <w:left w:val="none" w:sz="0" w:space="0" w:color="auto"/>
-          <w:bottom w:val="none" w:sz="0" w:space="0" w:color="auto"/>
-          <w:right w:val="none" w:sz="0" w:space="0" w:color="auto"/>
-          <w:insideH w:val="none" w:sz="0" w:space="0" w:color="auto"/>
-          <w:insideV w:val="none" w:sz="0" w:space="0" w:color="auto"/>
-        </w:tblBorders>
-        <w:tblCellMar>
-          <w:left w:w="0" w:type="dxa"/>
-          <w:right w:w="0" w:type="dxa"/>
-        </w:tblCellMar>
         <w:tblLook w:val="0640" w:firstRow="0" w:lastRow="1" w:firstColumn="0" w:lastColumn="0" w:noHBand="1" w:noVBand="1"/>
         <w:tblCaption w:val="Address Block"/>
         <w:tblDescription w:val="Document totals."/>
       </w:tblPr>
       <w:tblGrid>
-        <w:gridCol w:w="5755"/>
-        <w:gridCol w:w="4743"/>
+        <w:gridCol w:w="5753"/>
+        <w:gridCol w:w="4741"/>
       </w:tblGrid>
       <w:tr>
         <w:trPr>
-          <w:cnfStyle w:val="100000000000" w:firstRow="1" w:lastRow="0" w:firstColumn="0" w:lastColumn="0" w:oddVBand="0" w:evenVBand="0" w:oddHBand="0" w:evenHBand="0" w:firstRowFirstColumn="0" w:firstRowLastColumn="0" w:lastRowFirstColumn="0" w:lastRowLastColumn="0"/>
-          <w:cantSplit/>
-          <w:trHeight w:hRule="atLeast" w:val="302"/>
+          <w:trHeight w:val="302"/>
         </w:trPr>
         <w:sdt>
           <w:sdtPr>
-            <w:rPr/>
             <w:alias w:val="ContactAddress1"/>
             <w:tag w:val="#BC:InsertDataItem,DataItems/TempSegmentLine/ContactAddress1"/>
             <w:id w:val="-575054956"/>
@@ -52,7 +37,6 @@
               <w:p>
                 <w:pPr>
                   <w:pStyle w:val="NoSpacing"/>
-                  <w:spacing w:line="240" w:lineRule="auto"/>
                 </w:pPr>
                 <w:r>
                   <w:t>ContactAddress1</w:t>
@@ -63,7 +47,6 @@
         </w:sdt>
         <w:sdt>
           <w:sdtPr>
-            <w:rPr/>
             <w:alias w:val="CompanyAddress1"/>
             <w:tag w:val="#BC:InsertDataItem,DataItems/TempSegmentLine/CompanyAddress1"/>
             <w:id w:val="1939640230"/>
@@ -81,7 +64,6 @@
               <w:p>
                 <w:pPr>
                   <w:pStyle w:val="BCNumber"/>
-                  <w:spacing w:line="240" w:lineRule="auto"/>
                   <w:jc w:val="right"/>
                 </w:pPr>
                 <w:r>
@@ -94,12 +76,10 @@
       </w:tr>
       <w:tr>
         <w:trPr>
-          <w:cantSplit/>
-          <w:trHeight w:hRule="atLeast" w:val="302"/>
+          <w:trHeight w:val="302"/>
         </w:trPr>
         <w:sdt>
           <w:sdtPr>
-            <w:rPr/>
             <w:alias w:val="ContactAddress2"/>
             <w:tag w:val="#BC:InsertDataItem,DataItems/TempSegmentLine/ContactAddress2"/>
             <w:id w:val="-825738205"/>
@@ -117,7 +97,6 @@
               <w:p>
                 <w:pPr>
                   <w:pStyle w:val="NoSpacing"/>
-                  <w:spacing w:line="240" w:lineRule="auto"/>
                 </w:pPr>
                 <w:r>
                   <w:t>ContactAddress2</w:t>
@@ -128,7 +107,6 @@
         </w:sdt>
         <w:sdt>
           <w:sdtPr>
-            <w:rPr/>
             <w:alias w:val="CompanyAddress2"/>
             <w:tag w:val="#BC:InsertDataItem,DataItems/TempSegmentLine/CompanyAddress2"/>
             <w:id w:val="-910615557"/>
@@ -146,7 +124,6 @@
               <w:p>
                 <w:pPr>
                   <w:pStyle w:val="BCNumber"/>
-                  <w:spacing w:line="240" w:lineRule="auto"/>
                   <w:jc w:val="right"/>
                 </w:pPr>
                 <w:r>
@@ -159,12 +136,10 @@
       </w:tr>
       <w:tr>
         <w:trPr>
-          <w:cantSplit/>
-          <w:trHeight w:hRule="atLeast" w:val="302"/>
+          <w:trHeight w:val="302"/>
         </w:trPr>
         <w:sdt>
           <w:sdtPr>
-            <w:rPr/>
             <w:alias w:val="ContactAddress3"/>
             <w:tag w:val="#BC:InsertDataItem,DataItems/TempSegmentLine/ContactAddress3"/>
             <w:id w:val="1165361553"/>
@@ -182,7 +157,6 @@
               <w:p>
                 <w:pPr>
                   <w:pStyle w:val="NoSpacing"/>
-                  <w:spacing w:line="240" w:lineRule="auto"/>
                 </w:pPr>
                 <w:r>
                   <w:t>ContactAddress3</w:t>
@@ -193,7 +167,6 @@
         </w:sdt>
         <w:sdt>
           <w:sdtPr>
-            <w:rPr/>
             <w:alias w:val="CompanyAddress3"/>
             <w:tag w:val="#BC:InsertDataItem,DataItems/TempSegmentLine/CompanyAddress3"/>
             <w:id w:val="-531891836"/>
@@ -211,7 +184,6 @@
               <w:p>
                 <w:pPr>
                   <w:pStyle w:val="BCNumber"/>
-                  <w:spacing w:line="240" w:lineRule="auto"/>
                   <w:jc w:val="right"/>
                 </w:pPr>
                 <w:r>
@@ -224,12 +196,10 @@
       </w:tr>
       <w:tr>
         <w:trPr>
-          <w:cantSplit/>
-          <w:trHeight w:hRule="atLeast" w:val="302"/>
+          <w:trHeight w:val="302"/>
         </w:trPr>
         <w:sdt>
           <w:sdtPr>
-            <w:rPr/>
             <w:alias w:val="ContactAddress4"/>
             <w:tag w:val="#BC:InsertDataItem,DataItems/TempSegmentLine/ContactAddress4"/>
             <w:id w:val="-1774397086"/>
@@ -247,7 +217,6 @@
               <w:p>
                 <w:pPr>
                   <w:pStyle w:val="NoSpacing"/>
-                  <w:spacing w:line="240" w:lineRule="auto"/>
                 </w:pPr>
                 <w:r>
                   <w:t>ContactAddress4</w:t>
@@ -258,7 +227,6 @@
         </w:sdt>
         <w:sdt>
           <w:sdtPr>
-            <w:rPr/>
             <w:alias w:val="CompanyAddress4"/>
             <w:tag w:val="#BC:InsertDataItem,DataItems/TempSegmentLine/CompanyAddress4"/>
             <w:id w:val="2010480356"/>
@@ -276,7 +244,6 @@
               <w:p>
                 <w:pPr>
                   <w:pStyle w:val="BCNumber"/>
-                  <w:spacing w:line="240" w:lineRule="auto"/>
                   <w:jc w:val="right"/>
                 </w:pPr>
                 <w:r>
@@ -289,12 +256,10 @@
       </w:tr>
       <w:tr>
         <w:trPr>
-          <w:cantSplit/>
-          <w:trHeight w:hRule="atLeast" w:val="302"/>
+          <w:trHeight w:val="302"/>
         </w:trPr>
         <w:sdt>
           <w:sdtPr>
-            <w:rPr/>
             <w:alias w:val="ContactAddress5"/>
             <w:tag w:val="#BC:InsertDataItem,DataItems/TempSegmentLine/ContactAddress5"/>
             <w:id w:val="2038930883"/>
@@ -312,7 +277,6 @@
               <w:p>
                 <w:pPr>
                   <w:pStyle w:val="NoSpacing"/>
-                  <w:spacing w:line="240" w:lineRule="auto"/>
                 </w:pPr>
                 <w:r>
                   <w:t>ContactAddress5</w:t>
@@ -323,7 +287,6 @@
         </w:sdt>
         <w:sdt>
           <w:sdtPr>
-            <w:rPr/>
             <w:alias w:val="CompanyAddress5"/>
             <w:tag w:val="#BC:InsertDataItem,DataItems/TempSegmentLine/CompanyAddress5"/>
             <w:id w:val="-649751174"/>
@@ -341,7 +304,6 @@
               <w:p>
                 <w:pPr>
                   <w:pStyle w:val="BCNumber"/>
-                  <w:spacing w:line="240" w:lineRule="auto"/>
                   <w:jc w:val="right"/>
                 </w:pPr>
                 <w:r>
@@ -354,12 +316,10 @@
       </w:tr>
       <w:tr>
         <w:trPr>
-          <w:cantSplit/>
-          <w:trHeight w:hRule="atLeast" w:val="302"/>
+          <w:trHeight w:val="302"/>
         </w:trPr>
         <w:sdt>
           <w:sdtPr>
-            <w:rPr/>
             <w:alias w:val="ContactAddress6"/>
             <w:tag w:val="#BC:InsertDataItem,DataItems/TempSegmentLine/ContactAddress6"/>
             <w:id w:val="2058659818"/>
@@ -377,7 +337,6 @@
               <w:p>
                 <w:pPr>
                   <w:pStyle w:val="NoSpacing"/>
-                  <w:spacing w:line="240" w:lineRule="auto"/>
                 </w:pPr>
                 <w:r>
                   <w:t>ContactAddress6</w:t>
@@ -388,7 +347,6 @@
         </w:sdt>
         <w:sdt>
           <w:sdtPr>
-            <w:rPr/>
             <w:alias w:val="CompanyAddress6"/>
             <w:tag w:val="#BC:InsertDataItem,DataItems/TempSegmentLine/CompanyAddress6"/>
             <w:id w:val="-1993939225"/>
@@ -406,7 +364,6 @@
               <w:p>
                 <w:pPr>
                   <w:pStyle w:val="BCNumber"/>
-                  <w:spacing w:line="240" w:lineRule="auto"/>
                   <w:jc w:val="right"/>
                 </w:pPr>
                 <w:r>
@@ -419,12 +376,10 @@
       </w:tr>
       <w:tr>
         <w:trPr>
-          <w:cantSplit/>
-          <w:trHeight w:hRule="atLeast" w:val="302"/>
+          <w:trHeight w:val="302"/>
         </w:trPr>
         <w:sdt>
           <w:sdtPr>
-            <w:rPr/>
             <w:alias w:val="ContactAddress7"/>
             <w:tag w:val="#BC:InsertDataItem,DataItems/TempSegmentLine/ContactAddress7"/>
             <w:id w:val="1872262947"/>
@@ -442,7 +397,6 @@
               <w:p>
                 <w:pPr>
                   <w:pStyle w:val="NoSpacing"/>
-                  <w:spacing w:line="240" w:lineRule="auto"/>
                 </w:pPr>
                 <w:r>
                   <w:t>ContactAddress7</w:t>
@@ -453,7 +407,6 @@
         </w:sdt>
         <w:sdt>
           <w:sdtPr>
-            <w:rPr/>
             <w:alias w:val="CompanyAddress7"/>
             <w:tag w:val="#BC:InsertDataItem,DataItems/TempSegmentLine/CompanyAddress7"/>
             <w:id w:val="-789976562"/>
@@ -471,7 +424,6 @@
               <w:p>
                 <w:pPr>
                   <w:pStyle w:val="BCNumber"/>
-                  <w:spacing w:line="240" w:lineRule="auto"/>
                   <w:jc w:val="right"/>
                 </w:pPr>
                 <w:r>
@@ -484,12 +436,10 @@
       </w:tr>
       <w:tr>
         <w:trPr>
-          <w:cantSplit/>
-          <w:trHeight w:hRule="atLeast" w:val="302"/>
+          <w:trHeight w:val="302"/>
         </w:trPr>
         <w:sdt>
           <w:sdtPr>
-            <w:rPr/>
             <w:alias w:val="ContactAddress8"/>
             <w:tag w:val="#BC:InsertDataItem,DataItems/TempSegmentLine/ContactAddress8"/>
             <w:id w:val="45810648"/>
@@ -506,8 +456,7 @@
               </w:tcPr>
               <w:p>
                 <w:pPr>
-                  <w:pStyle w:val="BCLabel"/>
-                  <w:spacing w:line="240" w:lineRule="auto"/>
+                  <w:pStyle w:val="NoSpacing"/>
                 </w:pPr>
                 <w:r>
                   <w:t>ContactAddress8</w:t>
@@ -518,7 +467,6 @@
         </w:sdt>
         <w:sdt>
           <w:sdtPr>
-            <w:rPr/>
             <w:alias w:val="CompanyAddress8"/>
             <w:tag w:val="#BC:InsertDataItem,DataItems/TempSegmentLine/CompanyAddress8"/>
             <w:id w:val="-337152210"/>
@@ -535,8 +483,7 @@
               </w:tcPr>
               <w:p>
                 <w:pPr>
-                  <w:pStyle w:val="BCLabelNumber"/>
-                  <w:spacing w:line="240" w:lineRule="auto"/>
+                  <w:pStyle w:val="BCNumber"/>
                   <w:jc w:val="right"/>
                 </w:pPr>
                 <w:r>
@@ -553,27 +500,15 @@
       <w:tblPr>
         <w:tblStyle w:val="BCBlockTable"/>
         <w:tblW w:w="5000" w:type="pct"/>
-        <w:tblBorders>
-          <w:top w:val="none" w:sz="0" w:space="0" w:color="auto"/>
-          <w:left w:val="none" w:sz="0" w:space="0" w:color="auto"/>
-          <w:bottom w:val="none" w:sz="0" w:space="0" w:color="auto"/>
-          <w:right w:val="none" w:sz="0" w:space="0" w:color="auto"/>
-          <w:insideH w:val="none" w:sz="0" w:space="0" w:color="auto"/>
-          <w:insideV w:val="none" w:sz="0" w:space="0" w:color="auto"/>
-        </w:tblBorders>
-        <w:tblCellMar>
-          <w:left w:w="0" w:type="dxa"/>
-          <w:right w:w="0" w:type="dxa"/>
-        </w:tblCellMar>
         <w:tblLook w:val="0620" w:firstRow="1" w:lastRow="0" w:firstColumn="0" w:lastColumn="0" w:noHBand="1" w:noVBand="1"/>
         <w:tblCaption w:val="Table 2"/>
         <w:tblDescription w:val="Layout table. Used for positioning, not for tabular data."/>
       </w:tblPr>
       <w:tblGrid>
-        <w:gridCol w:w="2624"/>
-        <w:gridCol w:w="2624"/>
-        <w:gridCol w:w="2624"/>
-        <w:gridCol w:w="2624"/>
+        <w:gridCol w:w="2549"/>
+        <w:gridCol w:w="2295"/>
+        <w:gridCol w:w="2614"/>
+        <w:gridCol w:w="3036"/>
       </w:tblGrid>
       <w:tr>
         <w:trPr>
@@ -588,7 +523,7 @@
           <w:p>
             <w:pPr>
               <w:pStyle w:val="BCLabel"/>
-              <w:spacing w:before="0" w:after="0" w:line="278" w:lineRule="auto"/>
+              <w:spacing w:line="278" w:lineRule="auto"/>
             </w:pPr>
             <w:sdt>
               <w:sdtPr>
@@ -624,7 +559,7 @@
           <w:p>
             <w:pPr>
               <w:pStyle w:val="BCLabel"/>
-              <w:spacing w:before="0" w:after="0" w:line="278" w:lineRule="auto"/>
+              <w:spacing w:line="278" w:lineRule="auto"/>
             </w:pPr>
             <w:sdt>
               <w:sdtPr>
@@ -660,7 +595,7 @@
           <w:p>
             <w:pPr>
               <w:pStyle w:val="BCLabel"/>
-              <w:spacing w:before="0" w:after="0" w:line="278" w:lineRule="auto"/>
+              <w:spacing w:line="278" w:lineRule="auto"/>
             </w:pPr>
             <w:sdt>
               <w:sdtPr>
@@ -696,7 +631,7 @@
           <w:p>
             <w:pPr>
               <w:pStyle w:val="BCLabel"/>
-              <w:spacing w:before="0" w:after="0" w:line="278" w:lineRule="auto"/>
+              <w:spacing w:line="278" w:lineRule="auto"/>
             </w:pPr>
             <w:sdt>
               <w:sdtPr>
@@ -741,9 +676,6 @@
             </w:pPr>
             <w:sdt>
               <w:sdtPr>
-                <w:rPr>
-                  <w:lang w:val="en-DK" w:eastAsia="en-DK"/>
-                </w:rPr>
                 <w:alias w:val="CompanyInformationVATRegNo"/>
                 <w:tag w:val="#BC:InsertDataItem,DataItems/TempSegmentLine/CompanyInformationVATRegNo"/>
                 <w:id w:val="1781914095"/>
@@ -756,9 +688,6 @@
               <w:sdtContent>
                 <w:proofErr w:type="spellStart"/>
                 <w:r>
-                  <w:rPr>
-                    <w:lang w:val="en-DK" w:eastAsia="en-DK"/>
-                  </w:rPr>
                   <w:t>CompanyInformationVATRegNo</w:t>
                 </w:r>
                 <w:proofErr w:type="spellEnd"/>
@@ -776,9 +705,6 @@
             </w:pPr>
             <w:sdt>
               <w:sdtPr>
-                <w:rPr>
-                  <w:lang w:val="en-DK" w:eastAsia="en-DK"/>
-                </w:rPr>
                 <w:alias w:val="CompanyInformationGiroNo"/>
                 <w:tag w:val="#BC:InsertDataItem,DataItems/TempSegmentLine/CompanyInformationGiroNo"/>
                 <w:id w:val="-1688513407"/>
@@ -791,9 +717,6 @@
               <w:sdtContent>
                 <w:proofErr w:type="spellStart"/>
                 <w:r>
-                  <w:rPr>
-                    <w:lang w:val="en-DK" w:eastAsia="en-DK"/>
-                  </w:rPr>
                   <w:t>CompanyInformationGiroNo</w:t>
                 </w:r>
                 <w:proofErr w:type="spellEnd"/>
@@ -811,9 +734,6 @@
             </w:pPr>
             <w:sdt>
               <w:sdtPr>
-                <w:rPr>
-                  <w:lang w:val="en-DK" w:eastAsia="en-DK"/>
-                </w:rPr>
                 <w:alias w:val="CompanyInformationBankName"/>
                 <w:tag w:val="#BC:InsertDataItem,DataItems/TempSegmentLine/CompanyInformationBankName"/>
                 <w:id w:val="292719772"/>
@@ -826,9 +746,6 @@
               <w:sdtContent>
                 <w:proofErr w:type="spellStart"/>
                 <w:r>
-                  <w:rPr>
-                    <w:lang w:val="en-DK" w:eastAsia="en-DK"/>
-                  </w:rPr>
                   <w:t>CompanyInformationBankName</w:t>
                 </w:r>
                 <w:proofErr w:type="spellEnd"/>
@@ -846,9 +763,6 @@
             </w:pPr>
             <w:sdt>
               <w:sdtPr>
-                <w:rPr>
-                  <w:lang w:val="en-DK" w:eastAsia="en-DK"/>
-                </w:rPr>
                 <w:alias w:val="CompanyInformationBankAccountNo"/>
                 <w:tag w:val="#BC:InsertDataItem,DataItems/TempSegmentLine/CompanyInformationBankAccountNo"/>
                 <w:id w:val="2053876319"/>
@@ -861,9 +775,6 @@
               <w:sdtContent>
                 <w:proofErr w:type="spellStart"/>
                 <w:r>
-                  <w:rPr>
-                    <w:lang w:val="en-DK" w:eastAsia="en-DK"/>
-                  </w:rPr>
                   <w:t>CompanyInformationBankAccountNo</w:t>
                 </w:r>
                 <w:proofErr w:type="spellEnd"/>
@@ -879,19 +790,16 @@
       <w:tblPr>
         <w:tblStyle w:val="BCBlockTable"/>
         <w:tblW w:w="5000" w:type="pct"/>
-        <w:tblCellMar>
-          <w:left w:w="0" w:type="dxa"/>
-          <w:right w:w="0" w:type="dxa"/>
-        </w:tblCellMar>
         <w:tblLook w:val="0620" w:firstRow="1" w:lastRow="0" w:firstColumn="0" w:lastColumn="0" w:noHBand="1" w:noVBand="1"/>
         <w:tblCaption w:val="Table 3"/>
         <w:tblDescription w:val="Layout table. Used for positioning, not for tabular data."/>
       </w:tblPr>
       <w:tblGrid>
-        <w:gridCol w:w="10498"/>
+        <w:gridCol w:w="10494"/>
       </w:tblGrid>
       <w:tr>
         <w:trPr>
+          <w:cnfStyle w:val="100000000000" w:firstRow="1" w:lastRow="0" w:firstColumn="0" w:lastColumn="0" w:oddVBand="0" w:evenVBand="0" w:oddHBand="0" w:evenHBand="0" w:firstRowFirstColumn="0" w:firstRowLastColumn="0" w:lastRowFirstColumn="0" w:lastRowLastColumn="0"/>
           <w:cantSplit/>
         </w:trPr>
         <w:tc>
@@ -901,12 +809,10 @@
           <w:p>
             <w:pPr>
               <w:pStyle w:val="NoSpacing"/>
-              <w:spacing w:after="0"/>
               <w:ind w:right="29"/>
             </w:pPr>
             <w:sdt>
               <w:sdtPr>
-                <w:rPr/>
                 <w:alias w:val="BestRegardsTxt"/>
                 <w:tag w:val="#BC:InsertDataItem,DataItems/TempSegmentLine/BestRegardsTxt"/>
                 <w:id w:val="-1513603206"/>
@@ -953,7 +859,6 @@
               <w:p>
                 <w:pPr>
                   <w:pStyle w:val="NoSpacing"/>
-                  <w:spacing w:after="0"/>
                   <w:ind w:right="29"/>
                   <w:rPr>
                     <w:rStyle w:val="Emphasis"/>
@@ -1631,8 +1536,8 @@
       <w:spacing w:after="0" w:line="240" w:lineRule="auto"/>
     </w:pPr>
     <w:rPr>
-      <w:rFonts w:asciiTheme="minorHAnsi" w:hAnsiTheme="minorHAnsi" w:eastAsiaTheme="minorHAnsi" w:cstheme="minorBidi"/>
-      <w:color w:val="242424" w:themeColor="text1"/>
+      <w:rFonts w:eastAsiaTheme="minorHAnsi"/>
+      <w:color w:val="000000" w:themeColor="text1"/>
     </w:rPr>
   </w:style>
   <w:style w:type="paragraph" w:customStyle="1" w:styleId="BCNumber">
@@ -1641,13 +1546,7 @@
     <w:next w:val="Normal"/>
     <w:uiPriority w:val="2"/>
     <w:qFormat/>
-    <w:pPr>
-      <w:spacing w:before="0" w:after="0" w:line="240" w:lineRule="auto"/>
-    </w:pPr>
     <w:rPr>
-      <w:rFonts w:asciiTheme="minorHAnsi" w:hAnsiTheme="minorHAnsi" w:eastAsiaTheme="minorHAnsi" w:cstheme="minorBidi"/>
-      <w:color w:val="242424" w:themeColor="text1"/>
-      <w14:numForm w14:val="tabular"/>
       <w14:numSpacing w14:val="tabular"/>
     </w:rPr>
   </w:style>
@@ -1659,11 +1558,9 @@
     <w:qFormat/>
     <w:pPr>
       <w:keepNext/>
-      <w:spacing w:before="0" w:after="0" w:line="240" w:lineRule="auto"/>
     </w:pPr>
     <w:rPr>
-      <w:rFonts w:asciiTheme="majorHAnsi" w:hAnsiTheme="majorHAnsi" w:eastAsiaTheme="majorEastAsia" w:cstheme="majorBidi"/>
-      <w:color w:val="242424" w:themeColor="text1"/>
+      <w:rFonts w:asciiTheme="majorHAnsi" w:eastAsiaTheme="majorEastAsia" w:hAnsiTheme="majorHAnsi" w:cstheme="majorBidi"/>
     </w:rPr>
   </w:style>
   <w:style w:type="paragraph" w:customStyle="1" w:styleId="BCLabelNumber">
@@ -1672,13 +1569,7 @@
     <w:next w:val="Normal"/>
     <w:uiPriority w:val="2"/>
     <w:qFormat/>
-    <w:pPr>
-      <w:spacing w:before="0" w:after="0" w:line="240" w:lineRule="auto"/>
-    </w:pPr>
     <w:rPr>
-      <w:rFonts w:asciiTheme="majorHAnsi" w:hAnsiTheme="majorHAnsi" w:eastAsiaTheme="majorEastAsia" w:cstheme="majorBidi"/>
-      <w:color w:val="242424" w:themeColor="text1"/>
-      <w14:numForm w14:val="tabular"/>
       <w14:numSpacing w14:val="tabular"/>
     </w:rPr>
   </w:style>
@@ -1688,25 +1579,21 @@
     <w:uiPriority w:val="99"/>
     <w:qFormat/>
     <w:pPr>
-      <w:spacing w:before="0" w:after="0" w:line="240" w:lineRule="auto"/>
+      <w:spacing w:after="0" w:line="240" w:lineRule="auto"/>
     </w:pPr>
     <w:tblPr>
       <w:tblStyleRowBandSize w:val="1"/>
       <w:tblStyleColBandSize w:val="1"/>
       <w:tblCellMar>
-        <w:top w:w="0" w:type="dxa"/>
         <w:left w:w="0" w:type="dxa"/>
-        <w:bottom w:w="0" w:type="dxa"/>
         <w:right w:w="0" w:type="dxa"/>
       </w:tblCellMar>
     </w:tblPr>
-    <w:tcPr>
-      <w:vAlign w:val="top"/>
-    </w:tcPr>
     <w:tblStylePr w:type="firstRow">
       <w:rPr>
         <w:rFonts w:asciiTheme="majorHAnsi" w:hAnsiTheme="majorHAnsi" w:cstheme="majorBidi"/>
       </w:rPr>
+      <w:tblPr/>
       <w:tcPr>
         <w:vAlign w:val="top"/>
       </w:tcPr>
@@ -1718,15 +1605,13 @@
     <w:uiPriority w:val="99"/>
     <w:qFormat/>
     <w:pPr>
-      <w:spacing w:before="0" w:after="0" w:line="240" w:lineRule="auto"/>
+      <w:spacing w:after="0" w:line="240" w:lineRule="auto"/>
     </w:pPr>
     <w:tblPr>
       <w:tblStyleRowBandSize w:val="1"/>
       <w:tblStyleColBandSize w:val="1"/>
       <w:tblCellMar>
-        <w:top w:w="0" w:type="dxa"/>
         <w:left w:w="115" w:type="dxa"/>
-        <w:bottom w:w="0" w:type="dxa"/>
         <w:right w:w="115" w:type="dxa"/>
       </w:tblCellMar>
     </w:tblPr>
@@ -1740,28 +1625,32 @@
       <w:rPr>
         <w:rFonts w:asciiTheme="majorHAnsi" w:hAnsiTheme="majorHAnsi" w:cstheme="majorBidi"/>
       </w:rPr>
+      <w:tblPr/>
       <w:tcPr>
         <w:tcBorders>
-          <w:bottom w:val="single" w:sz="4" w:space="0" w:color="242424" w:themeColor="text1"/>
+          <w:bottom w:val="single" w:sz="4" w:space="0" w:color="000000" w:themeColor="text1"/>
         </w:tcBorders>
         <w:vAlign w:val="top"/>
       </w:tcPr>
     </w:tblStylePr>
     <w:tblStylePr w:type="lastRow">
+      <w:tblPr/>
       <w:tcPr>
         <w:tcBorders>
-          <w:bottom w:val="single" w:sz="4" w:space="0" w:color="F5F7F8" w:themeColor="background2"/>
+          <w:bottom w:val="single" w:sz="4" w:space="0" w:color="E8E8E8" w:themeColor="background2"/>
         </w:tcBorders>
       </w:tcPr>
     </w:tblStylePr>
     <w:tblStylePr w:type="band1Horz">
+      <w:tblPr/>
       <w:tcPr>
         <w:shd w:val="clear" w:color="auto" w:fill="auto"/>
       </w:tcPr>
     </w:tblStylePr>
     <w:tblStylePr w:type="band2Horz">
+      <w:tblPr/>
       <w:tcPr>
-        <w:shd w:val="clear" w:color="auto" w:fill="CCE6E9" w:themeFill="accent2" w:themeFillTint="33"/>
+        <w:shd w:val="clear" w:color="auto" w:fill="FAE2D5" w:themeFill="accent2" w:themeFillTint="33"/>
       </w:tcPr>
     </w:tblStylePr>
   </w:style>
@@ -1771,15 +1660,13 @@
     <w:uiPriority w:val="99"/>
     <w:qFormat/>
     <w:pPr>
-      <w:spacing w:before="0" w:after="0" w:line="240" w:lineRule="auto"/>
+      <w:spacing w:after="0" w:line="240" w:lineRule="auto"/>
     </w:pPr>
     <w:tblPr>
       <w:tblStyleRowBandSize w:val="1"/>
       <w:tblStyleColBandSize w:val="1"/>
       <w:tblCellMar>
-        <w:top w:w="0" w:type="dxa"/>
         <w:left w:w="115" w:type="dxa"/>
-        <w:bottom w:w="0" w:type="dxa"/>
         <w:right w:w="115" w:type="dxa"/>
       </w:tblCellMar>
     </w:tblPr>
@@ -1790,10 +1677,11 @@
       <w:rPr>
         <w:rFonts w:asciiTheme="majorHAnsi" w:hAnsiTheme="majorHAnsi" w:cstheme="majorBidi"/>
       </w:rPr>
+      <w:tblPr/>
       <w:tcPr>
         <w:tcBorders>
-          <w:top w:val="single" w:sz="4" w:space="0" w:color="242424" w:themeColor="text1"/>
-          <w:bottom w:val="single" w:sz="8" w:space="0" w:color="242424" w:themeColor="text1"/>
+          <w:top w:val="single" w:sz="4" w:space="0" w:color="000000" w:themeColor="text1"/>
+          <w:bottom w:val="single" w:sz="8" w:space="0" w:color="000000" w:themeColor="text1"/>
         </w:tcBorders>
       </w:tcPr>
     </w:tblStylePr>
@@ -1804,7 +1692,7 @@
     <w:uiPriority w:val="99"/>
     <w:qFormat/>
     <w:pPr>
-      <w:spacing w:before="0" w:after="0" w:line="240" w:lineRule="auto"/>
+      <w:spacing w:after="0" w:line="240" w:lineRule="auto"/>
     </w:pPr>
     <w:tblPr>
       <w:tblStyleRowBandSize w:val="1"/>
@@ -1823,6 +1711,7 @@
       <w:rPr>
         <w:rFonts w:asciiTheme="majorHAnsi" w:hAnsiTheme="majorHAnsi" w:cstheme="majorBidi"/>
       </w:rPr>
+      <w:tblPr/>
       <w:tcPr>
         <w:vAlign w:val="bottom"/>
       </w:tcPr>
@@ -1831,9 +1720,10 @@
       <w:rPr>
         <w:rFonts w:asciiTheme="majorHAnsi" w:hAnsiTheme="majorHAnsi" w:cstheme="majorBidi"/>
       </w:rPr>
+      <w:tblPr/>
       <w:tcPr>
         <w:tcBorders>
-          <w:top w:val="single" w:sz="4" w:space="0" w:color="242424" w:themeColor="text1"/>
+          <w:top w:val="single" w:sz="4" w:space="0" w:color="000000" w:themeColor="text1"/>
         </w:tcBorders>
       </w:tcPr>
     </w:tblStylePr>
@@ -1844,25 +1734,21 @@
     <w:uiPriority w:val="99"/>
     <w:qFormat/>
     <w:pPr>
-      <w:spacing w:before="0" w:after="0" w:line="240" w:lineRule="auto"/>
+      <w:spacing w:after="0" w:line="240" w:lineRule="auto"/>
     </w:pPr>
     <w:tblPr>
       <w:tblStyleRowBandSize w:val="1"/>
       <w:tblStyleColBandSize w:val="1"/>
       <w:tblCellMar>
-        <w:top w:w="0" w:type="dxa"/>
         <w:left w:w="0" w:type="dxa"/>
-        <w:bottom w:w="0" w:type="dxa"/>
         <w:right w:w="0" w:type="dxa"/>
       </w:tblCellMar>
     </w:tblPr>
-    <w:tcPr>
-      <w:vAlign w:val="top"/>
-    </w:tcPr>
     <w:tblStylePr w:type="lastRow">
+      <w:tblPr/>
       <w:tcPr>
         <w:tcBorders>
-          <w:bottom w:val="single" w:sz="4" w:space="0" w:color="242424" w:themeColor="text1"/>
+          <w:bottom w:val="single" w:sz="4" w:space="0" w:color="000000" w:themeColor="text1"/>
         </w:tcBorders>
       </w:tcPr>
     </w:tblStylePr>
@@ -1871,7 +1757,7 @@
 </file>
 
 <file path=word/glossary/document.xml><?xml version="1.0" encoding="utf-8"?>
-<w:glossaryDocument xmlns:wpc="http://schemas.microsoft.com/office/word/2010/wordprocessingCanvas" xmlns:cx="http://schemas.microsoft.com/office/drawing/2014/chartex" xmlns:cx1="http://schemas.microsoft.com/office/drawing/2015/9/8/chartex" xmlns:cx2="http://schemas.microsoft.com/office/drawing/2015/10/21/chartex" xmlns:cx3="http://schemas.microsoft.com/office/drawing/2016/5/9/chartex" xmlns:cx4="http://schemas.microsoft.com/office/drawing/2016/5/10/chartex" xmlns:cx5="http://schemas.microsoft.com/office/drawing/2016/5/11/chartex" xmlns:cx6="http://schemas.microsoft.com/office/drawing/2016/5/12/chartex" xmlns:cx7="http://schemas.microsoft.com/office/drawing/2016/5/13/chartex" xmlns:cx8="http://schemas.microsoft.com/office/drawing/2016/5/14/chartex" xmlns:mc="http://schemas.openxmlformats.org/markup-compatibility/2006" xmlns:aink="http://schemas.microsoft.com/office/drawing/2016/ink" xmlns:am3d="http://schemas.microsoft.com/office/drawing/2017/model3d" xmlns:o="urn:schemas-microsoft-com:office:office" xmlns:oel="http://schemas.microsoft.com/office/2019/extlst" xmlns:r="http://schemas.openxmlformats.org/officeDocument/2006/relationships" xmlns:m="http://schemas.openxmlformats.org/officeDocument/2006/math" xmlns:v="urn:schemas-microsoft-com:vml" xmlns:wp14="http://schemas.microsoft.com/office/word/2010/wordprocessingDrawing" xmlns:wp="http://schemas.openxmlformats.org/drawingml/2006/wordprocessingDrawing" xmlns:w10="urn:schemas-microsoft-com:office:word" xmlns:w="http://schemas.openxmlformats.org/wordprocessingml/2006/main" xmlns:w14="http://schemas.microsoft.com/office/word/2010/wordml" xmlns:w15="http://schemas.microsoft.com/office/word/2012/wordml" xmlns:w16cex="http://schemas.microsoft.com/office/word/2018/wordml/cex" xmlns:w16cid="http://schemas.microsoft.com/office/word/2016/wordml/cid" xmlns:w16="http://schemas.microsoft.com/office/word/2018/wordml" xmlns:w16du="http://schemas.microsoft.com/office/word/2023/wordml/word16du" xmlns:w16sdtdh="http://schemas.microsoft.com/office/word/2020/wordml/sdtdatahash" xmlns:w16sdtfl="http://schemas.microsoft.com/office/word/2024/wordml/sdtformatlock" xmlns:w16se="http://schemas.microsoft.com/office/word/2015/wordml/symex" xmlns:wpg="http://schemas.microsoft.com/office/word/2010/wordprocessingGroup" xmlns:wpi="http://schemas.microsoft.com/office/word/2010/wordprocessingInk" xmlns:wne="http://schemas.microsoft.com/office/word/2006/wordml" xmlns:wps="http://schemas.microsoft.com/office/word/2010/wordprocessingShape" mc:Ignorable="w14 w15 w16se w16cid w16 w16cex w16sdtdh w16sdtfl w16du wp14">
+<w:glossaryDocument xmlns:wpc="http://schemas.microsoft.com/office/word/2010/wordprocessingCanvas" xmlns:cx="http://schemas.microsoft.com/office/drawing/2014/chartex" xmlns:cx1="http://schemas.microsoft.com/office/drawing/2015/9/8/chartex" xmlns:cx2="http://schemas.microsoft.com/office/drawing/2015/10/21/chartex" xmlns:cx3="http://schemas.microsoft.com/office/drawing/2016/5/9/chartex" xmlns:cx4="http://schemas.microsoft.com/office/drawing/2016/5/10/chartex" xmlns:cx5="http://schemas.microsoft.com/office/drawing/2016/5/11/chartex" xmlns:cx6="http://schemas.microsoft.com/office/drawing/2016/5/12/chartex" xmlns:cx7="http://schemas.microsoft.com/office/drawing/2016/5/13/chartex" xmlns:cx8="http://schemas.microsoft.com/office/drawing/2016/5/14/chartex" xmlns:mc="http://schemas.openxmlformats.org/markup-compatibility/2006" xmlns:aink="http://schemas.microsoft.com/office/drawing/2016/ink" xmlns:am3d="http://schemas.microsoft.com/office/drawing/2017/model3d" xmlns:o="urn:schemas-microsoft-com:office:office" xmlns:oel="http://schemas.microsoft.com/office/2019/extlst" xmlns:r="http://schemas.openxmlformats.org/officeDocument/2006/relationships" xmlns:m="http://schemas.openxmlformats.org/officeDocument/2006/math" xmlns:v="urn:schemas-microsoft-com:vml" xmlns:wp14="http://schemas.microsoft.com/office/word/2010/wordprocessingDrawing" xmlns:wp="http://schemas.openxmlformats.org/drawingml/2006/wordprocessingDrawing" xmlns:w10="urn:schemas-microsoft-com:office:word" xmlns:w="http://schemas.openxmlformats.org/wordprocessingml/2006/main" xmlns:w14="http://schemas.microsoft.com/office/word/2010/wordml" xmlns:w15="http://schemas.microsoft.com/office/word/2012/wordml" xmlns:w16cei="http://schemas.microsoft.com/office/word/2026/wordml/cei" xmlns:w16cex="http://schemas.microsoft.com/office/word/2018/wordml/cex" xmlns:w16cid="http://schemas.microsoft.com/office/word/2016/wordml/cid" xmlns:w16="http://schemas.microsoft.com/office/word/2018/wordml" xmlns:w16du="http://schemas.microsoft.com/office/word/2023/wordml/word16du" xmlns:w16sdtdh="http://schemas.microsoft.com/office/word/2020/wordml/sdtdatahash" xmlns:w16sdtfl="http://schemas.microsoft.com/office/word/2024/wordml/sdtformatlock" xmlns:w16se="http://schemas.microsoft.com/office/word/2015/wordml/symex" xmlns:wpg="http://schemas.microsoft.com/office/word/2010/wordprocessingGroup" xmlns:wpi="http://schemas.microsoft.com/office/word/2010/wordprocessingInk" xmlns:wne="http://schemas.microsoft.com/office/word/2006/wordml" xmlns:wps="http://schemas.microsoft.com/office/word/2010/wordprocessingShape" mc:Ignorable="w14 w15 w16se w16cid w16 w16cex w16sdtdh w16sdtfl w16du wp14">
   <w:docParts>
     <w:docPart>
       <w:docPartPr>
@@ -2602,7 +2488,6 @@
 <file path=word/glossary/fontTable.xml><?xml version="1.0" encoding="utf-8"?>
 <w:fonts xmlns:mc="http://schemas.openxmlformats.org/markup-compatibility/2006" xmlns:r="http://schemas.openxmlformats.org/officeDocument/2006/relationships" xmlns:w="http://schemas.openxmlformats.org/wordprocessingml/2006/main" xmlns:w14="http://schemas.microsoft.com/office/word/2010/wordml" xmlns:w15="http://schemas.microsoft.com/office/word/2012/wordml" xmlns:w16cex="http://schemas.microsoft.com/office/word/2018/wordml/cex" xmlns:w16cid="http://schemas.microsoft.com/office/word/2016/wordml/cid" xmlns:w16="http://schemas.microsoft.com/office/word/2018/wordml" xmlns:w16du="http://schemas.microsoft.com/office/word/2023/wordml/word16du" xmlns:w16sdtdh="http://schemas.microsoft.com/office/word/2020/wordml/sdtdatahash" xmlns:w16sdtfl="http://schemas.microsoft.com/office/word/2024/wordml/sdtformatlock" xmlns:w16se="http://schemas.microsoft.com/office/word/2015/wordml/symex" mc:Ignorable="w14 w15 w16se w16cid w16 w16cex w16sdtdh w16sdtfl w16du">
   <w:font w:name="Aptos">
-    <w:panose1 w:val="020B0004020202020204"/>
     <w:charset w:val="00"/>
     <w:family w:val="swiss"/>
     <w:pitch w:val="variable"/>
@@ -2616,7 +2501,6 @@
     <w:sig w:usb0="E0002EFF" w:usb1="C000785B" w:usb2="00000009" w:usb3="00000000" w:csb0="000001FF" w:csb1="00000000"/>
   </w:font>
   <w:font w:name="Aptos Display">
-    <w:panose1 w:val="020B0004020202020204"/>
     <w:charset w:val="00"/>
     <w:family w:val="swiss"/>
     <w:pitch w:val="variable"/>
@@ -2636,13 +2520,6 @@
     <w:pitch w:val="variable"/>
     <w:sig w:usb0="00000287" w:usb1="00000000" w:usb2="00000000" w:usb3="00000000" w:csb0="0000009F" w:csb1="00000000"/>
   </w:font>
-  <w:font w:name="Segoe UI Semibold">
-    <w:panose1 w:val="020B0702040204020203"/>
-    <w:charset w:val="00"/>
-    <w:family w:val="swiss"/>
-    <w:pitch w:val="variable"/>
-    <w:sig w:usb0="E4002EFF" w:usb1="C000E47F" w:usb2="00000009" w:usb3="00000000" w:csb0="000001FF" w:csb1="00000000"/>
-  </w:font>
 </w:fonts>
 </file>
 
@@ -2650,6 +2527,7 @@
 <w:settings xmlns:mc="http://schemas.openxmlformats.org/markup-compatibility/2006" xmlns:o="urn:schemas-microsoft-com:office:office" xmlns:r="http://schemas.openxmlformats.org/officeDocument/2006/relationships" xmlns:m="http://schemas.openxmlformats.org/officeDocument/2006/math" xmlns:v="urn:schemas-microsoft-com:vml" xmlns:w10="urn:schemas-microsoft-com:office:word" xmlns:w="http://schemas.openxmlformats.org/wordprocessingml/2006/main" xmlns:w14="http://schemas.microsoft.com/office/word/2010/wordml" xmlns:w15="http://schemas.microsoft.com/office/word/2012/wordml" xmlns:w16cex="http://schemas.microsoft.com/office/word/2018/wordml/cex" xmlns:w16cid="http://schemas.microsoft.com/office/word/2016/wordml/cid" xmlns:w16="http://schemas.microsoft.com/office/word/2018/wordml" xmlns:w16du="http://schemas.microsoft.com/office/word/2023/wordml/word16du" xmlns:w16sdtdh="http://schemas.microsoft.com/office/word/2020/wordml/sdtdatahash" xmlns:w16sdtfl="http://schemas.microsoft.com/office/word/2024/wordml/sdtformatlock" xmlns:w16se="http://schemas.microsoft.com/office/word/2015/wordml/symex" xmlns:sl="http://schemas.openxmlformats.org/schemaLibrary/2006/main" mc:Ignorable="w14 w15 w16se w16cid w16 w16cex w16sdtdh w16sdtfl w16du">
   <w:view w:val="normal"/>
   <w:defaultTabStop w:val="720"/>
+  <w:hyphenationZone w:val="425"/>
   <w:characterSpacingControl w:val="doNotCompress"/>
   <w:compat>
     <w:useFELayout/>
@@ -2664,6 +2542,10 @@
     <w:rsidRoot w:val="000D41E8"/>
     <w:rsid w:val="000D41E8"/>
     <w:rsid w:val="00334C2D"/>
+    <w:rsid w:val="003B36BD"/>
+    <w:rsid w:val="004C1BFD"/>
+    <w:rsid w:val="009D242C"/>
+    <w:rsid w:val="00BD540B"/>
     <w:rsid w:val="00EC12F1"/>
   </w:rsids>
   <m:mathPr>
@@ -2681,7 +2563,7 @@
   </m:mathPr>
   <w:themeFontLang w:val="en-DK"/>
   <w:clrSchemeMapping w:bg1="light1" w:t1="dark1" w:bg2="light2" w:t2="dark2" w:accent1="accent1" w:accent2="accent2" w:accent3="accent3" w:accent4="accent4" w:accent5="accent5" w:accent6="accent6" w:hyperlink="hyperlink" w:followedHyperlink="followedHyperlink"/>
-  <w:decimalSymbol w:val="."/>
+  <w:decimalSymbol w:val=","/>
   <w:listSeparator w:val=","/>
   <w15:chartTrackingRefBased/>
 </w:settings>
@@ -3125,438 +3007,6 @@
       <w:color w:val="666666"/>
     </w:rPr>
   </w:style>
-  <w:style w:type="paragraph" w:customStyle="1" w:styleId="F1930640851D4E5AB33A20D1A34BF9F9">
-    <w:name w:val="F1930640851D4E5AB33A20D1A34BF9F9"/>
-    <w:rsid w:val="000D41E8"/>
-  </w:style>
-  <w:style w:type="paragraph" w:customStyle="1" w:styleId="4DC60250FD4643ABA8B2E5EAF41015F6">
-    <w:name w:val="4DC60250FD4643ABA8B2E5EAF41015F6"/>
-    <w:rsid w:val="000D41E8"/>
-  </w:style>
-  <w:style w:type="paragraph" w:customStyle="1" w:styleId="B5F3FAAF02064652886F7613A3AFC0B3">
-    <w:name w:val="B5F3FAAF02064652886F7613A3AFC0B3"/>
-    <w:rsid w:val="000D41E8"/>
-  </w:style>
-  <w:style w:type="paragraph" w:customStyle="1" w:styleId="96D478E436014A189AFF07926E862821">
-    <w:name w:val="96D478E436014A189AFF07926E862821"/>
-    <w:rsid w:val="000D41E8"/>
-  </w:style>
-  <w:style w:type="paragraph" w:customStyle="1" w:styleId="6AA0CC6DF5C341A1AF7BC4DFE8FEC44C">
-    <w:name w:val="6AA0CC6DF5C341A1AF7BC4DFE8FEC44C"/>
-    <w:rsid w:val="000D41E8"/>
-  </w:style>
-  <w:style w:type="paragraph" w:customStyle="1" w:styleId="78A7561B68244206BA030C7F7DCF8F23">
-    <w:name w:val="78A7561B68244206BA030C7F7DCF8F23"/>
-    <w:rsid w:val="000D41E8"/>
-  </w:style>
-  <w:style w:type="paragraph" w:customStyle="1" w:styleId="D42A9BC6EE934595BC56115BBCDECE54">
-    <w:name w:val="D42A9BC6EE934595BC56115BBCDECE54"/>
-    <w:rsid w:val="000D41E8"/>
-  </w:style>
-  <w:style w:type="paragraph" w:customStyle="1" w:styleId="64BFD290AEB54427BCC90CEE9B77344A">
-    <w:name w:val="64BFD290AEB54427BCC90CEE9B77344A"/>
-    <w:rsid w:val="000D41E8"/>
-  </w:style>
-  <w:style w:type="paragraph" w:customStyle="1" w:styleId="F4362852A2884285B3226DCFBCF8E354">
-    <w:name w:val="F4362852A2884285B3226DCFBCF8E354"/>
-    <w:rsid w:val="000D41E8"/>
-  </w:style>
-  <w:style w:type="paragraph" w:customStyle="1" w:styleId="D2F70088548F4B4895EA8EBBB3D0AD3D">
-    <w:name w:val="D2F70088548F4B4895EA8EBBB3D0AD3D"/>
-    <w:rsid w:val="000D41E8"/>
-  </w:style>
-  <w:style w:type="paragraph" w:customStyle="1" w:styleId="36B5480BBB6542C6B0FBA7803A5F19AF">
-    <w:name w:val="36B5480BBB6542C6B0FBA7803A5F19AF"/>
-    <w:rsid w:val="000D41E8"/>
-  </w:style>
-  <w:style w:type="paragraph" w:customStyle="1" w:styleId="65856EACD4F44486AE053F1B13B32BA9">
-    <w:name w:val="65856EACD4F44486AE053F1B13B32BA9"/>
-    <w:rsid w:val="000D41E8"/>
-  </w:style>
-  <w:style w:type="paragraph" w:customStyle="1" w:styleId="E11BA9C2F65241B3A26652EC81277635">
-    <w:name w:val="E11BA9C2F65241B3A26652EC81277635"/>
-    <w:rsid w:val="000D41E8"/>
-  </w:style>
-  <w:style w:type="paragraph" w:customStyle="1" w:styleId="0FE492B1E6494DFA9C3AF729310138B1">
-    <w:name w:val="0FE492B1E6494DFA9C3AF729310138B1"/>
-    <w:rsid w:val="000D41E8"/>
-  </w:style>
-  <w:style w:type="paragraph" w:customStyle="1" w:styleId="2E4C7655E7C5475183F65C7C881CDB8F">
-    <w:name w:val="2E4C7655E7C5475183F65C7C881CDB8F"/>
-    <w:rsid w:val="000D41E8"/>
-  </w:style>
-  <w:style w:type="paragraph" w:customStyle="1" w:styleId="1BB7B39732A54FB78689A69F2F68743D">
-    <w:name w:val="1BB7B39732A54FB78689A69F2F68743D"/>
-    <w:rsid w:val="000D41E8"/>
-  </w:style>
-  <w:style w:type="paragraph" w:customStyle="1" w:styleId="DFCD7998D7A6463FA6DF5583D796334F">
-    <w:name w:val="DFCD7998D7A6463FA6DF5583D796334F"/>
-    <w:rsid w:val="000D41E8"/>
-  </w:style>
-  <w:style w:type="paragraph" w:customStyle="1" w:styleId="247441B59142452D82F233FF9A5384A8">
-    <w:name w:val="247441B59142452D82F233FF9A5384A8"/>
-    <w:rsid w:val="000D41E8"/>
-  </w:style>
-  <w:style w:type="paragraph" w:customStyle="1" w:styleId="399923625AD546D4852FCBB4B2C85E56">
-    <w:name w:val="399923625AD546D4852FCBB4B2C85E56"/>
-    <w:rsid w:val="000D41E8"/>
-  </w:style>
-  <w:style w:type="paragraph" w:customStyle="1" w:styleId="41251013CE724AECB601CB9FFEA5FD70">
-    <w:name w:val="41251013CE724AECB601CB9FFEA5FD70"/>
-    <w:rsid w:val="000D41E8"/>
-  </w:style>
-  <w:style w:type="paragraph" w:customStyle="1" w:styleId="690D3CE9E53E433ABA5D9153E036C3C9">
-    <w:name w:val="690D3CE9E53E433ABA5D9153E036C3C9"/>
-    <w:rsid w:val="000D41E8"/>
-  </w:style>
-  <w:style w:type="paragraph" w:customStyle="1" w:styleId="4DEE3724D189409AA465CC93C1BDEABB">
-    <w:name w:val="4DEE3724D189409AA465CC93C1BDEABB"/>
-    <w:rsid w:val="000D41E8"/>
-  </w:style>
-  <w:style w:type="paragraph" w:customStyle="1" w:styleId="0ABECC538D1A455EA87D3E4148CEDF72">
-    <w:name w:val="0ABECC538D1A455EA87D3E4148CEDF72"/>
-    <w:rsid w:val="000D41E8"/>
-  </w:style>
-  <w:style w:type="paragraph" w:customStyle="1" w:styleId="9E37ED3B393C4C57A7BFF9A3F0D018E3">
-    <w:name w:val="9E37ED3B393C4C57A7BFF9A3F0D018E3"/>
-    <w:rsid w:val="000D41E8"/>
-  </w:style>
-  <w:style w:type="paragraph" w:customStyle="1" w:styleId="2C7579322D034A8BB4BCEF981C275564">
-    <w:name w:val="2C7579322D034A8BB4BCEF981C275564"/>
-    <w:rsid w:val="000D41E8"/>
-  </w:style>
-  <w:style w:type="paragraph" w:customStyle="1" w:styleId="AFBEFD3B361743248DD15D5EF5AFA26D">
-    <w:name w:val="AFBEFD3B361743248DD15D5EF5AFA26D"/>
-    <w:rsid w:val="000D41E8"/>
-  </w:style>
-  <w:style w:type="paragraph" w:customStyle="1" w:styleId="E05C61FFE4404B0F9D6B697A96CB4FA6">
-    <w:name w:val="E05C61FFE4404B0F9D6B697A96CB4FA6"/>
-    <w:rsid w:val="000D41E8"/>
-  </w:style>
-  <w:style w:type="paragraph" w:customStyle="1" w:styleId="2F573B20782141ADB7D509D534B09099">
-    <w:name w:val="2F573B20782141ADB7D509D534B09099"/>
-    <w:rsid w:val="000D41E8"/>
-  </w:style>
-  <w:style w:type="paragraph" w:customStyle="1" w:styleId="BA2CDAC8B04F46E3962BC7A700DC05D1">
-    <w:name w:val="BA2CDAC8B04F46E3962BC7A700DC05D1"/>
-    <w:rsid w:val="000D41E8"/>
-  </w:style>
-  <w:style w:type="paragraph" w:customStyle="1" w:styleId="CDEDA875E61946BA9E74FEBDFDAC648E">
-    <w:name w:val="CDEDA875E61946BA9E74FEBDFDAC648E"/>
-    <w:rsid w:val="000D41E8"/>
-  </w:style>
-  <w:style w:type="paragraph" w:customStyle="1" w:styleId="DA1AA5DB8845442C9EAC394B79888313">
-    <w:name w:val="DA1AA5DB8845442C9EAC394B79888313"/>
-    <w:rsid w:val="000D41E8"/>
-  </w:style>
-  <w:style w:type="paragraph" w:customStyle="1" w:styleId="08A7911914EA4828AB6121D4F5A02640">
-    <w:name w:val="08A7911914EA4828AB6121D4F5A02640"/>
-    <w:rsid w:val="000D41E8"/>
-  </w:style>
-  <w:style w:type="paragraph" w:customStyle="1" w:styleId="B0D5B95C5DA042A4B8B6D71DD075F958">
-    <w:name w:val="B0D5B95C5DA042A4B8B6D71DD075F958"/>
-    <w:rsid w:val="000D41E8"/>
-  </w:style>
-  <w:style w:type="paragraph" w:customStyle="1" w:styleId="55D5F3163DE24173B1EEB5A0E1F883EA">
-    <w:name w:val="55D5F3163DE24173B1EEB5A0E1F883EA"/>
-    <w:rsid w:val="000D41E8"/>
-  </w:style>
-  <w:style w:type="paragraph" w:customStyle="1" w:styleId="B4354383485E4F13B2048782D732F278">
-    <w:name w:val="B4354383485E4F13B2048782D732F278"/>
-    <w:rsid w:val="000D41E8"/>
-  </w:style>
-  <w:style w:type="paragraph" w:customStyle="1" w:styleId="2C02DEBD709943B7AD2903C188905516">
-    <w:name w:val="2C02DEBD709943B7AD2903C188905516"/>
-    <w:rsid w:val="000D41E8"/>
-  </w:style>
-  <w:style w:type="paragraph" w:customStyle="1" w:styleId="BA1337557B2D4B998B95BEF06A25A8F0">
-    <w:name w:val="BA1337557B2D4B998B95BEF06A25A8F0"/>
-    <w:rsid w:val="000D41E8"/>
-  </w:style>
-  <w:style w:type="paragraph" w:customStyle="1" w:styleId="A850D1D5BEB1409999F1AF6E38D98DF4">
-    <w:name w:val="A850D1D5BEB1409999F1AF6E38D98DF4"/>
-    <w:rsid w:val="000D41E8"/>
-  </w:style>
-  <w:style w:type="paragraph" w:customStyle="1" w:styleId="B328B52FB59A42DCA3E504D2B3A683DB">
-    <w:name w:val="B328B52FB59A42DCA3E504D2B3A683DB"/>
-    <w:rsid w:val="000D41E8"/>
-  </w:style>
-  <w:style w:type="paragraph" w:customStyle="1" w:styleId="388422C6956E4E8E8B23D7162D2275A6">
-    <w:name w:val="388422C6956E4E8E8B23D7162D2275A6"/>
-    <w:rsid w:val="000D41E8"/>
-  </w:style>
-  <w:style w:type="paragraph" w:customStyle="1" w:styleId="B3AFB4C4389142AF87AF040533B60058">
-    <w:name w:val="B3AFB4C4389142AF87AF040533B60058"/>
-    <w:rsid w:val="000D41E8"/>
-  </w:style>
-  <w:style w:type="paragraph" w:customStyle="1" w:styleId="AACABCBB54454C1D976723AD5B2BE28E">
-    <w:name w:val="AACABCBB54454C1D976723AD5B2BE28E"/>
-    <w:rsid w:val="000D41E8"/>
-  </w:style>
-  <w:style w:type="paragraph" w:customStyle="1" w:styleId="34F22E96701441D4AFF9500B659B3609">
-    <w:name w:val="34F22E96701441D4AFF9500B659B3609"/>
-    <w:rsid w:val="000D41E8"/>
-  </w:style>
-  <w:style w:type="paragraph" w:customStyle="1" w:styleId="89D08F0C96D6485B8FEFB059CFE89C64">
-    <w:name w:val="89D08F0C96D6485B8FEFB059CFE89C64"/>
-    <w:rsid w:val="000D41E8"/>
-  </w:style>
-  <w:style w:type="paragraph" w:customStyle="1" w:styleId="0AC488647DD84ACB8405CD28D6409CC7">
-    <w:name w:val="0AC488647DD84ACB8405CD28D6409CC7"/>
-    <w:rsid w:val="000D41E8"/>
-  </w:style>
-  <w:style w:type="paragraph" w:customStyle="1" w:styleId="5AB26519861E4F8F9FE852E22C650F21">
-    <w:name w:val="5AB26519861E4F8F9FE852E22C650F21"/>
-    <w:rsid w:val="000D41E8"/>
-  </w:style>
-  <w:style w:type="paragraph" w:customStyle="1" w:styleId="8193610B97D64576888EB4AA88D2D9CB">
-    <w:name w:val="8193610B97D64576888EB4AA88D2D9CB"/>
-    <w:rsid w:val="000D41E8"/>
-  </w:style>
-  <w:style w:type="paragraph" w:customStyle="1" w:styleId="235AE87EE3EA48618BEDC24B3C7F5593">
-    <w:name w:val="235AE87EE3EA48618BEDC24B3C7F5593"/>
-    <w:rsid w:val="000D41E8"/>
-  </w:style>
-  <w:style w:type="paragraph" w:customStyle="1" w:styleId="D7B63D9D91A54B2285069134B3C04D4F">
-    <w:name w:val="D7B63D9D91A54B2285069134B3C04D4F"/>
-    <w:rsid w:val="000D41E8"/>
-  </w:style>
-  <w:style w:type="paragraph" w:customStyle="1" w:styleId="C6F44D74D05F43489B870E8DC3776826">
-    <w:name w:val="C6F44D74D05F43489B870E8DC3776826"/>
-    <w:rsid w:val="000D41E8"/>
-  </w:style>
-  <w:style w:type="paragraph" w:customStyle="1" w:styleId="8391F70CCFBA4994A2EB917AEF4F7B8B">
-    <w:name w:val="8391F70CCFBA4994A2EB917AEF4F7B8B"/>
-    <w:rsid w:val="000D41E8"/>
-  </w:style>
-  <w:style w:type="paragraph" w:customStyle="1" w:styleId="EE7ED6D694F94D01A49D179FA1E8E859">
-    <w:name w:val="EE7ED6D694F94D01A49D179FA1E8E859"/>
-    <w:rsid w:val="000D41E8"/>
-  </w:style>
-  <w:style w:type="paragraph" w:customStyle="1" w:styleId="F03A3EC5434F4C21914A2897F51D2382">
-    <w:name w:val="F03A3EC5434F4C21914A2897F51D2382"/>
-    <w:rsid w:val="000D41E8"/>
-  </w:style>
-  <w:style w:type="paragraph" w:customStyle="1" w:styleId="A2BE6B5B3B754A91BC12F87F8BDB0E19">
-    <w:name w:val="A2BE6B5B3B754A91BC12F87F8BDB0E19"/>
-    <w:rsid w:val="000D41E8"/>
-  </w:style>
-  <w:style w:type="paragraph" w:customStyle="1" w:styleId="829733138BCF41FF846316356CD09E96">
-    <w:name w:val="829733138BCF41FF846316356CD09E96"/>
-    <w:rsid w:val="000D41E8"/>
-  </w:style>
-  <w:style w:type="paragraph" w:customStyle="1" w:styleId="C89F750DB75E4126A07232855D74571E">
-    <w:name w:val="C89F750DB75E4126A07232855D74571E"/>
-    <w:rsid w:val="000D41E8"/>
-  </w:style>
-  <w:style w:type="paragraph" w:customStyle="1" w:styleId="6B7D00AD32D54560962546C56848B974">
-    <w:name w:val="6B7D00AD32D54560962546C56848B974"/>
-    <w:rsid w:val="000D41E8"/>
-  </w:style>
-  <w:style w:type="paragraph" w:customStyle="1" w:styleId="EBA81D305D1845FB9D260B9D837CD2F8">
-    <w:name w:val="EBA81D305D1845FB9D260B9D837CD2F8"/>
-    <w:rsid w:val="000D41E8"/>
-  </w:style>
-  <w:style w:type="paragraph" w:customStyle="1" w:styleId="EC87DD2269474FD2BF031E9DDFD900D3">
-    <w:name w:val="EC87DD2269474FD2BF031E9DDFD900D3"/>
-    <w:rsid w:val="000D41E8"/>
-  </w:style>
-  <w:style w:type="paragraph" w:customStyle="1" w:styleId="68060C71A4BA41AB86A5056F87531260">
-    <w:name w:val="68060C71A4BA41AB86A5056F87531260"/>
-    <w:rsid w:val="000D41E8"/>
-  </w:style>
-  <w:style w:type="paragraph" w:customStyle="1" w:styleId="A9E203C179B4415AB0D3752561331F94">
-    <w:name w:val="A9E203C179B4415AB0D3752561331F94"/>
-    <w:rsid w:val="000D41E8"/>
-  </w:style>
-  <w:style w:type="paragraph" w:customStyle="1" w:styleId="DE03522E6D7D472A9DF108BF6B53325F">
-    <w:name w:val="DE03522E6D7D472A9DF108BF6B53325F"/>
-    <w:rsid w:val="000D41E8"/>
-  </w:style>
-  <w:style w:type="paragraph" w:customStyle="1" w:styleId="D968151364BC4AF69F3BB5B5B3CC61B4">
-    <w:name w:val="D968151364BC4AF69F3BB5B5B3CC61B4"/>
-    <w:rsid w:val="000D41E8"/>
-  </w:style>
-  <w:style w:type="paragraph" w:customStyle="1" w:styleId="2E943375B2E34B399647C2CE09E28C5F">
-    <w:name w:val="2E943375B2E34B399647C2CE09E28C5F"/>
-    <w:rsid w:val="000D41E8"/>
-  </w:style>
-  <w:style w:type="paragraph" w:customStyle="1" w:styleId="73D586A11A244EEE8E724F7C6D081E69">
-    <w:name w:val="73D586A11A244EEE8E724F7C6D081E69"/>
-    <w:rsid w:val="000D41E8"/>
-  </w:style>
-  <w:style w:type="paragraph" w:customStyle="1" w:styleId="0620DB63E3A4450BAA8B746C108292EC">
-    <w:name w:val="0620DB63E3A4450BAA8B746C108292EC"/>
-    <w:rsid w:val="000D41E8"/>
-  </w:style>
-  <w:style w:type="paragraph" w:customStyle="1" w:styleId="2202EB92507347C08BF68B31D7E7282C">
-    <w:name w:val="2202EB92507347C08BF68B31D7E7282C"/>
-    <w:rsid w:val="000D41E8"/>
-  </w:style>
-  <w:style w:type="paragraph" w:customStyle="1" w:styleId="E9EE77E28EAE4BE2A8D159703FEAA102">
-    <w:name w:val="E9EE77E28EAE4BE2A8D159703FEAA102"/>
-    <w:rsid w:val="000D41E8"/>
-  </w:style>
-  <w:style w:type="paragraph" w:customStyle="1" w:styleId="E9140E4CE99D4D9FAF9DCB93A2BDA21E">
-    <w:name w:val="E9140E4CE99D4D9FAF9DCB93A2BDA21E"/>
-    <w:rsid w:val="000D41E8"/>
-  </w:style>
-  <w:style w:type="paragraph" w:customStyle="1" w:styleId="09218369ACF34F06A19989E1FCD515E1">
-    <w:name w:val="09218369ACF34F06A19989E1FCD515E1"/>
-    <w:rsid w:val="000D41E8"/>
-  </w:style>
-  <w:style w:type="paragraph" w:customStyle="1" w:styleId="131CFBAAFAD24CB69BBD7FDACF4D5D7C">
-    <w:name w:val="131CFBAAFAD24CB69BBD7FDACF4D5D7C"/>
-    <w:rsid w:val="000D41E8"/>
-  </w:style>
-  <w:style w:type="paragraph" w:customStyle="1" w:styleId="7BB6EA0EEE0B433BB1F0FCAFF4206629">
-    <w:name w:val="7BB6EA0EEE0B433BB1F0FCAFF4206629"/>
-    <w:rsid w:val="000D41E8"/>
-  </w:style>
-  <w:style w:type="paragraph" w:customStyle="1" w:styleId="9DC0466F991B4A32AA7D592E1005ACCD">
-    <w:name w:val="9DC0466F991B4A32AA7D592E1005ACCD"/>
-    <w:rsid w:val="000D41E8"/>
-  </w:style>
-  <w:style w:type="paragraph" w:customStyle="1" w:styleId="A55FE0CD71F14922A8B9D98030DDFCE1">
-    <w:name w:val="A55FE0CD71F14922A8B9D98030DDFCE1"/>
-    <w:rsid w:val="000D41E8"/>
-  </w:style>
-  <w:style w:type="paragraph" w:customStyle="1" w:styleId="B0B49445E0F448999EE468B5EAD95BAA">
-    <w:name w:val="B0B49445E0F448999EE468B5EAD95BAA"/>
-    <w:rsid w:val="000D41E8"/>
-  </w:style>
-  <w:style w:type="paragraph" w:customStyle="1" w:styleId="060CBF1458674B7CB0BBD248F5C4B0AB">
-    <w:name w:val="060CBF1458674B7CB0BBD248F5C4B0AB"/>
-    <w:rsid w:val="000D41E8"/>
-  </w:style>
-  <w:style w:type="paragraph" w:customStyle="1" w:styleId="A915F52AE0E2490BA3D589F098566492">
-    <w:name w:val="A915F52AE0E2490BA3D589F098566492"/>
-    <w:rsid w:val="000D41E8"/>
-  </w:style>
-  <w:style w:type="paragraph" w:customStyle="1" w:styleId="3231909FEAD843368FA88FEA374D82C4">
-    <w:name w:val="3231909FEAD843368FA88FEA374D82C4"/>
-    <w:rsid w:val="000D41E8"/>
-  </w:style>
-  <w:style w:type="paragraph" w:customStyle="1" w:styleId="270374E8F2584771818FE3F560357A39">
-    <w:name w:val="270374E8F2584771818FE3F560357A39"/>
-    <w:rsid w:val="000D41E8"/>
-  </w:style>
-  <w:style w:type="paragraph" w:customStyle="1" w:styleId="0D8BAA2F9A7C46788984A84566A7A29B">
-    <w:name w:val="0D8BAA2F9A7C46788984A84566A7A29B"/>
-    <w:rsid w:val="000D41E8"/>
-  </w:style>
-  <w:style w:type="paragraph" w:customStyle="1" w:styleId="C72229621B044BC1A615D65C1C2B5C57">
-    <w:name w:val="C72229621B044BC1A615D65C1C2B5C57"/>
-    <w:rsid w:val="000D41E8"/>
-  </w:style>
-  <w:style w:type="paragraph" w:customStyle="1" w:styleId="75FB3AF7E8FA4162863776BB036556DD">
-    <w:name w:val="75FB3AF7E8FA4162863776BB036556DD"/>
-    <w:rsid w:val="000D41E8"/>
-  </w:style>
-  <w:style w:type="paragraph" w:customStyle="1" w:styleId="A96FE2B5C76B4A39A05DB3FE487E1182">
-    <w:name w:val="A96FE2B5C76B4A39A05DB3FE487E1182"/>
-    <w:rsid w:val="000D41E8"/>
-  </w:style>
-  <w:style w:type="paragraph" w:customStyle="1" w:styleId="3B494A1BB3E04B29A420F70F77F9F163">
-    <w:name w:val="3B494A1BB3E04B29A420F70F77F9F163"/>
-    <w:rsid w:val="000D41E8"/>
-  </w:style>
-  <w:style w:type="paragraph" w:customStyle="1" w:styleId="F9957A5BD6AF45D3BBEDAAFE87BFB1B4">
-    <w:name w:val="F9957A5BD6AF45D3BBEDAAFE87BFB1B4"/>
-    <w:rsid w:val="000D41E8"/>
-  </w:style>
-  <w:style w:type="paragraph" w:customStyle="1" w:styleId="8DDF728E64794ED28AF7BC70B76DF021">
-    <w:name w:val="8DDF728E64794ED28AF7BC70B76DF021"/>
-    <w:rsid w:val="000D41E8"/>
-  </w:style>
-  <w:style w:type="paragraph" w:customStyle="1" w:styleId="45107CE018254CC4890FB852ADEE3DB8">
-    <w:name w:val="45107CE018254CC4890FB852ADEE3DB8"/>
-    <w:rsid w:val="000D41E8"/>
-  </w:style>
-  <w:style w:type="paragraph" w:customStyle="1" w:styleId="15C4424830D940F2B3789239EF58E6F6">
-    <w:name w:val="15C4424830D940F2B3789239EF58E6F6"/>
-    <w:rsid w:val="000D41E8"/>
-  </w:style>
-  <w:style w:type="paragraph" w:customStyle="1" w:styleId="A68D4688467E44569C73E853BAE05A27">
-    <w:name w:val="A68D4688467E44569C73E853BAE05A27"/>
-    <w:rsid w:val="000D41E8"/>
-  </w:style>
-  <w:style w:type="paragraph" w:customStyle="1" w:styleId="7A0AC201813540B9AE967DEDAFD88080">
-    <w:name w:val="7A0AC201813540B9AE967DEDAFD88080"/>
-    <w:rsid w:val="000D41E8"/>
-  </w:style>
-  <w:style w:type="paragraph" w:customStyle="1" w:styleId="458424C9B2294CD1A89F712423432F78">
-    <w:name w:val="458424C9B2294CD1A89F712423432F78"/>
-    <w:rsid w:val="000D41E8"/>
-  </w:style>
-  <w:style w:type="paragraph" w:customStyle="1" w:styleId="7B795D474507490A9CDA54201A9B33CA">
-    <w:name w:val="7B795D474507490A9CDA54201A9B33CA"/>
-    <w:rsid w:val="000D41E8"/>
-  </w:style>
-  <w:style w:type="paragraph" w:customStyle="1" w:styleId="DDF23F09D72E4DD4AEEC02EE6EAC3370">
-    <w:name w:val="DDF23F09D72E4DD4AEEC02EE6EAC3370"/>
-    <w:rsid w:val="000D41E8"/>
-  </w:style>
-  <w:style w:type="paragraph" w:customStyle="1" w:styleId="5719AD5D91404F0C83CFDC37F4A0572F">
-    <w:name w:val="5719AD5D91404F0C83CFDC37F4A0572F"/>
-    <w:rsid w:val="000D41E8"/>
-  </w:style>
-  <w:style w:type="paragraph" w:customStyle="1" w:styleId="2BDA5065DB5B4875B946B43E489F19B9">
-    <w:name w:val="2BDA5065DB5B4875B946B43E489F19B9"/>
-    <w:rsid w:val="000D41E8"/>
-  </w:style>
-  <w:style w:type="paragraph" w:customStyle="1" w:styleId="41671A4C90D24C09BD764D63405D1BAA">
-    <w:name w:val="41671A4C90D24C09BD764D63405D1BAA"/>
-    <w:rsid w:val="000D41E8"/>
-  </w:style>
-  <w:style w:type="paragraph" w:customStyle="1" w:styleId="51A5509506464D2A84D82311B4EADFB1">
-    <w:name w:val="51A5509506464D2A84D82311B4EADFB1"/>
-    <w:rsid w:val="000D41E8"/>
-  </w:style>
-  <w:style w:type="paragraph" w:customStyle="1" w:styleId="88B258F1C15347C5ADA6E49AA07C2E06">
-    <w:name w:val="88B258F1C15347C5ADA6E49AA07C2E06"/>
-    <w:rsid w:val="000D41E8"/>
-  </w:style>
-  <w:style w:type="paragraph" w:customStyle="1" w:styleId="3BAFABA58C07407999494B99A0C5B71C">
-    <w:name w:val="3BAFABA58C07407999494B99A0C5B71C"/>
-    <w:rsid w:val="000D41E8"/>
-  </w:style>
-  <w:style w:type="paragraph" w:customStyle="1" w:styleId="6B38163C1D9A45848D4DEBECA6866C86">
-    <w:name w:val="6B38163C1D9A45848D4DEBECA6866C86"/>
-    <w:rsid w:val="000D41E8"/>
-  </w:style>
-  <w:style w:type="paragraph" w:customStyle="1" w:styleId="C699524E90AD48C296FE46A7BDE7286D">
-    <w:name w:val="C699524E90AD48C296FE46A7BDE7286D"/>
-    <w:rsid w:val="000D41E8"/>
-  </w:style>
-  <w:style w:type="paragraph" w:customStyle="1" w:styleId="8398ACAFA257451EAE595F43B884B9F0">
-    <w:name w:val="8398ACAFA257451EAE595F43B884B9F0"/>
-    <w:rsid w:val="000D41E8"/>
-  </w:style>
-  <w:style w:type="paragraph" w:customStyle="1" w:styleId="3414DC060AAC47C3B4B8FE6A36A9853B">
-    <w:name w:val="3414DC060AAC47C3B4B8FE6A36A9853B"/>
-    <w:rsid w:val="000D41E8"/>
-  </w:style>
-  <w:style w:type="paragraph" w:customStyle="1" w:styleId="57BC6C4266494BDD8A6883AD168CDCD6">
-    <w:name w:val="57BC6C4266494BDD8A6883AD168CDCD6"/>
-    <w:rsid w:val="000D41E8"/>
-  </w:style>
-  <w:style w:type="paragraph" w:customStyle="1" w:styleId="DBE4E58AA52F4DE6A5FD885F07F34389">
-    <w:name w:val="DBE4E58AA52F4DE6A5FD885F07F34389"/>
-    <w:rsid w:val="000D41E8"/>
-  </w:style>
-  <w:style w:type="paragraph" w:customStyle="1" w:styleId="4E7AC42749614FA3A6BEF9B8A0DC23CA">
-    <w:name w:val="4E7AC42749614FA3A6BEF9B8A0DC23CA"/>
-    <w:rsid w:val="000D41E8"/>
-  </w:style>
-  <w:style w:type="paragraph" w:customStyle="1" w:styleId="D9FBFCECF7194C3EAE848DE86F08AF61">
-    <w:name w:val="D9FBFCECF7194C3EAE848DE86F08AF61"/>
-    <w:rsid w:val="000D41E8"/>
-  </w:style>
-  <w:style w:type="paragraph" w:customStyle="1" w:styleId="0C4BCB58606440D6911857A6C798643D">
-    <w:name w:val="0C4BCB58606440D6911857A6C798643D"/>
-    <w:rsid w:val="000D41E8"/>
-  </w:style>
   <w:style w:type="paragraph" w:customStyle="1" w:styleId="36B6483DE01E4CFAB24F9DF798352424">
     <w:name w:val="36B6483DE01E4CFAB24F9DF798352424"/>
     <w:rsid w:val="000D41E8"/>
@@ -3621,22 +3071,6 @@
     <w:name w:val="D1ED6ABF5DAE41BABE1A778804C614AC"/>
     <w:rsid w:val="000D41E8"/>
   </w:style>
-  <w:style w:type="paragraph" w:customStyle="1" w:styleId="559DF7900F35480696E61D8C313B0202">
-    <w:name w:val="559DF7900F35480696E61D8C313B0202"/>
-    <w:rsid w:val="000D41E8"/>
-  </w:style>
-  <w:style w:type="paragraph" w:customStyle="1" w:styleId="DF5765DB5DAC4FBCAC6E6FE9C1436954">
-    <w:name w:val="DF5765DB5DAC4FBCAC6E6FE9C1436954"/>
-    <w:rsid w:val="000D41E8"/>
-  </w:style>
-  <w:style w:type="paragraph" w:customStyle="1" w:styleId="C1EEC6C31CB94F0A8867EAD892CC2989">
-    <w:name w:val="C1EEC6C31CB94F0A8867EAD892CC2989"/>
-    <w:rsid w:val="000D41E8"/>
-  </w:style>
-  <w:style w:type="paragraph" w:customStyle="1" w:styleId="E4DFB1303E684849AF6C9CD57285801F">
-    <w:name w:val="E4DFB1303E684849AF6C9CD57285801F"/>
-    <w:rsid w:val="000D41E8"/>
-  </w:style>
   <w:style w:type="paragraph" w:customStyle="1" w:styleId="22A9A9243F0C43ECBF670A5C320FE674">
     <w:name w:val="22A9A9243F0C43ECBF670A5C320FE674"/>
     <w:rsid w:val="000D41E8"/>
@@ -3651,10 +3085,6 @@
   </w:style>
   <w:style w:type="paragraph" w:customStyle="1" w:styleId="9AB1C1789240469A91CE88E404B3F445">
     <w:name w:val="9AB1C1789240469A91CE88E404B3F445"/>
-    <w:rsid w:val="000D41E8"/>
-  </w:style>
-  <w:style w:type="paragraph" w:customStyle="1" w:styleId="14FEF12BFF8B49A88B7F399B046A3577">
-    <w:name w:val="14FEF12BFF8B49A88B7F399B046A3577"/>
     <w:rsid w:val="000D41E8"/>
   </w:style>
   <w:style w:type="paragraph" w:customStyle="1" w:styleId="6CABCB93BB414A95916E8092064B7F0A">

--- a/src/Layers/W1/BaseApp/CRM/Reports/ContactCoverSheetBody.docx
+++ b/src/Layers/W1/BaseApp/CRM/Reports/ContactCoverSheetBody.docx
@@ -3448,7 +3448,9 @@
 </we:webextension>
 </file>
 
-<file path=customXml/item1.xml>��< ? x m l   v e r s i o n = " 1 . 0 "   e n c o d i n g = " u t f - 1 6 " ? > < N a v W o r d R e p o r t X m l P a r t   x m l n s = " u r n : m i c r o s o f t - d y n a m i c s - b u s i n e s s c e n t r a l / i n t e r n a l / e x t e n d e d / r e p o r t s / C o n t a c t _ C o v e r _ S h e e t / 5 0 8 5 / " > +<file path=customXml/item1.xml>��< ? x m l   v e r s i o n = " 1 . 0 "   e n c o d i n g = " u t f - 1 6 " ? > + 
+ < N a v W o r d R e p o r t X m l P a r t   x m l n s = " u r n : m i c r o s o f t - d y n a m i c s - b u s i n e s s c e n t r a l / i n t e r n a l / e x t e n d e d / r e p o r t s / C o n t a c t _ C o v e r _ S h e e t / 5 0 8 5 / " >   
      < B C R e p o r t I n f o r m a t i o n >   
@@ -3512,25 +3514,141 @@
  
          < / R e p o r t R e q u e s t >   
+         < C o m p a n y M e t a d a t a > + 
+             < C o m p a n y N a m e > C o m p a n y   N a m e < / C o m p a n y N a m e > + 
+             < C o m p a n y D i s p l a y N a m e > C o m p a n y   D i s p l a y   N a m e < / C o m p a n y D i s p l a y N a m e > + 
+             < C o m p a n y A d d r e s s L i n e s > + 
+                 < C o m p a n y A d d r e s s L i n e > C o m p a n y   A d d r e s s   L i n e   1 < / C o m p a n y A d d r e s s L i n e > + 
+                 < C o m p a n y A d d r e s s L i n e > C o m p a n y   A d d r e s s   L i n e   2 < / C o m p a n y A d d r e s s L i n e > + 
+                 < C o m p a n y A d d r e s s L i n e > C o m p a n y   A d d r e s s   L i n e   3 < / C o m p a n y A d d r e s s L i n e > + 
+                 < C o m p a n y A d d r e s s L i n e > C o m p a n y   A d d r e s s   L i n e   4 < / C o m p a n y A d d r e s s L i n e > + 
+                 < C o m p a n y A d d r e s s L i n e > C o m p a n y   A d d r e s s   L i n e   5 < / C o m p a n y A d d r e s s L i n e > + 
+                 < C o m p a n y A d d r e s s L i n e > C o m p a n y   A d d r e s s   L i n e   6 < / C o m p a n y A d d r e s s L i n e > + 
+                 < C o m p a n y A d d r e s s L i n e > C o m p a n y   A d d r e s s   L i n e   7 < / C o m p a n y A d d r e s s L i n e > + 
+                 < C o m p a n y A d d r e s s L i n e > C o m p a n y   A d d r e s s   L i n e   8 < / C o m p a n y A d d r e s s L i n e > + 
+             < / C o m p a n y A d d r e s s L i n e s > + 
+             < C o m p a n y P h o n e > C o m p a n y   P h o n e < / C o m p a n y P h o n e > + 
+             < C o m p a n y P h o n e C a p t i o n > C o m p a n y   P h o n e   C a p t i o n < / C o m p a n y P h o n e C a p t i o n > + 
+             < C o m p a n y F a x N o > C o m p a n y   F a x   N o . < / C o m p a n y F a x N o > + 
+             < C o m p a n y F a x N o C a p t i o n > C o m p a n y   F a x   N o .   C a p t i o n < / C o m p a n y F a x N o C a p t i o n > + 
+             < C o m p a n y E m a i l > C o m p a n y   E m a i l < / C o m p a n y E m a i l > + 
+             < C o m p a n y E m a i l C a p t i o n > C o m p a n y   E m a i l   C a p t i o n < / C o m p a n y E m a i l C a p t i o n > + 
+             < C o m p a n y H o m e P a g e > C o m p a n y   H o m e   P a g e < / C o m p a n y H o m e P a g e > + 
+             < C o m p a n y H o m e P a g e C a p t i o n > C o m p a n y   H o m e   P a g e   C a p t i o n < / C o m p a n y H o m e P a g e C a p t i o n > + 
+             < C o m p a n y L o g o > C o m p a n y   L o g o < / C o m p a n y L o g o > + 
+             < C o m p a n y V A T R e g i s t r a t i o n N o > C o m p a n y   V A T   R e g i s t r a t i o n   N o . < / C o m p a n y V A T R e g i s t r a t i o n N o > + 
+             < C o m p a n y V A T R e g i s t r a t i o n N o C a p t i o n > C o m p a n y   V A T   R e g i s t r a t i o n   N o .   C a p t i o n < / C o m p a n y V A T R e g i s t r a t i o n N o C a p t i o n > + 
+             < C o m p a n y R e g i s t r a t i o n N o > C o m p a n y   R e g i s t r a t i o n   N o . < / C o m p a n y R e g i s t r a t i o n N o > + 
+             < C o m p a n y R e g i s t r a t i o n N o C a p t i o n > C o m p a n y   R e g i s t r a t i o n   N o .   C a p t i o n < / C o m p a n y R e g i s t r a t i o n N o C a p t i o n > + 
+             < C o m p a n y B a n k N a m e > C o m p a n y   B a n k   N a m e < / C o m p a n y B a n k N a m e > + 
+             < C o m p a n y B a n k N a m e C a p t i o n > C o m p a n y   B a n k   N a m e   C a p t i o n < / C o m p a n y B a n k N a m e C a p t i o n > + 
+             < C o m p a n y B a n k A c c o u n t N o > C o m p a n y   B a n k   A c c o u n t   N o . < / C o m p a n y B a n k A c c o u n t N o > + 
+             < C o m p a n y B a n k A c c o u n t N o C a p t i o n > C o m p a n y   B a n k   A c c o u n t   N o .   C a p t i o n < / C o m p a n y B a n k A c c o u n t N o C a p t i o n > + 
+             < C o m p a n y B a n k B r a n c h N o > C o m p a n y   B a n k   B r a n c h   N o . < / C o m p a n y B a n k B r a n c h N o > + 
+             < C o m p a n y B a n k B r a n c h N o C a p t i o n > C o m p a n y   B a n k   B r a n c h   N o .   C a p t i o n < / C o m p a n y B a n k B r a n c h N o C a p t i o n > + 
+             < C o m p a n y I B A N > C o m p a n y   I B A N < / C o m p a n y I B A N > + 
+             < C o m p a n y I B A N C a p t i o n > C o m p a n y   I B A N   C a p t i o n < / C o m p a n y I B A N C a p t i o n > + 
+             < C o m p a n y B a n k S W I F T > C o m p a n y   B a n k   S W I F T < / C o m p a n y B a n k S W I F T > + 
+             < C o m p a n y B a n k S W I F T C a p t i o n > C o m p a n y   B a n k   S W I F T   C a p t i o n < / C o m p a n y B a n k S W I F T C a p t i o n > + 
+             < C o m p a n y G i r o N o > C o m p a n y   G i r o   N o . < / C o m p a n y G i r o N o > + 
+             < C o m p a n y G i r o N o C a p t i o n > C o m p a n y   G i r o   N o .   C a p t i o n < / C o m p a n y G i r o N o C a p t i o n > + 
+         < / C o m p a n y M e t a d a t a > + 
      < / B C R e p o r t I n f o r m a t i o n >   
-     < T o o l t i p s / > - 
-     < S e g m e n t _ H e a d e r   E l e m e n t T y p e = " D a t a I t e m "   E l e m e n t I d = " 6 7 5 7 4 6 5 7 7 " > - 
-         < S e g m e n t _ L i n e   E l e m e n t T y p e = " D a t a I t e m "   E l e m e n t I d = " 1 8 0 5 7 2 6 5 0 4 " / > +     < T o o l t i p s > + 
+         < T o o l t i p   c o l u m n = " C o m p a n y I n f o r m a t i o n P h o n e N o "   E l e m e n t I d = " 8 6 1 9 5 7 0 8 3 " > + 
+             < T o o l t i p T e x t   l a n g = " e n - U S " > S p e c i f i e s   t h e   c o m p a n y ' s   t e l e p h o n e   n u m b e r . < / T o o l t i p T e x t > + 
+         < / T o o l t i p > + 
+         < T o o l t i p   c o l u m n = " C o m p a n y I n f o r m a t i o n F a x N o "   E l e m e n t I d = " 1 1 5 1 1 5 3 2 5 6 " > + 
+             < T o o l t i p T e x t   l a n g = " e n - U S " > S p e c i f i e s   t h e   c o m p a n y ' s   f a x   n u m b e r . < / T o o l t i p T e x t > + 
+         < / T o o l t i p > + 
+         < T o o l t i p   c o l u m n = " C o m p a n y I n f o r m a t i o n G i r o N o "   E l e m e n t I d = " 1 1 5 1 4 5 5 7 6 4 " > + 
+             < T o o l t i p T e x t   l a n g = " e n - U S " > S p e c i f i e s   t h e   c o m p a n y ' s   g i r o   n u m b e r . < / T o o l t i p T e x t > + 
+         < / T o o l t i p > + 
+         < T o o l t i p   c o l u m n = " C o m p a n y I n f o r m a t i o n V A T R e g N o "   E l e m e n t I d = " 6 5 6 4 5 1 9 1 6 " > + 
+             < T o o l t i p T e x t   l a n g = " e n - U S " > S p e c i f i e s   t h e   c o m p a n y ' s   V A T   r e g i s t r a t i o n   n u m b e r . < / T o o l t i p T e x t > + 
+         < / T o o l t i p > + 
+         < T o o l t i p   c o l u m n = " C o m p a n y I n f o r m a t i o n B a n k N a m e "   E l e m e n t I d = " 1 8 5 7 1 0 1 2 9 " > + 
+             < T o o l t i p T e x t   l a n g = " e n - U S " > S p e c i f i e s   t h e   n a m e   o f   t h e   b a n k   t h e   c o m p a n y   u s e s . < / T o o l t i p T e x t > + 
+         < / T o o l t i p > + 
+         < T o o l t i p   c o l u m n = " C o m p a n y I n f o r m a t i o n B a n k A c c o u n t N o "   E l e m e n t I d = " 1 8 4 8 5 7 9 3 5 2 " > + 
+             < T o o l t i p T e x t   l a n g = " e n - U S " > S p e c i f i e s   t h e   c o m p a n y ' s   b a n k   a c c o u n t   n u m b e r . < / T o o l t i p T e x t > + 
+         < / T o o l t i p > + 
+     < / T o o l t i p s > + 
+     < S e g m e n t _ H e a d e r   E l e m e n t T y p e = " D a t a I t e m "   E l e m e n t I d = " 1 8 4 7 3 4 8 1 2 2 " > + 
+         < S e g m e n t _ L i n e   E l e m e n t T y p e = " D a t a I t e m "   E l e m e n t I d = " 1 6 3 0 7 9 0 7 3 "   / >   
      < / S e g m e n t _ H e a d e r >   
-     < C o n t a c t   E l e m e n t T y p e = " D a t a I t e m "   E l e m e n t I d = " 1 8 4 5 6 4 5 1 4 9 " / > +     < C o n t a c t   E l e m e n t T y p e = " D a t a I t e m "   E l e m e n t I d = " 1 8 4 5 6 4 5 1 4 9 "   / >   
      < T e m p S e g m e n t L i n e   E l e m e n t T y p e = " D a t a I t e m "   E l e m e n t I d = " 1 4 0 5 7 0 5 8 8 4 " >   
-         < B a n k A c c o u n t T x t   E l e m e n t T y p e = " C o l u m n "   E l e m e n t I d = " 1 5 5 7 8 0 5 4 6 2 "   D a t a T y p e = " T e x t C o n s t " > B a n k A c c o u n t T x t < / B a n k A c c o u n t T x t > - 
-         < B a n k T x t   E l e m e n t T y p e = " C o l u m n "   E l e m e n t I d = " 1 1 3 1 5 5 6 4 2 9 "   D a t a T y p e = " T e x t C o n s t " > B a n k T x t < / B a n k T x t > - 
-         < B e s t R e g a r d s T x t   E l e m e n t T y p e = " C o l u m n "   E l e m e n t I d = " 1 8 8 9 0 4 4 7 3 7 "   D a t a T y p e = " T e x t C o n s t " > B e s t R e g a r d s T x t < / B e s t R e g a r d s T x t > +         < B a n k A c c o u n t T x t   E l e m e n t T y p e = " C o l u m n "   E l e m e n t I d = " 1 5 5 7 8 0 5 4 6 2 "   D a t a T y p e = " L a b e l " > B a n k A c c o u n t T x t < / B a n k A c c o u n t T x t > + 
+         < B a n k T x t   E l e m e n t T y p e = " C o l u m n "   E l e m e n t I d = " 1 1 3 1 5 5 6 4 2 9 "   D a t a T y p e = " L a b e l " > B a n k T x t < / B a n k T x t > + 
+         < B e s t R e g a r d s T x t   E l e m e n t T y p e = " C o l u m n "   E l e m e n t I d = " 1 8 8 9 0 4 4 7 3 7 "   D a t a T y p e = " L a b e l " > B e s t R e g a r d s T x t < / B e s t R e g a r d s T x t >   
          < C o m p a n y A d d r e s s 1   E l e m e n t T y p e = " C o l u m n "   E l e m e n t I d = " 1 8 8 4 1 6 4 3 2 3 "   D a t a T y p e = " T e x t " > C o m p a n y A d d r e s s 1 < / C o m p a n y A d d r e s s 1 >   
@@ -3576,24 +3694,26 @@
  
          < C o n t a c t A d d r e s s 8   E l e m e n t T y p e = " C o l u m n "   E l e m e n t I d = " 1 7 0 8 5 0 2 0 6 9 "   D a t a T y p e = " T e x t " > C o n t a c t A d d r e s s 8 < / C o n t a c t A d d r e s s 8 >   
-         < C o v e r S h e e t T x t   E l e m e n t T y p e = " C o l u m n "   E l e m e n t I d = " 1 0 1 5 3 7 1 7 8 5 "   D a t a T y p e = " T e x t C o n s t " > C o v e r S h e e t T x t < / C o v e r S h e e t T x t > +         < C o v e r S h e e t T x t   E l e m e n t T y p e = " C o l u m n "   E l e m e n t I d = " 1 0 1 5 3 7 1 7 8 5 "   D a t a T y p e = " L a b e l " > C o v e r S h e e t T x t < / C o v e r S h e e t T x t >   
          < D o c u m e n t _ D a t e   E l e m e n t T y p e = " C o l u m n "   E l e m e n t I d = " 1 9 4 9 1 9 0 9 2 9 "   D a t a T y p e = " T e x t " > D o c u m e n t _ D a t e < / D o c u m e n t _ D a t e >   
-         < F a x N o T x t   E l e m e n t T y p e = " C o l u m n "   E l e m e n t I d = " 1 9 9 5 6 6 7 2 5 "   D a t a T y p e = " T e x t C o n s t " > F a x N o T x t < / F a x N o T x t > - 
-         < G i r o N o T x t   E l e m e n t T y p e = " C o l u m n "   E l e m e n t I d = " 9 7 5 9 5 9 8 5 7 "   D a t a T y p e = " T e x t C o n s t " > G i r o N o T x t < / G i r o N o T x t > - 
-         < P h o n e N o T x t   E l e m e n t T y p e = " C o l u m n "   E l e m e n t I d = " 1 2 9 6 7 8 9 4 0 8 "   D a t a T y p e = " T e x t C o n s t " > P h o n e N o T x t < / P h o n e N o T x t > - 
-         < V A T R e g N o T x t   E l e m e n t T y p e = " C o l u m n "   E l e m e n t I d = " 1 5 1 2 6 5 1 4 2 5 "   D a t a T y p e = " T e x t C o n s t " > V A T R e g N o T x t < / V A T R e g N o T x t > +         < F a x N o T x t   E l e m e n t T y p e = " C o l u m n "   E l e m e n t I d = " 1 9 9 5 6 6 7 2 5 "   D a t a T y p e = " L a b e l " > F a x N o T x t < / F a x N o T x t > + 
+         < G i r o N o T x t   E l e m e n t T y p e = " C o l u m n "   E l e m e n t I d = " 9 7 5 9 5 9 8 5 7 "   D a t a T y p e = " L a b e l " > G i r o N o T x t < / G i r o N o T x t > + 
+         < P h o n e N o T x t   E l e m e n t T y p e = " C o l u m n "   E l e m e n t I d = " 1 2 9 6 7 8 9 4 0 8 "   D a t a T y p e = " L a b e l " > P h o n e N o T x t < / P h o n e N o T x t > + 
+         < V A T R e g N o T x t   E l e m e n t T y p e = " C o l u m n "   E l e m e n t I d = " 1 5 1 2 6 5 1 4 2 5 "   D a t a T y p e = " L a b e l " > V A T R e g N o T x t < / V A T R e g N o T x t >   
      < / T e m p S e g m e n t L i n e >   
  < / N a v W o r d R e p o r t X m l P a r t > 
 </file>
 
-<file path=customXml/item2.xml>��< ? x m l   v e r s i o n = " 1 . 0 "   e n c o d i n g = " u t f - 1 6 " ? > < N a v W o r d R e p o r t X m l P a r t   x m l n s = " u r n : m i c r o s o f t - d y n a m i c s - n a v / r e p o r t s / C o n t a c t _ C o v e r _ S h e e t / 5 0 8 5 / " > +<file path=customXml/item2.xml>��< ? x m l   v e r s i o n = " 1 . 0 "   e n c o d i n g = " u t f - 1 6 " ? > + 
+ < N a v W o r d R e p o r t X m l P a r t   x m l n s = " u r n : m i c r o s o f t - d y n a m i c s - n a v / r e p o r t s / C o n t a c t _ C o v e r _ S h e e t / 5 0 8 5 / " >   
      < B C R e p o r t I n f o r m a t i o n >   
@@ -3657,15 +3777,93 @@
  
          < / R e p o r t R e q u e s t >   
+         < C o m p a n y M e t a d a t a > + 
+             < C o m p a n y N a m e > C o m p a n y   N a m e < / C o m p a n y N a m e > + 
+             < C o m p a n y D i s p l a y N a m e > C o m p a n y   D i s p l a y   N a m e < / C o m p a n y D i s p l a y N a m e > + 
+             < C o m p a n y A d d r e s s L i n e s > + 
+                 < C o m p a n y A d d r e s s L i n e > C o m p a n y   A d d r e s s   L i n e   1 < / C o m p a n y A d d r e s s L i n e > + 
+                 < C o m p a n y A d d r e s s L i n e > C o m p a n y   A d d r e s s   L i n e   2 < / C o m p a n y A d d r e s s L i n e > + 
+                 < C o m p a n y A d d r e s s L i n e > C o m p a n y   A d d r e s s   L i n e   3 < / C o m p a n y A d d r e s s L i n e > + 
+                 < C o m p a n y A d d r e s s L i n e > C o m p a n y   A d d r e s s   L i n e   4 < / C o m p a n y A d d r e s s L i n e > + 
+                 < C o m p a n y A d d r e s s L i n e > C o m p a n y   A d d r e s s   L i n e   5 < / C o m p a n y A d d r e s s L i n e > + 
+                 < C o m p a n y A d d r e s s L i n e > C o m p a n y   A d d r e s s   L i n e   6 < / C o m p a n y A d d r e s s L i n e > + 
+                 < C o m p a n y A d d r e s s L i n e > C o m p a n y   A d d r e s s   L i n e   7 < / C o m p a n y A d d r e s s L i n e > + 
+                 < C o m p a n y A d d r e s s L i n e > C o m p a n y   A d d r e s s   L i n e   8 < / C o m p a n y A d d r e s s L i n e > + 
+             < / C o m p a n y A d d r e s s L i n e s > + 
+             < C o m p a n y P h o n e > C o m p a n y   P h o n e < / C o m p a n y P h o n e > + 
+             < C o m p a n y P h o n e C a p t i o n > C o m p a n y   P h o n e   C a p t i o n < / C o m p a n y P h o n e C a p t i o n > + 
+             < C o m p a n y F a x N o > C o m p a n y   F a x   N o . < / C o m p a n y F a x N o > + 
+             < C o m p a n y F a x N o C a p t i o n > C o m p a n y   F a x   N o .   C a p t i o n < / C o m p a n y F a x N o C a p t i o n > + 
+             < C o m p a n y E m a i l > C o m p a n y   E m a i l < / C o m p a n y E m a i l > + 
+             < C o m p a n y E m a i l C a p t i o n > C o m p a n y   E m a i l   C a p t i o n < / C o m p a n y E m a i l C a p t i o n > + 
+             < C o m p a n y H o m e P a g e > C o m p a n y   H o m e   P a g e < / C o m p a n y H o m e P a g e > + 
+             < C o m p a n y H o m e P a g e C a p t i o n > C o m p a n y   H o m e   P a g e   C a p t i o n < / C o m p a n y H o m e P a g e C a p t i o n > + 
+             < C o m p a n y L o g o > C o m p a n y   L o g o < / C o m p a n y L o g o > + 
+             < C o m p a n y V A T R e g i s t r a t i o n N o > C o m p a n y   V A T   R e g i s t r a t i o n   N o . < / C o m p a n y V A T R e g i s t r a t i o n N o > + 
+             < C o m p a n y V A T R e g i s t r a t i o n N o C a p t i o n > C o m p a n y   V A T   R e g i s t r a t i o n   N o .   C a p t i o n < / C o m p a n y V A T R e g i s t r a t i o n N o C a p t i o n > + 
+             < C o m p a n y R e g i s t r a t i o n N o > C o m p a n y   R e g i s t r a t i o n   N o . < / C o m p a n y R e g i s t r a t i o n N o > + 
+             < C o m p a n y R e g i s t r a t i o n N o C a p t i o n > C o m p a n y   R e g i s t r a t i o n   N o .   C a p t i o n < / C o m p a n y R e g i s t r a t i o n N o C a p t i o n > + 
+             < C o m p a n y B a n k N a m e > C o m p a n y   B a n k   N a m e < / C o m p a n y B a n k N a m e > + 
+             < C o m p a n y B a n k N a m e C a p t i o n > C o m p a n y   B a n k   N a m e   C a p t i o n < / C o m p a n y B a n k N a m e C a p t i o n > + 
+             < C o m p a n y B a n k A c c o u n t N o > C o m p a n y   B a n k   A c c o u n t   N o . < / C o m p a n y B a n k A c c o u n t N o > + 
+             < C o m p a n y B a n k A c c o u n t N o C a p t i o n > C o m p a n y   B a n k   A c c o u n t   N o .   C a p t i o n < / C o m p a n y B a n k A c c o u n t N o C a p t i o n > + 
+             < C o m p a n y B a n k B r a n c h N o > C o m p a n y   B a n k   B r a n c h   N o . < / C o m p a n y B a n k B r a n c h N o > + 
+             < C o m p a n y B a n k B r a n c h N o C a p t i o n > C o m p a n y   B a n k   B r a n c h   N o .   C a p t i o n < / C o m p a n y B a n k B r a n c h N o C a p t i o n > + 
+             < C o m p a n y I B A N > C o m p a n y   I B A N < / C o m p a n y I B A N > + 
+             < C o m p a n y I B A N C a p t i o n > C o m p a n y   I B A N   C a p t i o n < / C o m p a n y I B A N C a p t i o n > + 
+             < C o m p a n y B a n k S W I F T > C o m p a n y   B a n k   S W I F T < / C o m p a n y B a n k S W I F T > + 
+             < C o m p a n y B a n k S W I F T C a p t i o n > C o m p a n y   B a n k   S W I F T   C a p t i o n < / C o m p a n y B a n k S W I F T C a p t i o n > + 
+             < C o m p a n y G i r o N o > C o m p a n y   G i r o   N o . < / C o m p a n y G i r o N o > + 
+             < C o m p a n y G i r o N o C a p t i o n > C o m p a n y   G i r o   N o .   C a p t i o n < / C o m p a n y G i r o N o C a p t i o n > + 
+         < / C o m p a n y M e t a d a t a > + 
      < / B C R e p o r t I n f o r m a t i o n >   
      < S e g m e n t _ H e a d e r >   
-         < S e g m e n t _ L i n e / > +         < S e g m e n t _ L i n e   / >   
      < / S e g m e n t _ H e a d e r >   
-     < C o n t a c t / > +     < C o n t a c t   / >   
      < T e m p S e g m e n t L i n e >   

--- a/src/Layers/W1/BaseApp/CRM/Reports/ContactCoverSheetBody.docx
+++ b/src/Layers/W1/BaseApp/CRM/Reports/ContactCoverSheetBody.docx
@@ -3468,6 +3468,8 @@
  
              < R e p o r t N a m e > R e p o r t   N a m e < / R e p o r t N a m e >   
+             < R e p o r t C a p t i o n > R e p o r t   C a p t i o n < / R e p o r t C a p t i o n > + 
              < A b o u t T h i s R e p o r t T i t l e > A b o u t   T h i s   R e p o r t   T i t l e < / A b o u t T h i s R e p o r t T i t l e >   
              < A b o u t T h i s R e p o r t T e x t > A b o u t   T h i s   R e p o r t   T e x t < / A b o u t T h i s R e p o r t T e x t > @@ -3522,21 +3524,21 @@
  
              < C o m p a n y A d d r e s s L i n e s >   
-                 < C o m p a n y A d d r e s s L i n e > C o m p a n y   A d d r e s s   L i n e   1 < / C o m p a n y A d d r e s s L i n e > - 
-                 < C o m p a n y A d d r e s s L i n e > C o m p a n y   A d d r e s s   L i n e   2 < / C o m p a n y A d d r e s s L i n e > - 
-                 < C o m p a n y A d d r e s s L i n e > C o m p a n y   A d d r e s s   L i n e   3 < / C o m p a n y A d d r e s s L i n e > - 
-                 < C o m p a n y A d d r e s s L i n e > C o m p a n y   A d d r e s s   L i n e   4 < / C o m p a n y A d d r e s s L i n e > - 
-                 < C o m p a n y A d d r e s s L i n e > C o m p a n y   A d d r e s s   L i n e   5 < / C o m p a n y A d d r e s s L i n e > - 
-                 < C o m p a n y A d d r e s s L i n e > C o m p a n y   A d d r e s s   L i n e   6 < / C o m p a n y A d d r e s s L i n e > - 
-                 < C o m p a n y A d d r e s s L i n e > C o m p a n y   A d d r e s s   L i n e   7 < / C o m p a n y A d d r e s s L i n e > - 
-                 < C o m p a n y A d d r e s s L i n e > C o m p a n y   A d d r e s s   L i n e   8 < / C o m p a n y A d d r e s s L i n e > +                 < C o m p a n y A d d r e s s L i n e 1 > C o m p a n y   A d d r e s s   L i n e   1 < / C o m p a n y A d d r e s s L i n e 1 > + 
+                 < C o m p a n y A d d r e s s L i n e 2 > C o m p a n y   A d d r e s s   L i n e   2 < / C o m p a n y A d d r e s s L i n e 2 > + 
+                 < C o m p a n y A d d r e s s L i n e 3 > C o m p a n y   A d d r e s s   L i n e   3 < / C o m p a n y A d d r e s s L i n e 3 > + 
+                 < C o m p a n y A d d r e s s L i n e 4 > C o m p a n y   A d d r e s s   L i n e   4 < / C o m p a n y A d d r e s s L i n e 4 > + 
+                 < C o m p a n y A d d r e s s L i n e 5 > C o m p a n y   A d d r e s s   L i n e   5 < / C o m p a n y A d d r e s s L i n e 5 > + 
+                 < C o m p a n y A d d r e s s L i n e 6 > C o m p a n y   A d d r e s s   L i n e   6 < / C o m p a n y A d d r e s s L i n e 6 > + 
+                 < C o m p a n y A d d r e s s L i n e 7 > C o m p a n y   A d d r e s s   L i n e   7 < / C o m p a n y A d d r e s s L i n e 7 > + 
+                 < C o m p a n y A d d r e s s L i n e 8 > C o m p a n y   A d d r e s s   L i n e   8 < / C o m p a n y A d d r e s s L i n e 8 >   
              < / C o m p a n y A d d r e s s L i n e s >   
@@ -3731,6 +3733,8 @@
  
              < R e p o r t N a m e > R e p o r t   N a m e < / R e p o r t N a m e >   
+             < R e p o r t C a p t i o n > R e p o r t   C a p t i o n < / R e p o r t C a p t i o n > + 
              < A b o u t T h i s R e p o r t T i t l e > A b o u t   T h i s   R e p o r t   T i t l e < / A b o u t T h i s R e p o r t T i t l e >   
              < A b o u t T h i s R e p o r t T e x t > A b o u t   T h i s   R e p o r t   T e x t < / A b o u t T h i s R e p o r t T e x t > @@ -3785,21 +3789,21 @@
  
              < C o m p a n y A d d r e s s L i n e s >   
-                 < C o m p a n y A d d r e s s L i n e > C o m p a n y   A d d r e s s   L i n e   1 < / C o m p a n y A d d r e s s L i n e > - 
-                 < C o m p a n y A d d r e s s L i n e > C o m p a n y   A d d r e s s   L i n e   2 < / C o m p a n y A d d r e s s L i n e > - 
-                 < C o m p a n y A d d r e s s L i n e > C o m p a n y   A d d r e s s   L i n e   3 < / C o m p a n y A d d r e s s L i n e > - 
-                 < C o m p a n y A d d r e s s L i n e > C o m p a n y   A d d r e s s   L i n e   4 < / C o m p a n y A d d r e s s L i n e > - 
-                 < C o m p a n y A d d r e s s L i n e > C o m p a n y   A d d r e s s   L i n e   5 < / C o m p a n y A d d r e s s L i n e > - 
-                 < C o m p a n y A d d r e s s L i n e > C o m p a n y   A d d r e s s   L i n e   6 < / C o m p a n y A d d r e s s L i n e > - 
-                 < C o m p a n y A d d r e s s L i n e > C o m p a n y   A d d r e s s   L i n e   7 < / C o m p a n y A d d r e s s L i n e > - 
-                 < C o m p a n y A d d r e s s L i n e > C o m p a n y   A d d r e s s   L i n e   8 < / C o m p a n y A d d r e s s L i n e > +                 < C o m p a n y A d d r e s s L i n e 1 > C o m p a n y   A d d r e s s   L i n e   1 < / C o m p a n y A d d r e s s L i n e 1 > + 
+                 < C o m p a n y A d d r e s s L i n e 2 > C o m p a n y   A d d r e s s   L i n e   2 < / C o m p a n y A d d r e s s L i n e 2 > + 
+                 < C o m p a n y A d d r e s s L i n e 3 > C o m p a n y   A d d r e s s   L i n e   3 < / C o m p a n y A d d r e s s L i n e 3 > + 
+                 < C o m p a n y A d d r e s s L i n e 4 > C o m p a n y   A d d r e s s   L i n e   4 < / C o m p a n y A d d r e s s L i n e 4 > + 
+                 < C o m p a n y A d d r e s s L i n e 5 > C o m p a n y   A d d r e s s   L i n e   5 < / C o m p a n y A d d r e s s L i n e 5 > + 
+                 < C o m p a n y A d d r e s s L i n e 6 > C o m p a n y   A d d r e s s   L i n e   6 < / C o m p a n y A d d r e s s L i n e 6 > + 
+                 < C o m p a n y A d d r e s s L i n e 7 > C o m p a n y   A d d r e s s   L i n e   7 < / C o m p a n y A d d r e s s L i n e 7 > + 
+                 < C o m p a n y A d d r e s s L i n e 8 > C o m p a n y   A d d r e s s   L i n e   8 < / C o m p a n y A d d r e s s L i n e 8 >   
              < / C o m p a n y A d d r e s s L i n e s >   

--- a/src/Layers/W1/BaseApp/CRM/Reports/ContactCoverSheetBody.docx
+++ b/src/Layers/W1/BaseApp/CRM/Reports/ContactCoverSheetBody.docx
@@ -29,6 +29,7 @@
             <w15:color w:val="808080"/>
             <w:text/>
           </w:sdtPr>
+          <w:sdtEndPr/>
           <w:sdtContent>
             <w:tc>
               <w:tcPr>
@@ -56,6 +57,7 @@
             <w15:color w:val="808080"/>
             <w:text/>
           </w:sdtPr>
+          <w:sdtEndPr/>
           <w:sdtContent>
             <w:tc>
               <w:tcPr>
@@ -89,6 +91,7 @@
             <w15:color w:val="808080"/>
             <w:text/>
           </w:sdtPr>
+          <w:sdtEndPr/>
           <w:sdtContent>
             <w:tc>
               <w:tcPr>
@@ -116,6 +119,7 @@
             <w15:color w:val="808080"/>
             <w:text/>
           </w:sdtPr>
+          <w:sdtEndPr/>
           <w:sdtContent>
             <w:tc>
               <w:tcPr>
@@ -149,6 +153,7 @@
             <w15:color w:val="808080"/>
             <w:text/>
           </w:sdtPr>
+          <w:sdtEndPr/>
           <w:sdtContent>
             <w:tc>
               <w:tcPr>
@@ -176,6 +181,7 @@
             <w15:color w:val="808080"/>
             <w:text/>
           </w:sdtPr>
+          <w:sdtEndPr/>
           <w:sdtContent>
             <w:tc>
               <w:tcPr>
@@ -209,6 +215,7 @@
             <w15:color w:val="808080"/>
             <w:text/>
           </w:sdtPr>
+          <w:sdtEndPr/>
           <w:sdtContent>
             <w:tc>
               <w:tcPr>
@@ -236,6 +243,7 @@
             <w15:color w:val="808080"/>
             <w:text/>
           </w:sdtPr>
+          <w:sdtEndPr/>
           <w:sdtContent>
             <w:tc>
               <w:tcPr>
@@ -269,6 +277,7 @@
             <w15:color w:val="808080"/>
             <w:text/>
           </w:sdtPr>
+          <w:sdtEndPr/>
           <w:sdtContent>
             <w:tc>
               <w:tcPr>
@@ -296,6 +305,7 @@
             <w15:color w:val="808080"/>
             <w:text/>
           </w:sdtPr>
+          <w:sdtEndPr/>
           <w:sdtContent>
             <w:tc>
               <w:tcPr>
@@ -329,6 +339,7 @@
             <w15:color w:val="808080"/>
             <w:text/>
           </w:sdtPr>
+          <w:sdtEndPr/>
           <w:sdtContent>
             <w:tc>
               <w:tcPr>
@@ -356,6 +367,7 @@
             <w15:color w:val="808080"/>
             <w:text/>
           </w:sdtPr>
+          <w:sdtEndPr/>
           <w:sdtContent>
             <w:tc>
               <w:tcPr>
@@ -389,6 +401,7 @@
             <w15:color w:val="808080"/>
             <w:text/>
           </w:sdtPr>
+          <w:sdtEndPr/>
           <w:sdtContent>
             <w:tc>
               <w:tcPr>
@@ -416,6 +429,7 @@
             <w15:color w:val="808080"/>
             <w:text/>
           </w:sdtPr>
+          <w:sdtEndPr/>
           <w:sdtContent>
             <w:tc>
               <w:tcPr>
@@ -449,6 +463,7 @@
             <w15:color w:val="808080"/>
             <w:text/>
           </w:sdtPr>
+          <w:sdtEndPr/>
           <w:sdtContent>
             <w:tc>
               <w:tcPr>
@@ -476,6 +491,7 @@
             <w15:color w:val="808080"/>
             <w:text/>
           </w:sdtPr>
+          <w:sdtEndPr/>
           <w:sdtContent>
             <w:tc>
               <w:tcPr>
@@ -518,7 +534,7 @@
         </w:trPr>
         <w:tc>
           <w:tcPr>
-            <w:tcW w:w="1250" w:type="pct"/>
+            <w:tcW w:w="1215" w:type="pct"/>
           </w:tcPr>
           <w:p>
             <w:pPr>
@@ -539,6 +555,11 @@
                 <w15:color w:val="808080"/>
                 <w:text/>
               </w:sdtPr>
+              <w:sdtEndPr>
+                <w:rPr>
+                  <w:rStyle w:val="Heading2Char"/>
+                </w:rPr>
+              </w:sdtEndPr>
               <w:sdtContent>
                 <w:proofErr w:type="spellStart"/>
                 <w:r>
@@ -554,7 +575,7 @@
         </w:tc>
         <w:tc>
           <w:tcPr>
-            <w:tcW w:w="1250" w:type="pct"/>
+            <w:tcW w:w="1093" w:type="pct"/>
           </w:tcPr>
           <w:p>
             <w:pPr>
@@ -575,6 +596,11 @@
                 <w15:color w:val="808080"/>
                 <w:text/>
               </w:sdtPr>
+              <w:sdtEndPr>
+                <w:rPr>
+                  <w:rStyle w:val="Heading2Char"/>
+                </w:rPr>
+              </w:sdtEndPr>
               <w:sdtContent>
                 <w:proofErr w:type="spellStart"/>
                 <w:r>
@@ -590,7 +616,7 @@
         </w:tc>
         <w:tc>
           <w:tcPr>
-            <w:tcW w:w="1250" w:type="pct"/>
+            <w:tcW w:w="1245" w:type="pct"/>
           </w:tcPr>
           <w:p>
             <w:pPr>
@@ -611,6 +637,11 @@
                 <w15:color w:val="808080"/>
                 <w:text/>
               </w:sdtPr>
+              <w:sdtEndPr>
+                <w:rPr>
+                  <w:rStyle w:val="Heading2Char"/>
+                </w:rPr>
+              </w:sdtEndPr>
               <w:sdtContent>
                 <w:proofErr w:type="spellStart"/>
                 <w:r>
@@ -626,7 +657,7 @@
         </w:tc>
         <w:tc>
           <w:tcPr>
-            <w:tcW w:w="1250" w:type="pct"/>
+            <w:tcW w:w="1447" w:type="pct"/>
           </w:tcPr>
           <w:p>
             <w:pPr>
@@ -647,6 +678,11 @@
                 <w15:color w:val="808080"/>
                 <w:text/>
               </w:sdtPr>
+              <w:sdtEndPr>
+                <w:rPr>
+                  <w:rStyle w:val="Heading2Char"/>
+                </w:rPr>
+              </w:sdtEndPr>
               <w:sdtContent>
                 <w:proofErr w:type="spellStart"/>
                 <w:r>
@@ -668,7 +704,7 @@
         </w:trPr>
         <w:tc>
           <w:tcPr>
-            <w:tcW w:w="1250" w:type="pct"/>
+            <w:tcW w:w="1215" w:type="pct"/>
           </w:tcPr>
           <w:p>
             <w:pPr>
@@ -685,6 +721,7 @@
                 <w15:color w:val="808080"/>
                 <w:text/>
               </w:sdtPr>
+              <w:sdtEndPr/>
               <w:sdtContent>
                 <w:proofErr w:type="spellStart"/>
                 <w:r>
@@ -697,7 +734,7 @@
         </w:tc>
         <w:tc>
           <w:tcPr>
-            <w:tcW w:w="1250" w:type="pct"/>
+            <w:tcW w:w="1093" w:type="pct"/>
           </w:tcPr>
           <w:p>
             <w:pPr>
@@ -714,6 +751,7 @@
                 <w15:color w:val="808080"/>
                 <w:text/>
               </w:sdtPr>
+              <w:sdtEndPr/>
               <w:sdtContent>
                 <w:proofErr w:type="spellStart"/>
                 <w:r>
@@ -726,7 +764,7 @@
         </w:tc>
         <w:tc>
           <w:tcPr>
-            <w:tcW w:w="1250" w:type="pct"/>
+            <w:tcW w:w="1245" w:type="pct"/>
           </w:tcPr>
           <w:p>
             <w:pPr>
@@ -743,6 +781,7 @@
                 <w15:color w:val="808080"/>
                 <w:text/>
               </w:sdtPr>
+              <w:sdtEndPr/>
               <w:sdtContent>
                 <w:proofErr w:type="spellStart"/>
                 <w:r>
@@ -755,7 +794,7 @@
         </w:tc>
         <w:tc>
           <w:tcPr>
-            <w:tcW w:w="1250" w:type="pct"/>
+            <w:tcW w:w="1447" w:type="pct"/>
           </w:tcPr>
           <w:p>
             <w:pPr>
@@ -772,6 +811,7 @@
                 <w15:color w:val="808080"/>
                 <w:text/>
               </w:sdtPr>
+              <w:sdtEndPr/>
               <w:sdtContent>
                 <w:proofErr w:type="spellStart"/>
                 <w:r>
@@ -780,6 +820,240 @@
                 <w:proofErr w:type="spellEnd"/>
               </w:sdtContent>
             </w:sdt>
+          </w:p>
+        </w:tc>
+      </w:tr>
+      <w:tr>
+        <w:trPr>
+          <w:cantSplit/>
+          <w:trHeight w:val="242"/>
+        </w:trPr>
+        <w:tc>
+          <w:tcPr>
+            <w:tcW w:w="1215" w:type="pct"/>
+          </w:tcPr>
+          <w:p>
+            <w:pPr>
+              <w:pStyle w:val="NoSpacing"/>
+            </w:pPr>
+          </w:p>
+        </w:tc>
+        <w:tc>
+          <w:tcPr>
+            <w:tcW w:w="1093" w:type="pct"/>
+          </w:tcPr>
+          <w:p>
+            <w:pPr>
+              <w:pStyle w:val="NoSpacing"/>
+            </w:pPr>
+          </w:p>
+        </w:tc>
+        <w:tc>
+          <w:tcPr>
+            <w:tcW w:w="1245" w:type="pct"/>
+          </w:tcPr>
+          <w:p>
+            <w:pPr>
+              <w:pStyle w:val="NoSpacing"/>
+            </w:pPr>
+          </w:p>
+        </w:tc>
+        <w:tc>
+          <w:tcPr>
+            <w:tcW w:w="1447" w:type="pct"/>
+          </w:tcPr>
+          <w:p>
+            <w:pPr>
+              <w:pStyle w:val="NoSpacing"/>
+            </w:pPr>
+          </w:p>
+        </w:tc>
+      </w:tr>
+      <w:tr>
+        <w:tblPrEx>
+          <w:tblLook w:val="04A0" w:firstRow="1" w:lastRow="0" w:firstColumn="1" w:lastColumn="0" w:noHBand="0" w:noVBand="1"/>
+        </w:tblPrEx>
+        <w:trPr>
+          <w:trHeight w:val="254"/>
+        </w:trPr>
+        <w:sdt>
+          <w:sdtPr>
+            <w:rPr>
+              <w:rStyle w:val="Heading2Char"/>
+            </w:rPr>
+            <w:alias w:val="PhoneNoTxt"/>
+            <w:tag w:val="#BC:InsertDataItem,DataItems/TempSegmentLine/PhoneNoTxt"/>
+            <w:id w:val="1371879132"/>
+            <w:placeholder>
+              <w:docPart w:val="DefaultPlaceholder_-1854013440"/>
+            </w:placeholder>
+            <w15:color w:val="808080"/>
+            <w:text/>
+          </w:sdtPr>
+          <w:sdtContent>
+            <w:tc>
+              <w:tcPr>
+                <w:tcW w:w="1215" w:type="pct"/>
+              </w:tcPr>
+              <w:p>
+                <w:pPr>
+                  <w:pStyle w:val="BCLabel"/>
+                  <w:spacing w:line="278" w:lineRule="auto"/>
+                </w:pPr>
+                <w:proofErr w:type="spellStart"/>
+                <w:r>
+                  <w:rPr>
+                    <w:rStyle w:val="Heading2Char"/>
+                  </w:rPr>
+                  <w:t>PhoneNoTxt</w:t>
+                </w:r>
+                <w:proofErr w:type="spellEnd"/>
+              </w:p>
+            </w:tc>
+          </w:sdtContent>
+        </w:sdt>
+        <w:sdt>
+          <w:sdtPr>
+            <w:rPr>
+              <w:rStyle w:val="Heading2Char"/>
+            </w:rPr>
+            <w:alias w:val="FaxNoTxt"/>
+            <w:tag w:val="#BC:InsertDataItem,DataItems/TempSegmentLine/FaxNoTxt"/>
+            <w:id w:val="843133951"/>
+            <w:placeholder>
+              <w:docPart w:val="DefaultPlaceholder_-1854013440"/>
+            </w:placeholder>
+            <w15:color w:val="808080"/>
+            <w:text/>
+          </w:sdtPr>
+          <w:sdtContent>
+            <w:tc>
+              <w:tcPr>
+                <w:tcW w:w="1093" w:type="pct"/>
+              </w:tcPr>
+              <w:p>
+                <w:pPr>
+                  <w:pStyle w:val="BCLabel"/>
+                  <w:spacing w:line="278" w:lineRule="auto"/>
+                </w:pPr>
+                <w:proofErr w:type="spellStart"/>
+                <w:r>
+                  <w:rPr>
+                    <w:rStyle w:val="Heading2Char"/>
+                  </w:rPr>
+                  <w:t>FaxNoTxt</w:t>
+                </w:r>
+                <w:proofErr w:type="spellEnd"/>
+              </w:p>
+            </w:tc>
+          </w:sdtContent>
+        </w:sdt>
+        <w:tc>
+          <w:tcPr>
+            <w:tcW w:w="1245" w:type="pct"/>
+          </w:tcPr>
+          <w:p>
+            <w:pPr>
+              <w:pStyle w:val="BCLabel"/>
+              <w:spacing w:line="278" w:lineRule="auto"/>
+            </w:pPr>
+          </w:p>
+        </w:tc>
+        <w:tc>
+          <w:tcPr>
+            <w:tcW w:w="1447" w:type="pct"/>
+          </w:tcPr>
+          <w:p>
+            <w:pPr>
+              <w:pStyle w:val="BCLabel"/>
+              <w:spacing w:line="278" w:lineRule="auto"/>
+            </w:pPr>
+          </w:p>
+        </w:tc>
+      </w:tr>
+      <w:tr>
+        <w:tblPrEx>
+          <w:tblLook w:val="04A0" w:firstRow="1" w:lastRow="0" w:firstColumn="1" w:lastColumn="0" w:noHBand="0" w:noVBand="1"/>
+        </w:tblPrEx>
+        <w:trPr>
+          <w:trHeight w:val="242"/>
+        </w:trPr>
+        <w:sdt>
+          <w:sdtPr>
+            <w:alias w:val="CompanyInformationPhoneNo"/>
+            <w:tag w:val="#BC:InsertDataItem,DataItems/TempSegmentLine/CompanyInformationPhoneNo"/>
+            <w:id w:val="-444304148"/>
+            <w:placeholder>
+              <w:docPart w:val="DefaultPlaceholder_-1854013440"/>
+            </w:placeholder>
+            <w15:color w:val="808080"/>
+            <w:text/>
+          </w:sdtPr>
+          <w:sdtContent>
+            <w:tc>
+              <w:tcPr>
+                <w:tcW w:w="1215" w:type="pct"/>
+              </w:tcPr>
+              <w:p>
+                <w:pPr>
+                  <w:pStyle w:val="NoSpacing"/>
+                </w:pPr>
+                <w:proofErr w:type="spellStart"/>
+                <w:r>
+                  <w:t>CompanyInformationPhoneNo</w:t>
+                </w:r>
+                <w:proofErr w:type="spellEnd"/>
+              </w:p>
+            </w:tc>
+          </w:sdtContent>
+        </w:sdt>
+        <w:sdt>
+          <w:sdtPr>
+            <w:alias w:val="CompanyInformationFaxNo"/>
+            <w:tag w:val="#BC:InsertDataItem,DataItems/TempSegmentLine/CompanyInformationFaxNo"/>
+            <w:id w:val="-687599184"/>
+            <w:placeholder>
+              <w:docPart w:val="DefaultPlaceholder_-1854013440"/>
+            </w:placeholder>
+            <w15:color w:val="808080"/>
+            <w:text/>
+          </w:sdtPr>
+          <w:sdtContent>
+            <w:tc>
+              <w:tcPr>
+                <w:tcW w:w="1093" w:type="pct"/>
+              </w:tcPr>
+              <w:p>
+                <w:pPr>
+                  <w:pStyle w:val="NoSpacing"/>
+                </w:pPr>
+                <w:proofErr w:type="spellStart"/>
+                <w:r>
+                  <w:t>CompanyInformationFaxNo</w:t>
+                </w:r>
+                <w:proofErr w:type="spellEnd"/>
+              </w:p>
+            </w:tc>
+          </w:sdtContent>
+        </w:sdt>
+        <w:tc>
+          <w:tcPr>
+            <w:tcW w:w="1245" w:type="pct"/>
+          </w:tcPr>
+          <w:p>
+            <w:pPr>
+              <w:pStyle w:val="NoSpacing"/>
+            </w:pPr>
+          </w:p>
+        </w:tc>
+        <w:tc>
+          <w:tcPr>
+            <w:tcW w:w="1447" w:type="pct"/>
+          </w:tcPr>
+          <w:p>
+            <w:pPr>
+              <w:pStyle w:val="NoSpacing"/>
+            </w:pPr>
           </w:p>
         </w:tc>
       </w:tr>
@@ -822,6 +1096,7 @@
                 <w15:color w:val="808080"/>
                 <w:text/>
               </w:sdtPr>
+              <w:sdtEndPr/>
               <w:sdtContent>
                 <w:proofErr w:type="spellStart"/>
                 <w:r>
@@ -851,6 +1126,11 @@
             <w15:color w:val="808080"/>
             <w:text/>
           </w:sdtPr>
+          <w:sdtEndPr>
+            <w:rPr>
+              <w:rStyle w:val="Emphasis"/>
+            </w:rPr>
+          </w:sdtEndPr>
           <w:sdtContent>
             <w:tc>
               <w:tcPr>
@@ -2541,10 +2821,13 @@
   <w:rsids>
     <w:rsidRoot w:val="000D41E8"/>
     <w:rsid w:val="000D41E8"/>
+    <w:rsid w:val="002915D2"/>
     <w:rsid w:val="00334C2D"/>
     <w:rsid w:val="003B36BD"/>
     <w:rsid w:val="004C1BFD"/>
     <w:rsid w:val="009D242C"/>
+    <w:rsid w:val="00A146B2"/>
+    <w:rsid w:val="00AF49AA"/>
     <w:rsid w:val="00BD540B"/>
     <w:rsid w:val="00EC12F1"/>
   </w:rsids>
@@ -3002,7 +3285,7 @@
     <w:basedOn w:val="DefaultParagraphFont"/>
     <w:uiPriority w:val="99"/>
     <w:semiHidden/>
-    <w:rsid w:val="000D41E8"/>
+    <w:rsid w:val="00A146B2"/>
     <w:rPr>
       <w:color w:val="666666"/>
     </w:rPr>
@@ -3102,6 +3385,62 @@
   <w:style w:type="paragraph" w:customStyle="1" w:styleId="B6814FD25C1146A9B1BC7CE0550FB91E">
     <w:name w:val="B6814FD25C1146A9B1BC7CE0550FB91E"/>
     <w:rsid w:val="000D41E8"/>
+  </w:style>
+  <w:style w:type="paragraph" w:customStyle="1" w:styleId="07D9B9C120D741CFA9E732648C024CCD">
+    <w:name w:val="07D9B9C120D741CFA9E732648C024CCD"/>
+    <w:rsid w:val="00A146B2"/>
+    <w:rPr>
+      <w:lang w:val="da-DK" w:eastAsia="da-DK"/>
+    </w:rPr>
+  </w:style>
+  <w:style w:type="paragraph" w:customStyle="1" w:styleId="77609D20AA014442853C730DB4462CBC">
+    <w:name w:val="77609D20AA014442853C730DB4462CBC"/>
+    <w:rsid w:val="00A146B2"/>
+    <w:rPr>
+      <w:lang w:val="da-DK" w:eastAsia="da-DK"/>
+    </w:rPr>
+  </w:style>
+  <w:style w:type="paragraph" w:customStyle="1" w:styleId="9AD172B0BABE4141A538795F9503B506">
+    <w:name w:val="9AD172B0BABE4141A538795F9503B506"/>
+    <w:rsid w:val="00A146B2"/>
+    <w:rPr>
+      <w:lang w:val="da-DK" w:eastAsia="da-DK"/>
+    </w:rPr>
+  </w:style>
+  <w:style w:type="paragraph" w:customStyle="1" w:styleId="E38A5C501CBC47568D5C5B216F45C157">
+    <w:name w:val="E38A5C501CBC47568D5C5B216F45C157"/>
+    <w:rsid w:val="00A146B2"/>
+    <w:rPr>
+      <w:lang w:val="da-DK" w:eastAsia="da-DK"/>
+    </w:rPr>
+  </w:style>
+  <w:style w:type="paragraph" w:customStyle="1" w:styleId="82B702EE52774A6DAF8ECFC974787643">
+    <w:name w:val="82B702EE52774A6DAF8ECFC974787643"/>
+    <w:rsid w:val="00A146B2"/>
+    <w:rPr>
+      <w:lang w:val="da-DK" w:eastAsia="da-DK"/>
+    </w:rPr>
+  </w:style>
+  <w:style w:type="paragraph" w:customStyle="1" w:styleId="035E530CB63B498CBC9FF00E8EA3C534">
+    <w:name w:val="035E530CB63B498CBC9FF00E8EA3C534"/>
+    <w:rsid w:val="00A146B2"/>
+    <w:rPr>
+      <w:lang w:val="da-DK" w:eastAsia="da-DK"/>
+    </w:rPr>
+  </w:style>
+  <w:style w:type="paragraph" w:customStyle="1" w:styleId="E9FE56498C3E4F7E8AE23E3310906274">
+    <w:name w:val="E9FE56498C3E4F7E8AE23E3310906274"/>
+    <w:rsid w:val="00A146B2"/>
+    <w:rPr>
+      <w:lang w:val="da-DK" w:eastAsia="da-DK"/>
+    </w:rPr>
+  </w:style>
+  <w:style w:type="paragraph" w:customStyle="1" w:styleId="C04163BD0D3F4664919094F0F4E3EAF8">
+    <w:name w:val="C04163BD0D3F4664919094F0F4E3EAF8"/>
+    <w:rsid w:val="00A146B2"/>
+    <w:rPr>
+      <w:lang w:val="da-DK" w:eastAsia="da-DK"/>
+    </w:rPr>
   </w:style>
 </w:styles>
 </file>
@@ -3433,6 +3772,9 @@
   <wetp:taskpane dockstate="right" visibility="0" width="350" row="7">
     <wetp:webextensionref xmlns:r="http://schemas.openxmlformats.org/officeDocument/2006/relationships" r:id="rId1"/>
   </wetp:taskpane>
+  <wetp:taskpane dockstate="right" visibility="0" width="350" row="3">
+    <wetp:webextensionref xmlns:r="http://schemas.openxmlformats.org/officeDocument/2006/relationships" r:id="rId2"/>
+  </wetp:taskpane>
 </wetp:taskpanes>
 </file>
 
@@ -3448,9 +3790,19 @@
 </we:webextension>
 </file>
 
-<file path=customXml/item1.xml>��< ? x m l   v e r s i o n = " 1 . 0 "   e n c o d i n g = " u t f - 1 6 " ? > - 
- < N a v W o r d R e p o r t X m l P a r t   x m l n s = " u r n : m i c r o s o f t - d y n a m i c s - b u s i n e s s c e n t r a l / i n t e r n a l / e x t e n d e d / r e p o r t s / C o n t a c t _ C o v e r _ S h e e t / 5 0 8 5 / " > +<file path=word/webextensions/webextension2.xml><?xml version="1.0" encoding="utf-8"?>
+<we:webextension xmlns:we="http://schemas.microsoft.com/office/webextensions/webextension/2010/11" id="{530E9911-845C-46F9-956B-D79F8504500B}">
+  <we:reference id="WA200007356" version="2.0.0.1" store="Omex" storeType="OMEX"/>
+  <we:alternateReferences>
+    <we:reference id="WA200007356" version="2.0.0.1" store="WA200007356" storeType="OMEX"/>
+  </we:alternateReferences>
+  <we:properties/>
+  <we:bindings/>
+  <we:snapshot xmlns:r="http://schemas.openxmlformats.org/officeDocument/2006/relationships"/>
+</we:webextension>
+</file>
+
+<file path=customXml/item1.xml>��< ? x m l   v e r s i o n = " 1 . 0 "   e n c o d i n g = " u t f - 1 6 " ? > < N a v W o r d R e p o r t X m l P a r t   x m l n s = " u r n : m i c r o s o f t - d y n a m i c s - n a v / r e p o r t s / C o n t a c t _ C o v e r _ S h e e t / 5 0 8 5 / " >   
      < B C R e p o r t I n f o r m a t i o n >   
@@ -3596,126 +3948,84 @@
  
      < / B C R e p o r t I n f o r m a t i o n >   
-     < T o o l t i p s > - 
-         < T o o l t i p   c o l u m n = " C o m p a n y I n f o r m a t i o n P h o n e N o "   E l e m e n t I d = " 8 6 1 9 5 7 0 8 3 " > - 
-             < T o o l t i p T e x t   l a n g = " e n - U S " > S p e c i f i e s   t h e   c o m p a n y ' s   t e l e p h o n e   n u m b e r . < / T o o l t i p T e x t > - 
-         < / T o o l t i p > - 
-         < T o o l t i p   c o l u m n = " C o m p a n y I n f o r m a t i o n F a x N o "   E l e m e n t I d = " 1 1 5 1 1 5 3 2 5 6 " > - 
-             < T o o l t i p T e x t   l a n g = " e n - U S " > S p e c i f i e s   t h e   c o m p a n y ' s   f a x   n u m b e r . < / T o o l t i p T e x t > - 
-         < / T o o l t i p > - 
-         < T o o l t i p   c o l u m n = " C o m p a n y I n f o r m a t i o n G i r o N o "   E l e m e n t I d = " 1 1 5 1 4 5 5 7 6 4 " > - 
-             < T o o l t i p T e x t   l a n g = " e n - U S " > S p e c i f i e s   t h e   c o m p a n y ' s   g i r o   n u m b e r . < / T o o l t i p T e x t > - 
-         < / T o o l t i p > - 
-         < T o o l t i p   c o l u m n = " C o m p a n y I n f o r m a t i o n V A T R e g N o "   E l e m e n t I d = " 6 5 6 4 5 1 9 1 6 " > - 
-             < T o o l t i p T e x t   l a n g = " e n - U S " > S p e c i f i e s   t h e   c o m p a n y ' s   V A T   r e g i s t r a t i o n   n u m b e r . < / T o o l t i p T e x t > - 
-         < / T o o l t i p > - 
-         < T o o l t i p   c o l u m n = " C o m p a n y I n f o r m a t i o n B a n k N a m e "   E l e m e n t I d = " 1 8 5 7 1 0 1 2 9 " > - 
-             < T o o l t i p T e x t   l a n g = " e n - U S " > S p e c i f i e s   t h e   n a m e   o f   t h e   b a n k   t h e   c o m p a n y   u s e s . < / T o o l t i p T e x t > - 
-         < / T o o l t i p > - 
-         < T o o l t i p   c o l u m n = " C o m p a n y I n f o r m a t i o n B a n k A c c o u n t N o "   E l e m e n t I d = " 1 8 4 8 5 7 9 3 5 2 " > - 
-             < T o o l t i p T e x t   l a n g = " e n - U S " > S p e c i f i e s   t h e   c o m p a n y ' s   b a n k   a c c o u n t   n u m b e r . < / T o o l t i p T e x t > - 
-         < / T o o l t i p > - 
-     < / T o o l t i p s > - 
-     < S e g m e n t _ H e a d e r   E l e m e n t T y p e = " D a t a I t e m "   E l e m e n t I d = " 1 8 4 7 3 4 8 1 2 2 " > - 
-         < S e g m e n t _ L i n e   E l e m e n t T y p e = " D a t a I t e m "   E l e m e n t I d = " 1 6 3 0 7 9 0 7 3 "   / > +     < S e g m e n t _ H e a d e r > + 
+         < S e g m e n t _ L i n e / >   
      < / S e g m e n t _ H e a d e r >   
-     < C o n t a c t   E l e m e n t T y p e = " D a t a I t e m "   E l e m e n t I d = " 1 8 4 5 6 4 5 1 4 9 "   / > - 
-     < T e m p S e g m e n t L i n e   E l e m e n t T y p e = " D a t a I t e m "   E l e m e n t I d = " 1 4 0 5 7 0 5 8 8 4 " > - 
-         < B a n k A c c o u n t T x t   E l e m e n t T y p e = " C o l u m n "   E l e m e n t I d = " 1 5 5 7 8 0 5 4 6 2 "   D a t a T y p e = " L a b e l " > B a n k A c c o u n t T x t < / B a n k A c c o u n t T x t > - 
-         < B a n k T x t   E l e m e n t T y p e = " C o l u m n "   E l e m e n t I d = " 1 1 3 1 5 5 6 4 2 9 "   D a t a T y p e = " L a b e l " > B a n k T x t < / B a n k T x t > - 
-         < B e s t R e g a r d s T x t   E l e m e n t T y p e = " C o l u m n "   E l e m e n t I d = " 1 8 8 9 0 4 4 7 3 7 "   D a t a T y p e = " L a b e l " > B e s t R e g a r d s T x t < / B e s t R e g a r d s T x t > - 
-         < C o m p a n y A d d r e s s 1   E l e m e n t T y p e = " C o l u m n "   E l e m e n t I d = " 1 8 8 4 1 6 4 3 2 3 "   D a t a T y p e = " T e x t " > C o m p a n y A d d r e s s 1 < / C o m p a n y A d d r e s s 1 > - 
-         < C o m p a n y A d d r e s s 2   E l e m e n t T y p e = " C o l u m n "   E l e m e n t I d = " 1 2 4 6 4 6 7 7 0 6 "   D a t a T y p e = " T e x t " > C o m p a n y A d d r e s s 2 < / C o m p a n y A d d r e s s 2 > - 
-         < C o m p a n y A d d r e s s 3   E l e m e n t T y p e = " C o l u m n "   E l e m e n t I d = " 6 0 8 7 7 1 0 8 9 "   D a t a T y p e = " T e x t " > C o m p a n y A d d r e s s 3 < / C o m p a n y A d d r e s s 3 > - 
-         < C o m p a n y A d d r e s s 4   E l e m e n t T y p e = " C o l u m n "   E l e m e n t I d = " 7 7 7 6 8 0 1 1 2 "   D a t a T y p e = " T e x t " > C o m p a n y A d d r e s s 4 < / C o m p a n y A d d r e s s 4 > - 
-         < C o m p a n y A d d r e s s 5   E l e m e n t T y p e = " C o l u m n "   E l e m e n t I d = " 1 3 9 9 8 3 4 9 5 "   D a t a T y p e = " T e x t " > C o m p a n y A d d r e s s 5 < / C o m p a n y A d d r e s s 5 > - 
-         < C o m p a n y A d d r e s s 6   E l e m e n t T y p e = " C o l u m n "   E l e m e n t I d = " 4 9 7 7 1 3 1 2 2 "   D a t a T y p e = " T e x t " > C o m p a n y A d d r e s s 6 < / C o m p a n y A d d r e s s 6 > - 
-         < C o m p a n y A d d r e s s 7   E l e m e n t T y p e = " C o l u m n "   E l e m e n t I d = " 1 1 3 5 4 0 9 7 3 9 "   D a t a T y p e = " T e x t " > C o m p a n y A d d r e s s 7 < / C o m p a n y A d d r e s s 7 > - 
-         < C o m p a n y A d d r e s s 8   E l e m e n t T y p e = " C o l u m n "   E l e m e n t I d = " 1 7 1 5 2 5 5 3 0 0 "   D a t a T y p e = " T e x t " > C o m p a n y A d d r e s s 8 < / C o m p a n y A d d r e s s 8 > - 
-         < C o m p a n y I n f o r m a t i o n B a n k A c c o u n t N o   E l e m e n t T y p e = " C o l u m n "   E l e m e n t I d = " 1 8 4 8 5 7 9 3 5 2 "   D a t a T y p e = " T e x t " > C o m p a n y I n f o r m a t i o n B a n k A c c o u n t N o < / C o m p a n y I n f o r m a t i o n B a n k A c c o u n t N o > - 
-         < C o m p a n y I n f o r m a t i o n B a n k N a m e   E l e m e n t T y p e = " C o l u m n "   E l e m e n t I d = " 1 8 5 7 1 0 1 2 9 "   D a t a T y p e = " T e x t " > C o m p a n y I n f o r m a t i o n B a n k N a m e < / C o m p a n y I n f o r m a t i o n B a n k N a m e > - 
-         < C o m p a n y I n f o r m a t i o n F a x N o   E l e m e n t T y p e = " C o l u m n "   E l e m e n t I d = " 1 1 5 1 1 5 3 2 5 6 "   D a t a T y p e = " T e x t " > C o m p a n y I n f o r m a t i o n F a x N o < / C o m p a n y I n f o r m a t i o n F a x N o > - 
-         < C o m p a n y I n f o r m a t i o n G i r o N o   E l e m e n t T y p e = " C o l u m n "   E l e m e n t I d = " 1 1 5 1 4 5 5 7 6 4 "   D a t a T y p e = " T e x t " > C o m p a n y I n f o r m a t i o n G i r o N o < / C o m p a n y I n f o r m a t i o n G i r o N o > - 
-         < C o m p a n y I n f o r m a t i o n P h o n e N o   E l e m e n t T y p e = " C o l u m n "   E l e m e n t I d = " 8 6 1 9 5 7 0 8 3 "   D a t a T y p e = " T e x t " > C o m p a n y I n f o r m a t i o n P h o n e N o < / C o m p a n y I n f o r m a t i o n P h o n e N o > - 
-         < C o m p a n y I n f o r m a t i o n V A T R e g N o   E l e m e n t T y p e = " C o l u m n "   E l e m e n t I d = " 6 5 6 4 5 1 9 1 6 "   D a t a T y p e = " T e x t " > C o m p a n y I n f o r m a t i o n V A T R e g N o < / C o m p a n y I n f o r m a t i o n V A T R e g N o > - 
-         < C o n t a c t A d d r e s s 1   E l e m e n t T y p e = " C o l u m n "   E l e m e n t I d = " 1 5 3 9 5 9 3 0 4 6 "   D a t a T y p e = " T e x t " > C o n t a c t A d d r e s s 1 < / C o n t a c t A d d r e s s 1 > - 
-         < C o n t a c t A d d r e s s 2   E l e m e n t T y p e = " C o l u m n "   E l e m e n t I d = " 2 1 1 7 6 7 7 6 3 3 "   D a t a T y p e = " T e x t " > C o n t a c t A d d r e s s 2 < / C o n t a c t A d d r e s s 2 > - 
-         < C o n t a c t A d d r e s s 3   E l e m e n t T y p e = " C o l u m n "   E l e m e n t I d = " 1 4 7 9 9 8 1 0 1 6 "   D a t a T y p e = " T e x t " > C o n t a c t A d d r e s s 3 < / C o n t a c t A d d r e s s 3 > - 
-         < C o n t a c t A d d r e s s 4   E l e m e n t T y p e = " C o l u m n "   E l e m e n t I d = " 1 6 4 8 8 9 0 0 3 9 "   D a t a T y p e = " T e x t " > C o n t a c t A d d r e s s 4 < / C o n t a c t A d d r e s s 4 > - 
-         < C o n t a c t A d d r e s s 5   E l e m e n t T y p e = " C o l u m n "   E l e m e n t I d = " 1 0 1 1 1 9 3 4 2 2 "   D a t a T y p e = " T e x t " > C o n t a c t A d d r e s s 5 < / C o n t a c t A d d r e s s 5 > - 
-         < C o n t a c t A d d r e s s 6   E l e m e n t T y p e = " C o l u m n "   E l e m e n t I d = " 3 7 3 4 9 6 8 0 5 "   D a t a T y p e = " T e x t " > C o n t a c t A d d r e s s 6 < / C o n t a c t A d d r e s s 6 > - 
-         < C o n t a c t A d d r e s s 7   E l e m e n t T y p e = " C o l u m n "   E l e m e n t I d = " 2 6 4 1 9 9 8 1 2 "   D a t a T y p e = " T e x t " > C o n t a c t A d d r e s s 7 < / C o n t a c t A d d r e s s 7 > - 
-         < C o n t a c t A d d r e s s 8   E l e m e n t T y p e = " C o l u m n "   E l e m e n t I d = " 1 7 0 8 5 0 2 0 6 9 "   D a t a T y p e = " T e x t " > C o n t a c t A d d r e s s 8 < / C o n t a c t A d d r e s s 8 > - 
-         < C o v e r S h e e t T x t   E l e m e n t T y p e = " C o l u m n "   E l e m e n t I d = " 1 0 1 5 3 7 1 7 8 5 "   D a t a T y p e = " L a b e l " > C o v e r S h e e t T x t < / C o v e r S h e e t T x t > - 
-         < D o c u m e n t _ D a t e   E l e m e n t T y p e = " C o l u m n "   E l e m e n t I d = " 1 9 4 9 1 9 0 9 2 9 "   D a t a T y p e = " T e x t " > D o c u m e n t _ D a t e < / D o c u m e n t _ D a t e > - 
-         < F a x N o T x t   E l e m e n t T y p e = " C o l u m n "   E l e m e n t I d = " 1 9 9 5 6 6 7 2 5 "   D a t a T y p e = " L a b e l " > F a x N o T x t < / F a x N o T x t > - 
-         < G i r o N o T x t   E l e m e n t T y p e = " C o l u m n "   E l e m e n t I d = " 9 7 5 9 5 9 8 5 7 "   D a t a T y p e = " L a b e l " > G i r o N o T x t < / G i r o N o T x t > - 
-         < P h o n e N o T x t   E l e m e n t T y p e = " C o l u m n "   E l e m e n t I d = " 1 2 9 6 7 8 9 4 0 8 "   D a t a T y p e = " L a b e l " > P h o n e N o T x t < / P h o n e N o T x t > - 
-         < V A T R e g N o T x t   E l e m e n t T y p e = " C o l u m n "   E l e m e n t I d = " 1 5 1 2 6 5 1 4 2 5 "   D a t a T y p e = " L a b e l " > V A T R e g N o T x t < / V A T R e g N o T x t > +     < C o n t a c t / > + 
+     < T e m p S e g m e n t L i n e > + 
+         < B a n k A c c o u n t T x t > B a n k A c c o u n t T x t < / B a n k A c c o u n t T x t > + 
+         < B a n k T x t > B a n k T x t < / B a n k T x t > + 
+         < B e s t R e g a r d s T x t > B e s t R e g a r d s T x t < / B e s t R e g a r d s T x t > + 
+         < C o m p a n y A d d r e s s 1 > C o m p a n y A d d r e s s 1 < / C o m p a n y A d d r e s s 1 > + 
+         < C o m p a n y A d d r e s s 2 > C o m p a n y A d d r e s s 2 < / C o m p a n y A d d r e s s 2 > + 
+         < C o m p a n y A d d r e s s 3 > C o m p a n y A d d r e s s 3 < / C o m p a n y A d d r e s s 3 > + 
+         < C o m p a n y A d d r e s s 4 > C o m p a n y A d d r e s s 4 < / C o m p a n y A d d r e s s 4 > + 
+         < C o m p a n y A d d r e s s 5 > C o m p a n y A d d r e s s 5 < / C o m p a n y A d d r e s s 5 > + 
+         < C o m p a n y A d d r e s s 6 > C o m p a n y A d d r e s s 6 < / C o m p a n y A d d r e s s 6 > + 
+         < C o m p a n y A d d r e s s 7 > C o m p a n y A d d r e s s 7 < / C o m p a n y A d d r e s s 7 > + 
+         < C o m p a n y A d d r e s s 8 > C o m p a n y A d d r e s s 8 < / C o m p a n y A d d r e s s 8 > + 
+         < C o m p a n y I n f o r m a t i o n B a n k A c c o u n t N o > C o m p a n y I n f o r m a t i o n B a n k A c c o u n t N o < / C o m p a n y I n f o r m a t i o n B a n k A c c o u n t N o > + 
+         < C o m p a n y I n f o r m a t i o n B a n k N a m e > C o m p a n y I n f o r m a t i o n B a n k N a m e < / C o m p a n y I n f o r m a t i o n B a n k N a m e > + 
+         < C o m p a n y I n f o r m a t i o n F a x N o > C o m p a n y I n f o r m a t i o n F a x N o < / C o m p a n y I n f o r m a t i o n F a x N o > + 
+         < C o m p a n y I n f o r m a t i o n G i r o N o > C o m p a n y I n f o r m a t i o n G i r o N o < / C o m p a n y I n f o r m a t i o n G i r o N o > + 
+         < C o m p a n y I n f o r m a t i o n P h o n e N o > C o m p a n y I n f o r m a t i o n P h o n e N o < / C o m p a n y I n f o r m a t i o n P h o n e N o > + 
+         < C o m p a n y I n f o r m a t i o n V A T R e g N o > C o m p a n y I n f o r m a t i o n V A T R e g N o < / C o m p a n y I n f o r m a t i o n V A T R e g N o > + 
+         < C o n t a c t A d d r e s s 1 > C o n t a c t A d d r e s s 1 < / C o n t a c t A d d r e s s 1 > + 
+         < C o n t a c t A d d r e s s 2 > C o n t a c t A d d r e s s 2 < / C o n t a c t A d d r e s s 2 > + 
+         < C o n t a c t A d d r e s s 3 > C o n t a c t A d d r e s s 3 < / C o n t a c t A d d r e s s 3 > + 
+         < C o n t a c t A d d r e s s 4 > C o n t a c t A d d r e s s 4 < / C o n t a c t A d d r e s s 4 > + 
+         < C o n t a c t A d d r e s s 5 > C o n t a c t A d d r e s s 5 < / C o n t a c t A d d r e s s 5 > + 
+         < C o n t a c t A d d r e s s 6 > C o n t a c t A d d r e s s 6 < / C o n t a c t A d d r e s s 6 > + 
+         < C o n t a c t A d d r e s s 7 > C o n t a c t A d d r e s s 7 < / C o n t a c t A d d r e s s 7 > + 
+         < C o n t a c t A d d r e s s 8 > C o n t a c t A d d r e s s 8 < / C o n t a c t A d d r e s s 8 > + 
+         < C o v e r S h e e t T x t > C o v e r S h e e t T x t < / C o v e r S h e e t T x t > + 
+         < D o c u m e n t _ D a t e > D o c u m e n t _ D a t e < / D o c u m e n t _ D a t e > + 
+         < F a x N o T x t > F a x N o T x t < / F a x N o T x t > + 
+         < G i r o N o T x t > G i r o N o T x t < / G i r o N o T x t > + 
+         < P h o n e N o T x t > P h o n e N o T x t < / P h o n e N o T x t > + 
+         < V A T R e g N o T x t > V A T R e g N o T x t < / V A T R e g N o T x t >   
      < / T e m p S e g m e n t L i n e >   
  < / N a v W o r d R e p o r t X m l P a r t > 
 </file>
 
-<file path=customXml/item2.xml>��< ? x m l   v e r s i o n = " 1 . 0 "   e n c o d i n g = " u t f - 1 6 " ? > - 
- < N a v W o r d R e p o r t X m l P a r t   x m l n s = " u r n : m i c r o s o f t - d y n a m i c s - n a v / r e p o r t s / C o n t a c t _ C o v e r _ S h e e t / 5 0 8 5 / " > +<file path=customXml/item2.xml>��< ? x m l   v e r s i o n = " 1 . 0 "   e n c o d i n g = " u t f - 1 6 " ? > < N a v W o r d R e p o r t X m l P a r t   x m l n s = " u r n : m i c r o s o f t - d y n a m i c s - b u s i n e s s c e n t r a l / i n t e r n a l / e x t e n d e d / r e p o r t s / C o n t a c t _ C o v e r _ S h e e t / 5 0 8 5 / " >   
      < B C R e p o r t I n f o r m a t i o n >   
@@ -3861,77 +4171,117 @@
  
      < / B C R e p o r t I n f o r m a t i o n >   
-     < S e g m e n t _ H e a d e r > - 
-         < S e g m e n t _ L i n e   / > +     < T o o l t i p s > + 
+         < T o o l t i p   c o l u m n = " C o m p a n y I n f o r m a t i o n P h o n e N o "   E l e m e n t I d = " 8 6 1 9 5 7 0 8 3 " > + 
+             < T o o l t i p T e x t   l a n g = " e n - U S " > S p e c i f i e s   t h e   c o m p a n y ' s   t e l e p h o n e   n u m b e r . < / T o o l t i p T e x t > + 
+         < / T o o l t i p > + 
+         < T o o l t i p   c o l u m n = " C o m p a n y I n f o r m a t i o n F a x N o "   E l e m e n t I d = " 1 1 5 1 1 5 3 2 5 6 " > + 
+             < T o o l t i p T e x t   l a n g = " e n - U S " > S p e c i f i e s   t h e   c o m p a n y ' s   f a x   n u m b e r . < / T o o l t i p T e x t > + 
+         < / T o o l t i p > + 
+         < T o o l t i p   c o l u m n = " C o m p a n y I n f o r m a t i o n G i r o N o "   E l e m e n t I d = " 1 1 5 1 4 5 5 7 6 4 " > + 
+             < T o o l t i p T e x t   l a n g = " e n - U S " > S p e c i f i e s   t h e   c o m p a n y ' s   g i r o   n u m b e r . < / T o o l t i p T e x t > + 
+         < / T o o l t i p > + 
+         < T o o l t i p   c o l u m n = " C o m p a n y I n f o r m a t i o n V A T R e g N o "   E l e m e n t I d = " 6 5 6 4 5 1 9 1 6 " > + 
+             < T o o l t i p T e x t   l a n g = " e n - U S " > S p e c i f i e s   t h e   c o m p a n y ' s   V A T   r e g i s t r a t i o n   n u m b e r . < / T o o l t i p T e x t > + 
+         < / T o o l t i p > + 
+         < T o o l t i p   c o l u m n = " C o m p a n y I n f o r m a t i o n B a n k N a m e "   E l e m e n t I d = " 1 8 5 7 1 0 1 2 9 " > + 
+             < T o o l t i p T e x t   l a n g = " e n - U S " > S p e c i f i e s   t h e   n a m e   o f   t h e   b a n k   t h e   c o m p a n y   u s e s . < / T o o l t i p T e x t > + 
+         < / T o o l t i p > + 
+         < T o o l t i p   c o l u m n = " C o m p a n y I n f o r m a t i o n B a n k A c c o u n t N o "   E l e m e n t I d = " 1 8 4 8 5 7 9 3 5 2 " > + 
+             < T o o l t i p T e x t   l a n g = " e n - U S " > S p e c i f i e s   t h e   c o m p a n y ' s   b a n k   a c c o u n t   n u m b e r . < / T o o l t i p T e x t > + 
+         < / T o o l t i p > + 
+     < / T o o l t i p s > + 
+     < S e g m e n t _ H e a d e r   E l e m e n t T y p e = " D a t a I t e m "   E l e m e n t I d = " 1 8 4 7 3 4 8 1 2 2 " > + 
+         < S e g m e n t _ L i n e   E l e m e n t T y p e = " D a t a I t e m "   E l e m e n t I d = " 1 6 3 0 7 9 0 7 3 " / >   
      < / S e g m e n t _ H e a d e r >   
-     < C o n t a c t   / > - 
-     < T e m p S e g m e n t L i n e > - 
-         < B a n k A c c o u n t T x t > B a n k A c c o u n t T x t < / B a n k A c c o u n t T x t > - 
-         < B a n k T x t > B a n k T x t < / B a n k T x t > - 
-         < B e s t R e g a r d s T x t > B e s t R e g a r d s T x t < / B e s t R e g a r d s T x t > - 
-         < C o m p a n y A d d r e s s 1 > C o m p a n y A d d r e s s 1 < / C o m p a n y A d d r e s s 1 > - 
-         < C o m p a n y A d d r e s s 2 > C o m p a n y A d d r e s s 2 < / C o m p a n y A d d r e s s 2 > - 
-         < C o m p a n y A d d r e s s 3 > C o m p a n y A d d r e s s 3 < / C o m p a n y A d d r e s s 3 > - 
-         < C o m p a n y A d d r e s s 4 > C o m p a n y A d d r e s s 4 < / C o m p a n y A d d r e s s 4 > - 
-         < C o m p a n y A d d r e s s 5 > C o m p a n y A d d r e s s 5 < / C o m p a n y A d d r e s s 5 > - 
-         < C o m p a n y A d d r e s s 6 > C o m p a n y A d d r e s s 6 < / C o m p a n y A d d r e s s 6 > - 
-         < C o m p a n y A d d r e s s 7 > C o m p a n y A d d r e s s 7 < / C o m p a n y A d d r e s s 7 > - 
-         < C o m p a n y A d d r e s s 8 > C o m p a n y A d d r e s s 8 < / C o m p a n y A d d r e s s 8 > - 
-         < C o m p a n y I n f o r m a t i o n B a n k A c c o u n t N o > C o m p a n y I n f o r m a t i o n B a n k A c c o u n t N o < / C o m p a n y I n f o r m a t i o n B a n k A c c o u n t N o > - 
-         < C o m p a n y I n f o r m a t i o n B a n k N a m e > C o m p a n y I n f o r m a t i o n B a n k N a m e < / C o m p a n y I n f o r m a t i o n B a n k N a m e > - 
-         < C o m p a n y I n f o r m a t i o n F a x N o > C o m p a n y I n f o r m a t i o n F a x N o < / C o m p a n y I n f o r m a t i o n F a x N o > - 
-         < C o m p a n y I n f o r m a t i o n G i r o N o > C o m p a n y I n f o r m a t i o n G i r o N o < / C o m p a n y I n f o r m a t i o n G i r o N o > - 
-         < C o m p a n y I n f o r m a t i o n P h o n e N o > C o m p a n y I n f o r m a t i o n P h o n e N o < / C o m p a n y I n f o r m a t i o n P h o n e N o > - 
-         < C o m p a n y I n f o r m a t i o n V A T R e g N o > C o m p a n y I n f o r m a t i o n V A T R e g N o < / C o m p a n y I n f o r m a t i o n V A T R e g N o > - 
-         < C o n t a c t A d d r e s s 1 > C o n t a c t A d d r e s s 1 < / C o n t a c t A d d r e s s 1 > - 
-         < C o n t a c t A d d r e s s 2 > C o n t a c t A d d r e s s 2 < / C o n t a c t A d d r e s s 2 > - 
-         < C o n t a c t A d d r e s s 3 > C o n t a c t A d d r e s s 3 < / C o n t a c t A d d r e s s 3 > - 
-         < C o n t a c t A d d r e s s 4 > C o n t a c t A d d r e s s 4 < / C o n t a c t A d d r e s s 4 > - 
-         < C o n t a c t A d d r e s s 5 > C o n t a c t A d d r e s s 5 < / C o n t a c t A d d r e s s 5 > - 
-         < C o n t a c t A d d r e s s 6 > C o n t a c t A d d r e s s 6 < / C o n t a c t A d d r e s s 6 > - 
-         < C o n t a c t A d d r e s s 7 > C o n t a c t A d d r e s s 7 < / C o n t a c t A d d r e s s 7 > - 
-         < C o n t a c t A d d r e s s 8 > C o n t a c t A d d r e s s 8 < / C o n t a c t A d d r e s s 8 > - 
-         < C o v e r S h e e t T x t > C o v e r S h e e t T x t < / C o v e r S h e e t T x t > - 
-         < D o c u m e n t _ D a t e > D o c u m e n t _ D a t e < / D o c u m e n t _ D a t e > - 
-         < F a x N o T x t > F a x N o T x t < / F a x N o T x t > - 
-         < G i r o N o T x t > G i r o N o T x t < / G i r o N o T x t > - 
-         < P h o n e N o T x t > P h o n e N o T x t < / P h o n e N o T x t > - 
-         < V A T R e g N o T x t > V A T R e g N o T x t < / V A T R e g N o T x t > +     < C o n t a c t   E l e m e n t T y p e = " D a t a I t e m "   E l e m e n t I d = " 1 8 4 5 6 4 5 1 4 9 " / > + 
+     < T e m p S e g m e n t L i n e   E l e m e n t T y p e = " D a t a I t e m "   E l e m e n t I d = " 1 4 0 5 7 0 5 8 8 4 " > + 
+         < B a n k A c c o u n t T x t   E l e m e n t T y p e = " C o l u m n "   E l e m e n t I d = " 1 5 5 7 8 0 5 4 6 2 "   D a t a T y p e = " L a b e l " > B a n k A c c o u n t T x t < / B a n k A c c o u n t T x t > + 
+         < B a n k T x t   E l e m e n t T y p e = " C o l u m n "   E l e m e n t I d = " 1 1 3 1 5 5 6 4 2 9 "   D a t a T y p e = " L a b e l " > B a n k T x t < / B a n k T x t > + 
+         < B e s t R e g a r d s T x t   E l e m e n t T y p e = " C o l u m n "   E l e m e n t I d = " 1 8 8 9 0 4 4 7 3 7 "   D a t a T y p e = " L a b e l " > B e s t R e g a r d s T x t < / B e s t R e g a r d s T x t > + 
+         < C o m p a n y A d d r e s s 1   E l e m e n t T y p e = " C o l u m n "   E l e m e n t I d = " 1 8 8 4 1 6 4 3 2 3 "   D a t a T y p e = " T e x t " > C o m p a n y A d d r e s s 1 < / C o m p a n y A d d r e s s 1 > + 
+         < C o m p a n y A d d r e s s 2   E l e m e n t T y p e = " C o l u m n "   E l e m e n t I d = " 1 2 4 6 4 6 7 7 0 6 "   D a t a T y p e = " T e x t " > C o m p a n y A d d r e s s 2 < / C o m p a n y A d d r e s s 2 > + 
+         < C o m p a n y A d d r e s s 3   E l e m e n t T y p e = " C o l u m n "   E l e m e n t I d = " 6 0 8 7 7 1 0 8 9 "   D a t a T y p e = " T e x t " > C o m p a n y A d d r e s s 3 < / C o m p a n y A d d r e s s 3 > + 
+         < C o m p a n y A d d r e s s 4   E l e m e n t T y p e = " C o l u m n "   E l e m e n t I d = " 7 7 7 6 8 0 1 1 2 "   D a t a T y p e = " T e x t " > C o m p a n y A d d r e s s 4 < / C o m p a n y A d d r e s s 4 > + 
+         < C o m p a n y A d d r e s s 5   E l e m e n t T y p e = " C o l u m n "   E l e m e n t I d = " 1 3 9 9 8 3 4 9 5 "   D a t a T y p e = " T e x t " > C o m p a n y A d d r e s s 5 < / C o m p a n y A d d r e s s 5 > + 
+         < C o m p a n y A d d r e s s 6   E l e m e n t T y p e = " C o l u m n "   E l e m e n t I d = " 4 9 7 7 1 3 1 2 2 "   D a t a T y p e = " T e x t " > C o m p a n y A d d r e s s 6 < / C o m p a n y A d d r e s s 6 > + 
+         < C o m p a n y A d d r e s s 7   E l e m e n t T y p e = " C o l u m n "   E l e m e n t I d = " 1 1 3 5 4 0 9 7 3 9 "   D a t a T y p e = " T e x t " > C o m p a n y A d d r e s s 7 < / C o m p a n y A d d r e s s 7 > + 
+         < C o m p a n y A d d r e s s 8   E l e m e n t T y p e = " C o l u m n "   E l e m e n t I d = " 1 7 1 5 2 5 5 3 0 0 "   D a t a T y p e = " T e x t " > C o m p a n y A d d r e s s 8 < / C o m p a n y A d d r e s s 8 > + 
+         < C o m p a n y I n f o r m a t i o n B a n k A c c o u n t N o   E l e m e n t T y p e = " C o l u m n "   E l e m e n t I d = " 1 8 4 8 5 7 9 3 5 2 "   D a t a T y p e = " T e x t " > C o m p a n y I n f o r m a t i o n B a n k A c c o u n t N o < / C o m p a n y I n f o r m a t i o n B a n k A c c o u n t N o > + 
+         < C o m p a n y I n f o r m a t i o n B a n k N a m e   E l e m e n t T y p e = " C o l u m n "   E l e m e n t I d = " 1 8 5 7 1 0 1 2 9 "   D a t a T y p e = " T e x t " > C o m p a n y I n f o r m a t i o n B a n k N a m e < / C o m p a n y I n f o r m a t i o n B a n k N a m e > + 
+         < C o m p a n y I n f o r m a t i o n F a x N o   E l e m e n t T y p e = " C o l u m n "   E l e m e n t I d = " 1 1 5 1 1 5 3 2 5 6 "   D a t a T y p e = " T e x t " > C o m p a n y I n f o r m a t i o n F a x N o < / C o m p a n y I n f o r m a t i o n F a x N o > + 
+         < C o m p a n y I n f o r m a t i o n G i r o N o   E l e m e n t T y p e = " C o l u m n "   E l e m e n t I d = " 1 1 5 1 4 5 5 7 6 4 "   D a t a T y p e = " T e x t " > C o m p a n y I n f o r m a t i o n G i r o N o < / C o m p a n y I n f o r m a t i o n G i r o N o > + 
+         < C o m p a n y I n f o r m a t i o n P h o n e N o   E l e m e n t T y p e = " C o l u m n "   E l e m e n t I d = " 8 6 1 9 5 7 0 8 3 "   D a t a T y p e = " T e x t " > C o m p a n y I n f o r m a t i o n P h o n e N o < / C o m p a n y I n f o r m a t i o n P h o n e N o > + 
+         < C o m p a n y I n f o r m a t i o n V A T R e g N o   E l e m e n t T y p e = " C o l u m n "   E l e m e n t I d = " 6 5 6 4 5 1 9 1 6 "   D a t a T y p e = " T e x t " > C o m p a n y I n f o r m a t i o n V A T R e g N o < / C o m p a n y I n f o r m a t i o n V A T R e g N o > + 
+         < C o n t a c t A d d r e s s 1   E l e m e n t T y p e = " C o l u m n "   E l e m e n t I d = " 1 5 3 9 5 9 3 0 4 6 "   D a t a T y p e = " T e x t " > C o n t a c t A d d r e s s 1 < / C o n t a c t A d d r e s s 1 > + 
+         < C o n t a c t A d d r e s s 2   E l e m e n t T y p e = " C o l u m n "   E l e m e n t I d = " 2 1 1 7 6 7 7 6 3 3 "   D a t a T y p e = " T e x t " > C o n t a c t A d d r e s s 2 < / C o n t a c t A d d r e s s 2 > + 
+         < C o n t a c t A d d r e s s 3   E l e m e n t T y p e = " C o l u m n "   E l e m e n t I d = " 1 4 7 9 9 8 1 0 1 6 "   D a t a T y p e = " T e x t " > C o n t a c t A d d r e s s 3 < / C o n t a c t A d d r e s s 3 > + 
+         < C o n t a c t A d d r e s s 4   E l e m e n t T y p e = " C o l u m n "   E l e m e n t I d = " 1 6 4 8 8 9 0 0 3 9 "   D a t a T y p e = " T e x t " > C o n t a c t A d d r e s s 4 < / C o n t a c t A d d r e s s 4 > + 
+         < C o n t a c t A d d r e s s 5   E l e m e n t T y p e = " C o l u m n "   E l e m e n t I d = " 1 0 1 1 1 9 3 4 2 2 "   D a t a T y p e = " T e x t " > C o n t a c t A d d r e s s 5 < / C o n t a c t A d d r e s s 5 > + 
+         < C o n t a c t A d d r e s s 6   E l e m e n t T y p e = " C o l u m n "   E l e m e n t I d = " 3 7 3 4 9 6 8 0 5 "   D a t a T y p e = " T e x t " > C o n t a c t A d d r e s s 6 < / C o n t a c t A d d r e s s 6 > + 
+         < C o n t a c t A d d r e s s 7   E l e m e n t T y p e = " C o l u m n "   E l e m e n t I d = " 2 6 4 1 9 9 8 1 2 "   D a t a T y p e = " T e x t " > C o n t a c t A d d r e s s 7 < / C o n t a c t A d d r e s s 7 > + 
+         < C o n t a c t A d d r e s s 8   E l e m e n t T y p e = " C o l u m n "   E l e m e n t I d = " 1 7 0 8 5 0 2 0 6 9 "   D a t a T y p e = " T e x t " > C o n t a c t A d d r e s s 8 < / C o n t a c t A d d r e s s 8 > + 
+         < C o v e r S h e e t T x t   E l e m e n t T y p e = " C o l u m n "   E l e m e n t I d = " 1 0 1 5 3 7 1 7 8 5 "   D a t a T y p e = " L a b e l " > C o v e r S h e e t T x t < / C o v e r S h e e t T x t > + 
+         < D o c u m e n t _ D a t e   E l e m e n t T y p e = " C o l u m n "   E l e m e n t I d = " 1 9 4 9 1 9 0 9 2 9 "   D a t a T y p e = " T e x t " > D o c u m e n t _ D a t e < / D o c u m e n t _ D a t e > + 
+         < F a x N o T x t   E l e m e n t T y p e = " C o l u m n "   E l e m e n t I d = " 1 9 9 5 6 6 7 2 5 "   D a t a T y p e = " L a b e l " > F a x N o T x t < / F a x N o T x t > + 
+         < G i r o N o T x t   E l e m e n t T y p e = " C o l u m n "   E l e m e n t I d = " 9 7 5 9 5 9 8 5 7 "   D a t a T y p e = " L a b e l " > G i r o N o T x t < / G i r o N o T x t > + 
+         < P h o n e N o T x t   E l e m e n t T y p e = " C o l u m n "   E l e m e n t I d = " 1 2 9 6 7 8 9 4 0 8 "   D a t a T y p e = " L a b e l " > P h o n e N o T x t < / P h o n e N o T x t > + 
+         < V A T R e g N o T x t   E l e m e n t T y p e = " C o l u m n "   E l e m e n t I d = " 1 5 1 2 6 5 1 4 2 5 "   D a t a T y p e = " L a b e l " > V A T R e g N o T x t < / V A T R e g N o T x t >   
      < / T e m p S e g m e n t L i n e >   
@@ -3939,17 +4289,17 @@
 </file>
 
 <file path=customXml/itemProps1.xml><?xml version="1.0" encoding="utf-8"?>
+<ds:datastoreItem xmlns:ds="http://schemas.openxmlformats.org/officeDocument/2006/customXml" ds:itemID="{E95934A0-B8B8-4F21-88C3-427372D06229}">
+  <ds:schemaRefs>
+    <ds:schemaRef ds:uri="urn:microsoft-dynamics-nav/reports/Contact_Cover_Sheet/5085/"/>
+  </ds:schemaRefs>
+</ds:datastoreItem>
+</file>
+
+<file path=customXml/itemProps2.xml><?xml version="1.0" encoding="utf-8"?>
 <ds:datastoreItem xmlns:ds="http://schemas.openxmlformats.org/officeDocument/2006/customXml" ds:itemID="{90F8A2E8-BD68-4791-92EA-70D95332ACD6}">
   <ds:schemaRefs>
     <ds:schemaRef ds:uri="urn:microsoft-dynamics-businesscentral/internal/extended/reports/Contact_Cover_Sheet/5085/"/>
   </ds:schemaRefs>
 </ds:datastoreItem>
-</file>
-
-<file path=customXml/itemProps2.xml><?xml version="1.0" encoding="utf-8"?>
-<ds:datastoreItem xmlns:ds="http://schemas.openxmlformats.org/officeDocument/2006/customXml" ds:itemID="{E95934A0-B8B8-4F21-88C3-427372D06229}">
-  <ds:schemaRefs>
-    <ds:schemaRef ds:uri="urn:microsoft-dynamics-nav/reports/Contact_Cover_Sheet/5085/"/>
-  </ds:schemaRefs>
-</ds:datastoreItem>
 </file>
--- a/src/Layers/W1/BaseApp/CRM/Reports/ContactCoverSheetBody.docx
+++ b/src/Layers/W1/BaseApp/CRM/Reports/ContactCoverSheetBody.docx
@@ -6,6 +6,14 @@
       <w:tblPr>
         <w:tblStyle w:val="Default2"/>
         <w:tblW w:w="5000" w:type="pct"/>
+        <w:tblBorders>
+          <w:top w:val="none" w:color="auto" w:sz="0" w:space="0"/>
+          <w:left w:val="none" w:color="auto" w:sz="0" w:space="0"/>
+          <w:bottom w:val="none" w:color="auto" w:sz="0" w:space="0"/>
+          <w:right w:val="none" w:color="auto" w:sz="0" w:space="0"/>
+          <w:insideH w:val="none" w:color="auto" w:sz="0" w:space="0"/>
+          <w:insideV w:val="none" w:color="auto" w:sz="0" w:space="0"/>
+        </w:tblBorders>
         <w:tblLook w:val="0640" w:firstRow="0" w:lastRow="1" w:firstColumn="0" w:lastColumn="0" w:noHBand="1" w:noVBand="1"/>
         <w:tblCaption w:val="Address Block"/>
         <w:tblDescription w:val="Document totals."/>
@@ -26,14 +34,22 @@
             <w:placeholder>
               <w:docPart w:val="36B6483DE01E4CFAB24F9DF798352424"/>
             </w:placeholder>
+            <w:dataBinding w:prefixMappings="&lt;xmlns:ns0='urn:microsoft-dynamics-nav/reports/Contact_Cover_Sheet/5085/' " w:xpath="/ns0:NavWordReportXmlPart[1]/ns0:TempSegmentLine[1]/ns0:ContactAddress1[1]" w:storeItemID="{00000000-0000-0000-0000-000000000000}"/>
             <w15:color w:val="808080"/>
             <w:text/>
           </w:sdtPr>
-          <w:sdtEndPr/>
           <w:sdtContent>
             <w:tc>
               <w:tcPr>
                 <w:tcW w:w="2741" w:type="pct"/>
+                <w:tcBorders>
+                  <w:top w:val="none" w:color="auto" w:sz="0" w:space="0"/>
+                  <w:left w:val="none" w:color="auto" w:sz="0" w:space="0"/>
+                  <w:bottom w:val="none" w:color="auto" w:sz="0" w:space="0"/>
+                  <w:right w:val="none" w:color="auto" w:sz="0" w:space="0"/>
+                  <w:insideH w:val="none" w:color="auto" w:sz="0" w:space="0"/>
+                  <w:insideV w:val="none" w:color="auto" w:sz="0" w:space="0"/>
+                </w:tcBorders>
               </w:tcPr>
               <w:p>
                 <w:pPr>
@@ -54,14 +70,22 @@
             <w:placeholder>
               <w:docPart w:val="3FE3407CE96D42508EB5415990F9C35E"/>
             </w:placeholder>
+            <w:dataBinding w:prefixMappings="&lt;xmlns:ns0='urn:microsoft-dynamics-nav/reports/Contact_Cover_Sheet/5085/' " w:xpath="/ns0:NavWordReportXmlPart[1]/ns0:TempSegmentLine[1]/ns0:CompanyAddress1[1]" w:storeItemID="{00000000-0000-0000-0000-000000000000}"/>
             <w15:color w:val="808080"/>
             <w:text/>
           </w:sdtPr>
-          <w:sdtEndPr/>
           <w:sdtContent>
             <w:tc>
               <w:tcPr>
                 <w:tcW w:w="2259" w:type="pct"/>
+                <w:tcBorders>
+                  <w:top w:val="none" w:color="auto" w:sz="0" w:space="0"/>
+                  <w:left w:val="none" w:color="auto" w:sz="0" w:space="0"/>
+                  <w:bottom w:val="none" w:color="auto" w:sz="0" w:space="0"/>
+                  <w:right w:val="none" w:color="auto" w:sz="0" w:space="0"/>
+                  <w:insideH w:val="none" w:color="auto" w:sz="0" w:space="0"/>
+                  <w:insideV w:val="none" w:color="auto" w:sz="0" w:space="0"/>
+                </w:tcBorders>
               </w:tcPr>
               <w:p>
                 <w:pPr>
@@ -88,14 +112,22 @@
             <w:placeholder>
               <w:docPart w:val="B9225BFAF5A84BDD824CC73FD0BB7947"/>
             </w:placeholder>
+            <w:dataBinding w:prefixMappings="&lt;xmlns:ns0='urn:microsoft-dynamics-nav/reports/Contact_Cover_Sheet/5085/' " w:xpath="/ns0:NavWordReportXmlPart[1]/ns0:TempSegmentLine[1]/ns0:ContactAddress2[1]" w:storeItemID="{00000000-0000-0000-0000-000000000000}"/>
             <w15:color w:val="808080"/>
             <w:text/>
           </w:sdtPr>
-          <w:sdtEndPr/>
           <w:sdtContent>
             <w:tc>
               <w:tcPr>
                 <w:tcW w:w="2741" w:type="pct"/>
+                <w:tcBorders>
+                  <w:top w:val="none" w:color="auto" w:sz="0" w:space="0"/>
+                  <w:left w:val="none" w:color="auto" w:sz="0" w:space="0"/>
+                  <w:bottom w:val="none" w:color="auto" w:sz="0" w:space="0"/>
+                  <w:right w:val="none" w:color="auto" w:sz="0" w:space="0"/>
+                  <w:insideH w:val="none" w:color="auto" w:sz="0" w:space="0"/>
+                  <w:insideV w:val="none" w:color="auto" w:sz="0" w:space="0"/>
+                </w:tcBorders>
               </w:tcPr>
               <w:p>
                 <w:pPr>
@@ -116,14 +148,22 @@
             <w:placeholder>
               <w:docPart w:val="E3E7E1162C4248FF81753716C4B11C70"/>
             </w:placeholder>
+            <w:dataBinding w:prefixMappings="&lt;xmlns:ns0='urn:microsoft-dynamics-nav/reports/Contact_Cover_Sheet/5085/' " w:xpath="/ns0:NavWordReportXmlPart[1]/ns0:TempSegmentLine[1]/ns0:CompanyAddress2[1]" w:storeItemID="{00000000-0000-0000-0000-000000000000}"/>
             <w15:color w:val="808080"/>
             <w:text/>
           </w:sdtPr>
-          <w:sdtEndPr/>
           <w:sdtContent>
             <w:tc>
               <w:tcPr>
                 <w:tcW w:w="2259" w:type="pct"/>
+                <w:tcBorders>
+                  <w:top w:val="none" w:color="auto" w:sz="0" w:space="0"/>
+                  <w:left w:val="none" w:color="auto" w:sz="0" w:space="0"/>
+                  <w:bottom w:val="none" w:color="auto" w:sz="0" w:space="0"/>
+                  <w:right w:val="none" w:color="auto" w:sz="0" w:space="0"/>
+                  <w:insideH w:val="none" w:color="auto" w:sz="0" w:space="0"/>
+                  <w:insideV w:val="none" w:color="auto" w:sz="0" w:space="0"/>
+                </w:tcBorders>
               </w:tcPr>
               <w:p>
                 <w:pPr>
@@ -150,14 +190,22 @@
             <w:placeholder>
               <w:docPart w:val="CA1116E81DE54D83BE72EA716109D3C3"/>
             </w:placeholder>
+            <w:dataBinding w:prefixMappings="&lt;xmlns:ns0='urn:microsoft-dynamics-nav/reports/Contact_Cover_Sheet/5085/' " w:xpath="/ns0:NavWordReportXmlPart[1]/ns0:TempSegmentLine[1]/ns0:ContactAddress3[1]" w:storeItemID="{00000000-0000-0000-0000-000000000000}"/>
             <w15:color w:val="808080"/>
             <w:text/>
           </w:sdtPr>
-          <w:sdtEndPr/>
           <w:sdtContent>
             <w:tc>
               <w:tcPr>
                 <w:tcW w:w="2741" w:type="pct"/>
+                <w:tcBorders>
+                  <w:top w:val="none" w:color="auto" w:sz="0" w:space="0"/>
+                  <w:left w:val="none" w:color="auto" w:sz="0" w:space="0"/>
+                  <w:bottom w:val="none" w:color="auto" w:sz="0" w:space="0"/>
+                  <w:right w:val="none" w:color="auto" w:sz="0" w:space="0"/>
+                  <w:insideH w:val="none" w:color="auto" w:sz="0" w:space="0"/>
+                  <w:insideV w:val="none" w:color="auto" w:sz="0" w:space="0"/>
+                </w:tcBorders>
               </w:tcPr>
               <w:p>
                 <w:pPr>
@@ -178,14 +226,22 @@
             <w:placeholder>
               <w:docPart w:val="3C4134B007E34496AB13719E9BE2201A"/>
             </w:placeholder>
+            <w:dataBinding w:prefixMappings="&lt;xmlns:ns0='urn:microsoft-dynamics-nav/reports/Contact_Cover_Sheet/5085/' " w:xpath="/ns0:NavWordReportXmlPart[1]/ns0:TempSegmentLine[1]/ns0:CompanyAddress3[1]" w:storeItemID="{00000000-0000-0000-0000-000000000000}"/>
             <w15:color w:val="808080"/>
             <w:text/>
           </w:sdtPr>
-          <w:sdtEndPr/>
           <w:sdtContent>
             <w:tc>
               <w:tcPr>
                 <w:tcW w:w="2259" w:type="pct"/>
+                <w:tcBorders>
+                  <w:top w:val="none" w:color="auto" w:sz="0" w:space="0"/>
+                  <w:left w:val="none" w:color="auto" w:sz="0" w:space="0"/>
+                  <w:bottom w:val="none" w:color="auto" w:sz="0" w:space="0"/>
+                  <w:right w:val="none" w:color="auto" w:sz="0" w:space="0"/>
+                  <w:insideH w:val="none" w:color="auto" w:sz="0" w:space="0"/>
+                  <w:insideV w:val="none" w:color="auto" w:sz="0" w:space="0"/>
+                </w:tcBorders>
               </w:tcPr>
               <w:p>
                 <w:pPr>
@@ -212,14 +268,22 @@
             <w:placeholder>
               <w:docPart w:val="4F41ABF54B934FD389646C331B82AA25"/>
             </w:placeholder>
+            <w:dataBinding w:prefixMappings="&lt;xmlns:ns0='urn:microsoft-dynamics-nav/reports/Contact_Cover_Sheet/5085/' " w:xpath="/ns0:NavWordReportXmlPart[1]/ns0:TempSegmentLine[1]/ns0:ContactAddress4[1]" w:storeItemID="{00000000-0000-0000-0000-000000000000}"/>
             <w15:color w:val="808080"/>
             <w:text/>
           </w:sdtPr>
-          <w:sdtEndPr/>
           <w:sdtContent>
             <w:tc>
               <w:tcPr>
                 <w:tcW w:w="2741" w:type="pct"/>
+                <w:tcBorders>
+                  <w:top w:val="none" w:color="auto" w:sz="0" w:space="0"/>
+                  <w:left w:val="none" w:color="auto" w:sz="0" w:space="0"/>
+                  <w:bottom w:val="none" w:color="auto" w:sz="0" w:space="0"/>
+                  <w:right w:val="none" w:color="auto" w:sz="0" w:space="0"/>
+                  <w:insideH w:val="none" w:color="auto" w:sz="0" w:space="0"/>
+                  <w:insideV w:val="none" w:color="auto" w:sz="0" w:space="0"/>
+                </w:tcBorders>
               </w:tcPr>
               <w:p>
                 <w:pPr>
@@ -240,14 +304,22 @@
             <w:placeholder>
               <w:docPart w:val="B6F941A3BAA44D8A81150FA1E1E7EE74"/>
             </w:placeholder>
+            <w:dataBinding w:prefixMappings="&lt;xmlns:ns0='urn:microsoft-dynamics-nav/reports/Contact_Cover_Sheet/5085/' " w:xpath="/ns0:NavWordReportXmlPart[1]/ns0:TempSegmentLine[1]/ns0:CompanyAddress4[1]" w:storeItemID="{00000000-0000-0000-0000-000000000000}"/>
             <w15:color w:val="808080"/>
             <w:text/>
           </w:sdtPr>
-          <w:sdtEndPr/>
           <w:sdtContent>
             <w:tc>
               <w:tcPr>
                 <w:tcW w:w="2259" w:type="pct"/>
+                <w:tcBorders>
+                  <w:top w:val="none" w:color="auto" w:sz="0" w:space="0"/>
+                  <w:left w:val="none" w:color="auto" w:sz="0" w:space="0"/>
+                  <w:bottom w:val="none" w:color="auto" w:sz="0" w:space="0"/>
+                  <w:right w:val="none" w:color="auto" w:sz="0" w:space="0"/>
+                  <w:insideH w:val="none" w:color="auto" w:sz="0" w:space="0"/>
+                  <w:insideV w:val="none" w:color="auto" w:sz="0" w:space="0"/>
+                </w:tcBorders>
               </w:tcPr>
               <w:p>
                 <w:pPr>
@@ -274,14 +346,22 @@
             <w:placeholder>
               <w:docPart w:val="2EAAC84AADBA4644A9568121220A1F3C"/>
             </w:placeholder>
+            <w:dataBinding w:prefixMappings="&lt;xmlns:ns0='urn:microsoft-dynamics-nav/reports/Contact_Cover_Sheet/5085/' " w:xpath="/ns0:NavWordReportXmlPart[1]/ns0:TempSegmentLine[1]/ns0:ContactAddress5[1]" w:storeItemID="{00000000-0000-0000-0000-000000000000}"/>
             <w15:color w:val="808080"/>
             <w:text/>
           </w:sdtPr>
-          <w:sdtEndPr/>
           <w:sdtContent>
             <w:tc>
               <w:tcPr>
                 <w:tcW w:w="2741" w:type="pct"/>
+                <w:tcBorders>
+                  <w:top w:val="none" w:color="auto" w:sz="0" w:space="0"/>
+                  <w:left w:val="none" w:color="auto" w:sz="0" w:space="0"/>
+                  <w:bottom w:val="none" w:color="auto" w:sz="0" w:space="0"/>
+                  <w:right w:val="none" w:color="auto" w:sz="0" w:space="0"/>
+                  <w:insideH w:val="none" w:color="auto" w:sz="0" w:space="0"/>
+                  <w:insideV w:val="none" w:color="auto" w:sz="0" w:space="0"/>
+                </w:tcBorders>
               </w:tcPr>
               <w:p>
                 <w:pPr>
@@ -302,14 +382,22 @@
             <w:placeholder>
               <w:docPart w:val="E1DCA891432F48E2A0726761C6D6E731"/>
             </w:placeholder>
+            <w:dataBinding w:prefixMappings="&lt;xmlns:ns0='urn:microsoft-dynamics-nav/reports/Contact_Cover_Sheet/5085/' " w:xpath="/ns0:NavWordReportXmlPart[1]/ns0:TempSegmentLine[1]/ns0:CompanyAddress5[1]" w:storeItemID="{00000000-0000-0000-0000-000000000000}"/>
             <w15:color w:val="808080"/>
             <w:text/>
           </w:sdtPr>
-          <w:sdtEndPr/>
           <w:sdtContent>
             <w:tc>
               <w:tcPr>
                 <w:tcW w:w="2259" w:type="pct"/>
+                <w:tcBorders>
+                  <w:top w:val="none" w:color="auto" w:sz="0" w:space="0"/>
+                  <w:left w:val="none" w:color="auto" w:sz="0" w:space="0"/>
+                  <w:bottom w:val="none" w:color="auto" w:sz="0" w:space="0"/>
+                  <w:right w:val="none" w:color="auto" w:sz="0" w:space="0"/>
+                  <w:insideH w:val="none" w:color="auto" w:sz="0" w:space="0"/>
+                  <w:insideV w:val="none" w:color="auto" w:sz="0" w:space="0"/>
+                </w:tcBorders>
               </w:tcPr>
               <w:p>
                 <w:pPr>
@@ -336,14 +424,22 @@
             <w:placeholder>
               <w:docPart w:val="9CB91FAE9F39419CA438E72B9E828F5E"/>
             </w:placeholder>
+            <w:dataBinding w:prefixMappings="&lt;xmlns:ns0='urn:microsoft-dynamics-nav/reports/Contact_Cover_Sheet/5085/' " w:xpath="/ns0:NavWordReportXmlPart[1]/ns0:TempSegmentLine[1]/ns0:ContactAddress6[1]" w:storeItemID="{00000000-0000-0000-0000-000000000000}"/>
             <w15:color w:val="808080"/>
             <w:text/>
           </w:sdtPr>
-          <w:sdtEndPr/>
           <w:sdtContent>
             <w:tc>
               <w:tcPr>
                 <w:tcW w:w="2741" w:type="pct"/>
+                <w:tcBorders>
+                  <w:top w:val="none" w:color="auto" w:sz="0" w:space="0"/>
+                  <w:left w:val="none" w:color="auto" w:sz="0" w:space="0"/>
+                  <w:bottom w:val="none" w:color="auto" w:sz="0" w:space="0"/>
+                  <w:right w:val="none" w:color="auto" w:sz="0" w:space="0"/>
+                  <w:insideH w:val="none" w:color="auto" w:sz="0" w:space="0"/>
+                  <w:insideV w:val="none" w:color="auto" w:sz="0" w:space="0"/>
+                </w:tcBorders>
               </w:tcPr>
               <w:p>
                 <w:pPr>
@@ -364,14 +460,22 @@
             <w:placeholder>
               <w:docPart w:val="406CCBF0D15E40A799C58E04ED384FA8"/>
             </w:placeholder>
+            <w:dataBinding w:prefixMappings="&lt;xmlns:ns0='urn:microsoft-dynamics-nav/reports/Contact_Cover_Sheet/5085/' " w:xpath="/ns0:NavWordReportXmlPart[1]/ns0:TempSegmentLine[1]/ns0:CompanyAddress6[1]" w:storeItemID="{00000000-0000-0000-0000-000000000000}"/>
             <w15:color w:val="808080"/>
             <w:text/>
           </w:sdtPr>
-          <w:sdtEndPr/>
           <w:sdtContent>
             <w:tc>
               <w:tcPr>
                 <w:tcW w:w="2259" w:type="pct"/>
+                <w:tcBorders>
+                  <w:top w:val="none" w:color="auto" w:sz="0" w:space="0"/>
+                  <w:left w:val="none" w:color="auto" w:sz="0" w:space="0"/>
+                  <w:bottom w:val="none" w:color="auto" w:sz="0" w:space="0"/>
+                  <w:right w:val="none" w:color="auto" w:sz="0" w:space="0"/>
+                  <w:insideH w:val="none" w:color="auto" w:sz="0" w:space="0"/>
+                  <w:insideV w:val="none" w:color="auto" w:sz="0" w:space="0"/>
+                </w:tcBorders>
               </w:tcPr>
               <w:p>
                 <w:pPr>
@@ -398,14 +502,22 @@
             <w:placeholder>
               <w:docPart w:val="D2BDAFFBD5C3441282A274D79AD14479"/>
             </w:placeholder>
+            <w:dataBinding w:prefixMappings="&lt;xmlns:ns0='urn:microsoft-dynamics-nav/reports/Contact_Cover_Sheet/5085/' " w:xpath="/ns0:NavWordReportXmlPart[1]/ns0:TempSegmentLine[1]/ns0:ContactAddress7[1]" w:storeItemID="{00000000-0000-0000-0000-000000000000}"/>
             <w15:color w:val="808080"/>
             <w:text/>
           </w:sdtPr>
-          <w:sdtEndPr/>
           <w:sdtContent>
             <w:tc>
               <w:tcPr>
                 <w:tcW w:w="2741" w:type="pct"/>
+                <w:tcBorders>
+                  <w:top w:val="none" w:color="auto" w:sz="0" w:space="0"/>
+                  <w:left w:val="none" w:color="auto" w:sz="0" w:space="0"/>
+                  <w:bottom w:val="none" w:color="auto" w:sz="0" w:space="0"/>
+                  <w:right w:val="none" w:color="auto" w:sz="0" w:space="0"/>
+                  <w:insideH w:val="none" w:color="auto" w:sz="0" w:space="0"/>
+                  <w:insideV w:val="none" w:color="auto" w:sz="0" w:space="0"/>
+                </w:tcBorders>
               </w:tcPr>
               <w:p>
                 <w:pPr>
@@ -426,14 +538,22 @@
             <w:placeholder>
               <w:docPart w:val="3CB6D913FE104E5F8D85A42041667E31"/>
             </w:placeholder>
+            <w:dataBinding w:prefixMappings="&lt;xmlns:ns0='urn:microsoft-dynamics-nav/reports/Contact_Cover_Sheet/5085/' " w:xpath="/ns0:NavWordReportXmlPart[1]/ns0:TempSegmentLine[1]/ns0:CompanyAddress7[1]" w:storeItemID="{00000000-0000-0000-0000-000000000000}"/>
             <w15:color w:val="808080"/>
             <w:text/>
           </w:sdtPr>
-          <w:sdtEndPr/>
           <w:sdtContent>
             <w:tc>
               <w:tcPr>
                 <w:tcW w:w="2259" w:type="pct"/>
+                <w:tcBorders>
+                  <w:top w:val="none" w:color="auto" w:sz="0" w:space="0"/>
+                  <w:left w:val="none" w:color="auto" w:sz="0" w:space="0"/>
+                  <w:bottom w:val="none" w:color="auto" w:sz="0" w:space="0"/>
+                  <w:right w:val="none" w:color="auto" w:sz="0" w:space="0"/>
+                  <w:insideH w:val="none" w:color="auto" w:sz="0" w:space="0"/>
+                  <w:insideV w:val="none" w:color="auto" w:sz="0" w:space="0"/>
+                </w:tcBorders>
               </w:tcPr>
               <w:p>
                 <w:pPr>
@@ -460,14 +580,22 @@
             <w:placeholder>
               <w:docPart w:val="C298BD6C01CA4D38841750FE4E08DD24"/>
             </w:placeholder>
+            <w:dataBinding w:prefixMappings="&lt;xmlns:ns0='urn:microsoft-dynamics-nav/reports/Contact_Cover_Sheet/5085/' " w:xpath="/ns0:NavWordReportXmlPart[1]/ns0:TempSegmentLine[1]/ns0:ContactAddress8[1]" w:storeItemID="{00000000-0000-0000-0000-000000000000}"/>
             <w15:color w:val="808080"/>
             <w:text/>
           </w:sdtPr>
-          <w:sdtEndPr/>
           <w:sdtContent>
             <w:tc>
               <w:tcPr>
                 <w:tcW w:w="2741" w:type="pct"/>
+                <w:tcBorders>
+                  <w:top w:val="none" w:color="auto" w:sz="0" w:space="0"/>
+                  <w:left w:val="none" w:color="auto" w:sz="0" w:space="0"/>
+                  <w:bottom w:val="none" w:color="auto" w:sz="0" w:space="0"/>
+                  <w:right w:val="none" w:color="auto" w:sz="0" w:space="0"/>
+                  <w:insideH w:val="none" w:color="auto" w:sz="0" w:space="0"/>
+                  <w:insideV w:val="none" w:color="auto" w:sz="0" w:space="0"/>
+                </w:tcBorders>
               </w:tcPr>
               <w:p>
                 <w:pPr>
@@ -488,14 +616,22 @@
             <w:placeholder>
               <w:docPart w:val="D1ED6ABF5DAE41BABE1A778804C614AC"/>
             </w:placeholder>
+            <w:dataBinding w:prefixMappings="&lt;xmlns:ns0='urn:microsoft-dynamics-nav/reports/Contact_Cover_Sheet/5085/' " w:xpath="/ns0:NavWordReportXmlPart[1]/ns0:TempSegmentLine[1]/ns0:CompanyAddress8[1]" w:storeItemID="{00000000-0000-0000-0000-000000000000}"/>
             <w15:color w:val="808080"/>
             <w:text/>
           </w:sdtPr>
-          <w:sdtEndPr/>
           <w:sdtContent>
             <w:tc>
               <w:tcPr>
                 <w:tcW w:w="2259" w:type="pct"/>
+                <w:tcBorders>
+                  <w:top w:val="none" w:color="auto" w:sz="0" w:space="0"/>
+                  <w:left w:val="none" w:color="auto" w:sz="0" w:space="0"/>
+                  <w:bottom w:val="none" w:color="auto" w:sz="0" w:space="0"/>
+                  <w:right w:val="none" w:color="auto" w:sz="0" w:space="0"/>
+                  <w:insideH w:val="none" w:color="auto" w:sz="0" w:space="0"/>
+                  <w:insideV w:val="none" w:color="auto" w:sz="0" w:space="0"/>
+                </w:tcBorders>
               </w:tcPr>
               <w:p>
                 <w:pPr>
@@ -530,6 +666,58 @@
         <w:trPr>
           <w:cnfStyle w:val="100000000000" w:firstRow="1" w:lastRow="0" w:firstColumn="0" w:lastColumn="0" w:oddVBand="0" w:evenVBand="0" w:oddHBand="0" w:evenHBand="0" w:firstRowFirstColumn="0" w:firstRowLastColumn="0" w:lastRowFirstColumn="0" w:lastRowLastColumn="0"/>
           <w:cantSplit/>
+          <w:trHeight w:val="288" w:hRule="exact"/>
+        </w:trPr>
+        <w:sdt>
+          <w:sdtPr>
+            <w:rPr>
+              <w:rStyle w:val="Heading2Char"/>
+              <w:sz w:val="18"/>
+              <w:szCs w:val="18"/>
+            </w:rPr>
+            <w:alias w:val="Document_Date"/>
+            <w:tag w:val="#BC:InsertDataItem,DataItems/TempSegmentLine/Document_Date"/>
+            <w:id w:val="-775934673"/>
+            <w:placeholder>
+              <w:docPart w:val="BF291FE6D86C4FA9A99B2D9121A05577"/>
+            </w:placeholder>
+            <w15:color w:val="808080"/>
+            <w:text/>
+            <w:dataBinding w:prefixMappings="&lt;xmlns:ns0='urn:microsoft-dynamics-nav/reports/Contact_Cover_Sheet/5085/' " w:xpath="/ns0:NavWordReportXmlPart[1]/ns0:TempSegmentLine[1]/ns0:Document_Date[1]"/>
+          </w:sdtPr>
+          <w:sdtContent>
+            <w:tc>
+              <w:tcPr>
+                <w:tcW w:w="5000" w:type="pct"/>
+                <w:gridSpan w:val="4"/>
+              </w:tcPr>
+              <w:p>
+                <w:pPr>
+                  <w:pStyle w:val="BCLabel"/>
+                  <w:spacing w:line="278" w:lineRule="auto"/>
+                  <w:jc w:val="right"/>
+                  <w:rPr>
+                    <w:rStyle w:val="Heading2Char"/>
+                    <w:sz w:val="18"/>
+                    <w:szCs w:val="18"/>
+                  </w:rPr>
+                </w:pPr>
+                <w:r>
+                  <w:rPr>
+                    <w:rStyle w:val="Heading2Char"/>
+                    <w:sz w:val="18"/>
+                    <w:szCs w:val="18"/>
+                  </w:rPr>
+                  <w:t>Document_Date</w:t>
+                </w:r>
+              </w:p>
+            </w:tc>
+          </w:sdtContent>
+        </w:sdt>
+      </w:tr>
+      <w:tr>
+        <w:trPr>
+          <w:cantSplit/>
           <w:trHeight w:val="254"/>
         </w:trPr>
         <w:tc>
@@ -552,23 +740,17 @@
                 <w:placeholder>
                   <w:docPart w:val="22A9A9243F0C43ECBF670A5C320FE674"/>
                 </w:placeholder>
+                <w:dataBinding w:prefixMappings="&lt;xmlns:ns0='urn:microsoft-dynamics-nav/reports/Contact_Cover_Sheet/5085/' " w:xpath="/ns0:NavWordReportXmlPart[1]/ns0:TempSegmentLine[1]/ns0:VATRegNoTxt[1]" w:storeItemID="{00000000-0000-0000-0000-000000000000}"/>
                 <w15:color w:val="808080"/>
                 <w:text/>
               </w:sdtPr>
-              <w:sdtEndPr>
-                <w:rPr>
-                  <w:rStyle w:val="Heading2Char"/>
-                </w:rPr>
-              </w:sdtEndPr>
               <w:sdtContent>
-                <w:proofErr w:type="spellStart"/>
                 <w:r>
                   <w:rPr>
                     <w:rStyle w:val="Heading2Char"/>
                   </w:rPr>
                   <w:t>VATRegNoTxt</w:t>
                 </w:r>
-                <w:proofErr w:type="spellEnd"/>
               </w:sdtContent>
             </w:sdt>
           </w:p>
@@ -593,23 +775,17 @@
                 <w:placeholder>
                   <w:docPart w:val="F19474AB8BAD4633B32403ED78394DEA"/>
                 </w:placeholder>
+                <w:dataBinding w:prefixMappings="&lt;xmlns:ns0='urn:microsoft-dynamics-nav/reports/Contact_Cover_Sheet/5085/' " w:xpath="/ns0:NavWordReportXmlPart[1]/ns0:TempSegmentLine[1]/ns0:GiroNoTxt[1]" w:storeItemID="{00000000-0000-0000-0000-000000000000}"/>
                 <w15:color w:val="808080"/>
                 <w:text/>
               </w:sdtPr>
-              <w:sdtEndPr>
-                <w:rPr>
-                  <w:rStyle w:val="Heading2Char"/>
-                </w:rPr>
-              </w:sdtEndPr>
               <w:sdtContent>
-                <w:proofErr w:type="spellStart"/>
                 <w:r>
                   <w:rPr>
                     <w:rStyle w:val="Heading2Char"/>
                   </w:rPr>
                   <w:t>GiroNoTxt</w:t>
                 </w:r>
-                <w:proofErr w:type="spellEnd"/>
               </w:sdtContent>
             </w:sdt>
           </w:p>
@@ -634,23 +810,17 @@
                 <w:placeholder>
                   <w:docPart w:val="B8DC020276D2457789412DFC8D778B76"/>
                 </w:placeholder>
+                <w:dataBinding w:prefixMappings="&lt;xmlns:ns0='urn:microsoft-dynamics-nav/reports/Contact_Cover_Sheet/5085/' " w:xpath="/ns0:NavWordReportXmlPart[1]/ns0:TempSegmentLine[1]/ns0:BankTxt[1]" w:storeItemID="{00000000-0000-0000-0000-000000000000}"/>
                 <w15:color w:val="808080"/>
                 <w:text/>
               </w:sdtPr>
-              <w:sdtEndPr>
-                <w:rPr>
-                  <w:rStyle w:val="Heading2Char"/>
-                </w:rPr>
-              </w:sdtEndPr>
               <w:sdtContent>
-                <w:proofErr w:type="spellStart"/>
                 <w:r>
                   <w:rPr>
                     <w:rStyle w:val="Heading2Char"/>
                   </w:rPr>
                   <w:t>BankTxt</w:t>
                 </w:r>
-                <w:proofErr w:type="spellEnd"/>
               </w:sdtContent>
             </w:sdt>
           </w:p>
@@ -675,23 +845,17 @@
                 <w:placeholder>
                   <w:docPart w:val="9AB1C1789240469A91CE88E404B3F445"/>
                 </w:placeholder>
+                <w:dataBinding w:prefixMappings="&lt;xmlns:ns0='urn:microsoft-dynamics-nav/reports/Contact_Cover_Sheet/5085/' " w:xpath="/ns0:NavWordReportXmlPart[1]/ns0:TempSegmentLine[1]/ns0:BankAccountTxt[1]" w:storeItemID="{00000000-0000-0000-0000-000000000000}"/>
                 <w15:color w:val="808080"/>
                 <w:text/>
               </w:sdtPr>
-              <w:sdtEndPr>
-                <w:rPr>
-                  <w:rStyle w:val="Heading2Char"/>
-                </w:rPr>
-              </w:sdtEndPr>
               <w:sdtContent>
-                <w:proofErr w:type="spellStart"/>
                 <w:r>
                   <w:rPr>
                     <w:rStyle w:val="Heading2Char"/>
                   </w:rPr>
                   <w:t>BankAccountTxt</w:t>
                 </w:r>
-                <w:proofErr w:type="spellEnd"/>
               </w:sdtContent>
             </w:sdt>
           </w:p>
@@ -718,16 +882,14 @@
                 <w:placeholder>
                   <w:docPart w:val="6CABCB93BB414A95916E8092064B7F0A"/>
                 </w:placeholder>
+                <w:dataBinding w:prefixMappings="&lt;xmlns:ns0='urn:microsoft-dynamics-nav/reports/Contact_Cover_Sheet/5085/' " w:xpath="/ns0:NavWordReportXmlPart[1]/ns0:TempSegmentLine[1]/ns0:CompanyInformationVATRegNo[1]" w:storeItemID="{00000000-0000-0000-0000-000000000000}"/>
                 <w15:color w:val="808080"/>
                 <w:text/>
               </w:sdtPr>
-              <w:sdtEndPr/>
               <w:sdtContent>
-                <w:proofErr w:type="spellStart"/>
                 <w:r>
                   <w:t>CompanyInformationVATRegNo</w:t>
                 </w:r>
-                <w:proofErr w:type="spellEnd"/>
               </w:sdtContent>
             </w:sdt>
           </w:p>
@@ -748,16 +910,14 @@
                 <w:placeholder>
                   <w:docPart w:val="6E5B319E780E4E3B9632471A8C5F3ADC"/>
                 </w:placeholder>
+                <w:dataBinding w:prefixMappings="&lt;xmlns:ns0='urn:microsoft-dynamics-nav/reports/Contact_Cover_Sheet/5085/' " w:xpath="/ns0:NavWordReportXmlPart[1]/ns0:TempSegmentLine[1]/ns0:CompanyInformationGiroNo[1]" w:storeItemID="{00000000-0000-0000-0000-000000000000}"/>
                 <w15:color w:val="808080"/>
                 <w:text/>
               </w:sdtPr>
-              <w:sdtEndPr/>
               <w:sdtContent>
-                <w:proofErr w:type="spellStart"/>
                 <w:r>
                   <w:t>CompanyInformationGiroNo</w:t>
                 </w:r>
-                <w:proofErr w:type="spellEnd"/>
               </w:sdtContent>
             </w:sdt>
           </w:p>
@@ -778,16 +938,14 @@
                 <w:placeholder>
                   <w:docPart w:val="5E64D1C844A544758D654DE51E973B1C"/>
                 </w:placeholder>
+                <w:dataBinding w:prefixMappings="&lt;xmlns:ns0='urn:microsoft-dynamics-nav/reports/Contact_Cover_Sheet/5085/' " w:xpath="/ns0:NavWordReportXmlPart[1]/ns0:TempSegmentLine[1]/ns0:CompanyInformationBankName[1]" w:storeItemID="{00000000-0000-0000-0000-000000000000}"/>
                 <w15:color w:val="808080"/>
                 <w:text/>
               </w:sdtPr>
-              <w:sdtEndPr/>
               <w:sdtContent>
-                <w:proofErr w:type="spellStart"/>
                 <w:r>
                   <w:t>CompanyInformationBankName</w:t>
                 </w:r>
-                <w:proofErr w:type="spellEnd"/>
               </w:sdtContent>
             </w:sdt>
           </w:p>
@@ -808,16 +966,14 @@
                 <w:placeholder>
                   <w:docPart w:val="B6814FD25C1146A9B1BC7CE0550FB91E"/>
                 </w:placeholder>
+                <w:dataBinding w:prefixMappings="&lt;xmlns:ns0='urn:microsoft-dynamics-nav/reports/Contact_Cover_Sheet/5085/' " w:xpath="/ns0:NavWordReportXmlPart[1]/ns0:TempSegmentLine[1]/ns0:CompanyInformationBankAccountNo[1]" w:storeItemID="{00000000-0000-0000-0000-000000000000}"/>
                 <w15:color w:val="808080"/>
                 <w:text/>
               </w:sdtPr>
-              <w:sdtEndPr/>
               <w:sdtContent>
-                <w:proofErr w:type="spellStart"/>
                 <w:r>
                   <w:t>CompanyInformationBankAccountNo</w:t>
                 </w:r>
-                <w:proofErr w:type="spellEnd"/>
               </w:sdtContent>
             </w:sdt>
           </w:p>
@@ -887,6 +1043,7 @@
             <w:placeholder>
               <w:docPart w:val="DefaultPlaceholder_-1854013440"/>
             </w:placeholder>
+            <w:dataBinding w:prefixMappings="&lt;xmlns:ns0='urn:microsoft-dynamics-nav/reports/Contact_Cover_Sheet/5085/' " w:xpath="/ns0:NavWordReportXmlPart[1]/ns0:TempSegmentLine[1]/ns0:PhoneNoTxt[1]" w:storeItemID="{00000000-0000-0000-0000-000000000000}"/>
             <w15:color w:val="808080"/>
             <w:text/>
           </w:sdtPr>
@@ -900,14 +1057,12 @@
                   <w:pStyle w:val="BCLabel"/>
                   <w:spacing w:line="278" w:lineRule="auto"/>
                 </w:pPr>
-                <w:proofErr w:type="spellStart"/>
                 <w:r>
                   <w:rPr>
                     <w:rStyle w:val="Heading2Char"/>
                   </w:rPr>
                   <w:t>PhoneNoTxt</w:t>
                 </w:r>
-                <w:proofErr w:type="spellEnd"/>
               </w:p>
             </w:tc>
           </w:sdtContent>
@@ -923,6 +1078,7 @@
             <w:placeholder>
               <w:docPart w:val="DefaultPlaceholder_-1854013440"/>
             </w:placeholder>
+            <w:dataBinding w:prefixMappings="&lt;xmlns:ns0='urn:microsoft-dynamics-nav/reports/Contact_Cover_Sheet/5085/' " w:xpath="/ns0:NavWordReportXmlPart[1]/ns0:TempSegmentLine[1]/ns0:FaxNoTxt[1]" w:storeItemID="{00000000-0000-0000-0000-000000000000}"/>
             <w15:color w:val="808080"/>
             <w:text/>
           </w:sdtPr>
@@ -936,14 +1092,12 @@
                   <w:pStyle w:val="BCLabel"/>
                   <w:spacing w:line="278" w:lineRule="auto"/>
                 </w:pPr>
-                <w:proofErr w:type="spellStart"/>
                 <w:r>
                   <w:rPr>
                     <w:rStyle w:val="Heading2Char"/>
                   </w:rPr>
                   <w:t>FaxNoTxt</w:t>
                 </w:r>
-                <w:proofErr w:type="spellEnd"/>
               </w:p>
             </w:tc>
           </w:sdtContent>
@@ -986,6 +1140,7 @@
             <w:placeholder>
               <w:docPart w:val="DefaultPlaceholder_-1854013440"/>
             </w:placeholder>
+            <w:dataBinding w:prefixMappings="&lt;xmlns:ns0='urn:microsoft-dynamics-nav/reports/Contact_Cover_Sheet/5085/' " w:xpath="/ns0:NavWordReportXmlPart[1]/ns0:TempSegmentLine[1]/ns0:CompanyInformationPhoneNo[1]" w:storeItemID="{00000000-0000-0000-0000-000000000000}"/>
             <w15:color w:val="808080"/>
             <w:text/>
           </w:sdtPr>
@@ -998,11 +1153,9 @@
                 <w:pPr>
                   <w:pStyle w:val="NoSpacing"/>
                 </w:pPr>
-                <w:proofErr w:type="spellStart"/>
                 <w:r>
                   <w:t>CompanyInformationPhoneNo</w:t>
                 </w:r>
-                <w:proofErr w:type="spellEnd"/>
               </w:p>
             </w:tc>
           </w:sdtContent>
@@ -1015,6 +1168,7 @@
             <w:placeholder>
               <w:docPart w:val="DefaultPlaceholder_-1854013440"/>
             </w:placeholder>
+            <w:dataBinding w:prefixMappings="&lt;xmlns:ns0='urn:microsoft-dynamics-nav/reports/Contact_Cover_Sheet/5085/' " w:xpath="/ns0:NavWordReportXmlPart[1]/ns0:TempSegmentLine[1]/ns0:CompanyInformationFaxNo[1]" w:storeItemID="{00000000-0000-0000-0000-000000000000}"/>
             <w15:color w:val="808080"/>
             <w:text/>
           </w:sdtPr>
@@ -1027,11 +1181,9 @@
                 <w:pPr>
                   <w:pStyle w:val="NoSpacing"/>
                 </w:pPr>
-                <w:proofErr w:type="spellStart"/>
                 <w:r>
                   <w:t>CompanyInformationFaxNo</w:t>
                 </w:r>
-                <w:proofErr w:type="spellEnd"/>
               </w:p>
             </w:tc>
           </w:sdtContent>
@@ -1093,16 +1245,14 @@
                 <w:placeholder>
                   <w:docPart w:val="DefaultPlaceholder_-1854013440"/>
                 </w:placeholder>
+                <w:dataBinding w:prefixMappings="&lt;xmlns:ns0='urn:microsoft-dynamics-nav/reports/Contact_Cover_Sheet/5085/' " w:xpath="/ns0:NavWordReportXmlPart[1]/ns0:TempSegmentLine[1]/ns0:BestRegardsTxt[1]" w:storeItemID="{00000000-0000-0000-0000-000000000000}"/>
                 <w15:color w:val="808080"/>
                 <w:text/>
               </w:sdtPr>
-              <w:sdtEndPr/>
               <w:sdtContent>
-                <w:proofErr w:type="spellStart"/>
                 <w:r>
                   <w:t>BestRegardsTxt</w:t>
                 </w:r>
-                <w:proofErr w:type="spellEnd"/>
               </w:sdtContent>
             </w:sdt>
           </w:p>
@@ -1123,14 +1273,10 @@
             <w:placeholder>
               <w:docPart w:val="DefaultPlaceholder_-1854013440"/>
             </w:placeholder>
+            <w:dataBinding w:prefixMappings="&lt;xmlns:ns0='urn:microsoft-dynamics-nav/reports/Contact_Cover_Sheet/5085/' " w:xpath="/ns0:NavWordReportXmlPart[1]/ns0:BCReportInformation[1]/ns0:ReportRequest[1]/ns0:CompanyName[1]" w:storeItemID="{00000000-0000-0000-0000-000000000000}"/>
             <w15:color w:val="808080"/>
             <w:text/>
           </w:sdtPr>
-          <w:sdtEndPr>
-            <w:rPr>
-              <w:rStyle w:val="Emphasis"/>
-            </w:rPr>
-          </w:sdtEndPr>
           <w:sdtContent>
             <w:tc>
               <w:tcPr>
@@ -2761,6 +2907,35 @@
         </w:p>
       </w:docPartBody>
     </w:docPart>
+    <w:docPart>
+      <w:docPartPr>
+        <w:name w:val="BF291FE6D86C4FA9A99B2D9121A05577"/>
+        <w:category>
+          <w:name w:val="General"/>
+          <w:gallery w:val="placeholder"/>
+        </w:category>
+        <w:types>
+          <w:type w:val="bbPlcHdr"/>
+        </w:types>
+        <w:behaviors>
+          <w:behavior w:val="content"/>
+        </w:behaviors>
+        <w:guid w:val="{425970AB-ADF4-4936-8EF3-933462665BD2}"/>
+      </w:docPartPr>
+      <w:docPartBody>
+        <w:p>
+          <w:pPr>
+            <w:pStyle w:val="BF291FE6D86C4FA9A99B2D9121A05577"/>
+          </w:pPr>
+          <w:r>
+            <w:rPr>
+              <w:rStyle w:val="PlaceholderText"/>
+            </w:rPr>
+            <w:t>Click or tap here to enter text.</w:t>
+          </w:r>
+        </w:p>
+      </w:docPartBody>
+    </w:docPart>
   </w:docParts>
 </w:glossaryDocument>
 </file>
@@ -2824,11 +2999,14 @@
     <w:rsid w:val="002915D2"/>
     <w:rsid w:val="00334C2D"/>
     <w:rsid w:val="003B36BD"/>
+    <w:rsid w:val="00405575"/>
     <w:rsid w:val="004C1BFD"/>
+    <w:rsid w:val="008F2204"/>
     <w:rsid w:val="009D242C"/>
     <w:rsid w:val="00A146B2"/>
     <w:rsid w:val="00AF49AA"/>
     <w:rsid w:val="00BD540B"/>
+    <w:rsid w:val="00D21712"/>
     <w:rsid w:val="00EC12F1"/>
   </w:rsids>
   <m:mathPr>
@@ -3285,7 +3463,7 @@
     <w:basedOn w:val="DefaultParagraphFont"/>
     <w:uiPriority w:val="99"/>
     <w:semiHidden/>
-    <w:rsid w:val="00A146B2"/>
+    <w:rsid w:val="00D21712"/>
     <w:rPr>
       <w:color w:val="666666"/>
     </w:rPr>
@@ -3386,60 +3564,11 @@
     <w:name w:val="B6814FD25C1146A9B1BC7CE0550FB91E"/>
     <w:rsid w:val="000D41E8"/>
   </w:style>
-  <w:style w:type="paragraph" w:customStyle="1" w:styleId="07D9B9C120D741CFA9E732648C024CCD">
-    <w:name w:val="07D9B9C120D741CFA9E732648C024CCD"/>
-    <w:rsid w:val="00A146B2"/>
+  <w:style w:type="paragraph" w:customStyle="1" w:styleId="BF291FE6D86C4FA9A99B2D9121A05577">
+    <w:name w:val="BF291FE6D86C4FA9A99B2D9121A05577"/>
+    <w:rsid w:val="00D21712"/>
     <w:rPr>
-      <w:lang w:val="da-DK" w:eastAsia="da-DK"/>
-    </w:rPr>
-  </w:style>
-  <w:style w:type="paragraph" w:customStyle="1" w:styleId="77609D20AA014442853C730DB4462CBC">
-    <w:name w:val="77609D20AA014442853C730DB4462CBC"/>
-    <w:rsid w:val="00A146B2"/>
-    <w:rPr>
-      <w:lang w:val="da-DK" w:eastAsia="da-DK"/>
-    </w:rPr>
-  </w:style>
-  <w:style w:type="paragraph" w:customStyle="1" w:styleId="9AD172B0BABE4141A538795F9503B506">
-    <w:name w:val="9AD172B0BABE4141A538795F9503B506"/>
-    <w:rsid w:val="00A146B2"/>
-    <w:rPr>
-      <w:lang w:val="da-DK" w:eastAsia="da-DK"/>
-    </w:rPr>
-  </w:style>
-  <w:style w:type="paragraph" w:customStyle="1" w:styleId="E38A5C501CBC47568D5C5B216F45C157">
-    <w:name w:val="E38A5C501CBC47568D5C5B216F45C157"/>
-    <w:rsid w:val="00A146B2"/>
-    <w:rPr>
-      <w:lang w:val="da-DK" w:eastAsia="da-DK"/>
-    </w:rPr>
-  </w:style>
-  <w:style w:type="paragraph" w:customStyle="1" w:styleId="82B702EE52774A6DAF8ECFC974787643">
-    <w:name w:val="82B702EE52774A6DAF8ECFC974787643"/>
-    <w:rsid w:val="00A146B2"/>
-    <w:rPr>
-      <w:lang w:val="da-DK" w:eastAsia="da-DK"/>
-    </w:rPr>
-  </w:style>
-  <w:style w:type="paragraph" w:customStyle="1" w:styleId="035E530CB63B498CBC9FF00E8EA3C534">
-    <w:name w:val="035E530CB63B498CBC9FF00E8EA3C534"/>
-    <w:rsid w:val="00A146B2"/>
-    <w:rPr>
-      <w:lang w:val="da-DK" w:eastAsia="da-DK"/>
-    </w:rPr>
-  </w:style>
-  <w:style w:type="paragraph" w:customStyle="1" w:styleId="E9FE56498C3E4F7E8AE23E3310906274">
-    <w:name w:val="E9FE56498C3E4F7E8AE23E3310906274"/>
-    <w:rsid w:val="00A146B2"/>
-    <w:rPr>
-      <w:lang w:val="da-DK" w:eastAsia="da-DK"/>
-    </w:rPr>
-  </w:style>
-  <w:style w:type="paragraph" w:customStyle="1" w:styleId="C04163BD0D3F4664919094F0F4E3EAF8">
-    <w:name w:val="C04163BD0D3F4664919094F0F4E3EAF8"/>
-    <w:rsid w:val="00A146B2"/>
-    <w:rPr>
-      <w:lang w:val="da-DK" w:eastAsia="da-DK"/>
+      <w:lang w:val="en-DK" w:eastAsia="en-DK"/>
     </w:rPr>
   </w:style>
 </w:styles>
@@ -3769,7 +3898,7 @@
 
 <file path=word/webextensions/taskpanes.xml><?xml version="1.0" encoding="utf-8"?>
 <wetp:taskpanes xmlns:wetp="http://schemas.microsoft.com/office/webextensions/taskpanes/2010/11">
-  <wetp:taskpane dockstate="right" visibility="0" width="350" row="7">
+  <wetp:taskpane dockstate="right" visibility="0" width="700" row="2">
     <wetp:webextensionref xmlns:r="http://schemas.openxmlformats.org/officeDocument/2006/relationships" r:id="rId1"/>
   </wetp:taskpane>
   <wetp:taskpane dockstate="right" visibility="0" width="350" row="3">
@@ -3802,7 +3931,7 @@
 </we:webextension>
 </file>
 
-<file path=customXml/item1.xml>��< ? x m l   v e r s i o n = " 1 . 0 "   e n c o d i n g = " u t f - 1 6 " ? > < N a v W o r d R e p o r t X m l P a r t   x m l n s = " u r n : m i c r o s o f t - d y n a m i c s - n a v / r e p o r t s / C o n t a c t _ C o v e r _ S h e e t / 5 0 8 5 / " > +<file path=customXml/item1.xml>��< ? x m l   v e r s i o n = " 1 . 0 "   e n c o d i n g = " u t f - 1 6 " ? > < N a v W o r d R e p o r t X m l P a r t   x m l n s = " u r n : m i c r o s o f t - d y n a m i c s - b u s i n e s s c e n t r a l / i n t e r n a l / e x t e n d e d / r e p o r t s / C o n t a c t _ C o v e r _ S h e e t / 5 0 8 5 / " >   
      < B C R e p o r t I n f o r m a t i o n >   
@@ -3820,8 +3949,6 @@
  
              < R e p o r t N a m e > R e p o r t   N a m e < / R e p o r t N a m e >   
-             < R e p o r t C a p t i o n > R e p o r t   C a p t i o n < / R e p o r t C a p t i o n > - 
              < A b o u t T h i s R e p o r t T i t l e > A b o u t   T h i s   R e p o r t   T i t l e < / A b o u t T h i s R e p o r t T i t l e >   
              < A b o u t T h i s R e p o r t T e x t > A b o u t   T h i s   R e p o r t   T e x t < / A b o u t T h i s R e p o r t T e x t > @@ -3876,21 +4003,21 @@
  
              < C o m p a n y A d d r e s s L i n e s >   
-                 < C o m p a n y A d d r e s s L i n e 1 > C o m p a n y   A d d r e s s   L i n e   1 < / C o m p a n y A d d r e s s L i n e 1 > - 
-                 < C o m p a n y A d d r e s s L i n e 2 > C o m p a n y   A d d r e s s   L i n e   2 < / C o m p a n y A d d r e s s L i n e 2 > - 
-                 < C o m p a n y A d d r e s s L i n e 3 > C o m p a n y   A d d r e s s   L i n e   3 < / C o m p a n y A d d r e s s L i n e 3 > - 
-                 < C o m p a n y A d d r e s s L i n e 4 > C o m p a n y   A d d r e s s   L i n e   4 < / C o m p a n y A d d r e s s L i n e 4 > - 
-                 < C o m p a n y A d d r e s s L i n e 5 > C o m p a n y   A d d r e s s   L i n e   5 < / C o m p a n y A d d r e s s L i n e 5 > - 
-                 < C o m p a n y A d d r e s s L i n e 6 > C o m p a n y   A d d r e s s   L i n e   6 < / C o m p a n y A d d r e s s L i n e 6 > - 
-                 < C o m p a n y A d d r e s s L i n e 7 > C o m p a n y   A d d r e s s   L i n e   7 < / C o m p a n y A d d r e s s L i n e 7 > - 
-                 < C o m p a n y A d d r e s s L i n e 8 > C o m p a n y   A d d r e s s   L i n e   8 < / C o m p a n y A d d r e s s L i n e 8 > +                 < C o m p a n y A d d r e s s L i n e > C o m p a n y   A d d r e s s   L i n e   1 < / C o m p a n y A d d r e s s L i n e > + 
+                 < C o m p a n y A d d r e s s L i n e > C o m p a n y   A d d r e s s   L i n e   2 < / C o m p a n y A d d r e s s L i n e > + 
+                 < C o m p a n y A d d r e s s L i n e > C o m p a n y   A d d r e s s   L i n e   3 < / C o m p a n y A d d r e s s L i n e > + 
+                 < C o m p a n y A d d r e s s L i n e > C o m p a n y   A d d r e s s   L i n e   4 < / C o m p a n y A d d r e s s L i n e > + 
+                 < C o m p a n y A d d r e s s L i n e > C o m p a n y   A d d r e s s   L i n e   5 < / C o m p a n y A d d r e s s L i n e > + 
+                 < C o m p a n y A d d r e s s L i n e > C o m p a n y   A d d r e s s   L i n e   6 < / C o m p a n y A d d r e s s L i n e > + 
+                 < C o m p a n y A d d r e s s L i n e > C o m p a n y   A d d r e s s   L i n e   7 < / C o m p a n y A d d r e s s L i n e > + 
+                 < C o m p a n y A d d r e s s L i n e > C o m p a n y   A d d r e s s   L i n e   8 < / C o m p a n y A d d r e s s L i n e >   
              < / C o m p a n y A d d r e s s L i n e s >   
@@ -3948,84 +4075,86 @@
  
      < / B C R e p o r t I n f o r m a t i o n >   
-     < S e g m e n t _ H e a d e r > - 
-         < S e g m e n t _ L i n e / > +     < T o o l t i p s / > + 
+     < S e g m e n t _ H e a d e r   E l e m e n t T y p e = " D a t a I t e m "   E l e m e n t I d = " 6 7 5 7 4 6 5 7 7 " > + 
+         < S e g m e n t _ L i n e   E l e m e n t T y p e = " D a t a I t e m "   E l e m e n t I d = " 1 8 0 5 7 2 6 5 0 4 " / >   
      < / S e g m e n t _ H e a d e r >   
-     < C o n t a c t / > - 
-     < T e m p S e g m e n t L i n e > - 
-         < B a n k A c c o u n t T x t > B a n k A c c o u n t T x t < / B a n k A c c o u n t T x t > - 
-         < B a n k T x t > B a n k T x t < / B a n k T x t > - 
-         < B e s t R e g a r d s T x t > B e s t R e g a r d s T x t < / B e s t R e g a r d s T x t > - 
-         < C o m p a n y A d d r e s s 1 > C o m p a n y A d d r e s s 1 < / C o m p a n y A d d r e s s 1 > - 
-         < C o m p a n y A d d r e s s 2 > C o m p a n y A d d r e s s 2 < / C o m p a n y A d d r e s s 2 > - 
-         < C o m p a n y A d d r e s s 3 > C o m p a n y A d d r e s s 3 < / C o m p a n y A d d r e s s 3 > - 
-         < C o m p a n y A d d r e s s 4 > C o m p a n y A d d r e s s 4 < / C o m p a n y A d d r e s s 4 > - 
-         < C o m p a n y A d d r e s s 5 > C o m p a n y A d d r e s s 5 < / C o m p a n y A d d r e s s 5 > - 
-         < C o m p a n y A d d r e s s 6 > C o m p a n y A d d r e s s 6 < / C o m p a n y A d d r e s s 6 > - 
-         < C o m p a n y A d d r e s s 7 > C o m p a n y A d d r e s s 7 < / C o m p a n y A d d r e s s 7 > - 
-         < C o m p a n y A d d r e s s 8 > C o m p a n y A d d r e s s 8 < / C o m p a n y A d d r e s s 8 > - 
-         < C o m p a n y I n f o r m a t i o n B a n k A c c o u n t N o > C o m p a n y I n f o r m a t i o n B a n k A c c o u n t N o < / C o m p a n y I n f o r m a t i o n B a n k A c c o u n t N o > - 
-         < C o m p a n y I n f o r m a t i o n B a n k N a m e > C o m p a n y I n f o r m a t i o n B a n k N a m e < / C o m p a n y I n f o r m a t i o n B a n k N a m e > - 
-         < C o m p a n y I n f o r m a t i o n F a x N o > C o m p a n y I n f o r m a t i o n F a x N o < / C o m p a n y I n f o r m a t i o n F a x N o > - 
-         < C o m p a n y I n f o r m a t i o n G i r o N o > C o m p a n y I n f o r m a t i o n G i r o N o < / C o m p a n y I n f o r m a t i o n G i r o N o > - 
-         < C o m p a n y I n f o r m a t i o n P h o n e N o > C o m p a n y I n f o r m a t i o n P h o n e N o < / C o m p a n y I n f o r m a t i o n P h o n e N o > - 
-         < C o m p a n y I n f o r m a t i o n V A T R e g N o > C o m p a n y I n f o r m a t i o n V A T R e g N o < / C o m p a n y I n f o r m a t i o n V A T R e g N o > - 
-         < C o n t a c t A d d r e s s 1 > C o n t a c t A d d r e s s 1 < / C o n t a c t A d d r e s s 1 > - 
-         < C o n t a c t A d d r e s s 2 > C o n t a c t A d d r e s s 2 < / C o n t a c t A d d r e s s 2 > - 
-         < C o n t a c t A d d r e s s 3 > C o n t a c t A d d r e s s 3 < / C o n t a c t A d d r e s s 3 > - 
-         < C o n t a c t A d d r e s s 4 > C o n t a c t A d d r e s s 4 < / C o n t a c t A d d r e s s 4 > - 
-         < C o n t a c t A d d r e s s 5 > C o n t a c t A d d r e s s 5 < / C o n t a c t A d d r e s s 5 > - 
-         < C o n t a c t A d d r e s s 6 > C o n t a c t A d d r e s s 6 < / C o n t a c t A d d r e s s 6 > - 
-         < C o n t a c t A d d r e s s 7 > C o n t a c t A d d r e s s 7 < / C o n t a c t A d d r e s s 7 > - 
-         < C o n t a c t A d d r e s s 8 > C o n t a c t A d d r e s s 8 < / C o n t a c t A d d r e s s 8 > - 
-         < C o v e r S h e e t T x t > C o v e r S h e e t T x t < / C o v e r S h e e t T x t > - 
-         < D o c u m e n t _ D a t e > D o c u m e n t _ D a t e < / D o c u m e n t _ D a t e > - 
-         < F a x N o T x t > F a x N o T x t < / F a x N o T x t > - 
-         < G i r o N o T x t > G i r o N o T x t < / G i r o N o T x t > - 
-         < P h o n e N o T x t > P h o n e N o T x t < / P h o n e N o T x t > - 
-         < V A T R e g N o T x t > V A T R e g N o T x t < / V A T R e g N o T x t > +     < C o n t a c t   E l e m e n t T y p e = " D a t a I t e m "   E l e m e n t I d = " 1 8 4 5 6 4 5 1 4 9 " / > + 
+     < T e m p S e g m e n t L i n e   E l e m e n t T y p e = " D a t a I t e m "   E l e m e n t I d = " 1 4 0 5 7 0 5 8 8 4 " > + 
+         < B a n k A c c o u n t T x t   E l e m e n t T y p e = " C o l u m n "   E l e m e n t I d = " 1 5 5 7 8 0 5 4 6 2 "   D a t a T y p e = " T e x t C o n s t " > B a n k A c c o u n t T x t < / B a n k A c c o u n t T x t > + 
+         < B a n k T x t   E l e m e n t T y p e = " C o l u m n "   E l e m e n t I d = " 1 1 3 1 5 5 6 4 2 9 "   D a t a T y p e = " T e x t C o n s t " > B a n k T x t < / B a n k T x t > + 
+         < B e s t R e g a r d s T x t   E l e m e n t T y p e = " C o l u m n "   E l e m e n t I d = " 1 8 8 9 0 4 4 7 3 7 "   D a t a T y p e = " T e x t C o n s t " > B e s t R e g a r d s T x t < / B e s t R e g a r d s T x t > + 
+         < C o m p a n y A d d r e s s 1   E l e m e n t T y p e = " C o l u m n "   E l e m e n t I d = " 1 8 8 4 1 6 4 3 2 3 "   D a t a T y p e = " T e x t " > C o m p a n y A d d r e s s 1 < / C o m p a n y A d d r e s s 1 > + 
+         < C o m p a n y A d d r e s s 2   E l e m e n t T y p e = " C o l u m n "   E l e m e n t I d = " 1 2 4 6 4 6 7 7 0 6 "   D a t a T y p e = " T e x t " > C o m p a n y A d d r e s s 2 < / C o m p a n y A d d r e s s 2 > + 
+         < C o m p a n y A d d r e s s 3   E l e m e n t T y p e = " C o l u m n "   E l e m e n t I d = " 6 0 8 7 7 1 0 8 9 "   D a t a T y p e = " T e x t " > C o m p a n y A d d r e s s 3 < / C o m p a n y A d d r e s s 3 > + 
+         < C o m p a n y A d d r e s s 4   E l e m e n t T y p e = " C o l u m n "   E l e m e n t I d = " 7 7 7 6 8 0 1 1 2 "   D a t a T y p e = " T e x t " > C o m p a n y A d d r e s s 4 < / C o m p a n y A d d r e s s 4 > + 
+         < C o m p a n y A d d r e s s 5   E l e m e n t T y p e = " C o l u m n "   E l e m e n t I d = " 1 3 9 9 8 3 4 9 5 "   D a t a T y p e = " T e x t " > C o m p a n y A d d r e s s 5 < / C o m p a n y A d d r e s s 5 > + 
+         < C o m p a n y A d d r e s s 6   E l e m e n t T y p e = " C o l u m n "   E l e m e n t I d = " 4 9 7 7 1 3 1 2 2 "   D a t a T y p e = " T e x t " > C o m p a n y A d d r e s s 6 < / C o m p a n y A d d r e s s 6 > + 
+         < C o m p a n y A d d r e s s 7   E l e m e n t T y p e = " C o l u m n "   E l e m e n t I d = " 1 1 3 5 4 0 9 7 3 9 "   D a t a T y p e = " T e x t " > C o m p a n y A d d r e s s 7 < / C o m p a n y A d d r e s s 7 > + 
+         < C o m p a n y A d d r e s s 8   E l e m e n t T y p e = " C o l u m n "   E l e m e n t I d = " 1 7 1 5 2 5 5 3 0 0 "   D a t a T y p e = " T e x t " > C o m p a n y A d d r e s s 8 < / C o m p a n y A d d r e s s 8 > + 
+         < C o m p a n y I n f o r m a t i o n B a n k A c c o u n t N o   E l e m e n t T y p e = " C o l u m n "   E l e m e n t I d = " 1 8 4 8 5 7 9 3 5 2 "   D a t a T y p e = " T e x t " > C o m p a n y I n f o r m a t i o n B a n k A c c o u n t N o < / C o m p a n y I n f o r m a t i o n B a n k A c c o u n t N o > + 
+         < C o m p a n y I n f o r m a t i o n B a n k N a m e   E l e m e n t T y p e = " C o l u m n "   E l e m e n t I d = " 1 8 5 7 1 0 1 2 9 "   D a t a T y p e = " T e x t " > C o m p a n y I n f o r m a t i o n B a n k N a m e < / C o m p a n y I n f o r m a t i o n B a n k N a m e > + 
+         < C o m p a n y I n f o r m a t i o n F a x N o   E l e m e n t T y p e = " C o l u m n "   E l e m e n t I d = " 1 1 5 1 1 5 3 2 5 6 "   D a t a T y p e = " T e x t " > C o m p a n y I n f o r m a t i o n F a x N o < / C o m p a n y I n f o r m a t i o n F a x N o > + 
+         < C o m p a n y I n f o r m a t i o n G i r o N o   E l e m e n t T y p e = " C o l u m n "   E l e m e n t I d = " 1 1 5 1 4 5 5 7 6 4 "   D a t a T y p e = " T e x t " > C o m p a n y I n f o r m a t i o n G i r o N o < / C o m p a n y I n f o r m a t i o n G i r o N o > + 
+         < C o m p a n y I n f o r m a t i o n P h o n e N o   E l e m e n t T y p e = " C o l u m n "   E l e m e n t I d = " 8 6 1 9 5 7 0 8 3 "   D a t a T y p e = " T e x t " > C o m p a n y I n f o r m a t i o n P h o n e N o < / C o m p a n y I n f o r m a t i o n P h o n e N o > + 
+         < C o m p a n y I n f o r m a t i o n V A T R e g N o   E l e m e n t T y p e = " C o l u m n "   E l e m e n t I d = " 6 5 6 4 5 1 9 1 6 "   D a t a T y p e = " T e x t " > C o m p a n y I n f o r m a t i o n V A T R e g N o < / C o m p a n y I n f o r m a t i o n V A T R e g N o > + 
+         < C o n t a c t A d d r e s s 1   E l e m e n t T y p e = " C o l u m n "   E l e m e n t I d = " 1 5 3 9 5 9 3 0 4 6 "   D a t a T y p e = " T e x t " > C o n t a c t A d d r e s s 1 < / C o n t a c t A d d r e s s 1 > + 
+         < C o n t a c t A d d r e s s 2   E l e m e n t T y p e = " C o l u m n "   E l e m e n t I d = " 2 1 1 7 6 7 7 6 3 3 "   D a t a T y p e = " T e x t " > C o n t a c t A d d r e s s 2 < / C o n t a c t A d d r e s s 2 > + 
+         < C o n t a c t A d d r e s s 3   E l e m e n t T y p e = " C o l u m n "   E l e m e n t I d = " 1 4 7 9 9 8 1 0 1 6 "   D a t a T y p e = " T e x t " > C o n t a c t A d d r e s s 3 < / C o n t a c t A d d r e s s 3 > + 
+         < C o n t a c t A d d r e s s 4   E l e m e n t T y p e = " C o l u m n "   E l e m e n t I d = " 1 6 4 8 8 9 0 0 3 9 "   D a t a T y p e = " T e x t " > C o n t a c t A d d r e s s 4 < / C o n t a c t A d d r e s s 4 > + 
+         < C o n t a c t A d d r e s s 5   E l e m e n t T y p e = " C o l u m n "   E l e m e n t I d = " 1 0 1 1 1 9 3 4 2 2 "   D a t a T y p e = " T e x t " > C o n t a c t A d d r e s s 5 < / C o n t a c t A d d r e s s 5 > + 
+         < C o n t a c t A d d r e s s 6   E l e m e n t T y p e = " C o l u m n "   E l e m e n t I d = " 3 7 3 4 9 6 8 0 5 "   D a t a T y p e = " T e x t " > C o n t a c t A d d r e s s 6 < / C o n t a c t A d d r e s s 6 > + 
+         < C o n t a c t A d d r e s s 7   E l e m e n t T y p e = " C o l u m n "   E l e m e n t I d = " 2 6 4 1 9 9 8 1 2 "   D a t a T y p e = " T e x t " > C o n t a c t A d d r e s s 7 < / C o n t a c t A d d r e s s 7 > + 
+         < C o n t a c t A d d r e s s 8   E l e m e n t T y p e = " C o l u m n "   E l e m e n t I d = " 1 7 0 8 5 0 2 0 6 9 "   D a t a T y p e = " T e x t " > C o n t a c t A d d r e s s 8 < / C o n t a c t A d d r e s s 8 > + 
+         < C o v e r S h e e t T x t   E l e m e n t T y p e = " C o l u m n "   E l e m e n t I d = " 1 0 1 5 3 7 1 7 8 5 "   D a t a T y p e = " T e x t C o n s t " > C o v e r S h e e t T x t < / C o v e r S h e e t T x t > + 
+         < D o c u m e n t _ D a t e   E l e m e n t T y p e = " C o l u m n "   E l e m e n t I d = " 1 9 4 9 1 9 0 9 2 9 "   D a t a T y p e = " T e x t " > D o c u m e n t _ D a t e < / D o c u m e n t _ D a t e > + 
+         < F a x N o T x t   E l e m e n t T y p e = " C o l u m n "   E l e m e n t I d = " 1 9 9 5 6 6 7 2 5 "   D a t a T y p e = " T e x t C o n s t " > F a x N o T x t < / F a x N o T x t > + 
+         < G i r o N o T x t   E l e m e n t T y p e = " C o l u m n "   E l e m e n t I d = " 9 7 5 9 5 9 8 5 7 "   D a t a T y p e = " T e x t C o n s t " > G i r o N o T x t < / G i r o N o T x t > + 
+         < P h o n e N o T x t   E l e m e n t T y p e = " C o l u m n "   E l e m e n t I d = " 1 2 9 6 7 8 9 4 0 8 "   D a t a T y p e = " T e x t C o n s t " > P h o n e N o T x t < / P h o n e N o T x t > + 
+         < V A T R e g N o T x t   E l e m e n t T y p e = " C o l u m n "   E l e m e n t I d = " 1 5 1 2 6 5 1 4 2 5 "   D a t a T y p e = " T e x t C o n s t " > V A T R e g N o T x t < / V A T R e g N o T x t >   
      < / T e m p S e g m e n t L i n e >   
  < / N a v W o r d R e p o r t X m l P a r t > 
 </file>
 
-<file path=customXml/item2.xml>��< ? x m l   v e r s i o n = " 1 . 0 "   e n c o d i n g = " u t f - 1 6 " ? > < N a v W o r d R e p o r t X m l P a r t   x m l n s = " u r n : m i c r o s o f t - d y n a m i c s - b u s i n e s s c e n t r a l / i n t e r n a l / e x t e n d e d / r e p o r t s / C o n t a c t _ C o v e r _ S h e e t / 5 0 8 5 / " > +<file path=customXml/item2.xml>��< ? x m l   v e r s i o n = " 1 . 0 "   e n c o d i n g = " u t f - 1 6 " ? > < N a v W o r d R e p o r t X m l P a r t   x m l n s = " u r n : m i c r o s o f t - d y n a m i c s - n a v / r e p o r t s / C o n t a c t _ C o v e r _ S h e e t / 5 0 8 5 / " >   
      < B C R e p o r t I n f o r m a t i o n >   
@@ -4043,8 +4172,6 @@
  
              < R e p o r t N a m e > R e p o r t   N a m e < / R e p o r t N a m e >   
-             < R e p o r t C a p t i o n > R e p o r t   C a p t i o n < / R e p o r t C a p t i o n > - 
              < A b o u t T h i s R e p o r t T i t l e > A b o u t   T h i s   R e p o r t   T i t l e < / A b o u t T h i s R e p o r t T i t l e >   
              < A b o u t T h i s R e p o r t T e x t > A b o u t   T h i s   R e p o r t   T e x t < / A b o u t T h i s R e p o r t T e x t > @@ -4099,21 +4226,21 @@
  
              < C o m p a n y A d d r e s s L i n e s >   
-                 < C o m p a n y A d d r e s s L i n e 1 > C o m p a n y   A d d r e s s   L i n e   1 < / C o m p a n y A d d r e s s L i n e 1 > - 
-                 < C o m p a n y A d d r e s s L i n e 2 > C o m p a n y   A d d r e s s   L i n e   2 < / C o m p a n y A d d r e s s L i n e 2 > - 
-                 < C o m p a n y A d d r e s s L i n e 3 > C o m p a n y   A d d r e s s   L i n e   3 < / C o m p a n y A d d r e s s L i n e 3 > - 
-                 < C o m p a n y A d d r e s s L i n e 4 > C o m p a n y   A d d r e s s   L i n e   4 < / C o m p a n y A d d r e s s L i n e 4 > - 
-                 < C o m p a n y A d d r e s s L i n e 5 > C o m p a n y   A d d r e s s   L i n e   5 < / C o m p a n y A d d r e s s L i n e 5 > - 
-                 < C o m p a n y A d d r e s s L i n e 6 > C o m p a n y   A d d r e s s   L i n e   6 < / C o m p a n y A d d r e s s L i n e 6 > - 
-                 < C o m p a n y A d d r e s s L i n e 7 > C o m p a n y   A d d r e s s   L i n e   7 < / C o m p a n y A d d r e s s L i n e 7 > - 
-                 < C o m p a n y A d d r e s s L i n e 8 > C o m p a n y   A d d r e s s   L i n e   8 < / C o m p a n y A d d r e s s L i n e 8 > +                 < C o m p a n y A d d r e s s L i n e > C o m p a n y   A d d r e s s   L i n e   1 < / C o m p a n y A d d r e s s L i n e > + 
+                 < C o m p a n y A d d r e s s L i n e > C o m p a n y   A d d r e s s   L i n e   2 < / C o m p a n y A d d r e s s L i n e > + 
+                 < C o m p a n y A d d r e s s L i n e > C o m p a n y   A d d r e s s   L i n e   3 < / C o m p a n y A d d r e s s L i n e > + 
+                 < C o m p a n y A d d r e s s L i n e > C o m p a n y   A d d r e s s   L i n e   4 < / C o m p a n y A d d r e s s L i n e > + 
+                 < C o m p a n y A d d r e s s L i n e > C o m p a n y   A d d r e s s   L i n e   5 < / C o m p a n y A d d r e s s L i n e > + 
+                 < C o m p a n y A d d r e s s L i n e > C o m p a n y   A d d r e s s   L i n e   6 < / C o m p a n y A d d r e s s L i n e > + 
+                 < C o m p a n y A d d r e s s L i n e > C o m p a n y   A d d r e s s   L i n e   7 < / C o m p a n y A d d r e s s L i n e > + 
+                 < C o m p a n y A d d r e s s L i n e > C o m p a n y   A d d r e s s   L i n e   8 < / C o m p a n y A d d r e s s L i n e >   
              < / C o m p a n y A d d r e s s L i n e s >   
@@ -4171,117 +4298,77 @@
  
      < / B C R e p o r t I n f o r m a t i o n >   
-     < T o o l t i p s > - 
-         < T o o l t i p   c o l u m n = " C o m p a n y I n f o r m a t i o n P h o n e N o "   E l e m e n t I d = " 8 6 1 9 5 7 0 8 3 " > - 
-             < T o o l t i p T e x t   l a n g = " e n - U S " > S p e c i f i e s   t h e   c o m p a n y ' s   t e l e p h o n e   n u m b e r . < / T o o l t i p T e x t > - 
-         < / T o o l t i p > - 
-         < T o o l t i p   c o l u m n = " C o m p a n y I n f o r m a t i o n F a x N o "   E l e m e n t I d = " 1 1 5 1 1 5 3 2 5 6 " > - 
-             < T o o l t i p T e x t   l a n g = " e n - U S " > S p e c i f i e s   t h e   c o m p a n y ' s   f a x   n u m b e r . < / T o o l t i p T e x t > - 
-         < / T o o l t i p > - 
-         < T o o l t i p   c o l u m n = " C o m p a n y I n f o r m a t i o n G i r o N o "   E l e m e n t I d = " 1 1 5 1 4 5 5 7 6 4 " > - 
-             < T o o l t i p T e x t   l a n g = " e n - U S " > S p e c i f i e s   t h e   c o m p a n y ' s   g i r o   n u m b e r . < / T o o l t i p T e x t > - 
-         < / T o o l t i p > - 
-         < T o o l t i p   c o l u m n = " C o m p a n y I n f o r m a t i o n V A T R e g N o "   E l e m e n t I d = " 6 5 6 4 5 1 9 1 6 " > - 
-             < T o o l t i p T e x t   l a n g = " e n - U S " > S p e c i f i e s   t h e   c o m p a n y ' s   V A T   r e g i s t r a t i o n   n u m b e r . < / T o o l t i p T e x t > - 
-         < / T o o l t i p > - 
-         < T o o l t i p   c o l u m n = " C o m p a n y I n f o r m a t i o n B a n k N a m e "   E l e m e n t I d = " 1 8 5 7 1 0 1 2 9 " > - 
-             < T o o l t i p T e x t   l a n g = " e n - U S " > S p e c i f i e s   t h e   n a m e   o f   t h e   b a n k   t h e   c o m p a n y   u s e s . < / T o o l t i p T e x t > - 
-         < / T o o l t i p > - 
-         < T o o l t i p   c o l u m n = " C o m p a n y I n f o r m a t i o n B a n k A c c o u n t N o "   E l e m e n t I d = " 1 8 4 8 5 7 9 3 5 2 " > - 
-             < T o o l t i p T e x t   l a n g = " e n - U S " > S p e c i f i e s   t h e   c o m p a n y ' s   b a n k   a c c o u n t   n u m b e r . < / T o o l t i p T e x t > - 
-         < / T o o l t i p > - 
-     < / T o o l t i p s > - 
-     < S e g m e n t _ H e a d e r   E l e m e n t T y p e = " D a t a I t e m "   E l e m e n t I d = " 1 8 4 7 3 4 8 1 2 2 " > - 
-         < S e g m e n t _ L i n e   E l e m e n t T y p e = " D a t a I t e m "   E l e m e n t I d = " 1 6 3 0 7 9 0 7 3 " / > +     < S e g m e n t _ H e a d e r > + 
+         < S e g m e n t _ L i n e / >   
      < / S e g m e n t _ H e a d e r >   
-     < C o n t a c t   E l e m e n t T y p e = " D a t a I t e m "   E l e m e n t I d = " 1 8 4 5 6 4 5 1 4 9 " / > - 
-     < T e m p S e g m e n t L i n e   E l e m e n t T y p e = " D a t a I t e m "   E l e m e n t I d = " 1 4 0 5 7 0 5 8 8 4 " > - 
-         < B a n k A c c o u n t T x t   E l e m e n t T y p e = " C o l u m n "   E l e m e n t I d = " 1 5 5 7 8 0 5 4 6 2 "   D a t a T y p e = " L a b e l " > B a n k A c c o u n t T x t < / B a n k A c c o u n t T x t > - 
-         < B a n k T x t   E l e m e n t T y p e = " C o l u m n "   E l e m e n t I d = " 1 1 3 1 5 5 6 4 2 9 "   D a t a T y p e = " L a b e l " > B a n k T x t < / B a n k T x t > - 
-         < B e s t R e g a r d s T x t   E l e m e n t T y p e = " C o l u m n "   E l e m e n t I d = " 1 8 8 9 0 4 4 7 3 7 "   D a t a T y p e = " L a b e l " > B e s t R e g a r d s T x t < / B e s t R e g a r d s T x t > - 
-         < C o m p a n y A d d r e s s 1   E l e m e n t T y p e = " C o l u m n "   E l e m e n t I d = " 1 8 8 4 1 6 4 3 2 3 "   D a t a T y p e = " T e x t " > C o m p a n y A d d r e s s 1 < / C o m p a n y A d d r e s s 1 > - 
-         < C o m p a n y A d d r e s s 2   E l e m e n t T y p e = " C o l u m n "   E l e m e n t I d = " 1 2 4 6 4 6 7 7 0 6 "   D a t a T y p e = " T e x t " > C o m p a n y A d d r e s s 2 < / C o m p a n y A d d r e s s 2 > - 
-         < C o m p a n y A d d r e s s 3   E l e m e n t T y p e = " C o l u m n "   E l e m e n t I d = " 6 0 8 7 7 1 0 8 9 "   D a t a T y p e = " T e x t " > C o m p a n y A d d r e s s 3 < / C o m p a n y A d d r e s s 3 > - 
-         < C o m p a n y A d d r e s s 4   E l e m e n t T y p e = " C o l u m n "   E l e m e n t I d = " 7 7 7 6 8 0 1 1 2 "   D a t a T y p e = " T e x t " > C o m p a n y A d d r e s s 4 < / C o m p a n y A d d r e s s 4 > - 
-         < C o m p a n y A d d r e s s 5   E l e m e n t T y p e = " C o l u m n "   E l e m e n t I d = " 1 3 9 9 8 3 4 9 5 "   D a t a T y p e = " T e x t " > C o m p a n y A d d r e s s 5 < / C o m p a n y A d d r e s s 5 > - 
-         < C o m p a n y A d d r e s s 6   E l e m e n t T y p e = " C o l u m n "   E l e m e n t I d = " 4 9 7 7 1 3 1 2 2 "   D a t a T y p e = " T e x t " > C o m p a n y A d d r e s s 6 < / C o m p a n y A d d r e s s 6 > - 
-         < C o m p a n y A d d r e s s 7   E l e m e n t T y p e = " C o l u m n "   E l e m e n t I d = " 1 1 3 5 4 0 9 7 3 9 "   D a t a T y p e = " T e x t " > C o m p a n y A d d r e s s 7 < / C o m p a n y A d d r e s s 7 > - 
-         < C o m p a n y A d d r e s s 8   E l e m e n t T y p e = " C o l u m n "   E l e m e n t I d = " 1 7 1 5 2 5 5 3 0 0 "   D a t a T y p e = " T e x t " > C o m p a n y A d d r e s s 8 < / C o m p a n y A d d r e s s 8 > - 
-         < C o m p a n y I n f o r m a t i o n B a n k A c c o u n t N o   E l e m e n t T y p e = " C o l u m n "   E l e m e n t I d = " 1 8 4 8 5 7 9 3 5 2 "   D a t a T y p e = " T e x t " > C o m p a n y I n f o r m a t i o n B a n k A c c o u n t N o < / C o m p a n y I n f o r m a t i o n B a n k A c c o u n t N o > - 
-         < C o m p a n y I n f o r m a t i o n B a n k N a m e   E l e m e n t T y p e = " C o l u m n "   E l e m e n t I d = " 1 8 5 7 1 0 1 2 9 "   D a t a T y p e = " T e x t " > C o m p a n y I n f o r m a t i o n B a n k N a m e < / C o m p a n y I n f o r m a t i o n B a n k N a m e > - 
-         < C o m p a n y I n f o r m a t i o n F a x N o   E l e m e n t T y p e = " C o l u m n "   E l e m e n t I d = " 1 1 5 1 1 5 3 2 5 6 "   D a t a T y p e = " T e x t " > C o m p a n y I n f o r m a t i o n F a x N o < / C o m p a n y I n f o r m a t i o n F a x N o > - 
-         < C o m p a n y I n f o r m a t i o n G i r o N o   E l e m e n t T y p e = " C o l u m n "   E l e m e n t I d = " 1 1 5 1 4 5 5 7 6 4 "   D a t a T y p e = " T e x t " > C o m p a n y I n f o r m a t i o n G i r o N o < / C o m p a n y I n f o r m a t i o n G i r o N o > - 
-         < C o m p a n y I n f o r m a t i o n P h o n e N o   E l e m e n t T y p e = " C o l u m n "   E l e m e n t I d = " 8 6 1 9 5 7 0 8 3 "   D a t a T y p e = " T e x t " > C o m p a n y I n f o r m a t i o n P h o n e N o < / C o m p a n y I n f o r m a t i o n P h o n e N o > - 
-         < C o m p a n y I n f o r m a t i o n V A T R e g N o   E l e m e n t T y p e = " C o l u m n "   E l e m e n t I d = " 6 5 6 4 5 1 9 1 6 "   D a t a T y p e = " T e x t " > C o m p a n y I n f o r m a t i o n V A T R e g N o < / C o m p a n y I n f o r m a t i o n V A T R e g N o > - 
-         < C o n t a c t A d d r e s s 1   E l e m e n t T y p e = " C o l u m n "   E l e m e n t I d = " 1 5 3 9 5 9 3 0 4 6 "   D a t a T y p e = " T e x t " > C o n t a c t A d d r e s s 1 < / C o n t a c t A d d r e s s 1 > - 
-         < C o n t a c t A d d r e s s 2   E l e m e n t T y p e = " C o l u m n "   E l e m e n t I d = " 2 1 1 7 6 7 7 6 3 3 "   D a t a T y p e = " T e x t " > C o n t a c t A d d r e s s 2 < / C o n t a c t A d d r e s s 2 > - 
-         < C o n t a c t A d d r e s s 3   E l e m e n t T y p e = " C o l u m n "   E l e m e n t I d = " 1 4 7 9 9 8 1 0 1 6 "   D a t a T y p e = " T e x t " > C o n t a c t A d d r e s s 3 < / C o n t a c t A d d r e s s 3 > - 
-         < C o n t a c t A d d r e s s 4   E l e m e n t T y p e = " C o l u m n "   E l e m e n t I d = " 1 6 4 8 8 9 0 0 3 9 "   D a t a T y p e = " T e x t " > C o n t a c t A d d r e s s 4 < / C o n t a c t A d d r e s s 4 > - 
-         < C o n t a c t A d d r e s s 5   E l e m e n t T y p e = " C o l u m n "   E l e m e n t I d = " 1 0 1 1 1 9 3 4 2 2 "   D a t a T y p e = " T e x t " > C o n t a c t A d d r e s s 5 < / C o n t a c t A d d r e s s 5 > - 
-         < C o n t a c t A d d r e s s 6   E l e m e n t T y p e = " C o l u m n "   E l e m e n t I d = " 3 7 3 4 9 6 8 0 5 "   D a t a T y p e = " T e x t " > C o n t a c t A d d r e s s 6 < / C o n t a c t A d d r e s s 6 > - 
-         < C o n t a c t A d d r e s s 7   E l e m e n t T y p e = " C o l u m n "   E l e m e n t I d = " 2 6 4 1 9 9 8 1 2 "   D a t a T y p e = " T e x t " > C o n t a c t A d d r e s s 7 < / C o n t a c t A d d r e s s 7 > - 
-         < C o n t a c t A d d r e s s 8   E l e m e n t T y p e = " C o l u m n "   E l e m e n t I d = " 1 7 0 8 5 0 2 0 6 9 "   D a t a T y p e = " T e x t " > C o n t a c t A d d r e s s 8 < / C o n t a c t A d d r e s s 8 > - 
-         < C o v e r S h e e t T x t   E l e m e n t T y p e = " C o l u m n "   E l e m e n t I d = " 1 0 1 5 3 7 1 7 8 5 "   D a t a T y p e = " L a b e l " > C o v e r S h e e t T x t < / C o v e r S h e e t T x t > - 
-         < D o c u m e n t _ D a t e   E l e m e n t T y p e = " C o l u m n "   E l e m e n t I d = " 1 9 4 9 1 9 0 9 2 9 "   D a t a T y p e = " T e x t " > D o c u m e n t _ D a t e < / D o c u m e n t _ D a t e > - 
-         < F a x N o T x t   E l e m e n t T y p e = " C o l u m n "   E l e m e n t I d = " 1 9 9 5 6 6 7 2 5 "   D a t a T y p e = " L a b e l " > F a x N o T x t < / F a x N o T x t > - 
-         < G i r o N o T x t   E l e m e n t T y p e = " C o l u m n "   E l e m e n t I d = " 9 7 5 9 5 9 8 5 7 "   D a t a T y p e = " L a b e l " > G i r o N o T x t < / G i r o N o T x t > - 
-         < P h o n e N o T x t   E l e m e n t T y p e = " C o l u m n "   E l e m e n t I d = " 1 2 9 6 7 8 9 4 0 8 "   D a t a T y p e = " L a b e l " > P h o n e N o T x t < / P h o n e N o T x t > - 
-         < V A T R e g N o T x t   E l e m e n t T y p e = " C o l u m n "   E l e m e n t I d = " 1 5 1 2 6 5 1 4 2 5 "   D a t a T y p e = " L a b e l " > V A T R e g N o T x t < / V A T R e g N o T x t > +     < C o n t a c t / > + 
+     < T e m p S e g m e n t L i n e > + 
+         < B a n k A c c o u n t T x t > B a n k A c c o u n t T x t < / B a n k A c c o u n t T x t > + 
+         < B a n k T x t > B a n k T x t < / B a n k T x t > + 
+         < B e s t R e g a r d s T x t > B e s t R e g a r d s T x t < / B e s t R e g a r d s T x t > + 
+         < C o m p a n y A d d r e s s 1 > C o m p a n y A d d r e s s 1 < / C o m p a n y A d d r e s s 1 > + 
+         < C o m p a n y A d d r e s s 2 > C o m p a n y A d d r e s s 2 < / C o m p a n y A d d r e s s 2 > + 
+         < C o m p a n y A d d r e s s 3 > C o m p a n y A d d r e s s 3 < / C o m p a n y A d d r e s s 3 > + 
+         < C o m p a n y A d d r e s s 4 > C o m p a n y A d d r e s s 4 < / C o m p a n y A d d r e s s 4 > + 
+         < C o m p a n y A d d r e s s 5 > C o m p a n y A d d r e s s 5 < / C o m p a n y A d d r e s s 5 > + 
+         < C o m p a n y A d d r e s s 6 > C o m p a n y A d d r e s s 6 < / C o m p a n y A d d r e s s 6 > + 
+         < C o m p a n y A d d r e s s 7 > C o m p a n y A d d r e s s 7 < / C o m p a n y A d d r e s s 7 > + 
+         < C o m p a n y A d d r e s s 8 > C o m p a n y A d d r e s s 8 < / C o m p a n y A d d r e s s 8 > + 
+         < C o m p a n y I n f o r m a t i o n B a n k A c c o u n t N o > C o m p a n y I n f o r m a t i o n B a n k A c c o u n t N o < / C o m p a n y I n f o r m a t i o n B a n k A c c o u n t N o > + 
+         < C o m p a n y I n f o r m a t i o n B a n k N a m e > C o m p a n y I n f o r m a t i o n B a n k N a m e < / C o m p a n y I n f o r m a t i o n B a n k N a m e > + 
+         < C o m p a n y I n f o r m a t i o n F a x N o > C o m p a n y I n f o r m a t i o n F a x N o < / C o m p a n y I n f o r m a t i o n F a x N o > + 
+         < C o m p a n y I n f o r m a t i o n G i r o N o > C o m p a n y I n f o r m a t i o n G i r o N o < / C o m p a n y I n f o r m a t i o n G i r o N o > + 
+         < C o m p a n y I n f o r m a t i o n P h o n e N o > C o m p a n y I n f o r m a t i o n P h o n e N o < / C o m p a n y I n f o r m a t i o n P h o n e N o > + 
+         < C o m p a n y I n f o r m a t i o n V A T R e g N o > C o m p a n y I n f o r m a t i o n V A T R e g N o < / C o m p a n y I n f o r m a t i o n V A T R e g N o > + 
+         < C o n t a c t A d d r e s s 1 > C o n t a c t A d d r e s s 1 < / C o n t a c t A d d r e s s 1 > + 
+         < C o n t a c t A d d r e s s 2 > C o n t a c t A d d r e s s 2 < / C o n t a c t A d d r e s s 2 > + 
+         < C o n t a c t A d d r e s s 3 > C o n t a c t A d d r e s s 3 < / C o n t a c t A d d r e s s 3 > + 
+         < C o n t a c t A d d r e s s 4 > C o n t a c t A d d r e s s 4 < / C o n t a c t A d d r e s s 4 > + 
+         < C o n t a c t A d d r e s s 5 > C o n t a c t A d d r e s s 5 < / C o n t a c t A d d r e s s 5 > + 
+         < C o n t a c t A d d r e s s 6 > C o n t a c t A d d r e s s 6 < / C o n t a c t A d d r e s s 6 > + 
+         < C o n t a c t A d d r e s s 7 > C o n t a c t A d d r e s s 7 < / C o n t a c t A d d r e s s 7 > + 
+         < C o n t a c t A d d r e s s 8 > C o n t a c t A d d r e s s 8 < / C o n t a c t A d d r e s s 8 > + 
+         < C o v e r S h e e t T x t > C o v e r S h e e t T x t < / C o v e r S h e e t T x t > + 
+         < D o c u m e n t _ D a t e > D o c u m e n t _ D a t e < / D o c u m e n t _ D a t e > + 
+         < F a x N o T x t > F a x N o T x t < / F a x N o T x t > + 
+         < G i r o N o T x t > G i r o N o T x t < / G i r o N o T x t > + 
+         < P h o n e N o T x t > P h o n e N o T x t < / P h o n e N o T x t > + 
+         < V A T R e g N o T x t > V A T R e g N o T x t < / V A T R e g N o T x t >   
      < / T e m p S e g m e n t L i n e >   
@@ -4289,17 +4376,17 @@
 </file>
 
 <file path=customXml/itemProps1.xml><?xml version="1.0" encoding="utf-8"?>
+<ds:datastoreItem xmlns:ds="http://schemas.openxmlformats.org/officeDocument/2006/customXml" ds:itemID="{90F8A2E8-BD68-4791-92EA-70D95332ACD6}">
+  <ds:schemaRefs>
+    <ds:schemaRef ds:uri="urn:microsoft-dynamics-businesscentral/internal/extended/reports/Contact_Cover_Sheet/5085/"/>
+  </ds:schemaRefs>
+</ds:datastoreItem>
+</file>
+
+<file path=customXml/itemProps2.xml><?xml version="1.0" encoding="utf-8"?>
 <ds:datastoreItem xmlns:ds="http://schemas.openxmlformats.org/officeDocument/2006/customXml" ds:itemID="{E95934A0-B8B8-4F21-88C3-427372D06229}">
   <ds:schemaRefs>
     <ds:schemaRef ds:uri="urn:microsoft-dynamics-nav/reports/Contact_Cover_Sheet/5085/"/>
   </ds:schemaRefs>
 </ds:datastoreItem>
-</file>
-
-<file path=customXml/itemProps2.xml><?xml version="1.0" encoding="utf-8"?>
-<ds:datastoreItem xmlns:ds="http://schemas.openxmlformats.org/officeDocument/2006/customXml" ds:itemID="{90F8A2E8-BD68-4791-92EA-70D95332ACD6}">
-  <ds:schemaRefs>
-    <ds:schemaRef ds:uri="urn:microsoft-dynamics-businesscentral/internal/extended/reports/Contact_Cover_Sheet/5085/"/>
-  </ds:schemaRefs>
-</ds:datastoreItem>
 </file>
--- a/src/Layers/W1/BaseApp/CRM/Reports/ContactCoverSheetBody.docx
+++ b/src/Layers/W1/BaseApp/CRM/Reports/ContactCoverSheetBody.docx
@@ -34,7 +34,7 @@
             <w:placeholder>
               <w:docPart w:val="36B6483DE01E4CFAB24F9DF798352424"/>
             </w:placeholder>
-            <w:dataBinding w:prefixMappings="&lt;xmlns:ns0='urn:microsoft-dynamics-nav/reports/Contact_Cover_Sheet/5085/' " w:xpath="/ns0:NavWordReportXmlPart[1]/ns0:TempSegmentLine[1]/ns0:ContactAddress1[1]" w:storeItemID="{00000000-0000-0000-0000-000000000000}"/>
+            <w:dataBinding w:prefixMappings="xmlns:ns0='urn:microsoft-dynamics-nav/reports/Contact_Cover_Sheet/5085/'" w:xpath="/ns0:NavWordReportXmlPart[1]/ns0:TempSegmentLine[1]/ns0:ContactAddress1[1]" w:storeItemID="{00000000-0000-0000-0000-000000000000}"/>
             <w15:color w:val="808080"/>
             <w:text/>
           </w:sdtPr>
@@ -70,7 +70,7 @@
             <w:placeholder>
               <w:docPart w:val="3FE3407CE96D42508EB5415990F9C35E"/>
             </w:placeholder>
-            <w:dataBinding w:prefixMappings="&lt;xmlns:ns0='urn:microsoft-dynamics-nav/reports/Contact_Cover_Sheet/5085/' " w:xpath="/ns0:NavWordReportXmlPart[1]/ns0:TempSegmentLine[1]/ns0:CompanyAddress1[1]" w:storeItemID="{00000000-0000-0000-0000-000000000000}"/>
+            <w:dataBinding w:prefixMappings="xmlns:ns0='urn:microsoft-dynamics-nav/reports/Contact_Cover_Sheet/5085/'" w:xpath="/ns0:NavWordReportXmlPart[1]/ns0:TempSegmentLine[1]/ns0:CompanyAddress1[1]" w:storeItemID="{00000000-0000-0000-0000-000000000000}"/>
             <w15:color w:val="808080"/>
             <w:text/>
           </w:sdtPr>
@@ -112,7 +112,7 @@
             <w:placeholder>
               <w:docPart w:val="B9225BFAF5A84BDD824CC73FD0BB7947"/>
             </w:placeholder>
-            <w:dataBinding w:prefixMappings="&lt;xmlns:ns0='urn:microsoft-dynamics-nav/reports/Contact_Cover_Sheet/5085/' " w:xpath="/ns0:NavWordReportXmlPart[1]/ns0:TempSegmentLine[1]/ns0:ContactAddress2[1]" w:storeItemID="{00000000-0000-0000-0000-000000000000}"/>
+            <w:dataBinding w:prefixMappings="xmlns:ns0='urn:microsoft-dynamics-nav/reports/Contact_Cover_Sheet/5085/'" w:xpath="/ns0:NavWordReportXmlPart[1]/ns0:TempSegmentLine[1]/ns0:ContactAddress2[1]" w:storeItemID="{00000000-0000-0000-0000-000000000000}"/>
             <w15:color w:val="808080"/>
             <w:text/>
           </w:sdtPr>
@@ -148,7 +148,7 @@
             <w:placeholder>
               <w:docPart w:val="E3E7E1162C4248FF81753716C4B11C70"/>
             </w:placeholder>
-            <w:dataBinding w:prefixMappings="&lt;xmlns:ns0='urn:microsoft-dynamics-nav/reports/Contact_Cover_Sheet/5085/' " w:xpath="/ns0:NavWordReportXmlPart[1]/ns0:TempSegmentLine[1]/ns0:CompanyAddress2[1]" w:storeItemID="{00000000-0000-0000-0000-000000000000}"/>
+            <w:dataBinding w:prefixMappings="xmlns:ns0='urn:microsoft-dynamics-nav/reports/Contact_Cover_Sheet/5085/'" w:xpath="/ns0:NavWordReportXmlPart[1]/ns0:TempSegmentLine[1]/ns0:CompanyAddress2[1]" w:storeItemID="{00000000-0000-0000-0000-000000000000}"/>
             <w15:color w:val="808080"/>
             <w:text/>
           </w:sdtPr>
@@ -190,7 +190,7 @@
             <w:placeholder>
               <w:docPart w:val="CA1116E81DE54D83BE72EA716109D3C3"/>
             </w:placeholder>
-            <w:dataBinding w:prefixMappings="&lt;xmlns:ns0='urn:microsoft-dynamics-nav/reports/Contact_Cover_Sheet/5085/' " w:xpath="/ns0:NavWordReportXmlPart[1]/ns0:TempSegmentLine[1]/ns0:ContactAddress3[1]" w:storeItemID="{00000000-0000-0000-0000-000000000000}"/>
+            <w:dataBinding w:prefixMappings="xmlns:ns0='urn:microsoft-dynamics-nav/reports/Contact_Cover_Sheet/5085/'" w:xpath="/ns0:NavWordReportXmlPart[1]/ns0:TempSegmentLine[1]/ns0:ContactAddress3[1]" w:storeItemID="{00000000-0000-0000-0000-000000000000}"/>
             <w15:color w:val="808080"/>
             <w:text/>
           </w:sdtPr>
@@ -226,7 +226,7 @@
             <w:placeholder>
               <w:docPart w:val="3C4134B007E34496AB13719E9BE2201A"/>
             </w:placeholder>
-            <w:dataBinding w:prefixMappings="&lt;xmlns:ns0='urn:microsoft-dynamics-nav/reports/Contact_Cover_Sheet/5085/' " w:xpath="/ns0:NavWordReportXmlPart[1]/ns0:TempSegmentLine[1]/ns0:CompanyAddress3[1]" w:storeItemID="{00000000-0000-0000-0000-000000000000}"/>
+            <w:dataBinding w:prefixMappings="xmlns:ns0='urn:microsoft-dynamics-nav/reports/Contact_Cover_Sheet/5085/'" w:xpath="/ns0:NavWordReportXmlPart[1]/ns0:TempSegmentLine[1]/ns0:CompanyAddress3[1]" w:storeItemID="{00000000-0000-0000-0000-000000000000}"/>
             <w15:color w:val="808080"/>
             <w:text/>
           </w:sdtPr>
@@ -268,7 +268,7 @@
             <w:placeholder>
               <w:docPart w:val="4F41ABF54B934FD389646C331B82AA25"/>
             </w:placeholder>
-            <w:dataBinding w:prefixMappings="&lt;xmlns:ns0='urn:microsoft-dynamics-nav/reports/Contact_Cover_Sheet/5085/' " w:xpath="/ns0:NavWordReportXmlPart[1]/ns0:TempSegmentLine[1]/ns0:ContactAddress4[1]" w:storeItemID="{00000000-0000-0000-0000-000000000000}"/>
+            <w:dataBinding w:prefixMappings="xmlns:ns0='urn:microsoft-dynamics-nav/reports/Contact_Cover_Sheet/5085/'" w:xpath="/ns0:NavWordReportXmlPart[1]/ns0:TempSegmentLine[1]/ns0:ContactAddress4[1]" w:storeItemID="{00000000-0000-0000-0000-000000000000}"/>
             <w15:color w:val="808080"/>
             <w:text/>
           </w:sdtPr>
@@ -304,7 +304,7 @@
             <w:placeholder>
               <w:docPart w:val="B6F941A3BAA44D8A81150FA1E1E7EE74"/>
             </w:placeholder>
-            <w:dataBinding w:prefixMappings="&lt;xmlns:ns0='urn:microsoft-dynamics-nav/reports/Contact_Cover_Sheet/5085/' " w:xpath="/ns0:NavWordReportXmlPart[1]/ns0:TempSegmentLine[1]/ns0:CompanyAddress4[1]" w:storeItemID="{00000000-0000-0000-0000-000000000000}"/>
+            <w:dataBinding w:prefixMappings="xmlns:ns0='urn:microsoft-dynamics-nav/reports/Contact_Cover_Sheet/5085/'" w:xpath="/ns0:NavWordReportXmlPart[1]/ns0:TempSegmentLine[1]/ns0:CompanyAddress4[1]" w:storeItemID="{00000000-0000-0000-0000-000000000000}"/>
             <w15:color w:val="808080"/>
             <w:text/>
           </w:sdtPr>
@@ -346,7 +346,7 @@
             <w:placeholder>
               <w:docPart w:val="2EAAC84AADBA4644A9568121220A1F3C"/>
             </w:placeholder>
-            <w:dataBinding w:prefixMappings="&lt;xmlns:ns0='urn:microsoft-dynamics-nav/reports/Contact_Cover_Sheet/5085/' " w:xpath="/ns0:NavWordReportXmlPart[1]/ns0:TempSegmentLine[1]/ns0:ContactAddress5[1]" w:storeItemID="{00000000-0000-0000-0000-000000000000}"/>
+            <w:dataBinding w:prefixMappings="xmlns:ns0='urn:microsoft-dynamics-nav/reports/Contact_Cover_Sheet/5085/'" w:xpath="/ns0:NavWordReportXmlPart[1]/ns0:TempSegmentLine[1]/ns0:ContactAddress5[1]" w:storeItemID="{00000000-0000-0000-0000-000000000000}"/>
             <w15:color w:val="808080"/>
             <w:text/>
           </w:sdtPr>
@@ -382,7 +382,7 @@
             <w:placeholder>
               <w:docPart w:val="E1DCA891432F48E2A0726761C6D6E731"/>
             </w:placeholder>
-            <w:dataBinding w:prefixMappings="&lt;xmlns:ns0='urn:microsoft-dynamics-nav/reports/Contact_Cover_Sheet/5085/' " w:xpath="/ns0:NavWordReportXmlPart[1]/ns0:TempSegmentLine[1]/ns0:CompanyAddress5[1]" w:storeItemID="{00000000-0000-0000-0000-000000000000}"/>
+            <w:dataBinding w:prefixMappings="xmlns:ns0='urn:microsoft-dynamics-nav/reports/Contact_Cover_Sheet/5085/'" w:xpath="/ns0:NavWordReportXmlPart[1]/ns0:TempSegmentLine[1]/ns0:CompanyAddress5[1]" w:storeItemID="{00000000-0000-0000-0000-000000000000}"/>
             <w15:color w:val="808080"/>
             <w:text/>
           </w:sdtPr>
@@ -424,7 +424,7 @@
             <w:placeholder>
               <w:docPart w:val="9CB91FAE9F39419CA438E72B9E828F5E"/>
             </w:placeholder>
-            <w:dataBinding w:prefixMappings="&lt;xmlns:ns0='urn:microsoft-dynamics-nav/reports/Contact_Cover_Sheet/5085/' " w:xpath="/ns0:NavWordReportXmlPart[1]/ns0:TempSegmentLine[1]/ns0:ContactAddress6[1]" w:storeItemID="{00000000-0000-0000-0000-000000000000}"/>
+            <w:dataBinding w:prefixMappings="xmlns:ns0='urn:microsoft-dynamics-nav/reports/Contact_Cover_Sheet/5085/'" w:xpath="/ns0:NavWordReportXmlPart[1]/ns0:TempSegmentLine[1]/ns0:ContactAddress6[1]" w:storeItemID="{00000000-0000-0000-0000-000000000000}"/>
             <w15:color w:val="808080"/>
             <w:text/>
           </w:sdtPr>
@@ -460,7 +460,7 @@
             <w:placeholder>
               <w:docPart w:val="406CCBF0D15E40A799C58E04ED384FA8"/>
             </w:placeholder>
-            <w:dataBinding w:prefixMappings="&lt;xmlns:ns0='urn:microsoft-dynamics-nav/reports/Contact_Cover_Sheet/5085/' " w:xpath="/ns0:NavWordReportXmlPart[1]/ns0:TempSegmentLine[1]/ns0:CompanyAddress6[1]" w:storeItemID="{00000000-0000-0000-0000-000000000000}"/>
+            <w:dataBinding w:prefixMappings="xmlns:ns0='urn:microsoft-dynamics-nav/reports/Contact_Cover_Sheet/5085/'" w:xpath="/ns0:NavWordReportXmlPart[1]/ns0:TempSegmentLine[1]/ns0:CompanyAddress6[1]" w:storeItemID="{00000000-0000-0000-0000-000000000000}"/>
             <w15:color w:val="808080"/>
             <w:text/>
           </w:sdtPr>
@@ -502,7 +502,7 @@
             <w:placeholder>
               <w:docPart w:val="D2BDAFFBD5C3441282A274D79AD14479"/>
             </w:placeholder>
-            <w:dataBinding w:prefixMappings="&lt;xmlns:ns0='urn:microsoft-dynamics-nav/reports/Contact_Cover_Sheet/5085/' " w:xpath="/ns0:NavWordReportXmlPart[1]/ns0:TempSegmentLine[1]/ns0:ContactAddress7[1]" w:storeItemID="{00000000-0000-0000-0000-000000000000}"/>
+            <w:dataBinding w:prefixMappings="xmlns:ns0='urn:microsoft-dynamics-nav/reports/Contact_Cover_Sheet/5085/'" w:xpath="/ns0:NavWordReportXmlPart[1]/ns0:TempSegmentLine[1]/ns0:ContactAddress7[1]" w:storeItemID="{00000000-0000-0000-0000-000000000000}"/>
             <w15:color w:val="808080"/>
             <w:text/>
           </w:sdtPr>
@@ -538,7 +538,7 @@
             <w:placeholder>
               <w:docPart w:val="3CB6D913FE104E5F8D85A42041667E31"/>
             </w:placeholder>
-            <w:dataBinding w:prefixMappings="&lt;xmlns:ns0='urn:microsoft-dynamics-nav/reports/Contact_Cover_Sheet/5085/' " w:xpath="/ns0:NavWordReportXmlPart[1]/ns0:TempSegmentLine[1]/ns0:CompanyAddress7[1]" w:storeItemID="{00000000-0000-0000-0000-000000000000}"/>
+            <w:dataBinding w:prefixMappings="xmlns:ns0='urn:microsoft-dynamics-nav/reports/Contact_Cover_Sheet/5085/'" w:xpath="/ns0:NavWordReportXmlPart[1]/ns0:TempSegmentLine[1]/ns0:CompanyAddress7[1]" w:storeItemID="{00000000-0000-0000-0000-000000000000}"/>
             <w15:color w:val="808080"/>
             <w:text/>
           </w:sdtPr>
@@ -580,7 +580,7 @@
             <w:placeholder>
               <w:docPart w:val="C298BD6C01CA4D38841750FE4E08DD24"/>
             </w:placeholder>
-            <w:dataBinding w:prefixMappings="&lt;xmlns:ns0='urn:microsoft-dynamics-nav/reports/Contact_Cover_Sheet/5085/' " w:xpath="/ns0:NavWordReportXmlPart[1]/ns0:TempSegmentLine[1]/ns0:ContactAddress8[1]" w:storeItemID="{00000000-0000-0000-0000-000000000000}"/>
+            <w:dataBinding w:prefixMappings="xmlns:ns0='urn:microsoft-dynamics-nav/reports/Contact_Cover_Sheet/5085/'" w:xpath="/ns0:NavWordReportXmlPart[1]/ns0:TempSegmentLine[1]/ns0:ContactAddress8[1]" w:storeItemID="{00000000-0000-0000-0000-000000000000}"/>
             <w15:color w:val="808080"/>
             <w:text/>
           </w:sdtPr>
@@ -616,7 +616,7 @@
             <w:placeholder>
               <w:docPart w:val="D1ED6ABF5DAE41BABE1A778804C614AC"/>
             </w:placeholder>
-            <w:dataBinding w:prefixMappings="&lt;xmlns:ns0='urn:microsoft-dynamics-nav/reports/Contact_Cover_Sheet/5085/' " w:xpath="/ns0:NavWordReportXmlPart[1]/ns0:TempSegmentLine[1]/ns0:CompanyAddress8[1]" w:storeItemID="{00000000-0000-0000-0000-000000000000}"/>
+            <w:dataBinding w:prefixMappings="xmlns:ns0='urn:microsoft-dynamics-nav/reports/Contact_Cover_Sheet/5085/'" w:xpath="/ns0:NavWordReportXmlPart[1]/ns0:TempSegmentLine[1]/ns0:CompanyAddress8[1]" w:storeItemID="{00000000-0000-0000-0000-000000000000}"/>
             <w15:color w:val="808080"/>
             <w:text/>
           </w:sdtPr>
@@ -683,7 +683,7 @@
             </w:placeholder>
             <w15:color w:val="808080"/>
             <w:text/>
-            <w:dataBinding w:prefixMappings="&lt;xmlns:ns0='urn:microsoft-dynamics-nav/reports/Contact_Cover_Sheet/5085/' " w:xpath="/ns0:NavWordReportXmlPart[1]/ns0:TempSegmentLine[1]/ns0:Document_Date[1]"/>
+            <w:dataBinding w:prefixMappings="xmlns:ns0='urn:microsoft-dynamics-nav/reports/Contact_Cover_Sheet/5085/'" w:xpath="/ns0:NavWordReportXmlPart[1]/ns0:TempSegmentLine[1]/ns0:Document_Date[1]"/>
           </w:sdtPr>
           <w:sdtContent>
             <w:tc>
@@ -740,7 +740,7 @@
                 <w:placeholder>
                   <w:docPart w:val="22A9A9243F0C43ECBF670A5C320FE674"/>
                 </w:placeholder>
-                <w:dataBinding w:prefixMappings="&lt;xmlns:ns0='urn:microsoft-dynamics-nav/reports/Contact_Cover_Sheet/5085/' " w:xpath="/ns0:NavWordReportXmlPart[1]/ns0:TempSegmentLine[1]/ns0:VATRegNoTxt[1]" w:storeItemID="{00000000-0000-0000-0000-000000000000}"/>
+                <w:dataBinding w:prefixMappings="xmlns:ns0='urn:microsoft-dynamics-nav/reports/Contact_Cover_Sheet/5085/'" w:xpath="/ns0:NavWordReportXmlPart[1]/ns0:TempSegmentLine[1]/ns0:VATRegNoTxt[1]" w:storeItemID="{00000000-0000-0000-0000-000000000000}"/>
                 <w15:color w:val="808080"/>
                 <w:text/>
               </w:sdtPr>
@@ -775,7 +775,7 @@
                 <w:placeholder>
                   <w:docPart w:val="F19474AB8BAD4633B32403ED78394DEA"/>
                 </w:placeholder>
-                <w:dataBinding w:prefixMappings="&lt;xmlns:ns0='urn:microsoft-dynamics-nav/reports/Contact_Cover_Sheet/5085/' " w:xpath="/ns0:NavWordReportXmlPart[1]/ns0:TempSegmentLine[1]/ns0:GiroNoTxt[1]" w:storeItemID="{00000000-0000-0000-0000-000000000000}"/>
+                <w:dataBinding w:prefixMappings="xmlns:ns0='urn:microsoft-dynamics-nav/reports/Contact_Cover_Sheet/5085/'" w:xpath="/ns0:NavWordReportXmlPart[1]/ns0:TempSegmentLine[1]/ns0:GiroNoTxt[1]" w:storeItemID="{00000000-0000-0000-0000-000000000000}"/>
                 <w15:color w:val="808080"/>
                 <w:text/>
               </w:sdtPr>
@@ -810,7 +810,7 @@
                 <w:placeholder>
                   <w:docPart w:val="B8DC020276D2457789412DFC8D778B76"/>
                 </w:placeholder>
-                <w:dataBinding w:prefixMappings="&lt;xmlns:ns0='urn:microsoft-dynamics-nav/reports/Contact_Cover_Sheet/5085/' " w:xpath="/ns0:NavWordReportXmlPart[1]/ns0:TempSegmentLine[1]/ns0:BankTxt[1]" w:storeItemID="{00000000-0000-0000-0000-000000000000}"/>
+                <w:dataBinding w:prefixMappings="xmlns:ns0='urn:microsoft-dynamics-nav/reports/Contact_Cover_Sheet/5085/'" w:xpath="/ns0:NavWordReportXmlPart[1]/ns0:TempSegmentLine[1]/ns0:BankTxt[1]" w:storeItemID="{00000000-0000-0000-0000-000000000000}"/>
                 <w15:color w:val="808080"/>
                 <w:text/>
               </w:sdtPr>
@@ -845,7 +845,7 @@
                 <w:placeholder>
                   <w:docPart w:val="9AB1C1789240469A91CE88E404B3F445"/>
                 </w:placeholder>
-                <w:dataBinding w:prefixMappings="&lt;xmlns:ns0='urn:microsoft-dynamics-nav/reports/Contact_Cover_Sheet/5085/' " w:xpath="/ns0:NavWordReportXmlPart[1]/ns0:TempSegmentLine[1]/ns0:BankAccountTxt[1]" w:storeItemID="{00000000-0000-0000-0000-000000000000}"/>
+                <w:dataBinding w:prefixMappings="xmlns:ns0='urn:microsoft-dynamics-nav/reports/Contact_Cover_Sheet/5085/'" w:xpath="/ns0:NavWordReportXmlPart[1]/ns0:TempSegmentLine[1]/ns0:BankAccountTxt[1]" w:storeItemID="{00000000-0000-0000-0000-000000000000}"/>
                 <w15:color w:val="808080"/>
                 <w:text/>
               </w:sdtPr>
@@ -882,7 +882,7 @@
                 <w:placeholder>
                   <w:docPart w:val="6CABCB93BB414A95916E8092064B7F0A"/>
                 </w:placeholder>
-                <w:dataBinding w:prefixMappings="&lt;xmlns:ns0='urn:microsoft-dynamics-nav/reports/Contact_Cover_Sheet/5085/' " w:xpath="/ns0:NavWordReportXmlPart[1]/ns0:TempSegmentLine[1]/ns0:CompanyInformationVATRegNo[1]" w:storeItemID="{00000000-0000-0000-0000-000000000000}"/>
+                <w:dataBinding w:prefixMappings="xmlns:ns0='urn:microsoft-dynamics-nav/reports/Contact_Cover_Sheet/5085/'" w:xpath="/ns0:NavWordReportXmlPart[1]/ns0:TempSegmentLine[1]/ns0:CompanyInformationVATRegNo[1]" w:storeItemID="{00000000-0000-0000-0000-000000000000}"/>
                 <w15:color w:val="808080"/>
                 <w:text/>
               </w:sdtPr>
@@ -910,7 +910,7 @@
                 <w:placeholder>
                   <w:docPart w:val="6E5B319E780E4E3B9632471A8C5F3ADC"/>
                 </w:placeholder>
-                <w:dataBinding w:prefixMappings="&lt;xmlns:ns0='urn:microsoft-dynamics-nav/reports/Contact_Cover_Sheet/5085/' " w:xpath="/ns0:NavWordReportXmlPart[1]/ns0:TempSegmentLine[1]/ns0:CompanyInformationGiroNo[1]" w:storeItemID="{00000000-0000-0000-0000-000000000000}"/>
+                <w:dataBinding w:prefixMappings="xmlns:ns0='urn:microsoft-dynamics-nav/reports/Contact_Cover_Sheet/5085/'" w:xpath="/ns0:NavWordReportXmlPart[1]/ns0:TempSegmentLine[1]/ns0:CompanyInformationGiroNo[1]" w:storeItemID="{00000000-0000-0000-0000-000000000000}"/>
                 <w15:color w:val="808080"/>
                 <w:text/>
               </w:sdtPr>
@@ -938,7 +938,7 @@
                 <w:placeholder>
                   <w:docPart w:val="5E64D1C844A544758D654DE51E973B1C"/>
                 </w:placeholder>
-                <w:dataBinding w:prefixMappings="&lt;xmlns:ns0='urn:microsoft-dynamics-nav/reports/Contact_Cover_Sheet/5085/' " w:xpath="/ns0:NavWordReportXmlPart[1]/ns0:TempSegmentLine[1]/ns0:CompanyInformationBankName[1]" w:storeItemID="{00000000-0000-0000-0000-000000000000}"/>
+                <w:dataBinding w:prefixMappings="xmlns:ns0='urn:microsoft-dynamics-nav/reports/Contact_Cover_Sheet/5085/'" w:xpath="/ns0:NavWordReportXmlPart[1]/ns0:TempSegmentLine[1]/ns0:CompanyInformationBankName[1]" w:storeItemID="{00000000-0000-0000-0000-000000000000}"/>
                 <w15:color w:val="808080"/>
                 <w:text/>
               </w:sdtPr>
@@ -966,7 +966,7 @@
                 <w:placeholder>
                   <w:docPart w:val="B6814FD25C1146A9B1BC7CE0550FB91E"/>
                 </w:placeholder>
-                <w:dataBinding w:prefixMappings="&lt;xmlns:ns0='urn:microsoft-dynamics-nav/reports/Contact_Cover_Sheet/5085/' " w:xpath="/ns0:NavWordReportXmlPart[1]/ns0:TempSegmentLine[1]/ns0:CompanyInformationBankAccountNo[1]" w:storeItemID="{00000000-0000-0000-0000-000000000000}"/>
+                <w:dataBinding w:prefixMappings="xmlns:ns0='urn:microsoft-dynamics-nav/reports/Contact_Cover_Sheet/5085/'" w:xpath="/ns0:NavWordReportXmlPart[1]/ns0:TempSegmentLine[1]/ns0:CompanyInformationBankAccountNo[1]" w:storeItemID="{00000000-0000-0000-0000-000000000000}"/>
                 <w15:color w:val="808080"/>
                 <w:text/>
               </w:sdtPr>
@@ -1043,7 +1043,7 @@
             <w:placeholder>
               <w:docPart w:val="DefaultPlaceholder_-1854013440"/>
             </w:placeholder>
-            <w:dataBinding w:prefixMappings="&lt;xmlns:ns0='urn:microsoft-dynamics-nav/reports/Contact_Cover_Sheet/5085/' " w:xpath="/ns0:NavWordReportXmlPart[1]/ns0:TempSegmentLine[1]/ns0:PhoneNoTxt[1]" w:storeItemID="{00000000-0000-0000-0000-000000000000}"/>
+            <w:dataBinding w:prefixMappings="xmlns:ns0='urn:microsoft-dynamics-nav/reports/Contact_Cover_Sheet/5085/'" w:xpath="/ns0:NavWordReportXmlPart[1]/ns0:TempSegmentLine[1]/ns0:PhoneNoTxt[1]" w:storeItemID="{00000000-0000-0000-0000-000000000000}"/>
             <w15:color w:val="808080"/>
             <w:text/>
           </w:sdtPr>
@@ -1078,7 +1078,7 @@
             <w:placeholder>
               <w:docPart w:val="DefaultPlaceholder_-1854013440"/>
             </w:placeholder>
-            <w:dataBinding w:prefixMappings="&lt;xmlns:ns0='urn:microsoft-dynamics-nav/reports/Contact_Cover_Sheet/5085/' " w:xpath="/ns0:NavWordReportXmlPart[1]/ns0:TempSegmentLine[1]/ns0:FaxNoTxt[1]" w:storeItemID="{00000000-0000-0000-0000-000000000000}"/>
+            <w:dataBinding w:prefixMappings="xmlns:ns0='urn:microsoft-dynamics-nav/reports/Contact_Cover_Sheet/5085/'" w:xpath="/ns0:NavWordReportXmlPart[1]/ns0:TempSegmentLine[1]/ns0:FaxNoTxt[1]" w:storeItemID="{00000000-0000-0000-0000-000000000000}"/>
             <w15:color w:val="808080"/>
             <w:text/>
           </w:sdtPr>
@@ -1140,7 +1140,7 @@
             <w:placeholder>
               <w:docPart w:val="DefaultPlaceholder_-1854013440"/>
             </w:placeholder>
-            <w:dataBinding w:prefixMappings="&lt;xmlns:ns0='urn:microsoft-dynamics-nav/reports/Contact_Cover_Sheet/5085/' " w:xpath="/ns0:NavWordReportXmlPart[1]/ns0:TempSegmentLine[1]/ns0:CompanyInformationPhoneNo[1]" w:storeItemID="{00000000-0000-0000-0000-000000000000}"/>
+            <w:dataBinding w:prefixMappings="xmlns:ns0='urn:microsoft-dynamics-nav/reports/Contact_Cover_Sheet/5085/'" w:xpath="/ns0:NavWordReportXmlPart[1]/ns0:TempSegmentLine[1]/ns0:CompanyInformationPhoneNo[1]" w:storeItemID="{00000000-0000-0000-0000-000000000000}"/>
             <w15:color w:val="808080"/>
             <w:text/>
           </w:sdtPr>
@@ -1168,7 +1168,7 @@
             <w:placeholder>
               <w:docPart w:val="DefaultPlaceholder_-1854013440"/>
             </w:placeholder>
-            <w:dataBinding w:prefixMappings="&lt;xmlns:ns0='urn:microsoft-dynamics-nav/reports/Contact_Cover_Sheet/5085/' " w:xpath="/ns0:NavWordReportXmlPart[1]/ns0:TempSegmentLine[1]/ns0:CompanyInformationFaxNo[1]" w:storeItemID="{00000000-0000-0000-0000-000000000000}"/>
+            <w:dataBinding w:prefixMappings="xmlns:ns0='urn:microsoft-dynamics-nav/reports/Contact_Cover_Sheet/5085/'" w:xpath="/ns0:NavWordReportXmlPart[1]/ns0:TempSegmentLine[1]/ns0:CompanyInformationFaxNo[1]" w:storeItemID="{00000000-0000-0000-0000-000000000000}"/>
             <w15:color w:val="808080"/>
             <w:text/>
           </w:sdtPr>
@@ -1245,7 +1245,7 @@
                 <w:placeholder>
                   <w:docPart w:val="DefaultPlaceholder_-1854013440"/>
                 </w:placeholder>
-                <w:dataBinding w:prefixMappings="&lt;xmlns:ns0='urn:microsoft-dynamics-nav/reports/Contact_Cover_Sheet/5085/' " w:xpath="/ns0:NavWordReportXmlPart[1]/ns0:TempSegmentLine[1]/ns0:BestRegardsTxt[1]" w:storeItemID="{00000000-0000-0000-0000-000000000000}"/>
+                <w:dataBinding w:prefixMappings="xmlns:ns0='urn:microsoft-dynamics-nav/reports/Contact_Cover_Sheet/5085/'" w:xpath="/ns0:NavWordReportXmlPart[1]/ns0:TempSegmentLine[1]/ns0:BestRegardsTxt[1]" w:storeItemID="{00000000-0000-0000-0000-000000000000}"/>
                 <w15:color w:val="808080"/>
                 <w:text/>
               </w:sdtPr>
@@ -1273,7 +1273,7 @@
             <w:placeholder>
               <w:docPart w:val="DefaultPlaceholder_-1854013440"/>
             </w:placeholder>
-            <w:dataBinding w:prefixMappings="&lt;xmlns:ns0='urn:microsoft-dynamics-nav/reports/Contact_Cover_Sheet/5085/' " w:xpath="/ns0:NavWordReportXmlPart[1]/ns0:BCReportInformation[1]/ns0:ReportRequest[1]/ns0:CompanyName[1]" w:storeItemID="{00000000-0000-0000-0000-000000000000}"/>
+            <w:dataBinding w:prefixMappings="xmlns:ns0='urn:microsoft-dynamics-nav/reports/Contact_Cover_Sheet/5085/'" w:xpath="/ns0:NavWordReportXmlPart[1]/ns0:BCReportInformation[1]/ns0:ReportRequest[1]/ns0:CompanyName[1]" w:storeItemID="{00000000-0000-0000-0000-000000000000}"/>
             <w15:color w:val="808080"/>
             <w:text/>
           </w:sdtPr>
@@ -3931,7 +3931,9 @@
 </we:webextension>
 </file>
 
-<file path=customXml/item1.xml>��< ? x m l   v e r s i o n = " 1 . 0 "   e n c o d i n g = " u t f - 1 6 " ? > < N a v W o r d R e p o r t X m l P a r t   x m l n s = " u r n : m i c r o s o f t - d y n a m i c s - b u s i n e s s c e n t r a l / i n t e r n a l / e x t e n d e d / r e p o r t s / C o n t a c t _ C o v e r _ S h e e t / 5 0 8 5 / " > +<file path=customXml/item1.xml>��< ? x m l   v e r s i o n = " 1 . 0 "   e n c o d i n g = " u t f - 1 6 " ? > + 
+ < N a v W o r d R e p o r t X m l P a r t   x m l n s = " u r n : m i c r o s o f t - d y n a m i c s - b u s i n e s s c e n t r a l / i n t e r n a l / e x t e n d e d / r e p o r t s / C o n t a c t _ C o v e r _ S h e e t / 5 0 8 5 / " >   
      < B C R e p o r t I n f o r m a t i o n >   
@@ -3949,6 +3951,8 @@
  
              < R e p o r t N a m e > R e p o r t   N a m e < / R e p o r t N a m e >   
+             < R e p o r t C a p t i o n > R e p o r t   C a p t i o n < / R e p o r t C a p t i o n > + 
              < A b o u t T h i s R e p o r t T i t l e > A b o u t   T h i s   R e p o r t   T i t l e < / A b o u t T h i s R e p o r t T i t l e >   
              < A b o u t T h i s R e p o r t T e x t > A b o u t   T h i s   R e p o r t   T e x t < / A b o u t T h i s R e p o r t T e x t > @@ -4003,21 +4007,21 @@
  
              < C o m p a n y A d d r e s s L i n e s >   
-                 < C o m p a n y A d d r e s s L i n e > C o m p a n y   A d d r e s s   L i n e   1 < / C o m p a n y A d d r e s s L i n e > - 
-                 < C o m p a n y A d d r e s s L i n e > C o m p a n y   A d d r e s s   L i n e   2 < / C o m p a n y A d d r e s s L i n e > - 
-                 < C o m p a n y A d d r e s s L i n e > C o m p a n y   A d d r e s s   L i n e   3 < / C o m p a n y A d d r e s s L i n e > - 
-                 < C o m p a n y A d d r e s s L i n e > C o m p a n y   A d d r e s s   L i n e   4 < / C o m p a n y A d d r e s s L i n e > - 
-                 < C o m p a n y A d d r e s s L i n e > C o m p a n y   A d d r e s s   L i n e   5 < / C o m p a n y A d d r e s s L i n e > - 
-                 < C o m p a n y A d d r e s s L i n e > C o m p a n y   A d d r e s s   L i n e   6 < / C o m p a n y A d d r e s s L i n e > - 
-                 < C o m p a n y A d d r e s s L i n e > C o m p a n y   A d d r e s s   L i n e   7 < / C o m p a n y A d d r e s s L i n e > - 
-                 < C o m p a n y A d d r e s s L i n e > C o m p a n y   A d d r e s s   L i n e   8 < / C o m p a n y A d d r e s s L i n e > +                 < C o m p a n y A d d r e s s L i n e 1 > C o m p a n y   A d d r e s s   L i n e   1 < / C o m p a n y A d d r e s s L i n e 1 > + 
+                 < C o m p a n y A d d r e s s L i n e 2 > C o m p a n y   A d d r e s s   L i n e   2 < / C o m p a n y A d d r e s s L i n e 2 > + 
+                 < C o m p a n y A d d r e s s L i n e 3 > C o m p a n y   A d d r e s s   L i n e   3 < / C o m p a n y A d d r e s s L i n e 3 > + 
+                 < C o m p a n y A d d r e s s L i n e 4 > C o m p a n y   A d d r e s s   L i n e   4 < / C o m p a n y A d d r e s s L i n e 4 > + 
+                 < C o m p a n y A d d r e s s L i n e 5 > C o m p a n y   A d d r e s s   L i n e   5 < / C o m p a n y A d d r e s s L i n e 5 > + 
+                 < C o m p a n y A d d r e s s L i n e 6 > C o m p a n y   A d d r e s s   L i n e   6 < / C o m p a n y A d d r e s s L i n e 6 > + 
+                 < C o m p a n y A d d r e s s L i n e 7 > C o m p a n y   A d d r e s s   L i n e   7 < / C o m p a n y A d d r e s s L i n e 7 > + 
+                 < C o m p a n y A d d r e s s L i n e 8 > C o m p a n y   A d d r e s s   L i n e   8 < / C o m p a n y A d d r e s s L i n e 8 >   
              < / C o m p a n y A d d r e s s L i n e s >   
@@ -4075,23 +4079,61 @@
  
      < / B C R e p o r t I n f o r m a t i o n >   
-     < T o o l t i p s / > - 
-     < S e g m e n t _ H e a d e r   E l e m e n t T y p e = " D a t a I t e m "   E l e m e n t I d = " 6 7 5 7 4 6 5 7 7 " > - 
-         < S e g m e n t _ L i n e   E l e m e n t T y p e = " D a t a I t e m "   E l e m e n t I d = " 1 8 0 5 7 2 6 5 0 4 " / > +     < T o o l t i p s > + 
+         < T o o l t i p   c o l u m n = " C o m p a n y I n f o r m a t i o n P h o n e N o "   E l e m e n t I d = " 8 6 1 9 5 7 0 8 3 " > + 
+             < T o o l t i p T e x t   l a n g = " e n - U S " > S p e c i f i e s   t h e   c o m p a n y ' s   t e l e p h o n e   n u m b e r . < / T o o l t i p T e x t > + 
+         < / T o o l t i p > + 
+         < T o o l t i p   c o l u m n = " C o m p a n y I n f o r m a t i o n F a x N o "   E l e m e n t I d = " 1 1 5 1 1 5 3 2 5 6 " > + 
+             < T o o l t i p T e x t   l a n g = " e n - U S " > S p e c i f i e s   t h e   c o m p a n y ' s   f a x   n u m b e r . < / T o o l t i p T e x t > + 
+         < / T o o l t i p > + 
+         < T o o l t i p   c o l u m n = " C o m p a n y I n f o r m a t i o n G i r o N o "   E l e m e n t I d = " 1 1 5 1 4 5 5 7 6 4 " > + 
+             < T o o l t i p T e x t   l a n g = " e n - U S " > S p e c i f i e s   t h e   c o m p a n y ' s   g i r o   n u m b e r . < / T o o l t i p T e x t > + 
+         < / T o o l t i p > + 
+         < T o o l t i p   c o l u m n = " C o m p a n y I n f o r m a t i o n V A T R e g N o "   E l e m e n t I d = " 6 5 6 4 5 1 9 1 6 " > + 
+             < T o o l t i p T e x t   l a n g = " e n - U S " > S p e c i f i e s   t h e   c o m p a n y ' s   V A T   r e g i s t r a t i o n   n u m b e r . < / T o o l t i p T e x t > + 
+         < / T o o l t i p > + 
+         < T o o l t i p   c o l u m n = " C o m p a n y I n f o r m a t i o n B a n k N a m e "   E l e m e n t I d = " 1 8 5 7 1 0 1 2 9 " > + 
+             < T o o l t i p T e x t   l a n g = " e n - U S " > S p e c i f i e s   t h e   n a m e   o f   t h e   b a n k   t h e   c o m p a n y   u s e s . < / T o o l t i p T e x t > + 
+         < / T o o l t i p > + 
+         < T o o l t i p   c o l u m n = " C o m p a n y I n f o r m a t i o n B a n k A c c o u n t N o "   E l e m e n t I d = " 1 8 4 8 5 7 9 3 5 2 " > + 
+             < T o o l t i p T e x t   l a n g = " e n - U S " > S p e c i f i e s   t h e   c o m p a n y ' s   b a n k   a c c o u n t   n u m b e r . < / T o o l t i p T e x t > + 
+         < / T o o l t i p > + 
+     < / T o o l t i p s > + 
+     < S e g m e n t _ H e a d e r   E l e m e n t T y p e = " D a t a I t e m "   E l e m e n t I d = " 1 8 4 7 3 4 8 1 2 2 " > + 
+         < S e g m e n t _ L i n e   E l e m e n t T y p e = " D a t a I t e m "   E l e m e n t I d = " 1 6 3 0 7 9 0 7 3 "   / >   
      < / S e g m e n t _ H e a d e r >   
-     < C o n t a c t   E l e m e n t T y p e = " D a t a I t e m "   E l e m e n t I d = " 1 8 4 5 6 4 5 1 4 9 " / > +     < C o n t a c t   E l e m e n t T y p e = " D a t a I t e m "   E l e m e n t I d = " 1 8 4 5 6 4 5 1 4 9 "   / >   
      < T e m p S e g m e n t L i n e   E l e m e n t T y p e = " D a t a I t e m "   E l e m e n t I d = " 1 4 0 5 7 0 5 8 8 4 " >   
-         < B a n k A c c o u n t T x t   E l e m e n t T y p e = " C o l u m n "   E l e m e n t I d = " 1 5 5 7 8 0 5 4 6 2 "   D a t a T y p e = " T e x t C o n s t " > B a n k A c c o u n t T x t < / B a n k A c c o u n t T x t > - 
-         < B a n k T x t   E l e m e n t T y p e = " C o l u m n "   E l e m e n t I d = " 1 1 3 1 5 5 6 4 2 9 "   D a t a T y p e = " T e x t C o n s t " > B a n k T x t < / B a n k T x t > - 
-         < B e s t R e g a r d s T x t   E l e m e n t T y p e = " C o l u m n "   E l e m e n t I d = " 1 8 8 9 0 4 4 7 3 7 "   D a t a T y p e = " T e x t C o n s t " > B e s t R e g a r d s T x t < / B e s t R e g a r d s T x t > +         < B a n k A c c o u n t T x t   E l e m e n t T y p e = " C o l u m n "   E l e m e n t I d = " 1 5 5 7 8 0 5 4 6 2 "   D a t a T y p e = " L a b e l " > B a n k A c c o u n t T x t < / B a n k A c c o u n t T x t > + 
+         < B a n k T x t   E l e m e n t T y p e = " C o l u m n "   E l e m e n t I d = " 1 1 3 1 5 5 6 4 2 9 "   D a t a T y p e = " L a b e l " > B a n k T x t < / B a n k T x t > + 
+         < B e s t R e g a r d s T x t   E l e m e n t T y p e = " C o l u m n "   E l e m e n t I d = " 1 8 8 9 0 4 4 7 3 7 "   D a t a T y p e = " L a b e l " > B e s t R e g a r d s T x t < / B e s t R e g a r d s T x t >   
          < C o m p a n y A d d r e s s 1   E l e m e n t T y p e = " C o l u m n "   E l e m e n t I d = " 1 8 8 4 1 6 4 3 2 3 "   D a t a T y p e = " T e x t " > C o m p a n y A d d r e s s 1 < / C o m p a n y A d d r e s s 1 >   
@@ -4137,24 +4179,26 @@
  
          < C o n t a c t A d d r e s s 8   E l e m e n t T y p e = " C o l u m n "   E l e m e n t I d = " 1 7 0 8 5 0 2 0 6 9 "   D a t a T y p e = " T e x t " > C o n t a c t A d d r e s s 8 < / C o n t a c t A d d r e s s 8 >   
-         < C o v e r S h e e t T x t   E l e m e n t T y p e = " C o l u m n "   E l e m e n t I d = " 1 0 1 5 3 7 1 7 8 5 "   D a t a T y p e = " T e x t C o n s t " > C o v e r S h e e t T x t < / C o v e r S h e e t T x t > +         < C o v e r S h e e t T x t   E l e m e n t T y p e = " C o l u m n "   E l e m e n t I d = " 1 0 1 5 3 7 1 7 8 5 "   D a t a T y p e = " L a b e l " > C o v e r S h e e t T x t < / C o v e r S h e e t T x t >   
          < D o c u m e n t _ D a t e   E l e m e n t T y p e = " C o l u m n "   E l e m e n t I d = " 1 9 4 9 1 9 0 9 2 9 "   D a t a T y p e = " T e x t " > D o c u m e n t _ D a t e < / D o c u m e n t _ D a t e >   
-         < F a x N o T x t   E l e m e n t T y p e = " C o l u m n "   E l e m e n t I d = " 1 9 9 5 6 6 7 2 5 "   D a t a T y p e = " T e x t C o n s t " > F a x N o T x t < / F a x N o T x t > - 
-         < G i r o N o T x t   E l e m e n t T y p e = " C o l u m n "   E l e m e n t I d = " 9 7 5 9 5 9 8 5 7 "   D a t a T y p e = " T e x t C o n s t " > G i r o N o T x t < / G i r o N o T x t > - 
-         < P h o n e N o T x t   E l e m e n t T y p e = " C o l u m n "   E l e m e n t I d = " 1 2 9 6 7 8 9 4 0 8 "   D a t a T y p e = " T e x t C o n s t " > P h o n e N o T x t < / P h o n e N o T x t > - 
-         < V A T R e g N o T x t   E l e m e n t T y p e = " C o l u m n "   E l e m e n t I d = " 1 5 1 2 6 5 1 4 2 5 "   D a t a T y p e = " T e x t C o n s t " > V A T R e g N o T x t < / V A T R e g N o T x t > +         < F a x N o T x t   E l e m e n t T y p e = " C o l u m n "   E l e m e n t I d = " 1 9 9 5 6 6 7 2 5 "   D a t a T y p e = " L a b e l " > F a x N o T x t < / F a x N o T x t > + 
+         < G i r o N o T x t   E l e m e n t T y p e = " C o l u m n "   E l e m e n t I d = " 9 7 5 9 5 9 8 5 7 "   D a t a T y p e = " L a b e l " > G i r o N o T x t < / G i r o N o T x t > + 
+         < P h o n e N o T x t   E l e m e n t T y p e = " C o l u m n "   E l e m e n t I d = " 1 2 9 6 7 8 9 4 0 8 "   D a t a T y p e = " L a b e l " > P h o n e N o T x t < / P h o n e N o T x t > + 
+         < V A T R e g N o T x t   E l e m e n t T y p e = " C o l u m n "   E l e m e n t I d = " 1 5 1 2 6 5 1 4 2 5 "   D a t a T y p e = " L a b e l " > V A T R e g N o T x t < / V A T R e g N o T x t >   
      < / T e m p S e g m e n t L i n e >   
  < / N a v W o r d R e p o r t X m l P a r t > 
 </file>
 
-<file path=customXml/item2.xml>��< ? x m l   v e r s i o n = " 1 . 0 "   e n c o d i n g = " u t f - 1 6 " ? > < N a v W o r d R e p o r t X m l P a r t   x m l n s = " u r n : m i c r o s o f t - d y n a m i c s - n a v / r e p o r t s / C o n t a c t _ C o v e r _ S h e e t / 5 0 8 5 / " > +<file path=customXml/item2.xml>��< ? x m l   v e r s i o n = " 1 . 0 "   e n c o d i n g = " u t f - 1 6 " ? > + 
+ < N a v W o r d R e p o r t X m l P a r t   x m l n s = " u r n : m i c r o s o f t - d y n a m i c s - n a v / r e p o r t s / C o n t a c t _ C o v e r _ S h e e t / 5 0 8 5 / " >   
      < B C R e p o r t I n f o r m a t i o n >   
@@ -4172,6 +4216,8 @@
  
              < R e p o r t N a m e > R e p o r t   N a m e < / R e p o r t N a m e >   
+             < R e p o r t C a p t i o n > R e p o r t   C a p t i o n < / R e p o r t C a p t i o n > + 
              < A b o u t T h i s R e p o r t T i t l e > A b o u t   T h i s   R e p o r t   T i t l e < / A b o u t T h i s R e p o r t T i t l e >   
              < A b o u t T h i s R e p o r t T e x t > A b o u t   T h i s   R e p o r t   T e x t < / A b o u t T h i s R e p o r t T e x t > @@ -4226,21 +4272,21 @@
  
              < C o m p a n y A d d r e s s L i n e s >   
-                 < C o m p a n y A d d r e s s L i n e > C o m p a n y   A d d r e s s   L i n e   1 < / C o m p a n y A d d r e s s L i n e > - 
-                 < C o m p a n y A d d r e s s L i n e > C o m p a n y   A d d r e s s   L i n e   2 < / C o m p a n y A d d r e s s L i n e > - 
-                 < C o m p a n y A d d r e s s L i n e > C o m p a n y   A d d r e s s   L i n e   3 < / C o m p a n y A d d r e s s L i n e > - 
-                 < C o m p a n y A d d r e s s L i n e > C o m p a n y   A d d r e s s   L i n e   4 < / C o m p a n y A d d r e s s L i n e > - 
-                 < C o m p a n y A d d r e s s L i n e > C o m p a n y   A d d r e s s   L i n e   5 < / C o m p a n y A d d r e s s L i n e > - 
-                 < C o m p a n y A d d r e s s L i n e > C o m p a n y   A d d r e s s   L i n e   6 < / C o m p a n y A d d r e s s L i n e > - 
-                 < C o m p a n y A d d r e s s L i n e > C o m p a n y   A d d r e s s   L i n e   7 < / C o m p a n y A d d r e s s L i n e > - 
-                 < C o m p a n y A d d r e s s L i n e > C o m p a n y   A d d r e s s   L i n e   8 < / C o m p a n y A d d r e s s L i n e > +                 < C o m p a n y A d d r e s s L i n e 1 > C o m p a n y   A d d r e s s   L i n e   1 < / C o m p a n y A d d r e s s L i n e 1 > + 
+                 < C o m p a n y A d d r e s s L i n e 2 > C o m p a n y   A d d r e s s   L i n e   2 < / C o m p a n y A d d r e s s L i n e 2 > + 
+                 < C o m p a n y A d d r e s s L i n e 3 > C o m p a n y   A d d r e s s   L i n e   3 < / C o m p a n y A d d r e s s L i n e 3 > + 
+                 < C o m p a n y A d d r e s s L i n e 4 > C o m p a n y   A d d r e s s   L i n e   4 < / C o m p a n y A d d r e s s L i n e 4 > + 
+                 < C o m p a n y A d d r e s s L i n e 5 > C o m p a n y   A d d r e s s   L i n e   5 < / C o m p a n y A d d r e s s L i n e 5 > + 
+                 < C o m p a n y A d d r e s s L i n e 6 > C o m p a n y   A d d r e s s   L i n e   6 < / C o m p a n y A d d r e s s L i n e 6 > + 
+                 < C o m p a n y A d d r e s s L i n e 7 > C o m p a n y   A d d r e s s   L i n e   7 < / C o m p a n y A d d r e s s L i n e 7 > + 
+                 < C o m p a n y A d d r e s s L i n e 8 > C o m p a n y   A d d r e s s   L i n e   8 < / C o m p a n y A d d r e s s L i n e 8 >   
              < / C o m p a n y A d d r e s s L i n e s >   
@@ -4300,11 +4346,11 @@
  
      < S e g m e n t _ H e a d e r >   
-         < S e g m e n t _ L i n e / > +         < S e g m e n t _ L i n e   / >   
      < / S e g m e n t _ H e a d e r >   
-     < C o n t a c t / > +     < C o n t a c t   / >   
      < T e m p S e g m e n t L i n e >   
